--- a/docs/BYREGION/Женщины_Поволжья.docx
+++ b/docs/BYREGION/Женщины_Поволжья.docx
@@ -1,6 +1,6 @@
 
 <file path=word/document.xml><?xml version="1.0" encoding="utf-8"?>
-<w:document xmlns:wpc="http://schemas.microsoft.com/office/word/2010/wordprocessingCanvas" xmlns:cx="http://schemas.microsoft.com/office/drawing/2014/chartex" xmlns:cx1="http://schemas.microsoft.com/office/drawing/2015/9/8/chartex" xmlns:cx2="http://schemas.microsoft.com/office/drawing/2015/10/21/chartex" xmlns:cx3="http://schemas.microsoft.com/office/drawing/2016/5/9/chartex" xmlns:cx4="http://schemas.microsoft.com/office/drawing/2016/5/10/chartex" xmlns:cx5="http://schemas.microsoft.com/office/drawing/2016/5/11/chartex" xmlns:cx6="http://schemas.microsoft.com/office/drawing/2016/5/12/chartex" xmlns:cx7="http://schemas.microsoft.com/office/drawing/2016/5/13/chartex" xmlns:cx8="http://schemas.microsoft.com/office/drawing/2016/5/14/chartex" xmlns:mc="http://schemas.openxmlformats.org/markup-compatibility/2006" xmlns:aink="http://schemas.microsoft.com/office/drawing/2016/ink" xmlns:am3d="http://schemas.microsoft.com/office/drawing/2017/model3d" xmlns:o="urn:schemas-microsoft-com:office:office" xmlns:oel="http://schemas.microsoft.com/office/2019/extlst" xmlns:r="http://schemas.openxmlformats.org/officeDocument/2006/relationships" xmlns:m="http://schemas.openxmlformats.org/officeDocument/2006/math" xmlns:v="urn:schemas-microsoft-com:vml" xmlns:wp14="http://schemas.microsoft.com/office/word/2010/wordprocessingDrawing" xmlns:wp="http://schemas.openxmlformats.org/drawingml/2006/wordprocessingDrawing" xmlns:w10="urn:schemas-microsoft-com:office:word" xmlns:w="http://schemas.openxmlformats.org/wordprocessingml/2006/main" xmlns:w14="http://schemas.microsoft.com/office/word/2010/wordml" xmlns:w15="http://schemas.microsoft.com/office/word/2012/wordml" xmlns:w16cex="http://schemas.microsoft.com/office/word/2018/wordml/cex" xmlns:w16cid="http://schemas.microsoft.com/office/word/2016/wordml/cid" xmlns:w16="http://schemas.microsoft.com/office/word/2018/wordml" xmlns:w16du="http://schemas.microsoft.com/office/word/2023/wordml/word16du" xmlns:w16sdtdh="http://schemas.microsoft.com/office/word/2020/wordml/sdtdatahash" xmlns:w16se="http://schemas.microsoft.com/office/word/2015/wordml/symex" xmlns:wpg="http://schemas.microsoft.com/office/word/2010/wordprocessingGroup" xmlns:wpi="http://schemas.microsoft.com/office/word/2010/wordprocessingInk" xmlns:wne="http://schemas.microsoft.com/office/word/2006/wordml" xmlns:wps="http://schemas.microsoft.com/office/word/2010/wordprocessingShape" mc:Ignorable="w14 w15 w16se w16cid w16 w16cex w16sdtdh w16du wp14">
+<w:document xmlns:wpc="http://schemas.microsoft.com/office/word/2010/wordprocessingCanvas" xmlns:cx="http://schemas.microsoft.com/office/drawing/2014/chartex" xmlns:cx1="http://schemas.microsoft.com/office/drawing/2015/9/8/chartex" xmlns:cx2="http://schemas.microsoft.com/office/drawing/2015/10/21/chartex" xmlns:cx3="http://schemas.microsoft.com/office/drawing/2016/5/9/chartex" xmlns:cx4="http://schemas.microsoft.com/office/drawing/2016/5/10/chartex" xmlns:cx5="http://schemas.microsoft.com/office/drawing/2016/5/11/chartex" xmlns:cx6="http://schemas.microsoft.com/office/drawing/2016/5/12/chartex" xmlns:cx7="http://schemas.microsoft.com/office/drawing/2016/5/13/chartex" xmlns:cx8="http://schemas.microsoft.com/office/drawing/2016/5/14/chartex" xmlns:mc="http://schemas.openxmlformats.org/markup-compatibility/2006" xmlns:aink="http://schemas.microsoft.com/office/drawing/2016/ink" xmlns:am3d="http://schemas.microsoft.com/office/drawing/2017/model3d" xmlns:o="urn:schemas-microsoft-com:office:office" xmlns:oel="http://schemas.microsoft.com/office/2019/extlst" xmlns:r="http://schemas.openxmlformats.org/officeDocument/2006/relationships" xmlns:m="http://schemas.openxmlformats.org/officeDocument/2006/math" xmlns:v="urn:schemas-microsoft-com:vml" xmlns:wp14="http://schemas.microsoft.com/office/word/2010/wordprocessingDrawing" xmlns:wp="http://schemas.openxmlformats.org/drawingml/2006/wordprocessingDrawing" xmlns:w10="urn:schemas-microsoft-com:office:word" xmlns:w="http://schemas.openxmlformats.org/wordprocessingml/2006/main" xmlns:w14="http://schemas.microsoft.com/office/word/2010/wordml" xmlns:w15="http://schemas.microsoft.com/office/word/2012/wordml" xmlns:w16cex="http://schemas.microsoft.com/office/word/2018/wordml/cex" xmlns:w16cid="http://schemas.microsoft.com/office/word/2016/wordml/cid" xmlns:w16="http://schemas.microsoft.com/office/word/2018/wordml" xmlns:w16du="http://schemas.microsoft.com/office/word/2023/wordml/word16du" xmlns:w16sdtdh="http://schemas.microsoft.com/office/word/2020/wordml/sdtdatahash" xmlns:w16sdtfl="http://schemas.microsoft.com/office/word/2024/wordml/sdtformatlock" xmlns:w16se="http://schemas.microsoft.com/office/word/2015/wordml/symex" xmlns:wpg="http://schemas.microsoft.com/office/word/2010/wordprocessingGroup" xmlns:wpi="http://schemas.microsoft.com/office/word/2010/wordprocessingInk" xmlns:wne="http://schemas.microsoft.com/office/word/2006/wordml" xmlns:wps="http://schemas.microsoft.com/office/word/2010/wordprocessingShape" mc:Ignorable="w14 w15 w16se w16cid w16 w16cex w16sdtdh w16sdtfl w16du wp14">
   <w:body>
     <w:p>
       <w:pPr>
@@ -429,6 +429,7 @@
                 <w:rFonts w:ascii="Arial" w:hAnsi="Arial" w:cs="Arial"/>
                 <w:sz w:val="16"/>
                 <w:szCs w:val="16"/>
+                <w:lang w:val="ru-RU"/>
               </w:rPr>
               <w:t xml:space="preserve"> </w:t>
             </w:r>
@@ -449,6 +450,7 @@
                 <w:color w:val="000000"/>
                 <w:sz w:val="16"/>
                 <w:szCs w:val="16"/>
+                <w:lang w:val="ru-RU"/>
               </w:rPr>
             </w:pPr>
             <w:r>
@@ -481,6 +483,28 @@
               </w:rPr>
               <w:t>артистка, зав. школы, бригадир, редактор, пенсионер, БОЗ.</w:t>
             </w:r>
+          </w:p>
+          <w:p>
+            <w:pPr>
+              <w:rPr>
+                <w:rFonts w:ascii="Arial" w:hAnsi="Arial" w:cs="Arial"/>
+                <w:color w:val="000000"/>
+                <w:sz w:val="16"/>
+                <w:szCs w:val="16"/>
+                <w:lang w:val="ru-RU"/>
+              </w:rPr>
+            </w:pPr>
+          </w:p>
+          <w:p>
+            <w:pPr>
+              <w:rPr>
+                <w:rFonts w:ascii="Arial" w:hAnsi="Arial" w:cs="Arial"/>
+                <w:color w:val="000000"/>
+                <w:sz w:val="16"/>
+                <w:szCs w:val="16"/>
+                <w:lang w:val="ru-RU"/>
+              </w:rPr>
+            </w:pPr>
           </w:p>
         </w:tc>
       </w:tr>
@@ -488,6 +512,45 @@
     <w:p>
       <w:pPr>
         <w:spacing w:after="0"/>
+        <w:jc w:val="center"/>
+        <w:rPr>
+          <w:rFonts w:ascii="Arial" w:hAnsi="Arial" w:cs="Arial"/>
+          <w:b/>
+          <w:bCs/>
+          <w:sz w:val="16"/>
+          <w:szCs w:val="16"/>
+          <w:lang w:val="ru-RU"/>
+        </w:rPr>
+      </w:pPr>
+      <w:r>
+        <w:rPr>
+          <w:rFonts w:ascii="Arial" w:hAnsi="Arial" w:cs="Arial"/>
+          <w:b/>
+          <w:bCs/>
+          <w:sz w:val="16"/>
+          <w:szCs w:val="16"/>
+          <w:lang w:val="ru-RU"/>
+        </w:rPr>
+        <w:t xml:space="preserve">ЧИСЛЕННОСТЬ РАССТРЕЛЯННЫХ ЖЕНЩИН ПО ГОДАМ с 1930 по 1942 </w:t>
+      </w:r>
+      <w:proofErr w:type="spellStart"/>
+      <w:r>
+        <w:rPr>
+          <w:rFonts w:ascii="Arial" w:hAnsi="Arial" w:cs="Arial"/>
+          <w:b/>
+          <w:bCs/>
+          <w:sz w:val="16"/>
+          <w:szCs w:val="16"/>
+          <w:lang w:val="ru-RU"/>
+        </w:rPr>
+        <w:t>гг</w:t>
+      </w:r>
+      <w:proofErr w:type="spellEnd"/>
+    </w:p>
+    <w:p>
+      <w:pPr>
+        <w:spacing w:after="0"/>
+        <w:jc w:val="center"/>
         <w:rPr>
           <w:rFonts w:ascii="Arial" w:hAnsi="Arial" w:cs="Arial"/>
           <w:sz w:val="16"/>
@@ -495,6 +558,30 @@
           <w:lang w:val="ru-RU"/>
         </w:rPr>
       </w:pPr>
+      <w:r>
+        <w:rPr>
+          <w:noProof/>
+        </w:rPr>
+        <w:drawing>
+          <wp:inline distT="0" distB="0" distL="0" distR="0" wp14:anchorId="309FB406" wp14:editId="79CA1B06">
+            <wp:extent cx="4437993" cy="1832741"/>
+            <wp:effectExtent l="0" t="0" r="1270" b="15240"/>
+            <wp:docPr id="276108425" name="Chart 1">
+              <a:extLst xmlns:a="http://schemas.openxmlformats.org/drawingml/2006/main">
+                <a:ext uri="{FF2B5EF4-FFF2-40B4-BE49-F238E27FC236}">
+                  <a16:creationId xmlns:a16="http://schemas.microsoft.com/office/drawing/2014/main" id="{E101F69E-476D-4A5E-ABA4-25B3BBC69056}"/>
+                </a:ext>
+              </a:extLst>
+            </wp:docPr>
+            <wp:cNvGraphicFramePr/>
+            <a:graphic xmlns:a="http://schemas.openxmlformats.org/drawingml/2006/main">
+              <a:graphicData uri="http://schemas.openxmlformats.org/drawingml/2006/chart">
+                <c:chart xmlns:c="http://schemas.openxmlformats.org/drawingml/2006/chart" xmlns:r="http://schemas.openxmlformats.org/officeDocument/2006/relationships" r:id="rId6"/>
+              </a:graphicData>
+            </a:graphic>
+          </wp:inline>
+        </w:drawing>
+      </w:r>
     </w:p>
     <w:p>
       <w:pPr>
@@ -506,679 +593,6 @@
         </w:rPr>
       </w:pPr>
     </w:p>
-    <w:tbl>
-      <w:tblPr>
-        <w:tblW w:w="8010" w:type="dxa"/>
-        <w:tblInd w:w="717" w:type="dxa"/>
-        <w:tblLayout w:type="fixed"/>
-        <w:tblCellMar>
-          <w:top w:w="28" w:type="dxa"/>
-          <w:left w:w="28" w:type="dxa"/>
-          <w:bottom w:w="28" w:type="dxa"/>
-          <w:right w:w="28" w:type="dxa"/>
-        </w:tblCellMar>
-        <w:tblLook w:val="0000" w:firstRow="0" w:lastRow="0" w:firstColumn="0" w:lastColumn="0" w:noHBand="0" w:noVBand="0"/>
-      </w:tblPr>
-      <w:tblGrid>
-        <w:gridCol w:w="1144"/>
-        <w:gridCol w:w="1144"/>
-        <w:gridCol w:w="1144"/>
-        <w:gridCol w:w="1145"/>
-        <w:gridCol w:w="1144"/>
-        <w:gridCol w:w="1144"/>
-        <w:gridCol w:w="1145"/>
-      </w:tblGrid>
-      <w:tr>
-        <w:tc>
-          <w:tcPr>
-            <w:tcW w:w="8010" w:type="dxa"/>
-            <w:gridSpan w:val="7"/>
-            <w:tcBorders>
-              <w:left w:val="double" w:sz="1" w:space="0" w:color="808080"/>
-              <w:bottom w:val="double" w:sz="1" w:space="0" w:color="808080"/>
-              <w:right w:val="double" w:sz="2" w:space="0" w:color="808080"/>
-            </w:tcBorders>
-            <w:shd w:val="clear" w:color="auto" w:fill="auto"/>
-            <w:vAlign w:val="center"/>
-          </w:tcPr>
-          <w:p>
-            <w:pPr>
-              <w:pStyle w:val="TableContents"/>
-              <w:snapToGrid w:val="0"/>
-              <w:ind w:hanging="180"/>
-              <w:jc w:val="center"/>
-              <w:rPr>
-                <w:rFonts w:ascii="Arial" w:hAnsi="Arial" w:cs="Arial"/>
-                <w:sz w:val="16"/>
-                <w:szCs w:val="16"/>
-                <w:lang w:val="ru-RU"/>
-              </w:rPr>
-            </w:pPr>
-            <w:r>
-              <w:rPr>
-                <w:rFonts w:ascii="Arial" w:hAnsi="Arial" w:cs="Arial"/>
-                <w:b/>
-                <w:bCs/>
-                <w:sz w:val="16"/>
-                <w:szCs w:val="16"/>
-                <w:lang w:val="ru-RU"/>
-              </w:rPr>
-              <w:t>ЧИСЛЕННОСТЬ РАССТРЕЛЯННЫХ ЖЕНЩИН ПО ГОДАМ с</w:t>
-            </w:r>
-            <w:r>
-              <w:rPr>
-                <w:rFonts w:ascii="Arial" w:hAnsi="Arial" w:cs="Arial"/>
-                <w:b/>
-                <w:bCs/>
-                <w:sz w:val="16"/>
-                <w:szCs w:val="16"/>
-                <w:lang w:val="ru-RU"/>
-              </w:rPr>
-              <w:t xml:space="preserve"> </w:t>
-            </w:r>
-            <w:r>
-              <w:rPr>
-                <w:rFonts w:ascii="Arial" w:hAnsi="Arial" w:cs="Arial"/>
-                <w:b/>
-                <w:bCs/>
-                <w:sz w:val="16"/>
-                <w:szCs w:val="16"/>
-                <w:lang w:val="ru-RU"/>
-              </w:rPr>
-              <w:t>193</w:t>
-            </w:r>
-            <w:r>
-              <w:rPr>
-                <w:rFonts w:ascii="Arial" w:hAnsi="Arial" w:cs="Arial"/>
-                <w:b/>
-                <w:bCs/>
-                <w:sz w:val="16"/>
-                <w:szCs w:val="16"/>
-                <w:lang w:val="ru-RU"/>
-              </w:rPr>
-              <w:t>0</w:t>
-            </w:r>
-            <w:r>
-              <w:rPr>
-                <w:rFonts w:ascii="Arial" w:hAnsi="Arial" w:cs="Arial"/>
-                <w:b/>
-                <w:bCs/>
-                <w:sz w:val="16"/>
-                <w:szCs w:val="16"/>
-                <w:lang w:val="ru-RU"/>
-              </w:rPr>
-              <w:t xml:space="preserve"> по 19</w:t>
-            </w:r>
-            <w:r>
-              <w:rPr>
-                <w:rFonts w:ascii="Arial" w:hAnsi="Arial" w:cs="Arial"/>
-                <w:b/>
-                <w:bCs/>
-                <w:sz w:val="16"/>
-                <w:szCs w:val="16"/>
-                <w:lang w:val="ru-RU"/>
-              </w:rPr>
-              <w:t>42</w:t>
-            </w:r>
-            <w:r>
-              <w:rPr>
-                <w:rFonts w:ascii="Arial" w:hAnsi="Arial" w:cs="Arial"/>
-                <w:b/>
-                <w:bCs/>
-                <w:sz w:val="16"/>
-                <w:szCs w:val="16"/>
-                <w:lang w:val="ru-RU"/>
-              </w:rPr>
-              <w:t xml:space="preserve"> </w:t>
-            </w:r>
-            <w:proofErr w:type="spellStart"/>
-            <w:r>
-              <w:rPr>
-                <w:rFonts w:ascii="Arial" w:hAnsi="Arial" w:cs="Arial"/>
-                <w:b/>
-                <w:bCs/>
-                <w:sz w:val="16"/>
-                <w:szCs w:val="16"/>
-                <w:lang w:val="ru-RU"/>
-              </w:rPr>
-              <w:t>гг</w:t>
-            </w:r>
-            <w:proofErr w:type="spellEnd"/>
-          </w:p>
-        </w:tc>
-      </w:tr>
-      <w:tr>
-        <w:tc>
-          <w:tcPr>
-            <w:tcW w:w="1144" w:type="dxa"/>
-            <w:tcBorders>
-              <w:left w:val="double" w:sz="1" w:space="0" w:color="808080"/>
-              <w:bottom w:val="double" w:sz="1" w:space="0" w:color="808080"/>
-              <w:right w:val="double" w:sz="2" w:space="0" w:color="808080"/>
-            </w:tcBorders>
-            <w:shd w:val="clear" w:color="auto" w:fill="auto"/>
-            <w:vAlign w:val="center"/>
-          </w:tcPr>
-          <w:p>
-            <w:pPr>
-              <w:pStyle w:val="BodyText"/>
-              <w:pBdr>
-                <w:top w:val="none" w:sz="0" w:space="0" w:color="000000"/>
-                <w:left w:val="none" w:sz="0" w:space="0" w:color="000000"/>
-                <w:bottom w:val="none" w:sz="0" w:space="0" w:color="000000"/>
-                <w:right w:val="none" w:sz="0" w:space="0" w:color="000000"/>
-              </w:pBdr>
-              <w:snapToGrid w:val="0"/>
-              <w:spacing w:after="0"/>
-              <w:jc w:val="center"/>
-              <w:rPr>
-                <w:rFonts w:ascii="Arial" w:hAnsi="Arial" w:cs="Arial"/>
-                <w:sz w:val="16"/>
-                <w:szCs w:val="16"/>
-                <w:lang w:val="ru-RU"/>
-              </w:rPr>
-            </w:pPr>
-            <w:r>
-              <w:rPr>
-                <w:rFonts w:ascii="Arial" w:hAnsi="Arial" w:cs="Arial"/>
-                <w:sz w:val="16"/>
-                <w:szCs w:val="16"/>
-                <w:lang w:val="ru-RU"/>
-              </w:rPr>
-              <w:t>1930</w:t>
-            </w:r>
-          </w:p>
-        </w:tc>
-        <w:tc>
-          <w:tcPr>
-            <w:tcW w:w="1144" w:type="dxa"/>
-            <w:tcBorders>
-              <w:left w:val="double" w:sz="1" w:space="0" w:color="808080"/>
-              <w:bottom w:val="double" w:sz="1" w:space="0" w:color="808080"/>
-              <w:right w:val="double" w:sz="2" w:space="0" w:color="808080"/>
-            </w:tcBorders>
-            <w:shd w:val="clear" w:color="auto" w:fill="auto"/>
-            <w:vAlign w:val="center"/>
-          </w:tcPr>
-          <w:p>
-            <w:pPr>
-              <w:pStyle w:val="BodyText"/>
-              <w:pBdr>
-                <w:top w:val="none" w:sz="0" w:space="0" w:color="000000"/>
-                <w:left w:val="none" w:sz="0" w:space="0" w:color="000000"/>
-                <w:bottom w:val="none" w:sz="0" w:space="0" w:color="000000"/>
-                <w:right w:val="none" w:sz="0" w:space="0" w:color="000000"/>
-              </w:pBdr>
-              <w:snapToGrid w:val="0"/>
-              <w:spacing w:after="0"/>
-              <w:jc w:val="center"/>
-              <w:rPr>
-                <w:rFonts w:ascii="Arial" w:hAnsi="Arial" w:cs="Arial"/>
-                <w:sz w:val="16"/>
-                <w:szCs w:val="16"/>
-              </w:rPr>
-            </w:pPr>
-            <w:r>
-              <w:rPr>
-                <w:rFonts w:ascii="Arial" w:hAnsi="Arial" w:cs="Arial"/>
-                <w:b/>
-                <w:color w:val="000080"/>
-                <w:sz w:val="16"/>
-                <w:szCs w:val="16"/>
-                <w:lang w:val="ru-RU"/>
-              </w:rPr>
-              <w:t>1937</w:t>
-            </w:r>
-          </w:p>
-        </w:tc>
-        <w:tc>
-          <w:tcPr>
-            <w:tcW w:w="1144" w:type="dxa"/>
-            <w:tcBorders>
-              <w:left w:val="double" w:sz="1" w:space="0" w:color="808080"/>
-              <w:bottom w:val="double" w:sz="1" w:space="0" w:color="808080"/>
-              <w:right w:val="double" w:sz="2" w:space="0" w:color="808080"/>
-            </w:tcBorders>
-            <w:shd w:val="clear" w:color="auto" w:fill="auto"/>
-            <w:vAlign w:val="center"/>
-          </w:tcPr>
-          <w:p>
-            <w:pPr>
-              <w:pStyle w:val="BodyText"/>
-              <w:pBdr>
-                <w:top w:val="none" w:sz="0" w:space="0" w:color="000000"/>
-                <w:left w:val="none" w:sz="0" w:space="0" w:color="000000"/>
-                <w:bottom w:val="none" w:sz="0" w:space="0" w:color="000000"/>
-                <w:right w:val="none" w:sz="0" w:space="0" w:color="000000"/>
-              </w:pBdr>
-              <w:snapToGrid w:val="0"/>
-              <w:spacing w:after="0"/>
-              <w:jc w:val="center"/>
-              <w:rPr>
-                <w:rFonts w:ascii="Arial" w:hAnsi="Arial" w:cs="Arial"/>
-                <w:sz w:val="16"/>
-                <w:szCs w:val="16"/>
-              </w:rPr>
-            </w:pPr>
-            <w:r>
-              <w:rPr>
-                <w:rFonts w:ascii="Arial" w:hAnsi="Arial" w:cs="Arial"/>
-                <w:b/>
-                <w:color w:val="000080"/>
-                <w:sz w:val="16"/>
-                <w:szCs w:val="16"/>
-                <w:lang w:val="ru-RU"/>
-              </w:rPr>
-              <w:t>1938</w:t>
-            </w:r>
-          </w:p>
-        </w:tc>
-        <w:tc>
-          <w:tcPr>
-            <w:tcW w:w="1145" w:type="dxa"/>
-            <w:tcBorders>
-              <w:left w:val="double" w:sz="1" w:space="0" w:color="808080"/>
-              <w:bottom w:val="double" w:sz="1" w:space="0" w:color="808080"/>
-              <w:right w:val="double" w:sz="2" w:space="0" w:color="808080"/>
-            </w:tcBorders>
-            <w:shd w:val="clear" w:color="auto" w:fill="auto"/>
-            <w:vAlign w:val="center"/>
-          </w:tcPr>
-          <w:p>
-            <w:pPr>
-              <w:pStyle w:val="BodyText"/>
-              <w:pBdr>
-                <w:top w:val="none" w:sz="0" w:space="0" w:color="000000"/>
-                <w:left w:val="none" w:sz="0" w:space="0" w:color="000000"/>
-                <w:bottom w:val="none" w:sz="0" w:space="0" w:color="000000"/>
-                <w:right w:val="none" w:sz="0" w:space="0" w:color="000000"/>
-              </w:pBdr>
-              <w:snapToGrid w:val="0"/>
-              <w:spacing w:after="0"/>
-              <w:jc w:val="center"/>
-              <w:rPr>
-                <w:rFonts w:ascii="Arial" w:hAnsi="Arial" w:cs="Arial"/>
-                <w:sz w:val="16"/>
-                <w:szCs w:val="16"/>
-              </w:rPr>
-            </w:pPr>
-            <w:r>
-              <w:rPr>
-                <w:rFonts w:ascii="Arial" w:hAnsi="Arial" w:cs="Arial"/>
-                <w:b/>
-                <w:color w:val="000080"/>
-                <w:sz w:val="16"/>
-                <w:szCs w:val="16"/>
-                <w:lang w:val="ru-RU"/>
-              </w:rPr>
-              <w:t>1939</w:t>
-            </w:r>
-          </w:p>
-        </w:tc>
-        <w:tc>
-          <w:tcPr>
-            <w:tcW w:w="1144" w:type="dxa"/>
-            <w:tcBorders>
-              <w:left w:val="double" w:sz="1" w:space="0" w:color="808080"/>
-              <w:bottom w:val="double" w:sz="1" w:space="0" w:color="808080"/>
-              <w:right w:val="double" w:sz="2" w:space="0" w:color="808080"/>
-            </w:tcBorders>
-            <w:shd w:val="clear" w:color="auto" w:fill="auto"/>
-            <w:vAlign w:val="center"/>
-          </w:tcPr>
-          <w:p>
-            <w:pPr>
-              <w:pStyle w:val="BodyText"/>
-              <w:pBdr>
-                <w:top w:val="none" w:sz="0" w:space="0" w:color="000000"/>
-                <w:left w:val="none" w:sz="0" w:space="0" w:color="000000"/>
-                <w:bottom w:val="none" w:sz="0" w:space="0" w:color="000000"/>
-                <w:right w:val="none" w:sz="0" w:space="0" w:color="000000"/>
-              </w:pBdr>
-              <w:snapToGrid w:val="0"/>
-              <w:spacing w:after="0"/>
-              <w:jc w:val="center"/>
-              <w:rPr>
-                <w:rFonts w:ascii="Arial" w:hAnsi="Arial" w:cs="Arial"/>
-                <w:sz w:val="16"/>
-                <w:szCs w:val="16"/>
-              </w:rPr>
-            </w:pPr>
-            <w:r>
-              <w:rPr>
-                <w:rFonts w:ascii="Arial" w:hAnsi="Arial" w:cs="Arial"/>
-                <w:b/>
-                <w:color w:val="000080"/>
-                <w:sz w:val="16"/>
-                <w:szCs w:val="16"/>
-                <w:lang w:val="ru-RU"/>
-              </w:rPr>
-              <w:t>1940</w:t>
-            </w:r>
-          </w:p>
-        </w:tc>
-        <w:tc>
-          <w:tcPr>
-            <w:tcW w:w="1144" w:type="dxa"/>
-            <w:tcBorders>
-              <w:left w:val="double" w:sz="1" w:space="0" w:color="808080"/>
-              <w:bottom w:val="double" w:sz="1" w:space="0" w:color="808080"/>
-              <w:right w:val="double" w:sz="2" w:space="0" w:color="808080"/>
-            </w:tcBorders>
-            <w:shd w:val="clear" w:color="auto" w:fill="auto"/>
-            <w:vAlign w:val="center"/>
-          </w:tcPr>
-          <w:p>
-            <w:pPr>
-              <w:pStyle w:val="BodyText"/>
-              <w:pBdr>
-                <w:top w:val="none" w:sz="0" w:space="0" w:color="000000"/>
-                <w:left w:val="none" w:sz="0" w:space="0" w:color="000000"/>
-                <w:bottom w:val="none" w:sz="0" w:space="0" w:color="000000"/>
-                <w:right w:val="none" w:sz="0" w:space="0" w:color="000000"/>
-              </w:pBdr>
-              <w:snapToGrid w:val="0"/>
-              <w:spacing w:after="0"/>
-              <w:jc w:val="center"/>
-              <w:rPr>
-                <w:rFonts w:ascii="Arial" w:hAnsi="Arial" w:cs="Arial"/>
-                <w:sz w:val="16"/>
-                <w:szCs w:val="16"/>
-              </w:rPr>
-            </w:pPr>
-            <w:r>
-              <w:rPr>
-                <w:rFonts w:ascii="Arial" w:hAnsi="Arial" w:cs="Arial"/>
-                <w:b/>
-                <w:color w:val="000080"/>
-                <w:sz w:val="16"/>
-                <w:szCs w:val="16"/>
-                <w:lang w:val="ru-RU"/>
-              </w:rPr>
-              <w:t>1941</w:t>
-            </w:r>
-          </w:p>
-        </w:tc>
-        <w:tc>
-          <w:tcPr>
-            <w:tcW w:w="1145" w:type="dxa"/>
-            <w:tcBorders>
-              <w:left w:val="double" w:sz="1" w:space="0" w:color="808080"/>
-              <w:bottom w:val="double" w:sz="1" w:space="0" w:color="808080"/>
-              <w:right w:val="double" w:sz="2" w:space="0" w:color="808080"/>
-            </w:tcBorders>
-            <w:shd w:val="clear" w:color="auto" w:fill="auto"/>
-            <w:vAlign w:val="center"/>
-          </w:tcPr>
-          <w:p>
-            <w:pPr>
-              <w:pStyle w:val="BodyText"/>
-              <w:pBdr>
-                <w:top w:val="none" w:sz="0" w:space="0" w:color="000000"/>
-                <w:left w:val="none" w:sz="0" w:space="0" w:color="000000"/>
-                <w:bottom w:val="none" w:sz="0" w:space="0" w:color="000000"/>
-                <w:right w:val="none" w:sz="0" w:space="0" w:color="000000"/>
-              </w:pBdr>
-              <w:snapToGrid w:val="0"/>
-              <w:spacing w:after="0"/>
-              <w:jc w:val="center"/>
-              <w:rPr>
-                <w:rFonts w:ascii="Arial" w:hAnsi="Arial" w:cs="Arial"/>
-                <w:sz w:val="16"/>
-                <w:szCs w:val="16"/>
-              </w:rPr>
-            </w:pPr>
-            <w:r>
-              <w:rPr>
-                <w:rFonts w:ascii="Arial" w:hAnsi="Arial" w:cs="Arial"/>
-                <w:b/>
-                <w:color w:val="000080"/>
-                <w:sz w:val="16"/>
-                <w:szCs w:val="16"/>
-                <w:lang w:val="ru-RU"/>
-              </w:rPr>
-              <w:t>1942</w:t>
-            </w:r>
-          </w:p>
-        </w:tc>
-      </w:tr>
-      <w:tr>
-        <w:tc>
-          <w:tcPr>
-            <w:tcW w:w="1144" w:type="dxa"/>
-            <w:tcBorders>
-              <w:left w:val="double" w:sz="1" w:space="0" w:color="808080"/>
-              <w:bottom w:val="double" w:sz="1" w:space="0" w:color="808080"/>
-              <w:right w:val="double" w:sz="2" w:space="0" w:color="808080"/>
-            </w:tcBorders>
-            <w:shd w:val="clear" w:color="auto" w:fill="auto"/>
-            <w:vAlign w:val="center"/>
-          </w:tcPr>
-          <w:p>
-            <w:pPr>
-              <w:pStyle w:val="TableContents"/>
-              <w:snapToGrid w:val="0"/>
-              <w:jc w:val="center"/>
-              <w:rPr>
-                <w:rFonts w:ascii="Arial" w:hAnsi="Arial" w:cs="Arial"/>
-                <w:sz w:val="16"/>
-                <w:szCs w:val="16"/>
-                <w:lang w:val="ru-RU"/>
-              </w:rPr>
-            </w:pPr>
-            <w:r>
-              <w:rPr>
-                <w:rFonts w:ascii="Arial" w:hAnsi="Arial" w:cs="Arial"/>
-                <w:sz w:val="16"/>
-                <w:szCs w:val="16"/>
-                <w:lang w:val="ru-RU"/>
-              </w:rPr>
-              <w:t>1</w:t>
-            </w:r>
-          </w:p>
-        </w:tc>
-        <w:tc>
-          <w:tcPr>
-            <w:tcW w:w="1144" w:type="dxa"/>
-            <w:tcBorders>
-              <w:left w:val="double" w:sz="1" w:space="0" w:color="808080"/>
-              <w:bottom w:val="double" w:sz="1" w:space="0" w:color="808080"/>
-              <w:right w:val="double" w:sz="2" w:space="0" w:color="808080"/>
-            </w:tcBorders>
-            <w:shd w:val="clear" w:color="auto" w:fill="auto"/>
-            <w:vAlign w:val="center"/>
-          </w:tcPr>
-          <w:p>
-            <w:pPr>
-              <w:pStyle w:val="TableContents"/>
-              <w:snapToGrid w:val="0"/>
-              <w:jc w:val="center"/>
-              <w:rPr>
-                <w:rFonts w:ascii="Arial" w:hAnsi="Arial" w:cs="Arial"/>
-                <w:sz w:val="16"/>
-                <w:szCs w:val="16"/>
-                <w:lang w:val="ru-RU"/>
-              </w:rPr>
-            </w:pPr>
-            <w:r>
-              <w:rPr>
-                <w:rFonts w:ascii="Arial" w:hAnsi="Arial" w:cs="Arial"/>
-                <w:sz w:val="16"/>
-                <w:szCs w:val="16"/>
-                <w:lang w:val="ru-RU"/>
-              </w:rPr>
-              <w:t>4</w:t>
-            </w:r>
-          </w:p>
-        </w:tc>
-        <w:tc>
-          <w:tcPr>
-            <w:tcW w:w="1144" w:type="dxa"/>
-            <w:tcBorders>
-              <w:left w:val="double" w:sz="1" w:space="0" w:color="808080"/>
-              <w:bottom w:val="double" w:sz="1" w:space="0" w:color="808080"/>
-              <w:right w:val="double" w:sz="2" w:space="0" w:color="808080"/>
-            </w:tcBorders>
-            <w:shd w:val="clear" w:color="auto" w:fill="auto"/>
-            <w:vAlign w:val="center"/>
-          </w:tcPr>
-          <w:p>
-            <w:pPr>
-              <w:pStyle w:val="TableContents"/>
-              <w:snapToGrid w:val="0"/>
-              <w:jc w:val="center"/>
-              <w:rPr>
-                <w:rFonts w:ascii="Arial" w:hAnsi="Arial" w:cs="Arial"/>
-                <w:sz w:val="16"/>
-                <w:szCs w:val="16"/>
-                <w:lang w:val="ru-RU"/>
-              </w:rPr>
-            </w:pPr>
-            <w:r>
-              <w:rPr>
-                <w:rFonts w:ascii="Arial" w:hAnsi="Arial" w:cs="Arial"/>
-                <w:sz w:val="16"/>
-                <w:szCs w:val="16"/>
-                <w:lang w:val="ru-RU"/>
-              </w:rPr>
-              <w:t>6</w:t>
-            </w:r>
-          </w:p>
-        </w:tc>
-        <w:tc>
-          <w:tcPr>
-            <w:tcW w:w="1145" w:type="dxa"/>
-            <w:tcBorders>
-              <w:left w:val="double" w:sz="1" w:space="0" w:color="808080"/>
-              <w:bottom w:val="double" w:sz="1" w:space="0" w:color="808080"/>
-              <w:right w:val="double" w:sz="2" w:space="0" w:color="808080"/>
-            </w:tcBorders>
-            <w:shd w:val="clear" w:color="auto" w:fill="auto"/>
-            <w:vAlign w:val="center"/>
-          </w:tcPr>
-          <w:p>
-            <w:pPr>
-              <w:pStyle w:val="TableContents"/>
-              <w:snapToGrid w:val="0"/>
-              <w:jc w:val="center"/>
-              <w:rPr>
-                <w:rFonts w:ascii="Arial" w:hAnsi="Arial" w:cs="Arial"/>
-                <w:sz w:val="16"/>
-                <w:szCs w:val="16"/>
-              </w:rPr>
-            </w:pPr>
-            <w:r>
-              <w:rPr>
-                <w:rFonts w:ascii="Arial" w:hAnsi="Arial" w:cs="Arial"/>
-                <w:sz w:val="16"/>
-                <w:szCs w:val="16"/>
-                <w:lang w:val="ru-RU"/>
-              </w:rPr>
-              <w:t>1</w:t>
-            </w:r>
-          </w:p>
-        </w:tc>
-        <w:tc>
-          <w:tcPr>
-            <w:tcW w:w="1144" w:type="dxa"/>
-            <w:tcBorders>
-              <w:left w:val="double" w:sz="1" w:space="0" w:color="808080"/>
-              <w:bottom w:val="double" w:sz="1" w:space="0" w:color="808080"/>
-              <w:right w:val="double" w:sz="2" w:space="0" w:color="808080"/>
-            </w:tcBorders>
-            <w:shd w:val="clear" w:color="auto" w:fill="auto"/>
-            <w:vAlign w:val="center"/>
-          </w:tcPr>
-          <w:p>
-            <w:pPr>
-              <w:pStyle w:val="TableContents"/>
-              <w:snapToGrid w:val="0"/>
-              <w:jc w:val="center"/>
-              <w:rPr>
-                <w:rFonts w:ascii="Arial" w:hAnsi="Arial" w:cs="Arial"/>
-                <w:sz w:val="16"/>
-                <w:szCs w:val="16"/>
-              </w:rPr>
-            </w:pPr>
-            <w:r>
-              <w:rPr>
-                <w:rFonts w:ascii="Arial" w:hAnsi="Arial" w:cs="Arial"/>
-                <w:sz w:val="16"/>
-                <w:szCs w:val="16"/>
-                <w:lang w:val="ru-RU"/>
-              </w:rPr>
-              <w:t>1</w:t>
-            </w:r>
-          </w:p>
-        </w:tc>
-        <w:tc>
-          <w:tcPr>
-            <w:tcW w:w="1144" w:type="dxa"/>
-            <w:tcBorders>
-              <w:left w:val="double" w:sz="1" w:space="0" w:color="808080"/>
-              <w:bottom w:val="double" w:sz="1" w:space="0" w:color="808080"/>
-              <w:right w:val="double" w:sz="2" w:space="0" w:color="808080"/>
-            </w:tcBorders>
-            <w:shd w:val="clear" w:color="auto" w:fill="auto"/>
-            <w:vAlign w:val="center"/>
-          </w:tcPr>
-          <w:p>
-            <w:pPr>
-              <w:pStyle w:val="TableContents"/>
-              <w:snapToGrid w:val="0"/>
-              <w:jc w:val="center"/>
-              <w:rPr>
-                <w:rFonts w:ascii="Arial" w:hAnsi="Arial" w:cs="Arial"/>
-                <w:sz w:val="16"/>
-                <w:szCs w:val="16"/>
-              </w:rPr>
-            </w:pPr>
-            <w:r>
-              <w:rPr>
-                <w:rFonts w:ascii="Arial" w:hAnsi="Arial" w:cs="Arial"/>
-                <w:sz w:val="16"/>
-                <w:szCs w:val="16"/>
-                <w:lang w:val="ru-RU"/>
-              </w:rPr>
-              <w:t>3</w:t>
-            </w:r>
-          </w:p>
-        </w:tc>
-        <w:tc>
-          <w:tcPr>
-            <w:tcW w:w="1145" w:type="dxa"/>
-            <w:tcBorders>
-              <w:left w:val="double" w:sz="1" w:space="0" w:color="808080"/>
-              <w:bottom w:val="double" w:sz="1" w:space="0" w:color="808080"/>
-              <w:right w:val="double" w:sz="2" w:space="0" w:color="808080"/>
-            </w:tcBorders>
-            <w:shd w:val="clear" w:color="auto" w:fill="auto"/>
-            <w:vAlign w:val="center"/>
-          </w:tcPr>
-          <w:p>
-            <w:pPr>
-              <w:pStyle w:val="TableContents"/>
-              <w:snapToGrid w:val="0"/>
-              <w:jc w:val="center"/>
-              <w:rPr>
-                <w:rFonts w:ascii="Arial" w:hAnsi="Arial" w:cs="Arial"/>
-                <w:sz w:val="16"/>
-                <w:szCs w:val="16"/>
-              </w:rPr>
-            </w:pPr>
-            <w:r>
-              <w:rPr>
-                <w:rFonts w:ascii="Arial" w:hAnsi="Arial" w:cs="Arial"/>
-                <w:sz w:val="16"/>
-                <w:szCs w:val="16"/>
-                <w:lang w:val="ru-RU"/>
-              </w:rPr>
-              <w:t>2</w:t>
-            </w:r>
-          </w:p>
-        </w:tc>
-      </w:tr>
-    </w:tbl>
     <w:p>
       <w:pPr>
         <w:spacing w:after="0"/>
@@ -1266,86 +680,7 @@
                 <w:szCs w:val="16"/>
                 <w:lang w:val="ru-RU"/>
               </w:rPr>
-              <w:t>РАССТРЕЛЯННЫХ ЖЕНЩИН с 1937 по 1950 гг. (</w:t>
-            </w:r>
-            <w:r>
-              <w:rPr>
-                <w:rFonts w:ascii="Arial" w:hAnsi="Arial" w:cs="Arial"/>
-                <w:b/>
-                <w:bCs/>
-                <w:sz w:val="16"/>
-                <w:szCs w:val="16"/>
-                <w:lang w:val="ru-RU"/>
-              </w:rPr>
-              <w:t>В</w:t>
-            </w:r>
-            <w:r>
-              <w:rPr>
-                <w:rFonts w:ascii="Arial" w:hAnsi="Arial" w:cs="Arial"/>
-                <w:b/>
-                <w:bCs/>
-                <w:sz w:val="16"/>
-                <w:szCs w:val="16"/>
-                <w:lang w:val="ru-RU"/>
-              </w:rPr>
-              <w:t xml:space="preserve">озрастной разброс: </w:t>
-            </w:r>
-            <w:proofErr w:type="gramStart"/>
-            <w:r>
-              <w:rPr>
-                <w:rFonts w:ascii="Arial" w:hAnsi="Arial" w:cs="Arial"/>
-                <w:b/>
-                <w:bCs/>
-                <w:sz w:val="16"/>
-                <w:szCs w:val="16"/>
-                <w:lang w:val="ru-RU"/>
-              </w:rPr>
-              <w:t>20</w:t>
-            </w:r>
-            <w:r>
-              <w:rPr>
-                <w:rFonts w:ascii="Arial" w:hAnsi="Arial" w:cs="Arial"/>
-                <w:b/>
-                <w:bCs/>
-                <w:sz w:val="16"/>
-                <w:szCs w:val="16"/>
-                <w:lang w:val="ru-RU"/>
-              </w:rPr>
-              <w:t>-</w:t>
-            </w:r>
-            <w:r>
-              <w:rPr>
-                <w:rFonts w:ascii="Arial" w:hAnsi="Arial" w:cs="Arial"/>
-                <w:b/>
-                <w:bCs/>
-                <w:sz w:val="16"/>
-                <w:szCs w:val="16"/>
-                <w:lang w:val="ru-RU"/>
-              </w:rPr>
-              <w:t>66</w:t>
-            </w:r>
-            <w:proofErr w:type="gramEnd"/>
-            <w:r>
-              <w:rPr>
-                <w:rFonts w:ascii="Arial" w:hAnsi="Arial" w:cs="Arial"/>
-                <w:b/>
-                <w:bCs/>
-                <w:sz w:val="16"/>
-                <w:szCs w:val="16"/>
-                <w:lang w:val="ru-RU"/>
-              </w:rPr>
-              <w:t xml:space="preserve"> лет</w:t>
-            </w:r>
-            <w:r>
-              <w:rPr>
-                <w:rFonts w:ascii="Arial" w:hAnsi="Arial" w:cs="Arial"/>
-                <w:b/>
-                <w:bCs/>
-                <w:sz w:val="16"/>
-                <w:szCs w:val="16"/>
-                <w:lang w:val="ru-RU"/>
-              </w:rPr>
-              <w:t>)</w:t>
+              <w:t xml:space="preserve">РАССТРЕЛЯННЫХ ЖЕНЩИН с 1937 по 1950 гг. </w:t>
             </w:r>
           </w:p>
         </w:tc>
@@ -1714,7 +1049,7 @@
     <w:tbl>
       <w:tblPr>
         <w:tblW w:w="9020" w:type="dxa"/>
-        <w:tblInd w:w="-273" w:type="dxa"/>
+        <w:jc w:val="center"/>
         <w:tblLayout w:type="fixed"/>
         <w:tblCellMar>
           <w:top w:w="28" w:type="dxa"/>
@@ -1731,6 +1066,9 @@
         <w:gridCol w:w="2008"/>
       </w:tblGrid>
       <w:tr>
+        <w:trPr>
+          <w:jc w:val="center"/>
+        </w:trPr>
         <w:tc>
           <w:tcPr>
             <w:tcW w:w="9020" w:type="dxa"/>
@@ -1773,6 +1111,9 @@
         </w:tc>
       </w:tr>
       <w:tr>
+        <w:trPr>
+          <w:jc w:val="center"/>
+        </w:trPr>
         <w:tc>
           <w:tcPr>
             <w:tcW w:w="3150" w:type="dxa"/>
@@ -1909,6 +1250,9 @@
         </w:tc>
       </w:tr>
       <w:tr>
+        <w:trPr>
+          <w:jc w:val="center"/>
+        </w:trPr>
         <w:tc>
           <w:tcPr>
             <w:tcW w:w="3150" w:type="dxa"/>
@@ -2047,6 +1391,9 @@
         </w:tc>
       </w:tr>
       <w:tr>
+        <w:trPr>
+          <w:jc w:val="center"/>
+        </w:trPr>
         <w:tc>
           <w:tcPr>
             <w:tcW w:w="3150" w:type="dxa"/>
@@ -2187,6 +1534,7 @@
       <w:tr>
         <w:trPr>
           <w:trHeight w:val="276"/>
+          <w:jc w:val="center"/>
         </w:trPr>
         <w:tc>
           <w:tcPr>
@@ -2421,7 +1769,7 @@
                 <w:lang w:val="ru-RU"/>
               </w:rPr>
             </w:pPr>
-            <w:hyperlink r:id="rId6" w:history="1">
+            <w:hyperlink r:id="rId7" w:history="1">
               <w:r>
                 <w:rPr>
                   <w:rStyle w:val="Hyperlink"/>
@@ -2570,27 +1918,7 @@
                 <w:szCs w:val="16"/>
                 <w:lang w:val="ru-RU"/>
               </w:rPr>
-              <w:t>. ("</w:t>
-            </w:r>
-            <w:proofErr w:type="spellStart"/>
-            <w:r>
-              <w:rPr>
-                <w:rFonts w:ascii="Arial" w:hAnsi="Arial" w:cs="Arial"/>
-                <w:sz w:val="16"/>
-                <w:szCs w:val="16"/>
-                <w:lang w:val="ru-RU"/>
-              </w:rPr>
-              <w:t>антиколхозная</w:t>
-            </w:r>
-            <w:proofErr w:type="spellEnd"/>
-            <w:r>
-              <w:rPr>
-                <w:rFonts w:ascii="Arial" w:hAnsi="Arial" w:cs="Arial"/>
-                <w:sz w:val="16"/>
-                <w:szCs w:val="16"/>
-                <w:lang w:val="ru-RU"/>
-              </w:rPr>
-              <w:t xml:space="preserve"> агитация"). Приговор: тройкой НКВД ТАССР, 31.08.1937</w:t>
+              <w:t>. ("антиколхозная агитация"). Приговор: тройкой НКВД ТАССР, 31.08.1937</w:t>
             </w:r>
             <w:r>
               <w:rPr>
@@ -2660,7 +1988,7 @@
               </w:rPr>
               <w:t xml:space="preserve"> </w:t>
             </w:r>
-            <w:hyperlink r:id="rId7" w:history="1">
+            <w:hyperlink r:id="rId8" w:history="1">
               <w:r>
                 <w:rPr>
                   <w:rStyle w:val="Hyperlink"/>
@@ -2896,7 +2224,7 @@
               </w:rPr>
               <w:t xml:space="preserve"> </w:t>
             </w:r>
-            <w:hyperlink r:id="rId8" w:history="1">
+            <w:hyperlink r:id="rId9" w:history="1">
               <w:r>
                 <w:rPr>
                   <w:rStyle w:val="Hyperlink"/>
@@ -2937,7 +2265,7 @@
                 <w:lang w:val="ru-RU"/>
               </w:rPr>
             </w:pPr>
-            <w:hyperlink r:id="rId9" w:history="1">
+            <w:hyperlink r:id="rId10" w:history="1">
               <w:r>
                 <w:rPr>
                   <w:rStyle w:val="Hyperlink"/>
@@ -3144,6 +2472,7 @@
                 <w:szCs w:val="16"/>
                 <w:lang w:val="ru-RU"/>
               </w:rPr>
+              <w:lastRenderedPageBreak/>
               <w:t xml:space="preserve">Источник: Книга памяти Свердловской </w:t>
             </w:r>
             <w:proofErr w:type="gramStart"/>
@@ -3175,7 +2504,7 @@
               </w:rPr>
               <w:t xml:space="preserve"> </w:t>
             </w:r>
-            <w:hyperlink r:id="rId10" w:history="1">
+            <w:hyperlink r:id="rId11" w:history="1">
               <w:r>
                 <w:rPr>
                   <w:rStyle w:val="Hyperlink"/>
@@ -3229,6 +2558,7 @@
                 <w:szCs w:val="16"/>
                 <w:lang w:val="ru-RU"/>
               </w:rPr>
+              <w:lastRenderedPageBreak/>
               <w:t>Зенькова Наталия Андреевна</w:t>
             </w:r>
             <w:r>
@@ -3391,7 +2721,7 @@
               </w:rPr>
               <w:t xml:space="preserve"> </w:t>
             </w:r>
-            <w:hyperlink r:id="rId11" w:history="1">
+            <w:hyperlink r:id="rId12" w:history="1">
               <w:r>
                 <w:rPr>
                   <w:rStyle w:val="Hyperlink"/>
@@ -3432,7 +2762,7 @@
                 <w:lang w:val="ru-RU"/>
               </w:rPr>
             </w:pPr>
-            <w:hyperlink r:id="rId12" w:history="1">
+            <w:hyperlink r:id="rId13" w:history="1">
               <w:proofErr w:type="spellStart"/>
               <w:r>
                 <w:rPr>
@@ -3807,7 +3137,7 @@
               </w:rPr>
               <w:t xml:space="preserve"> </w:t>
             </w:r>
-            <w:hyperlink r:id="rId13" w:history="1">
+            <w:hyperlink r:id="rId14" w:history="1">
               <w:r>
                 <w:rPr>
                   <w:rStyle w:val="Hyperlink"/>
@@ -3848,7 +3178,7 @@
                 <w:lang w:val="ru-RU"/>
               </w:rPr>
             </w:pPr>
-            <w:hyperlink r:id="rId14" w:history="1">
+            <w:hyperlink r:id="rId15" w:history="1">
               <w:r>
                 <w:rPr>
                   <w:rStyle w:val="Hyperlink"/>
@@ -3917,7 +3247,6 @@
                 <w:szCs w:val="16"/>
                 <w:lang w:val="ru-RU"/>
               </w:rPr>
-              <w:lastRenderedPageBreak/>
               <w:t xml:space="preserve">1914 г.р., </w:t>
             </w:r>
             <w:proofErr w:type="spellStart"/>
@@ -4130,7 +3459,7 @@
               </w:rPr>
               <w:t xml:space="preserve"> </w:t>
             </w:r>
-            <w:hyperlink r:id="rId15" w:history="1">
+            <w:hyperlink r:id="rId16" w:history="1">
               <w:r>
                 <w:rPr>
                   <w:rStyle w:val="Hyperlink"/>
@@ -4171,7 +3500,7 @@
                 <w:lang w:val="ru-RU"/>
               </w:rPr>
             </w:pPr>
-            <w:hyperlink r:id="rId16" w:history="1">
+            <w:hyperlink r:id="rId17" w:history="1">
               <w:r>
                 <w:rPr>
                   <w:rStyle w:val="Hyperlink"/>
@@ -4320,7 +3649,27 @@
                 <w:szCs w:val="16"/>
                 <w:lang w:val="ru-RU"/>
               </w:rPr>
-              <w:t xml:space="preserve"> ч.1, 58-14 УК РСФСР. Приговор: Верховный суд Коми АССР, 13.06.1940</w:t>
+              <w:t xml:space="preserve"> ч.1, </w:t>
+            </w:r>
+            <w:proofErr w:type="gramStart"/>
+            <w:r>
+              <w:rPr>
+                <w:rFonts w:ascii="Arial" w:hAnsi="Arial" w:cs="Arial"/>
+                <w:sz w:val="16"/>
+                <w:szCs w:val="16"/>
+                <w:lang w:val="ru-RU"/>
+              </w:rPr>
+              <w:t>58-14</w:t>
+            </w:r>
+            <w:proofErr w:type="gramEnd"/>
+            <w:r>
+              <w:rPr>
+                <w:rFonts w:ascii="Arial" w:hAnsi="Arial" w:cs="Arial"/>
+                <w:sz w:val="16"/>
+                <w:szCs w:val="16"/>
+                <w:lang w:val="ru-RU"/>
+              </w:rPr>
+              <w:t xml:space="preserve"> УК РСФСР. Приговор: Верховный суд Коми АССР, 13.06.1940</w:t>
             </w:r>
             <w:r>
               <w:rPr>
@@ -4348,6 +3697,7 @@
                 <w:rFonts w:ascii="Arial" w:hAnsi="Arial" w:cs="Arial"/>
                 <w:sz w:val="16"/>
                 <w:szCs w:val="16"/>
+                <w:lang w:val="ru-RU"/>
               </w:rPr>
             </w:pPr>
             <w:r>
@@ -4388,7 +3738,7 @@
               </w:rPr>
               <w:t xml:space="preserve"> </w:t>
             </w:r>
-            <w:hyperlink r:id="rId17" w:history="1">
+            <w:hyperlink r:id="rId18" w:history="1">
               <w:r>
                 <w:rPr>
                   <w:rStyle w:val="Hyperlink"/>
@@ -4583,7 +3933,7 @@
               </w:rPr>
               <w:t xml:space="preserve"> </w:t>
             </w:r>
-            <w:hyperlink r:id="rId18" w:history="1">
+            <w:hyperlink r:id="rId19" w:history="1">
               <w:r>
                 <w:rPr>
                   <w:rStyle w:val="Hyperlink"/>
@@ -4624,7 +3974,7 @@
                 <w:lang w:val="ru-RU"/>
               </w:rPr>
             </w:pPr>
-            <w:hyperlink r:id="rId19" w:history="1">
+            <w:hyperlink r:id="rId20" w:history="1">
               <w:proofErr w:type="spellStart"/>
               <w:r>
                 <w:rPr>
@@ -4784,7 +4134,7 @@
               </w:rPr>
               <w:t xml:space="preserve"> </w:t>
             </w:r>
-            <w:hyperlink r:id="rId20" w:history="1">
+            <w:hyperlink r:id="rId21" w:history="1">
               <w:r>
                 <w:rPr>
                   <w:rStyle w:val="Hyperlink"/>
@@ -4825,7 +4175,7 @@
                 <w:lang w:val="ru-RU"/>
               </w:rPr>
             </w:pPr>
-            <w:hyperlink r:id="rId21" w:history="1">
+            <w:hyperlink r:id="rId22" w:history="1">
               <w:r>
                 <w:rPr>
                   <w:rStyle w:val="Hyperlink"/>
@@ -4991,7 +4341,7 @@
               </w:rPr>
               <w:t xml:space="preserve"> </w:t>
             </w:r>
-            <w:hyperlink r:id="rId22" w:history="1">
+            <w:hyperlink r:id="rId23" w:history="1">
               <w:r>
                 <w:rPr>
                   <w:rStyle w:val="Hyperlink"/>
@@ -5032,7 +4382,7 @@
                 <w:lang w:val="ru-RU"/>
               </w:rPr>
             </w:pPr>
-            <w:hyperlink r:id="rId23" w:history="1">
+            <w:hyperlink r:id="rId24" w:history="1">
               <w:r>
                 <w:rPr>
                   <w:rStyle w:val="Hyperlink"/>
@@ -5175,7 +4525,7 @@
               </w:rPr>
               <w:t xml:space="preserve"> </w:t>
             </w:r>
-            <w:hyperlink r:id="rId24" w:history="1">
+            <w:hyperlink r:id="rId25" w:history="1">
               <w:r>
                 <w:rPr>
                   <w:rStyle w:val="Hyperlink"/>
@@ -5216,7 +4566,7 @@
                 <w:lang w:val="ru-RU"/>
               </w:rPr>
             </w:pPr>
-            <w:hyperlink r:id="rId25" w:history="1">
+            <w:hyperlink r:id="rId26" w:history="1">
               <w:r>
                 <w:rPr>
                   <w:rStyle w:val="Hyperlink"/>
@@ -5359,7 +4709,7 @@
               </w:rPr>
               <w:t xml:space="preserve"> </w:t>
             </w:r>
-            <w:hyperlink r:id="rId26" w:history="1">
+            <w:hyperlink r:id="rId27" w:history="1">
               <w:r>
                 <w:rPr>
                   <w:rStyle w:val="Hyperlink"/>
@@ -5400,7 +4750,7 @@
                 <w:lang w:val="ru-RU"/>
               </w:rPr>
             </w:pPr>
-            <w:hyperlink r:id="rId27" w:history="1">
+            <w:hyperlink r:id="rId28" w:history="1">
               <w:r>
                 <w:rPr>
                   <w:rStyle w:val="Hyperlink"/>
@@ -5600,6 +4950,7 @@
                 <w:rFonts w:ascii="Arial" w:hAnsi="Arial" w:cs="Arial"/>
                 <w:sz w:val="16"/>
                 <w:szCs w:val="16"/>
+                <w:lang w:val="ru-RU"/>
               </w:rPr>
               <w:t>;</w:t>
             </w:r>
@@ -5608,10 +4959,11 @@
                 <w:rFonts w:ascii="Arial" w:hAnsi="Arial" w:cs="Arial"/>
                 <w:sz w:val="16"/>
                 <w:szCs w:val="16"/>
+                <w:lang w:val="ru-RU"/>
               </w:rPr>
               <w:t xml:space="preserve"> </w:t>
             </w:r>
-            <w:hyperlink r:id="rId28" w:history="1">
+            <w:hyperlink r:id="rId29" w:history="1">
               <w:r>
                 <w:rPr>
                   <w:rStyle w:val="Hyperlink"/>
@@ -5652,7 +5004,7 @@
                 <w:lang w:val="ru-RU"/>
               </w:rPr>
             </w:pPr>
-            <w:hyperlink r:id="rId29" w:history="1">
+            <w:hyperlink r:id="rId30" w:history="1">
               <w:r>
                 <w:rPr>
                   <w:rStyle w:val="Hyperlink"/>
@@ -5833,7 +5185,7 @@
               </w:rPr>
               <w:t xml:space="preserve"> </w:t>
             </w:r>
-            <w:hyperlink r:id="rId30" w:history="1">
+            <w:hyperlink r:id="rId31" w:history="1">
               <w:r>
                 <w:rPr>
                   <w:rStyle w:val="Hyperlink"/>
@@ -5876,7 +5228,7 @@
                 <w:lang w:val="ru-RU"/>
               </w:rPr>
             </w:pPr>
-            <w:hyperlink r:id="rId31" w:history="1">
+            <w:hyperlink r:id="rId32" w:history="1">
               <w:proofErr w:type="spellStart"/>
               <w:r>
                 <w:rPr>
@@ -6213,7 +5565,7 @@
               </w:rPr>
               <w:t xml:space="preserve"> </w:t>
             </w:r>
-            <w:hyperlink r:id="rId32" w:history="1">
+            <w:hyperlink r:id="rId33" w:history="1">
               <w:r>
                 <w:rPr>
                   <w:rStyle w:val="Hyperlink"/>
@@ -6254,7 +5606,7 @@
                 <w:lang w:val="ru-RU"/>
               </w:rPr>
             </w:pPr>
-            <w:hyperlink r:id="rId33" w:history="1">
+            <w:hyperlink r:id="rId34" w:history="1">
               <w:r>
                 <w:rPr>
                   <w:rStyle w:val="Hyperlink"/>
@@ -6374,7 +5726,7 @@
               </w:rPr>
               <w:t xml:space="preserve"> </w:t>
             </w:r>
-            <w:hyperlink r:id="rId34" w:history="1">
+            <w:hyperlink r:id="rId35" w:history="1">
               <w:r>
                 <w:rPr>
                   <w:rStyle w:val="Hyperlink"/>
@@ -6415,7 +5767,7 @@
                 <w:lang w:val="ru-RU"/>
               </w:rPr>
             </w:pPr>
-            <w:hyperlink r:id="rId35" w:history="1">
+            <w:hyperlink r:id="rId36" w:history="1">
               <w:proofErr w:type="spellStart"/>
               <w:r>
                 <w:rPr>
@@ -6653,7 +6005,7 @@
               </w:rPr>
               <w:t xml:space="preserve"> </w:t>
             </w:r>
-            <w:hyperlink r:id="rId36" w:history="1">
+            <w:hyperlink r:id="rId37" w:history="1">
               <w:r>
                 <w:rPr>
                   <w:rStyle w:val="Hyperlink"/>
@@ -6693,7 +6045,7 @@
                 <w:lang w:val="ru-RU"/>
               </w:rPr>
             </w:pPr>
-            <w:hyperlink r:id="rId37" w:history="1">
+            <w:hyperlink r:id="rId38" w:history="1">
               <w:r>
                 <w:rPr>
                   <w:rStyle w:val="Hyperlink"/>
@@ -6987,7 +6339,7 @@
               </w:rPr>
               <w:t xml:space="preserve"> </w:t>
             </w:r>
-            <w:hyperlink r:id="rId38" w:history="1">
+            <w:hyperlink r:id="rId39" w:history="1">
               <w:r>
                 <w:rPr>
                   <w:rStyle w:val="Hyperlink"/>
@@ -7024,7 +6376,7 @@
 </file>
 
 <file path=word/numbering.xml><?xml version="1.0" encoding="utf-8"?>
-<w:numbering xmlns:wpc="http://schemas.microsoft.com/office/word/2010/wordprocessingCanvas" xmlns:cx="http://schemas.microsoft.com/office/drawing/2014/chartex" xmlns:cx1="http://schemas.microsoft.com/office/drawing/2015/9/8/chartex" xmlns:cx2="http://schemas.microsoft.com/office/drawing/2015/10/21/chartex" xmlns:cx3="http://schemas.microsoft.com/office/drawing/2016/5/9/chartex" xmlns:cx4="http://schemas.microsoft.com/office/drawing/2016/5/10/chartex" xmlns:cx5="http://schemas.microsoft.com/office/drawing/2016/5/11/chartex" xmlns:cx6="http://schemas.microsoft.com/office/drawing/2016/5/12/chartex" xmlns:cx7="http://schemas.microsoft.com/office/drawing/2016/5/13/chartex" xmlns:cx8="http://schemas.microsoft.com/office/drawing/2016/5/14/chartex" xmlns:mc="http://schemas.openxmlformats.org/markup-compatibility/2006" xmlns:aink="http://schemas.microsoft.com/office/drawing/2016/ink" xmlns:am3d="http://schemas.microsoft.com/office/drawing/2017/model3d" xmlns:o="urn:schemas-microsoft-com:office:office" xmlns:oel="http://schemas.microsoft.com/office/2019/extlst" xmlns:r="http://schemas.openxmlformats.org/officeDocument/2006/relationships" xmlns:m="http://schemas.openxmlformats.org/officeDocument/2006/math" xmlns:v="urn:schemas-microsoft-com:vml" xmlns:wp14="http://schemas.microsoft.com/office/word/2010/wordprocessingDrawing" xmlns:wp="http://schemas.openxmlformats.org/drawingml/2006/wordprocessingDrawing" xmlns:w10="urn:schemas-microsoft-com:office:word" xmlns:w="http://schemas.openxmlformats.org/wordprocessingml/2006/main" xmlns:w14="http://schemas.microsoft.com/office/word/2010/wordml" xmlns:w15="http://schemas.microsoft.com/office/word/2012/wordml" xmlns:w16cex="http://schemas.microsoft.com/office/word/2018/wordml/cex" xmlns:w16cid="http://schemas.microsoft.com/office/word/2016/wordml/cid" xmlns:w16="http://schemas.microsoft.com/office/word/2018/wordml" xmlns:w16du="http://schemas.microsoft.com/office/word/2023/wordml/word16du" xmlns:w16sdtdh="http://schemas.microsoft.com/office/word/2020/wordml/sdtdatahash" xmlns:w16se="http://schemas.microsoft.com/office/word/2015/wordml/symex" xmlns:wpg="http://schemas.microsoft.com/office/word/2010/wordprocessingGroup" xmlns:wpi="http://schemas.microsoft.com/office/word/2010/wordprocessingInk" xmlns:wne="http://schemas.microsoft.com/office/word/2006/wordml" xmlns:wps="http://schemas.microsoft.com/office/word/2010/wordprocessingShape" mc:Ignorable="w14 w15 w16se w16cid w16 w16cex w16sdtdh w16du wp14">
+<w:numbering xmlns:wpc="http://schemas.microsoft.com/office/word/2010/wordprocessingCanvas" xmlns:cx="http://schemas.microsoft.com/office/drawing/2014/chartex" xmlns:cx1="http://schemas.microsoft.com/office/drawing/2015/9/8/chartex" xmlns:cx2="http://schemas.microsoft.com/office/drawing/2015/10/21/chartex" xmlns:cx3="http://schemas.microsoft.com/office/drawing/2016/5/9/chartex" xmlns:cx4="http://schemas.microsoft.com/office/drawing/2016/5/10/chartex" xmlns:cx5="http://schemas.microsoft.com/office/drawing/2016/5/11/chartex" xmlns:cx6="http://schemas.microsoft.com/office/drawing/2016/5/12/chartex" xmlns:cx7="http://schemas.microsoft.com/office/drawing/2016/5/13/chartex" xmlns:cx8="http://schemas.microsoft.com/office/drawing/2016/5/14/chartex" xmlns:mc="http://schemas.openxmlformats.org/markup-compatibility/2006" xmlns:aink="http://schemas.microsoft.com/office/drawing/2016/ink" xmlns:am3d="http://schemas.microsoft.com/office/drawing/2017/model3d" xmlns:o="urn:schemas-microsoft-com:office:office" xmlns:oel="http://schemas.microsoft.com/office/2019/extlst" xmlns:r="http://schemas.openxmlformats.org/officeDocument/2006/relationships" xmlns:m="http://schemas.openxmlformats.org/officeDocument/2006/math" xmlns:v="urn:schemas-microsoft-com:vml" xmlns:wp14="http://schemas.microsoft.com/office/word/2010/wordprocessingDrawing" xmlns:wp="http://schemas.openxmlformats.org/drawingml/2006/wordprocessingDrawing" xmlns:w10="urn:schemas-microsoft-com:office:word" xmlns:w="http://schemas.openxmlformats.org/wordprocessingml/2006/main" xmlns:w14="http://schemas.microsoft.com/office/word/2010/wordml" xmlns:w15="http://schemas.microsoft.com/office/word/2012/wordml" xmlns:w16cex="http://schemas.microsoft.com/office/word/2018/wordml/cex" xmlns:w16cid="http://schemas.microsoft.com/office/word/2016/wordml/cid" xmlns:w16="http://schemas.microsoft.com/office/word/2018/wordml" xmlns:w16du="http://schemas.microsoft.com/office/word/2023/wordml/word16du" xmlns:w16sdtdh="http://schemas.microsoft.com/office/word/2020/wordml/sdtdatahash" xmlns:w16sdtfl="http://schemas.microsoft.com/office/word/2024/wordml/sdtformatlock" xmlns:w16se="http://schemas.microsoft.com/office/word/2015/wordml/symex" xmlns:wpg="http://schemas.microsoft.com/office/word/2010/wordprocessingGroup" xmlns:wpi="http://schemas.microsoft.com/office/word/2010/wordprocessingInk" xmlns:wne="http://schemas.microsoft.com/office/word/2006/wordml" xmlns:wps="http://schemas.microsoft.com/office/word/2010/wordprocessingShape" mc:Ignorable="w14 w15 w16se w16cid w16 w16cex w16sdtdh w16sdtfl w16du wp14">
   <w:abstractNum w:abstractNumId="0" w15:restartNumberingAfterBreak="0">
     <w:nsid w:val="00000001"/>
     <w:multiLevelType w:val="multilevel"/>
@@ -10043,7 +9395,7 @@
 </file>
 
 <file path=word/styles.xml><?xml version="1.0" encoding="utf-8"?>
-<w:styles xmlns:mc="http://schemas.openxmlformats.org/markup-compatibility/2006" xmlns:r="http://schemas.openxmlformats.org/officeDocument/2006/relationships" xmlns:w="http://schemas.openxmlformats.org/wordprocessingml/2006/main" xmlns:w14="http://schemas.microsoft.com/office/word/2010/wordml" xmlns:w15="http://schemas.microsoft.com/office/word/2012/wordml" xmlns:w16cex="http://schemas.microsoft.com/office/word/2018/wordml/cex" xmlns:w16cid="http://schemas.microsoft.com/office/word/2016/wordml/cid" xmlns:w16="http://schemas.microsoft.com/office/word/2018/wordml" xmlns:w16du="http://schemas.microsoft.com/office/word/2023/wordml/word16du" xmlns:w16sdtdh="http://schemas.microsoft.com/office/word/2020/wordml/sdtdatahash" xmlns:w16se="http://schemas.microsoft.com/office/word/2015/wordml/symex" mc:Ignorable="w14 w15 w16se w16cid w16 w16cex w16sdtdh w16du">
+<w:styles xmlns:mc="http://schemas.openxmlformats.org/markup-compatibility/2006" xmlns:r="http://schemas.openxmlformats.org/officeDocument/2006/relationships" xmlns:w="http://schemas.openxmlformats.org/wordprocessingml/2006/main" xmlns:w14="http://schemas.microsoft.com/office/word/2010/wordml" xmlns:w15="http://schemas.microsoft.com/office/word/2012/wordml" xmlns:w16cex="http://schemas.microsoft.com/office/word/2018/wordml/cex" xmlns:w16cid="http://schemas.microsoft.com/office/word/2016/wordml/cid" xmlns:w16="http://schemas.microsoft.com/office/word/2018/wordml" xmlns:w16du="http://schemas.microsoft.com/office/word/2023/wordml/word16du" xmlns:w16sdtdh="http://schemas.microsoft.com/office/word/2020/wordml/sdtdatahash" xmlns:w16sdtfl="http://schemas.microsoft.com/office/word/2024/wordml/sdtformatlock" xmlns:w16se="http://schemas.microsoft.com/office/word/2015/wordml/symex" mc:Ignorable="w14 w15 w16se w16cid w16 w16cex w16sdtdh w16sdtfl w16du">
   <w:docDefaults>
     <w:rPrDefault>
       <w:rPr>
@@ -10670,6 +10022,889 @@
 </w:styles>
 </file>
 
+<file path=word/charts/chart1.xml><?xml version="1.0" encoding="utf-8"?>
+<c:chartSpace xmlns:c="http://schemas.openxmlformats.org/drawingml/2006/chart" xmlns:a="http://schemas.openxmlformats.org/drawingml/2006/main" xmlns:r="http://schemas.openxmlformats.org/officeDocument/2006/relationships" xmlns:c16r2="http://schemas.microsoft.com/office/drawing/2015/06/chart">
+  <c:date1904 val="0"/>
+  <c:lang val="en-US"/>
+  <c:roundedCorners val="0"/>
+  <mc:AlternateContent xmlns:mc="http://schemas.openxmlformats.org/markup-compatibility/2006">
+    <mc:Choice xmlns:c14="http://schemas.microsoft.com/office/drawing/2007/8/2/chart" Requires="c14">
+      <c14:style val="102"/>
+    </mc:Choice>
+    <mc:Fallback>
+      <c:style val="2"/>
+    </mc:Fallback>
+  </mc:AlternateContent>
+  <c:chart>
+    <c:autoTitleDeleted val="1"/>
+    <c:view3D>
+      <c:rotX val="15"/>
+      <c:rotY val="20"/>
+      <c:rAngAx val="0"/>
+    </c:view3D>
+    <c:floor>
+      <c:thickness val="0"/>
+      <c:spPr>
+        <a:noFill/>
+        <a:ln>
+          <a:noFill/>
+        </a:ln>
+        <a:effectLst/>
+        <a:sp3d/>
+      </c:spPr>
+    </c:floor>
+    <c:sideWall>
+      <c:thickness val="0"/>
+      <c:spPr>
+        <a:noFill/>
+        <a:ln>
+          <a:noFill/>
+        </a:ln>
+        <a:effectLst/>
+        <a:sp3d/>
+      </c:spPr>
+    </c:sideWall>
+    <c:backWall>
+      <c:thickness val="0"/>
+      <c:spPr>
+        <a:noFill/>
+        <a:ln>
+          <a:noFill/>
+        </a:ln>
+        <a:effectLst/>
+        <a:sp3d/>
+      </c:spPr>
+    </c:backWall>
+    <c:plotArea>
+      <c:layout>
+        <c:manualLayout>
+          <c:layoutTarget val="inner"/>
+          <c:xMode val="edge"/>
+          <c:yMode val="edge"/>
+          <c:x val="7.548024707736796E-2"/>
+          <c:y val="9.0881891414541824E-2"/>
+          <c:w val="0.88840863556537952"/>
+          <c:h val="0.7935532026183727"/>
+        </c:manualLayout>
+      </c:layout>
+      <c:bar3DChart>
+        <c:barDir val="col"/>
+        <c:grouping val="clustered"/>
+        <c:varyColors val="0"/>
+        <c:ser>
+          <c:idx val="0"/>
+          <c:order val="0"/>
+          <c:spPr>
+            <a:solidFill>
+              <a:schemeClr val="accent1"/>
+            </a:solidFill>
+            <a:ln>
+              <a:noFill/>
+            </a:ln>
+            <a:effectLst/>
+            <a:sp3d/>
+          </c:spPr>
+          <c:invertIfNegative val="0"/>
+          <c:dLbls>
+            <c:spPr>
+              <a:noFill/>
+              <a:ln>
+                <a:noFill/>
+              </a:ln>
+              <a:effectLst/>
+            </c:spPr>
+            <c:txPr>
+              <a:bodyPr rot="0" spcFirstLastPara="1" vertOverflow="ellipsis" vert="horz" wrap="square" lIns="38100" tIns="19050" rIns="38100" bIns="19050" anchor="ctr" anchorCtr="1">
+                <a:spAutoFit/>
+              </a:bodyPr>
+              <a:lstStyle/>
+              <a:p>
+                <a:pPr>
+                  <a:defRPr sz="900" b="0" i="0" u="none" strike="noStrike" kern="1200" baseline="0">
+                    <a:solidFill>
+                      <a:schemeClr val="tx1">
+                        <a:lumMod val="75000"/>
+                        <a:lumOff val="25000"/>
+                      </a:schemeClr>
+                    </a:solidFill>
+                    <a:latin typeface="+mn-lt"/>
+                    <a:ea typeface="+mn-ea"/>
+                    <a:cs typeface="Arial" panose="020B0604020202020204" pitchFamily="34" charset="0"/>
+                  </a:defRPr>
+                </a:pPr>
+                <a:endParaRPr lang="en-US"/>
+              </a:p>
+            </c:txPr>
+            <c:showLegendKey val="0"/>
+            <c:showVal val="1"/>
+            <c:showCatName val="0"/>
+            <c:showSerName val="0"/>
+            <c:showPercent val="0"/>
+            <c:showBubbleSize val="0"/>
+            <c:showLeaderLines val="0"/>
+            <c:extLst>
+              <c:ext xmlns:c15="http://schemas.microsoft.com/office/drawing/2012/chart" uri="{CE6537A1-D6FC-4f65-9D91-7224C49458BB}">
+                <c15:showLeaderLines val="1"/>
+                <c15:leaderLines>
+                  <c:spPr>
+                    <a:ln w="9525" cap="flat" cmpd="sng" algn="ctr">
+                      <a:solidFill>
+                        <a:schemeClr val="tx1">
+                          <a:lumMod val="35000"/>
+                          <a:lumOff val="65000"/>
+                        </a:schemeClr>
+                      </a:solidFill>
+                      <a:round/>
+                    </a:ln>
+                    <a:effectLst/>
+                  </c:spPr>
+                </c15:leaderLines>
+              </c:ext>
+            </c:extLst>
+          </c:dLbls>
+          <c:cat>
+            <c:numRef>
+              <c:f>'Женщины Поволжья'!$A$4:$A$10</c:f>
+              <c:numCache>
+                <c:formatCode>General</c:formatCode>
+                <c:ptCount val="7"/>
+                <c:pt idx="0">
+                  <c:v>1930</c:v>
+                </c:pt>
+                <c:pt idx="1">
+                  <c:v>1937</c:v>
+                </c:pt>
+                <c:pt idx="2">
+                  <c:v>1938</c:v>
+                </c:pt>
+                <c:pt idx="3">
+                  <c:v>1939</c:v>
+                </c:pt>
+                <c:pt idx="4">
+                  <c:v>1940</c:v>
+                </c:pt>
+                <c:pt idx="5">
+                  <c:v>1941</c:v>
+                </c:pt>
+                <c:pt idx="6">
+                  <c:v>1942</c:v>
+                </c:pt>
+              </c:numCache>
+            </c:numRef>
+          </c:cat>
+          <c:val>
+            <c:numRef>
+              <c:f>'Женщины Поволжья'!$B$4:$B$10</c:f>
+              <c:numCache>
+                <c:formatCode>General</c:formatCode>
+                <c:ptCount val="7"/>
+                <c:pt idx="0">
+                  <c:v>1</c:v>
+                </c:pt>
+                <c:pt idx="1">
+                  <c:v>4</c:v>
+                </c:pt>
+                <c:pt idx="2">
+                  <c:v>6</c:v>
+                </c:pt>
+                <c:pt idx="3">
+                  <c:v>1</c:v>
+                </c:pt>
+                <c:pt idx="4">
+                  <c:v>1</c:v>
+                </c:pt>
+                <c:pt idx="5">
+                  <c:v>3</c:v>
+                </c:pt>
+                <c:pt idx="6">
+                  <c:v>2</c:v>
+                </c:pt>
+              </c:numCache>
+            </c:numRef>
+          </c:val>
+          <c:extLst>
+            <c:ext xmlns:c16="http://schemas.microsoft.com/office/drawing/2014/chart" uri="{C3380CC4-5D6E-409C-BE32-E72D297353CC}">
+              <c16:uniqueId val="{00000000-EAA1-4BE6-AC1C-080F8CA45815}"/>
+            </c:ext>
+          </c:extLst>
+        </c:ser>
+        <c:dLbls>
+          <c:showLegendKey val="0"/>
+          <c:showVal val="0"/>
+          <c:showCatName val="0"/>
+          <c:showSerName val="0"/>
+          <c:showPercent val="0"/>
+          <c:showBubbleSize val="0"/>
+        </c:dLbls>
+        <c:gapWidth val="150"/>
+        <c:shape val="box"/>
+        <c:axId val="904673775"/>
+        <c:axId val="904655055"/>
+        <c:axId val="0"/>
+      </c:bar3DChart>
+      <c:catAx>
+        <c:axId val="904673775"/>
+        <c:scaling>
+          <c:orientation val="minMax"/>
+        </c:scaling>
+        <c:delete val="0"/>
+        <c:axPos val="b"/>
+        <c:numFmt formatCode="General" sourceLinked="1"/>
+        <c:majorTickMark val="out"/>
+        <c:minorTickMark val="none"/>
+        <c:tickLblPos val="nextTo"/>
+        <c:spPr>
+          <a:noFill/>
+          <a:ln w="9525" cap="flat" cmpd="sng" algn="ctr">
+            <a:solidFill>
+              <a:schemeClr val="tx1">
+                <a:lumMod val="15000"/>
+                <a:lumOff val="85000"/>
+              </a:schemeClr>
+            </a:solidFill>
+            <a:round/>
+          </a:ln>
+          <a:effectLst/>
+        </c:spPr>
+        <c:txPr>
+          <a:bodyPr rot="-60000000" spcFirstLastPara="1" vertOverflow="ellipsis" vert="horz" wrap="square" anchor="t" anchorCtr="0"/>
+          <a:lstStyle/>
+          <a:p>
+            <a:pPr>
+              <a:defRPr sz="900" b="0" i="0" u="none" strike="noStrike" kern="1200" baseline="-10000">
+                <a:solidFill>
+                  <a:schemeClr val="tx1">
+                    <a:lumMod val="65000"/>
+                    <a:lumOff val="35000"/>
+                  </a:schemeClr>
+                </a:solidFill>
+                <a:latin typeface="Arial" panose="020B0604020202020204" pitchFamily="34" charset="0"/>
+                <a:ea typeface="+mn-ea"/>
+                <a:cs typeface="+mn-cs"/>
+              </a:defRPr>
+            </a:pPr>
+            <a:endParaRPr lang="en-US"/>
+          </a:p>
+        </c:txPr>
+        <c:crossAx val="904655055"/>
+        <c:crosses val="autoZero"/>
+        <c:auto val="0"/>
+        <c:lblAlgn val="ctr"/>
+        <c:lblOffset val="100"/>
+        <c:noMultiLvlLbl val="0"/>
+      </c:catAx>
+      <c:valAx>
+        <c:axId val="904655055"/>
+        <c:scaling>
+          <c:orientation val="minMax"/>
+          <c:max val="8"/>
+          <c:min val="0"/>
+        </c:scaling>
+        <c:delete val="1"/>
+        <c:axPos val="l"/>
+        <c:numFmt formatCode="General" sourceLinked="1"/>
+        <c:majorTickMark val="out"/>
+        <c:minorTickMark val="none"/>
+        <c:tickLblPos val="nextTo"/>
+        <c:crossAx val="904673775"/>
+        <c:crosses val="autoZero"/>
+        <c:crossBetween val="between"/>
+        <c:majorUnit val="2"/>
+        <c:minorUnit val="1"/>
+      </c:valAx>
+      <c:spPr>
+        <a:noFill/>
+        <a:ln>
+          <a:noFill/>
+        </a:ln>
+        <a:effectLst/>
+      </c:spPr>
+    </c:plotArea>
+    <c:plotVisOnly val="1"/>
+    <c:dispBlanksAs val="gap"/>
+    <c:extLst>
+      <c:ext xmlns:c16r3="http://schemas.microsoft.com/office/drawing/2017/03/chart" uri="{56B9EC1D-385E-4148-901F-78D8002777C0}">
+        <c16r3:dataDisplayOptions16>
+          <c16r3:dispNaAsBlank val="1"/>
+        </c16r3:dataDisplayOptions16>
+      </c:ext>
+    </c:extLst>
+    <c:showDLblsOverMax val="0"/>
+  </c:chart>
+  <c:spPr>
+    <a:solidFill>
+      <a:schemeClr val="bg1"/>
+    </a:solidFill>
+    <a:ln w="9525" cap="flat" cmpd="sng" algn="ctr">
+      <a:solidFill>
+        <a:schemeClr val="tx1">
+          <a:lumMod val="15000"/>
+          <a:lumOff val="85000"/>
+        </a:schemeClr>
+      </a:solidFill>
+      <a:round/>
+    </a:ln>
+    <a:effectLst/>
+  </c:spPr>
+  <c:txPr>
+    <a:bodyPr/>
+    <a:lstStyle/>
+    <a:p>
+      <a:pPr>
+        <a:defRPr/>
+      </a:pPr>
+      <a:endParaRPr lang="en-US"/>
+    </a:p>
+  </c:txPr>
+  <c:externalData r:id="rId3">
+    <c:autoUpdate val="0"/>
+  </c:externalData>
+</c:chartSpace>
+</file>
+
+<file path=word/charts/colors1.xml><?xml version="1.0" encoding="utf-8"?>
+<cs:colorStyle xmlns:cs="http://schemas.microsoft.com/office/drawing/2012/chartStyle" xmlns:a="http://schemas.openxmlformats.org/drawingml/2006/main" meth="cycle" id="10">
+  <a:schemeClr val="accent1"/>
+  <a:schemeClr val="accent2"/>
+  <a:schemeClr val="accent3"/>
+  <a:schemeClr val="accent4"/>
+  <a:schemeClr val="accent5"/>
+  <a:schemeClr val="accent6"/>
+  <cs:variation/>
+  <cs:variation>
+    <a:lumMod val="60000"/>
+  </cs:variation>
+  <cs:variation>
+    <a:lumMod val="80000"/>
+    <a:lumOff val="20000"/>
+  </cs:variation>
+  <cs:variation>
+    <a:lumMod val="80000"/>
+  </cs:variation>
+  <cs:variation>
+    <a:lumMod val="60000"/>
+    <a:lumOff val="40000"/>
+  </cs:variation>
+  <cs:variation>
+    <a:lumMod val="50000"/>
+  </cs:variation>
+  <cs:variation>
+    <a:lumMod val="70000"/>
+    <a:lumOff val="30000"/>
+  </cs:variation>
+  <cs:variation>
+    <a:lumMod val="70000"/>
+  </cs:variation>
+  <cs:variation>
+    <a:lumMod val="50000"/>
+    <a:lumOff val="50000"/>
+  </cs:variation>
+</cs:colorStyle>
+</file>
+
+<file path=word/charts/style1.xml><?xml version="1.0" encoding="utf-8"?>
+<cs:chartStyle xmlns:cs="http://schemas.microsoft.com/office/drawing/2012/chartStyle" xmlns:a="http://schemas.openxmlformats.org/drawingml/2006/main" id="332">
+  <cs:axisTitle>
+    <cs:lnRef idx="0"/>
+    <cs:fillRef idx="0"/>
+    <cs:effectRef idx="0"/>
+    <cs:fontRef idx="minor">
+      <a:schemeClr val="tx1">
+        <a:lumMod val="65000"/>
+        <a:lumOff val="35000"/>
+      </a:schemeClr>
+    </cs:fontRef>
+    <cs:defRPr sz="1000" kern="1200"/>
+  </cs:axisTitle>
+  <cs:categoryAxis>
+    <cs:lnRef idx="0"/>
+    <cs:fillRef idx="0"/>
+    <cs:effectRef idx="0"/>
+    <cs:fontRef idx="minor">
+      <a:schemeClr val="tx1">
+        <a:lumMod val="65000"/>
+        <a:lumOff val="35000"/>
+      </a:schemeClr>
+    </cs:fontRef>
+    <cs:spPr>
+      <a:ln w="9525" cap="flat" cmpd="sng" algn="ctr">
+        <a:solidFill>
+          <a:schemeClr val="tx1">
+            <a:lumMod val="15000"/>
+            <a:lumOff val="85000"/>
+          </a:schemeClr>
+        </a:solidFill>
+        <a:round/>
+      </a:ln>
+    </cs:spPr>
+    <cs:defRPr sz="900" kern="1200"/>
+  </cs:categoryAxis>
+  <cs:chartArea mods="allowNoFillOverride allowNoLineOverride">
+    <cs:lnRef idx="0"/>
+    <cs:fillRef idx="0"/>
+    <cs:effectRef idx="0"/>
+    <cs:fontRef idx="minor">
+      <a:schemeClr val="tx1"/>
+    </cs:fontRef>
+    <cs:spPr>
+      <a:solidFill>
+        <a:schemeClr val="bg1"/>
+      </a:solidFill>
+      <a:ln w="9525" cap="flat" cmpd="sng" algn="ctr">
+        <a:solidFill>
+          <a:schemeClr val="tx1">
+            <a:lumMod val="15000"/>
+            <a:lumOff val="85000"/>
+          </a:schemeClr>
+        </a:solidFill>
+        <a:round/>
+      </a:ln>
+    </cs:spPr>
+    <cs:defRPr sz="1000" kern="1200"/>
+  </cs:chartArea>
+  <cs:dataLabel>
+    <cs:lnRef idx="0"/>
+    <cs:fillRef idx="0"/>
+    <cs:effectRef idx="0"/>
+    <cs:fontRef idx="minor">
+      <a:schemeClr val="tx1">
+        <a:lumMod val="75000"/>
+        <a:lumOff val="25000"/>
+      </a:schemeClr>
+    </cs:fontRef>
+    <cs:defRPr sz="900" kern="1200"/>
+  </cs:dataLabel>
+  <cs:dataLabelCallout>
+    <cs:lnRef idx="0"/>
+    <cs:fillRef idx="0"/>
+    <cs:effectRef idx="0"/>
+    <cs:fontRef idx="minor">
+      <a:schemeClr val="dk1">
+        <a:lumMod val="65000"/>
+        <a:lumOff val="35000"/>
+      </a:schemeClr>
+    </cs:fontRef>
+    <cs:spPr>
+      <a:solidFill>
+        <a:schemeClr val="lt1"/>
+      </a:solidFill>
+      <a:ln>
+        <a:solidFill>
+          <a:schemeClr val="dk1">
+            <a:lumMod val="25000"/>
+            <a:lumOff val="75000"/>
+          </a:schemeClr>
+        </a:solidFill>
+      </a:ln>
+    </cs:spPr>
+    <cs:defRPr sz="900" kern="1200"/>
+    <cs:bodyPr rot="0" spcFirstLastPara="1" vertOverflow="clip" horzOverflow="clip" vert="horz" wrap="square" lIns="36576" tIns="18288" rIns="36576" bIns="18288" anchor="ctr" anchorCtr="1">
+      <a:spAutoFit/>
+    </cs:bodyPr>
+  </cs:dataLabelCallout>
+  <cs:dataPoint>
+    <cs:lnRef idx="0"/>
+    <cs:fillRef idx="1">
+      <cs:styleClr val="auto"/>
+    </cs:fillRef>
+    <cs:effectRef idx="0"/>
+    <cs:fontRef idx="minor">
+      <a:schemeClr val="tx1"/>
+    </cs:fontRef>
+  </cs:dataPoint>
+  <cs:dataPoint3D>
+    <cs:lnRef idx="0"/>
+    <cs:fillRef idx="1">
+      <cs:styleClr val="auto"/>
+    </cs:fillRef>
+    <cs:effectRef idx="0"/>
+    <cs:fontRef idx="minor">
+      <a:schemeClr val="tx1"/>
+    </cs:fontRef>
+  </cs:dataPoint3D>
+  <cs:dataPointLine>
+    <cs:lnRef idx="0">
+      <cs:styleClr val="auto"/>
+    </cs:lnRef>
+    <cs:fillRef idx="1"/>
+    <cs:effectRef idx="0"/>
+    <cs:fontRef idx="minor">
+      <a:schemeClr val="tx1"/>
+    </cs:fontRef>
+    <cs:spPr>
+      <a:ln w="28575" cap="rnd">
+        <a:solidFill>
+          <a:schemeClr val="phClr"/>
+        </a:solidFill>
+        <a:round/>
+      </a:ln>
+    </cs:spPr>
+  </cs:dataPointLine>
+  <cs:dataPointMarker>
+    <cs:lnRef idx="0">
+      <cs:styleClr val="auto"/>
+    </cs:lnRef>
+    <cs:fillRef idx="1">
+      <cs:styleClr val="auto"/>
+    </cs:fillRef>
+    <cs:effectRef idx="0"/>
+    <cs:fontRef idx="minor">
+      <a:schemeClr val="tx1"/>
+    </cs:fontRef>
+    <cs:spPr>
+      <a:ln w="9525">
+        <a:solidFill>
+          <a:schemeClr val="phClr"/>
+        </a:solidFill>
+      </a:ln>
+    </cs:spPr>
+  </cs:dataPointMarker>
+  <cs:dataPointMarkerLayout symbol="circle" size="5"/>
+  <cs:dataPointWireframe>
+    <cs:lnRef idx="0">
+      <cs:styleClr val="auto"/>
+    </cs:lnRef>
+    <cs:fillRef idx="1"/>
+    <cs:effectRef idx="0"/>
+    <cs:fontRef idx="minor">
+      <a:schemeClr val="tx1"/>
+    </cs:fontRef>
+    <cs:spPr>
+      <a:ln w="9525" cap="rnd">
+        <a:solidFill>
+          <a:schemeClr val="phClr"/>
+        </a:solidFill>
+        <a:round/>
+      </a:ln>
+    </cs:spPr>
+  </cs:dataPointWireframe>
+  <cs:dataTable>
+    <cs:lnRef idx="0"/>
+    <cs:fillRef idx="0"/>
+    <cs:effectRef idx="0"/>
+    <cs:fontRef idx="minor">
+      <a:schemeClr val="tx1">
+        <a:lumMod val="65000"/>
+        <a:lumOff val="35000"/>
+      </a:schemeClr>
+    </cs:fontRef>
+    <cs:spPr>
+      <a:noFill/>
+      <a:ln w="9525" cap="flat" cmpd="sng" algn="ctr">
+        <a:solidFill>
+          <a:schemeClr val="tx1">
+            <a:lumMod val="15000"/>
+            <a:lumOff val="85000"/>
+          </a:schemeClr>
+        </a:solidFill>
+        <a:round/>
+      </a:ln>
+    </cs:spPr>
+    <cs:defRPr sz="900" kern="1200"/>
+  </cs:dataTable>
+  <cs:downBar>
+    <cs:lnRef idx="0"/>
+    <cs:fillRef idx="0"/>
+    <cs:effectRef idx="0"/>
+    <cs:fontRef idx="minor">
+      <a:schemeClr val="dk1"/>
+    </cs:fontRef>
+    <cs:spPr>
+      <a:solidFill>
+        <a:schemeClr val="dk1">
+          <a:lumMod val="65000"/>
+          <a:lumOff val="35000"/>
+        </a:schemeClr>
+      </a:solidFill>
+      <a:ln w="9525">
+        <a:solidFill>
+          <a:schemeClr val="tx1">
+            <a:lumMod val="65000"/>
+            <a:lumOff val="35000"/>
+          </a:schemeClr>
+        </a:solidFill>
+      </a:ln>
+    </cs:spPr>
+  </cs:downBar>
+  <cs:dropLine>
+    <cs:lnRef idx="0"/>
+    <cs:fillRef idx="0"/>
+    <cs:effectRef idx="0"/>
+    <cs:fontRef idx="minor">
+      <a:schemeClr val="tx1"/>
+    </cs:fontRef>
+    <cs:spPr>
+      <a:ln w="9525" cap="flat" cmpd="sng" algn="ctr">
+        <a:solidFill>
+          <a:schemeClr val="tx1">
+            <a:lumMod val="35000"/>
+            <a:lumOff val="65000"/>
+          </a:schemeClr>
+        </a:solidFill>
+        <a:round/>
+      </a:ln>
+    </cs:spPr>
+  </cs:dropLine>
+  <cs:errorBar>
+    <cs:lnRef idx="0"/>
+    <cs:fillRef idx="0"/>
+    <cs:effectRef idx="0"/>
+    <cs:fontRef idx="minor">
+      <a:schemeClr val="tx1"/>
+    </cs:fontRef>
+    <cs:spPr>
+      <a:ln w="9525" cap="flat" cmpd="sng" algn="ctr">
+        <a:solidFill>
+          <a:schemeClr val="tx1">
+            <a:lumMod val="65000"/>
+            <a:lumOff val="35000"/>
+          </a:schemeClr>
+        </a:solidFill>
+        <a:round/>
+      </a:ln>
+    </cs:spPr>
+  </cs:errorBar>
+  <cs:floor>
+    <cs:lnRef idx="0"/>
+    <cs:fillRef idx="0"/>
+    <cs:effectRef idx="0"/>
+    <cs:fontRef idx="minor">
+      <a:schemeClr val="tx1"/>
+    </cs:fontRef>
+    <cs:spPr>
+      <a:noFill/>
+      <a:ln>
+        <a:noFill/>
+      </a:ln>
+    </cs:spPr>
+  </cs:floor>
+  <cs:gridlineMajor>
+    <cs:lnRef idx="0"/>
+    <cs:fillRef idx="0"/>
+    <cs:effectRef idx="0"/>
+    <cs:fontRef idx="minor">
+      <a:schemeClr val="tx1"/>
+    </cs:fontRef>
+    <cs:spPr>
+      <a:ln w="9525" cap="flat" cmpd="sng" algn="ctr">
+        <a:solidFill>
+          <a:schemeClr val="tx1">
+            <a:lumMod val="15000"/>
+            <a:lumOff val="85000"/>
+          </a:schemeClr>
+        </a:solidFill>
+        <a:round/>
+      </a:ln>
+    </cs:spPr>
+  </cs:gridlineMajor>
+  <cs:gridlineMinor>
+    <cs:lnRef idx="0"/>
+    <cs:fillRef idx="0"/>
+    <cs:effectRef idx="0"/>
+    <cs:fontRef idx="minor">
+      <a:schemeClr val="tx1"/>
+    </cs:fontRef>
+    <cs:spPr>
+      <a:ln w="9525" cap="flat" cmpd="sng" algn="ctr">
+        <a:solidFill>
+          <a:schemeClr val="tx1">
+            <a:lumMod val="5000"/>
+            <a:lumOff val="95000"/>
+          </a:schemeClr>
+        </a:solidFill>
+        <a:round/>
+      </a:ln>
+    </cs:spPr>
+  </cs:gridlineMinor>
+  <cs:hiLoLine>
+    <cs:lnRef idx="0"/>
+    <cs:fillRef idx="0"/>
+    <cs:effectRef idx="0"/>
+    <cs:fontRef idx="minor">
+      <a:schemeClr val="tx1"/>
+    </cs:fontRef>
+    <cs:spPr>
+      <a:ln w="9525" cap="flat" cmpd="sng" algn="ctr">
+        <a:solidFill>
+          <a:schemeClr val="tx1">
+            <a:lumMod val="75000"/>
+            <a:lumOff val="25000"/>
+          </a:schemeClr>
+        </a:solidFill>
+        <a:round/>
+      </a:ln>
+    </cs:spPr>
+  </cs:hiLoLine>
+  <cs:leaderLine>
+    <cs:lnRef idx="0"/>
+    <cs:fillRef idx="0"/>
+    <cs:effectRef idx="0"/>
+    <cs:fontRef idx="minor">
+      <a:schemeClr val="tx1"/>
+    </cs:fontRef>
+    <cs:spPr>
+      <a:ln w="9525" cap="flat" cmpd="sng" algn="ctr">
+        <a:solidFill>
+          <a:schemeClr val="tx1">
+            <a:lumMod val="35000"/>
+            <a:lumOff val="65000"/>
+          </a:schemeClr>
+        </a:solidFill>
+        <a:round/>
+      </a:ln>
+    </cs:spPr>
+  </cs:leaderLine>
+  <cs:legend>
+    <cs:lnRef idx="0"/>
+    <cs:fillRef idx="0"/>
+    <cs:effectRef idx="0"/>
+    <cs:fontRef idx="minor">
+      <a:schemeClr val="tx1">
+        <a:lumMod val="65000"/>
+        <a:lumOff val="35000"/>
+      </a:schemeClr>
+    </cs:fontRef>
+    <cs:defRPr sz="900" kern="1200"/>
+  </cs:legend>
+  <cs:plotArea mods="allowNoFillOverride allowNoLineOverride">
+    <cs:lnRef idx="0"/>
+    <cs:fillRef idx="0"/>
+    <cs:effectRef idx="0"/>
+    <cs:fontRef idx="minor">
+      <a:schemeClr val="tx1"/>
+    </cs:fontRef>
+  </cs:plotArea>
+  <cs:plotArea3D mods="allowNoFillOverride allowNoLineOverride">
+    <cs:lnRef idx="0"/>
+    <cs:fillRef idx="0"/>
+    <cs:effectRef idx="0"/>
+    <cs:fontRef idx="minor">
+      <a:schemeClr val="tx1"/>
+    </cs:fontRef>
+  </cs:plotArea3D>
+  <cs:seriesAxis>
+    <cs:lnRef idx="0"/>
+    <cs:fillRef idx="0"/>
+    <cs:effectRef idx="0"/>
+    <cs:fontRef idx="minor">
+      <a:schemeClr val="tx1">
+        <a:lumMod val="65000"/>
+        <a:lumOff val="35000"/>
+      </a:schemeClr>
+    </cs:fontRef>
+    <cs:defRPr sz="900" kern="1200"/>
+  </cs:seriesAxis>
+  <cs:seriesLine>
+    <cs:lnRef idx="0"/>
+    <cs:fillRef idx="0"/>
+    <cs:effectRef idx="0"/>
+    <cs:fontRef idx="minor">
+      <a:schemeClr val="tx1"/>
+    </cs:fontRef>
+    <cs:spPr>
+      <a:ln w="9525" cap="flat" cmpd="sng" algn="ctr">
+        <a:solidFill>
+          <a:schemeClr val="tx1">
+            <a:lumMod val="35000"/>
+            <a:lumOff val="65000"/>
+          </a:schemeClr>
+        </a:solidFill>
+        <a:round/>
+      </a:ln>
+    </cs:spPr>
+  </cs:seriesLine>
+  <cs:title>
+    <cs:lnRef idx="0"/>
+    <cs:fillRef idx="0"/>
+    <cs:effectRef idx="0"/>
+    <cs:fontRef idx="minor">
+      <a:schemeClr val="tx1">
+        <a:lumMod val="65000"/>
+        <a:lumOff val="35000"/>
+      </a:schemeClr>
+    </cs:fontRef>
+    <cs:defRPr sz="1400" b="0" kern="1200" spc="0" baseline="0"/>
+  </cs:title>
+  <cs:trendline>
+    <cs:lnRef idx="0">
+      <cs:styleClr val="auto"/>
+    </cs:lnRef>
+    <cs:fillRef idx="0"/>
+    <cs:effectRef idx="0"/>
+    <cs:fontRef idx="minor">
+      <a:schemeClr val="tx1"/>
+    </cs:fontRef>
+    <cs:spPr>
+      <a:ln w="19050" cap="rnd">
+        <a:solidFill>
+          <a:schemeClr val="phClr"/>
+        </a:solidFill>
+        <a:prstDash val="sysDot"/>
+      </a:ln>
+    </cs:spPr>
+  </cs:trendline>
+  <cs:trendlineLabel>
+    <cs:lnRef idx="0"/>
+    <cs:fillRef idx="0"/>
+    <cs:effectRef idx="0"/>
+    <cs:fontRef idx="minor">
+      <a:schemeClr val="tx1">
+        <a:lumMod val="65000"/>
+        <a:lumOff val="35000"/>
+      </a:schemeClr>
+    </cs:fontRef>
+    <cs:defRPr sz="900" kern="1200"/>
+  </cs:trendlineLabel>
+  <cs:upBar>
+    <cs:lnRef idx="0"/>
+    <cs:fillRef idx="0"/>
+    <cs:effectRef idx="0"/>
+    <cs:fontRef idx="minor">
+      <a:schemeClr val="dk1"/>
+    </cs:fontRef>
+    <cs:spPr>
+      <a:solidFill>
+        <a:schemeClr val="lt1"/>
+      </a:solidFill>
+      <a:ln w="9525">
+        <a:solidFill>
+          <a:schemeClr val="tx1">
+            <a:lumMod val="15000"/>
+            <a:lumOff val="85000"/>
+          </a:schemeClr>
+        </a:solidFill>
+      </a:ln>
+    </cs:spPr>
+  </cs:upBar>
+  <cs:valueAxis>
+    <cs:lnRef idx="0"/>
+    <cs:fillRef idx="0"/>
+    <cs:effectRef idx="0"/>
+    <cs:fontRef idx="minor">
+      <a:schemeClr val="tx1">
+        <a:lumMod val="65000"/>
+        <a:lumOff val="35000"/>
+      </a:schemeClr>
+    </cs:fontRef>
+    <cs:defRPr sz="900" kern="1200"/>
+  </cs:valueAxis>
+  <cs:wall>
+    <cs:lnRef idx="0"/>
+    <cs:fillRef idx="0"/>
+    <cs:effectRef idx="0"/>
+    <cs:fontRef idx="minor">
+      <a:schemeClr val="tx1"/>
+    </cs:fontRef>
+    <cs:spPr>
+      <a:noFill/>
+      <a:ln>
+        <a:noFill/>
+      </a:ln>
+    </cs:spPr>
+  </cs:wall>
+</cs:chartStyle>
+</file>
+
 <file path=word/theme/theme1.xml><?xml version="1.0" encoding="utf-8"?>
 <a:theme xmlns:a="http://schemas.openxmlformats.org/drawingml/2006/main" name="Office Theme">
   <a:themeElements>

--- a/docs/BYREGION/Женщины_Поволжья.docx
+++ b/docs/BYREGION/Женщины_Поволжья.docx
@@ -531,7 +531,64 @@
           <w:szCs w:val="16"/>
           <w:lang w:val="ru-RU"/>
         </w:rPr>
-        <w:t xml:space="preserve">ЧИСЛЕННОСТЬ РАССТРЕЛЯННЫХ ЖЕНЩИН ПО ГОДАМ с 1930 по 1942 </w:t>
+        <w:t>ЧИСЛЕННОСТЬ РАССТРЕЛЯННЫХ ЖЕНЩИН ПО ГОДАМ</w:t>
+      </w:r>
+      <w:r>
+        <w:rPr>
+          <w:rFonts w:ascii="Arial" w:hAnsi="Arial" w:cs="Arial"/>
+          <w:b/>
+          <w:bCs/>
+          <w:sz w:val="16"/>
+          <w:szCs w:val="16"/>
+          <w:lang w:val="ru-RU"/>
+        </w:rPr>
+        <w:t xml:space="preserve">, </w:t>
+      </w:r>
+      <w:proofErr w:type="gramStart"/>
+      <w:r>
+        <w:rPr>
+          <w:rFonts w:ascii="Arial" w:hAnsi="Arial" w:cs="Arial"/>
+          <w:b/>
+          <w:bCs/>
+          <w:sz w:val="16"/>
+          <w:szCs w:val="16"/>
+          <w:lang w:val="ru-RU"/>
+        </w:rPr>
+        <w:t>1930</w:t>
+      </w:r>
+      <w:r>
+        <w:rPr>
+          <w:rFonts w:ascii="Arial" w:hAnsi="Arial" w:cs="Arial"/>
+          <w:b/>
+          <w:bCs/>
+          <w:sz w:val="16"/>
+          <w:szCs w:val="16"/>
+          <w:lang w:val="ru-RU"/>
+        </w:rPr>
+        <w:t>-</w:t>
+      </w:r>
+      <w:r>
+        <w:rPr>
+          <w:rFonts w:ascii="Arial" w:hAnsi="Arial" w:cs="Arial"/>
+          <w:b/>
+          <w:bCs/>
+          <w:sz w:val="16"/>
+          <w:szCs w:val="16"/>
+          <w:lang w:val="ru-RU"/>
+        </w:rPr>
+        <w:t>1942</w:t>
+      </w:r>
+      <w:proofErr w:type="gramEnd"/>
+      <w:r>
+        <w:rPr>
+          <w:rFonts w:ascii="Arial" w:hAnsi="Arial" w:cs="Arial"/>
+          <w:b/>
+          <w:bCs/>
+          <w:sz w:val="16"/>
+          <w:szCs w:val="16"/>
+          <w:lang w:val="ru-RU"/>
+        </w:rPr>
+        <w:t xml:space="preserve"> </w:t>
       </w:r>
       <w:proofErr w:type="spellStart"/>
       <w:r>
@@ -560,23 +617,53 @@
       </w:pPr>
       <w:r>
         <w:rPr>
+          <w:rFonts w:ascii="Arial" w:hAnsi="Arial" w:cs="Arial"/>
           <w:noProof/>
+          <w:sz w:val="16"/>
+          <w:szCs w:val="16"/>
+          <w:lang w:val="ru-RU"/>
         </w:rPr>
         <w:drawing>
-          <wp:inline distT="0" distB="0" distL="0" distR="0" wp14:anchorId="309FB406" wp14:editId="79CA1B06">
-            <wp:extent cx="4437993" cy="1832741"/>
-            <wp:effectExtent l="0" t="0" r="1270" b="15240"/>
-            <wp:docPr id="276108425" name="Chart 1">
-              <a:extLst xmlns:a="http://schemas.openxmlformats.org/drawingml/2006/main">
-                <a:ext uri="{FF2B5EF4-FFF2-40B4-BE49-F238E27FC236}">
-                  <a16:creationId xmlns:a16="http://schemas.microsoft.com/office/drawing/2014/main" id="{E101F69E-476D-4A5E-ABA4-25B3BBC69056}"/>
-                </a:ext>
-              </a:extLst>
-            </wp:docPr>
-            <wp:cNvGraphicFramePr/>
+          <wp:inline distT="0" distB="0" distL="0" distR="0" wp14:anchorId="14780D75" wp14:editId="403DE6E8">
+            <wp:extent cx="4450715" cy="1847215"/>
+            <wp:effectExtent l="0" t="0" r="6985" b="635"/>
+            <wp:docPr id="1241785075" name="Picture 1"/>
+            <wp:cNvGraphicFramePr>
+              <a:graphicFrameLocks xmlns:a="http://schemas.openxmlformats.org/drawingml/2006/main" noChangeAspect="1"/>
+            </wp:cNvGraphicFramePr>
             <a:graphic xmlns:a="http://schemas.openxmlformats.org/drawingml/2006/main">
-              <a:graphicData uri="http://schemas.openxmlformats.org/drawingml/2006/chart">
-                <c:chart xmlns:c="http://schemas.openxmlformats.org/drawingml/2006/chart" xmlns:r="http://schemas.openxmlformats.org/officeDocument/2006/relationships" r:id="rId6"/>
+              <a:graphicData uri="http://schemas.openxmlformats.org/drawingml/2006/picture">
+                <pic:pic xmlns:pic="http://schemas.openxmlformats.org/drawingml/2006/picture">
+                  <pic:nvPicPr>
+                    <pic:cNvPr id="0" name="Picture 2"/>
+                    <pic:cNvPicPr>
+                      <a:picLocks noChangeAspect="1" noChangeArrowheads="1"/>
+                    </pic:cNvPicPr>
+                  </pic:nvPicPr>
+                  <pic:blipFill>
+                    <a:blip r:embed="rId6">
+                      <a:extLst>
+                        <a:ext uri="{28A0092B-C50C-407E-A947-70E740481C1C}">
+                          <a14:useLocalDpi xmlns:a14="http://schemas.microsoft.com/office/drawing/2010/main" val="0"/>
+                        </a:ext>
+                      </a:extLst>
+                    </a:blip>
+                    <a:srcRect/>
+                    <a:stretch>
+                      <a:fillRect/>
+                    </a:stretch>
+                  </pic:blipFill>
+                  <pic:spPr bwMode="auto">
+                    <a:xfrm>
+                      <a:off x="0" y="0"/>
+                      <a:ext cx="4450715" cy="1847215"/>
+                    </a:xfrm>
+                    <a:prstGeom prst="rect">
+                      <a:avLst/>
+                    </a:prstGeom>
+                    <a:noFill/>
+                  </pic:spPr>
+                </pic:pic>
               </a:graphicData>
             </a:graphic>
           </wp:inline>
@@ -586,16 +673,7 @@
     <w:p>
       <w:pPr>
         <w:spacing w:after="0"/>
-        <w:rPr>
-          <w:sz w:val="16"/>
-          <w:szCs w:val="16"/>
-          <w:lang w:val="ru-RU"/>
-        </w:rPr>
-      </w:pPr>
-    </w:p>
-    <w:p>
-      <w:pPr>
-        <w:spacing w:after="0"/>
+        <w:jc w:val="center"/>
         <w:rPr>
           <w:rFonts w:ascii="Arial" w:hAnsi="Arial" w:cs="Arial"/>
           <w:sz w:val="16"/>
@@ -604,438 +682,158 @@
         </w:rPr>
       </w:pPr>
     </w:p>
-    <w:tbl>
-      <w:tblPr>
-        <w:tblW w:w="8030" w:type="dxa"/>
-        <w:tblInd w:w="717" w:type="dxa"/>
-        <w:tblLayout w:type="fixed"/>
-        <w:tblCellMar>
-          <w:top w:w="28" w:type="dxa"/>
-          <w:left w:w="28" w:type="dxa"/>
-          <w:bottom w:w="28" w:type="dxa"/>
-          <w:right w:w="28" w:type="dxa"/>
-        </w:tblCellMar>
-        <w:tblLook w:val="0000" w:firstRow="0" w:lastRow="0" w:firstColumn="0" w:lastColumn="0" w:noHBand="0" w:noVBand="0"/>
-      </w:tblPr>
-      <w:tblGrid>
-        <w:gridCol w:w="2007"/>
-        <w:gridCol w:w="2008"/>
-        <w:gridCol w:w="2007"/>
-        <w:gridCol w:w="2008"/>
-      </w:tblGrid>
-      <w:tr>
-        <w:tc>
-          <w:tcPr>
-            <w:tcW w:w="8030" w:type="dxa"/>
-            <w:gridSpan w:val="4"/>
-            <w:tcBorders>
-              <w:top w:val="double" w:sz="1" w:space="0" w:color="808080"/>
-              <w:left w:val="double" w:sz="1" w:space="0" w:color="808080"/>
-              <w:bottom w:val="double" w:sz="1" w:space="0" w:color="808080"/>
-              <w:right w:val="double" w:sz="2" w:space="0" w:color="808080"/>
-            </w:tcBorders>
-            <w:shd w:val="clear" w:color="auto" w:fill="auto"/>
-            <w:vAlign w:val="center"/>
-          </w:tcPr>
-          <w:p>
-            <w:pPr>
-              <w:pStyle w:val="TableContents"/>
-              <w:snapToGrid w:val="0"/>
-              <w:jc w:val="center"/>
-              <w:rPr>
-                <w:rFonts w:ascii="Arial" w:hAnsi="Arial" w:cs="Arial"/>
-                <w:sz w:val="16"/>
-                <w:szCs w:val="16"/>
-                <w:lang w:val="ru-RU"/>
-              </w:rPr>
-            </w:pPr>
-            <w:r>
-              <w:rPr>
-                <w:rFonts w:ascii="Arial" w:hAnsi="Arial" w:cs="Arial"/>
-                <w:b/>
-                <w:bCs/>
-                <w:sz w:val="16"/>
-                <w:szCs w:val="16"/>
-                <w:lang w:val="ru-RU"/>
-              </w:rPr>
-              <w:t>ВОЗРАСТНАЯ ТАБЛИЦА / ЧИСЛО</w:t>
-            </w:r>
-            <w:r>
-              <w:rPr>
-                <w:rFonts w:ascii="Arial" w:hAnsi="Arial" w:cs="Arial"/>
-                <w:b/>
-                <w:bCs/>
-                <w:sz w:val="16"/>
-                <w:szCs w:val="16"/>
-                <w:lang w:val="ru-RU"/>
-              </w:rPr>
-              <w:t xml:space="preserve"> </w:t>
-            </w:r>
-            <w:r>
-              <w:rPr>
-                <w:rFonts w:ascii="Arial" w:hAnsi="Arial" w:cs="Arial"/>
-                <w:b/>
-                <w:bCs/>
-                <w:sz w:val="16"/>
-                <w:szCs w:val="16"/>
-                <w:lang w:val="ru-RU"/>
-              </w:rPr>
-              <w:t xml:space="preserve">РАССТРЕЛЯННЫХ ЖЕНЩИН с 1937 по 1950 гг. </w:t>
-            </w:r>
-          </w:p>
-        </w:tc>
-      </w:tr>
-      <w:tr>
-        <w:tc>
-          <w:tcPr>
-            <w:tcW w:w="2007" w:type="dxa"/>
-            <w:tcBorders>
-              <w:left w:val="double" w:sz="1" w:space="0" w:color="808080"/>
-              <w:bottom w:val="double" w:sz="1" w:space="0" w:color="808080"/>
-              <w:right w:val="double" w:sz="2" w:space="0" w:color="808080"/>
-            </w:tcBorders>
-            <w:shd w:val="clear" w:color="auto" w:fill="auto"/>
-            <w:vAlign w:val="center"/>
-          </w:tcPr>
-          <w:p>
-            <w:pPr>
-              <w:pStyle w:val="TableContents"/>
-              <w:snapToGrid w:val="0"/>
-              <w:jc w:val="center"/>
-              <w:rPr>
-                <w:rFonts w:ascii="Arial" w:hAnsi="Arial" w:cs="Arial"/>
-                <w:sz w:val="16"/>
-                <w:szCs w:val="16"/>
-                <w:lang w:val="ru-RU"/>
-              </w:rPr>
-            </w:pPr>
-            <w:r>
-              <w:rPr>
-                <w:rFonts w:ascii="Arial" w:hAnsi="Arial" w:cs="Arial"/>
-                <w:sz w:val="16"/>
-                <w:szCs w:val="16"/>
-                <w:lang w:val="ru-RU"/>
-              </w:rPr>
-              <w:t>2</w:t>
-            </w:r>
-            <w:r>
-              <w:rPr>
-                <w:rFonts w:ascii="Arial" w:hAnsi="Arial" w:cs="Arial"/>
-                <w:sz w:val="16"/>
-                <w:szCs w:val="16"/>
-                <w:lang w:val="ru-RU"/>
-              </w:rPr>
-              <w:t>0</w:t>
-            </w:r>
-            <w:r>
-              <w:rPr>
-                <w:rFonts w:ascii="Arial" w:hAnsi="Arial" w:cs="Arial"/>
-                <w:sz w:val="16"/>
-                <w:szCs w:val="16"/>
-                <w:lang w:val="ru-RU"/>
-              </w:rPr>
-              <w:t>-30</w:t>
-            </w:r>
-          </w:p>
-        </w:tc>
-        <w:tc>
-          <w:tcPr>
-            <w:tcW w:w="2008" w:type="dxa"/>
-            <w:tcBorders>
-              <w:left w:val="double" w:sz="1" w:space="0" w:color="808080"/>
-              <w:bottom w:val="double" w:sz="1" w:space="0" w:color="808080"/>
-              <w:right w:val="double" w:sz="2" w:space="0" w:color="808080"/>
-            </w:tcBorders>
-            <w:shd w:val="clear" w:color="auto" w:fill="auto"/>
-            <w:vAlign w:val="center"/>
-          </w:tcPr>
-          <w:p>
-            <w:pPr>
-              <w:pStyle w:val="TableContents"/>
-              <w:snapToGrid w:val="0"/>
-              <w:jc w:val="center"/>
-              <w:rPr>
-                <w:rFonts w:ascii="Arial" w:hAnsi="Arial" w:cs="Arial"/>
-                <w:sz w:val="16"/>
-                <w:szCs w:val="16"/>
-                <w:lang w:val="ru-RU"/>
-              </w:rPr>
-            </w:pPr>
-            <w:r>
-              <w:rPr>
-                <w:rFonts w:ascii="Arial" w:hAnsi="Arial" w:cs="Arial"/>
-                <w:sz w:val="16"/>
-                <w:szCs w:val="16"/>
-                <w:lang w:val="ru-RU"/>
-              </w:rPr>
-              <w:t>31</w:t>
-            </w:r>
-            <w:r>
-              <w:rPr>
-                <w:rFonts w:ascii="Arial" w:hAnsi="Arial" w:cs="Arial"/>
-                <w:sz w:val="16"/>
-                <w:szCs w:val="16"/>
-              </w:rPr>
-              <w:t>-</w:t>
-            </w:r>
-            <w:r>
-              <w:rPr>
-                <w:rFonts w:ascii="Arial" w:hAnsi="Arial" w:cs="Arial"/>
-                <w:sz w:val="16"/>
-                <w:szCs w:val="16"/>
-                <w:lang w:val="ru-RU"/>
-              </w:rPr>
-              <w:t>40</w:t>
-            </w:r>
-          </w:p>
-        </w:tc>
-        <w:tc>
-          <w:tcPr>
-            <w:tcW w:w="2007" w:type="dxa"/>
-            <w:tcBorders>
-              <w:left w:val="double" w:sz="1" w:space="0" w:color="808080"/>
-              <w:bottom w:val="double" w:sz="1" w:space="0" w:color="808080"/>
-              <w:right w:val="double" w:sz="2" w:space="0" w:color="808080"/>
-            </w:tcBorders>
-            <w:shd w:val="clear" w:color="auto" w:fill="auto"/>
-            <w:vAlign w:val="center"/>
-          </w:tcPr>
-          <w:p>
-            <w:pPr>
-              <w:pStyle w:val="TableContents"/>
-              <w:snapToGrid w:val="0"/>
-              <w:jc w:val="center"/>
-              <w:rPr>
-                <w:rFonts w:ascii="Arial" w:hAnsi="Arial" w:cs="Arial"/>
-                <w:sz w:val="16"/>
-                <w:szCs w:val="16"/>
-              </w:rPr>
-            </w:pPr>
-            <w:r>
-              <w:rPr>
-                <w:rFonts w:ascii="Arial" w:hAnsi="Arial" w:cs="Arial"/>
-                <w:sz w:val="16"/>
-                <w:szCs w:val="16"/>
-                <w:lang w:val="ru-RU"/>
-              </w:rPr>
-              <w:t>41-50</w:t>
-            </w:r>
-          </w:p>
-        </w:tc>
-        <w:tc>
-          <w:tcPr>
-            <w:tcW w:w="2008" w:type="dxa"/>
-            <w:tcBorders>
-              <w:left w:val="double" w:sz="1" w:space="0" w:color="808080"/>
-              <w:bottom w:val="double" w:sz="1" w:space="0" w:color="808080"/>
-              <w:right w:val="double" w:sz="2" w:space="0" w:color="808080"/>
-            </w:tcBorders>
-            <w:shd w:val="clear" w:color="auto" w:fill="auto"/>
-            <w:vAlign w:val="center"/>
-          </w:tcPr>
-          <w:p>
-            <w:pPr>
-              <w:pStyle w:val="TableContents"/>
-              <w:snapToGrid w:val="0"/>
-              <w:jc w:val="center"/>
-              <w:rPr>
-                <w:rFonts w:ascii="Arial" w:hAnsi="Arial" w:cs="Arial"/>
-                <w:sz w:val="16"/>
-                <w:szCs w:val="16"/>
-              </w:rPr>
-            </w:pPr>
-            <w:r>
-              <w:rPr>
-                <w:rFonts w:ascii="Arial" w:hAnsi="Arial" w:cs="Arial"/>
-                <w:sz w:val="16"/>
-                <w:szCs w:val="16"/>
-                <w:lang w:val="ru-RU"/>
-              </w:rPr>
-              <w:t>5</w:t>
-            </w:r>
-            <w:r>
-              <w:rPr>
-                <w:rFonts w:ascii="Arial" w:hAnsi="Arial" w:cs="Arial"/>
-                <w:sz w:val="16"/>
-                <w:szCs w:val="16"/>
-                <w:lang w:val="ru-RU"/>
-              </w:rPr>
-              <w:t>4</w:t>
-            </w:r>
-            <w:r>
-              <w:rPr>
-                <w:rFonts w:ascii="Arial" w:hAnsi="Arial" w:cs="Arial"/>
-                <w:sz w:val="16"/>
-                <w:szCs w:val="16"/>
-              </w:rPr>
-              <w:t>-</w:t>
-            </w:r>
-            <w:r>
-              <w:rPr>
-                <w:rFonts w:ascii="Arial" w:hAnsi="Arial" w:cs="Arial"/>
-                <w:sz w:val="16"/>
-                <w:szCs w:val="16"/>
-                <w:lang w:val="ru-RU"/>
-              </w:rPr>
-              <w:t>6</w:t>
-            </w:r>
-            <w:r>
-              <w:rPr>
-                <w:rFonts w:ascii="Arial" w:hAnsi="Arial" w:cs="Arial"/>
-                <w:sz w:val="16"/>
-                <w:szCs w:val="16"/>
-                <w:lang w:val="ru-RU"/>
-              </w:rPr>
-              <w:t>6</w:t>
-            </w:r>
-          </w:p>
-        </w:tc>
-      </w:tr>
-      <w:tr>
-        <w:trPr>
-          <w:trHeight w:val="276"/>
-        </w:trPr>
-        <w:tc>
-          <w:tcPr>
-            <w:tcW w:w="2007" w:type="dxa"/>
-            <w:tcBorders>
-              <w:left w:val="double" w:sz="1" w:space="0" w:color="808080"/>
-              <w:bottom w:val="double" w:sz="1" w:space="0" w:color="808080"/>
-              <w:right w:val="double" w:sz="2" w:space="0" w:color="808080"/>
-            </w:tcBorders>
-            <w:shd w:val="clear" w:color="auto" w:fill="auto"/>
-            <w:vAlign w:val="center"/>
-          </w:tcPr>
-          <w:p>
-            <w:pPr>
-              <w:pStyle w:val="TableContents"/>
-              <w:snapToGrid w:val="0"/>
-              <w:ind w:hanging="180"/>
-              <w:jc w:val="center"/>
-              <w:rPr>
-                <w:rFonts w:ascii="Arial" w:hAnsi="Arial" w:cs="Arial"/>
-                <w:sz w:val="16"/>
-                <w:szCs w:val="16"/>
-                <w:lang w:val="ru-RU"/>
-              </w:rPr>
-            </w:pPr>
-            <w:r>
-              <w:rPr>
-                <w:rFonts w:ascii="Arial" w:hAnsi="Arial" w:cs="Arial"/>
-                <w:sz w:val="16"/>
-                <w:szCs w:val="16"/>
-                <w:lang w:val="ru-RU"/>
-              </w:rPr>
-              <w:t>7</w:t>
-            </w:r>
-          </w:p>
-        </w:tc>
-        <w:tc>
-          <w:tcPr>
-            <w:tcW w:w="2008" w:type="dxa"/>
-            <w:tcBorders>
-              <w:left w:val="double" w:sz="1" w:space="0" w:color="808080"/>
-              <w:bottom w:val="double" w:sz="1" w:space="0" w:color="808080"/>
-              <w:right w:val="double" w:sz="2" w:space="0" w:color="808080"/>
-            </w:tcBorders>
-            <w:shd w:val="clear" w:color="auto" w:fill="auto"/>
-            <w:vAlign w:val="center"/>
-          </w:tcPr>
-          <w:p>
-            <w:pPr>
-              <w:pStyle w:val="TableContents"/>
-              <w:snapToGrid w:val="0"/>
-              <w:ind w:hanging="180"/>
-              <w:jc w:val="center"/>
-              <w:rPr>
-                <w:rFonts w:ascii="Arial" w:hAnsi="Arial" w:cs="Arial"/>
-                <w:sz w:val="16"/>
-                <w:szCs w:val="16"/>
-                <w:lang w:val="ru-RU"/>
-              </w:rPr>
-            </w:pPr>
-            <w:r>
-              <w:rPr>
-                <w:rFonts w:ascii="Arial" w:hAnsi="Arial" w:cs="Arial"/>
-                <w:sz w:val="16"/>
-                <w:szCs w:val="16"/>
-                <w:lang w:val="ru-RU"/>
-              </w:rPr>
-              <w:t>6</w:t>
-            </w:r>
-          </w:p>
-        </w:tc>
-        <w:tc>
-          <w:tcPr>
-            <w:tcW w:w="2007" w:type="dxa"/>
-            <w:tcBorders>
-              <w:left w:val="double" w:sz="1" w:space="0" w:color="808080"/>
-              <w:bottom w:val="double" w:sz="1" w:space="0" w:color="808080"/>
-              <w:right w:val="double" w:sz="2" w:space="0" w:color="808080"/>
-            </w:tcBorders>
-            <w:shd w:val="clear" w:color="auto" w:fill="auto"/>
-            <w:vAlign w:val="center"/>
-          </w:tcPr>
-          <w:p>
-            <w:pPr>
-              <w:pStyle w:val="TableContents"/>
-              <w:snapToGrid w:val="0"/>
-              <w:ind w:hanging="180"/>
-              <w:jc w:val="center"/>
-              <w:rPr>
-                <w:rFonts w:ascii="Arial" w:hAnsi="Arial" w:cs="Arial"/>
-                <w:sz w:val="16"/>
-                <w:szCs w:val="16"/>
-              </w:rPr>
-            </w:pPr>
-            <w:r>
-              <w:rPr>
-                <w:rFonts w:ascii="Arial" w:hAnsi="Arial" w:cs="Arial"/>
-                <w:sz w:val="16"/>
-                <w:szCs w:val="16"/>
-                <w:lang w:val="ru-RU"/>
-              </w:rPr>
-              <w:t>2</w:t>
-            </w:r>
-          </w:p>
-        </w:tc>
-        <w:tc>
-          <w:tcPr>
-            <w:tcW w:w="2008" w:type="dxa"/>
-            <w:tcBorders>
-              <w:left w:val="double" w:sz="1" w:space="0" w:color="808080"/>
-              <w:bottom w:val="double" w:sz="1" w:space="0" w:color="808080"/>
-              <w:right w:val="double" w:sz="2" w:space="0" w:color="808080"/>
-            </w:tcBorders>
-            <w:shd w:val="clear" w:color="auto" w:fill="auto"/>
-            <w:vAlign w:val="center"/>
-          </w:tcPr>
-          <w:p>
-            <w:pPr>
-              <w:pStyle w:val="TableContents"/>
-              <w:snapToGrid w:val="0"/>
-              <w:ind w:hanging="180"/>
-              <w:jc w:val="center"/>
-              <w:rPr>
-                <w:rFonts w:ascii="Arial" w:hAnsi="Arial" w:cs="Arial"/>
-                <w:sz w:val="16"/>
-                <w:szCs w:val="16"/>
-                <w:lang w:val="ru-RU"/>
-              </w:rPr>
-            </w:pPr>
-            <w:r>
-              <w:rPr>
-                <w:rFonts w:ascii="Arial" w:hAnsi="Arial" w:cs="Arial"/>
-                <w:sz w:val="16"/>
-                <w:szCs w:val="16"/>
-                <w:lang w:val="ru-RU"/>
-              </w:rPr>
-              <w:t>3</w:t>
-            </w:r>
-          </w:p>
-        </w:tc>
-      </w:tr>
-    </w:tbl>
+    <w:p>
+      <w:pPr>
+        <w:spacing w:after="0"/>
+        <w:jc w:val="center"/>
+        <w:rPr>
+          <w:rFonts w:ascii="Arial" w:hAnsi="Arial" w:cs="Arial"/>
+          <w:b/>
+          <w:bCs/>
+          <w:sz w:val="16"/>
+          <w:szCs w:val="16"/>
+          <w:lang w:val="ru-RU"/>
+        </w:rPr>
+      </w:pPr>
+      <w:r>
+        <w:rPr>
+          <w:rFonts w:ascii="Arial" w:hAnsi="Arial" w:cs="Arial"/>
+          <w:b/>
+          <w:bCs/>
+          <w:sz w:val="16"/>
+          <w:szCs w:val="16"/>
+          <w:lang w:val="ru-RU"/>
+        </w:rPr>
+        <w:t xml:space="preserve">ЧИСЛЕННОСТЬ РАССТРЕЛЯННЫХ ЖЕНЩИН ПО </w:t>
+      </w:r>
+      <w:r>
+        <w:rPr>
+          <w:rFonts w:ascii="Arial" w:hAnsi="Arial" w:cs="Arial"/>
+          <w:b/>
+          <w:bCs/>
+          <w:sz w:val="16"/>
+          <w:szCs w:val="16"/>
+          <w:lang w:val="ru-RU"/>
+        </w:rPr>
+        <w:t>ВОЗРАСТАМ</w:t>
+      </w:r>
+      <w:r>
+        <w:rPr>
+          <w:rFonts w:ascii="Arial" w:hAnsi="Arial" w:cs="Arial"/>
+          <w:b/>
+          <w:bCs/>
+          <w:sz w:val="16"/>
+          <w:szCs w:val="16"/>
+          <w:lang w:val="ru-RU"/>
+        </w:rPr>
+        <w:t xml:space="preserve">, </w:t>
+      </w:r>
+      <w:proofErr w:type="gramStart"/>
+      <w:r>
+        <w:rPr>
+          <w:rFonts w:ascii="Arial" w:hAnsi="Arial" w:cs="Arial"/>
+          <w:b/>
+          <w:bCs/>
+          <w:sz w:val="16"/>
+          <w:szCs w:val="16"/>
+          <w:lang w:val="ru-RU"/>
+        </w:rPr>
+        <w:t>1930</w:t>
+      </w:r>
+      <w:r>
+        <w:rPr>
+          <w:rFonts w:ascii="Arial" w:hAnsi="Arial" w:cs="Arial"/>
+          <w:b/>
+          <w:bCs/>
+          <w:sz w:val="16"/>
+          <w:szCs w:val="16"/>
+          <w:lang w:val="ru-RU"/>
+        </w:rPr>
+        <w:t>-</w:t>
+      </w:r>
+      <w:r>
+        <w:rPr>
+          <w:rFonts w:ascii="Arial" w:hAnsi="Arial" w:cs="Arial"/>
+          <w:b/>
+          <w:bCs/>
+          <w:sz w:val="16"/>
+          <w:szCs w:val="16"/>
+          <w:lang w:val="ru-RU"/>
+        </w:rPr>
+        <w:t>1942</w:t>
+      </w:r>
+      <w:proofErr w:type="gramEnd"/>
+      <w:r>
+        <w:rPr>
+          <w:rFonts w:ascii="Arial" w:hAnsi="Arial" w:cs="Arial"/>
+          <w:b/>
+          <w:bCs/>
+          <w:sz w:val="16"/>
+          <w:szCs w:val="16"/>
+          <w:lang w:val="ru-RU"/>
+        </w:rPr>
+        <w:t xml:space="preserve"> </w:t>
+      </w:r>
+      <w:proofErr w:type="spellStart"/>
+      <w:r>
+        <w:rPr>
+          <w:rFonts w:ascii="Arial" w:hAnsi="Arial" w:cs="Arial"/>
+          <w:b/>
+          <w:bCs/>
+          <w:sz w:val="16"/>
+          <w:szCs w:val="16"/>
+          <w:lang w:val="ru-RU"/>
+        </w:rPr>
+        <w:t>гг</w:t>
+      </w:r>
+      <w:proofErr w:type="spellEnd"/>
+    </w:p>
+    <w:p>
+      <w:pPr>
+        <w:spacing w:after="0"/>
+        <w:jc w:val="center"/>
+        <w:rPr>
+          <w:rFonts w:ascii="Arial" w:hAnsi="Arial" w:cs="Arial"/>
+          <w:sz w:val="16"/>
+          <w:szCs w:val="16"/>
+          <w:lang w:val="ru-RU"/>
+        </w:rPr>
+      </w:pPr>
+      <w:r>
+        <w:rPr>
+          <w:noProof/>
+        </w:rPr>
+        <w:drawing>
+          <wp:inline distT="0" distB="0" distL="0" distR="0" wp14:anchorId="56C5C13D" wp14:editId="7B93245D">
+            <wp:extent cx="3593222" cy="1458310"/>
+            <wp:effectExtent l="0" t="0" r="7620" b="8890"/>
+            <wp:docPr id="631182324" name="Chart 1">
+              <a:extLst xmlns:a="http://schemas.openxmlformats.org/drawingml/2006/main">
+                <a:ext uri="{FF2B5EF4-FFF2-40B4-BE49-F238E27FC236}">
+                  <a16:creationId xmlns:a16="http://schemas.microsoft.com/office/drawing/2014/main" id="{CB4AEA7D-0F0B-4335-AC70-4E3B604309C0}"/>
+                </a:ext>
+              </a:extLst>
+            </wp:docPr>
+            <wp:cNvGraphicFramePr/>
+            <a:graphic xmlns:a="http://schemas.openxmlformats.org/drawingml/2006/main">
+              <a:graphicData uri="http://schemas.openxmlformats.org/drawingml/2006/chart">
+                <c:chart xmlns:c="http://schemas.openxmlformats.org/drawingml/2006/chart" xmlns:r="http://schemas.openxmlformats.org/officeDocument/2006/relationships" r:id="rId7"/>
+              </a:graphicData>
+            </a:graphic>
+          </wp:inline>
+        </w:drawing>
+      </w:r>
+    </w:p>
+    <w:p>
+      <w:pPr>
+        <w:spacing w:after="0"/>
+        <w:rPr>
+          <w:sz w:val="16"/>
+          <w:szCs w:val="16"/>
+          <w:lang w:val="ru-RU"/>
+        </w:rPr>
+      </w:pPr>
+    </w:p>
     <w:p>
       <w:pPr>
         <w:rPr>
@@ -1769,7 +1567,7 @@
                 <w:lang w:val="ru-RU"/>
               </w:rPr>
             </w:pPr>
-            <w:hyperlink r:id="rId7" w:history="1">
+            <w:hyperlink r:id="rId8" w:history="1">
               <w:r>
                 <w:rPr>
                   <w:rStyle w:val="Hyperlink"/>
@@ -1838,6 +1636,7 @@
                 <w:szCs w:val="16"/>
                 <w:lang w:val="ru-RU"/>
               </w:rPr>
+              <w:lastRenderedPageBreak/>
               <w:t xml:space="preserve">1883 г.р., </w:t>
             </w:r>
             <w:proofErr w:type="spellStart"/>
@@ -1988,7 +1787,7 @@
               </w:rPr>
               <w:t xml:space="preserve"> </w:t>
             </w:r>
-            <w:hyperlink r:id="rId8" w:history="1">
+            <w:hyperlink r:id="rId9" w:history="1">
               <w:r>
                 <w:rPr>
                   <w:rStyle w:val="Hyperlink"/>
@@ -2042,6 +1841,7 @@
                 <w:szCs w:val="16"/>
                 <w:lang w:val="ru-RU"/>
               </w:rPr>
+              <w:lastRenderedPageBreak/>
               <w:t>Глушкова Анна Георгиевна</w:t>
             </w:r>
             <w:r>
@@ -2224,7 +2024,7 @@
               </w:rPr>
               <w:t xml:space="preserve"> </w:t>
             </w:r>
-            <w:hyperlink r:id="rId9" w:history="1">
+            <w:hyperlink r:id="rId10" w:history="1">
               <w:r>
                 <w:rPr>
                   <w:rStyle w:val="Hyperlink"/>
@@ -2265,7 +2065,7 @@
                 <w:lang w:val="ru-RU"/>
               </w:rPr>
             </w:pPr>
-            <w:hyperlink r:id="rId10" w:history="1">
+            <w:hyperlink r:id="rId11" w:history="1">
               <w:r>
                 <w:rPr>
                   <w:rStyle w:val="Hyperlink"/>
@@ -2472,7 +2272,6 @@
                 <w:szCs w:val="16"/>
                 <w:lang w:val="ru-RU"/>
               </w:rPr>
-              <w:lastRenderedPageBreak/>
               <w:t xml:space="preserve">Источник: Книга памяти Свердловской </w:t>
             </w:r>
             <w:proofErr w:type="gramStart"/>
@@ -2504,7 +2303,7 @@
               </w:rPr>
               <w:t xml:space="preserve"> </w:t>
             </w:r>
-            <w:hyperlink r:id="rId11" w:history="1">
+            <w:hyperlink r:id="rId12" w:history="1">
               <w:r>
                 <w:rPr>
                   <w:rStyle w:val="Hyperlink"/>
@@ -2558,7 +2357,6 @@
                 <w:szCs w:val="16"/>
                 <w:lang w:val="ru-RU"/>
               </w:rPr>
-              <w:lastRenderedPageBreak/>
               <w:t>Зенькова Наталия Андреевна</w:t>
             </w:r>
             <w:r>
@@ -2721,7 +2519,7 @@
               </w:rPr>
               <w:t xml:space="preserve"> </w:t>
             </w:r>
-            <w:hyperlink r:id="rId12" w:history="1">
+            <w:hyperlink r:id="rId13" w:history="1">
               <w:r>
                 <w:rPr>
                   <w:rStyle w:val="Hyperlink"/>
@@ -2762,7 +2560,7 @@
                 <w:lang w:val="ru-RU"/>
               </w:rPr>
             </w:pPr>
-            <w:hyperlink r:id="rId13" w:history="1">
+            <w:hyperlink r:id="rId14" w:history="1">
               <w:proofErr w:type="spellStart"/>
               <w:r>
                 <w:rPr>
@@ -3137,7 +2935,7 @@
               </w:rPr>
               <w:t xml:space="preserve"> </w:t>
             </w:r>
-            <w:hyperlink r:id="rId14" w:history="1">
+            <w:hyperlink r:id="rId15" w:history="1">
               <w:r>
                 <w:rPr>
                   <w:rStyle w:val="Hyperlink"/>
@@ -3178,7 +2976,7 @@
                 <w:lang w:val="ru-RU"/>
               </w:rPr>
             </w:pPr>
-            <w:hyperlink r:id="rId15" w:history="1">
+            <w:hyperlink r:id="rId16" w:history="1">
               <w:r>
                 <w:rPr>
                   <w:rStyle w:val="Hyperlink"/>
@@ -3459,7 +3257,7 @@
               </w:rPr>
               <w:t xml:space="preserve"> </w:t>
             </w:r>
-            <w:hyperlink r:id="rId16" w:history="1">
+            <w:hyperlink r:id="rId17" w:history="1">
               <w:r>
                 <w:rPr>
                   <w:rStyle w:val="Hyperlink"/>
@@ -3500,7 +3298,7 @@
                 <w:lang w:val="ru-RU"/>
               </w:rPr>
             </w:pPr>
-            <w:hyperlink r:id="rId17" w:history="1">
+            <w:hyperlink r:id="rId18" w:history="1">
               <w:r>
                 <w:rPr>
                   <w:rStyle w:val="Hyperlink"/>
@@ -3738,7 +3536,7 @@
               </w:rPr>
               <w:t xml:space="preserve"> </w:t>
             </w:r>
-            <w:hyperlink r:id="rId18" w:history="1">
+            <w:hyperlink r:id="rId19" w:history="1">
               <w:r>
                 <w:rPr>
                   <w:rStyle w:val="Hyperlink"/>
@@ -3933,7 +3731,7 @@
               </w:rPr>
               <w:t xml:space="preserve"> </w:t>
             </w:r>
-            <w:hyperlink r:id="rId19" w:history="1">
+            <w:hyperlink r:id="rId20" w:history="1">
               <w:r>
                 <w:rPr>
                   <w:rStyle w:val="Hyperlink"/>
@@ -3974,7 +3772,7 @@
                 <w:lang w:val="ru-RU"/>
               </w:rPr>
             </w:pPr>
-            <w:hyperlink r:id="rId20" w:history="1">
+            <w:hyperlink r:id="rId21" w:history="1">
               <w:proofErr w:type="spellStart"/>
               <w:r>
                 <w:rPr>
@@ -4134,7 +3932,7 @@
               </w:rPr>
               <w:t xml:space="preserve"> </w:t>
             </w:r>
-            <w:hyperlink r:id="rId21" w:history="1">
+            <w:hyperlink r:id="rId22" w:history="1">
               <w:r>
                 <w:rPr>
                   <w:rStyle w:val="Hyperlink"/>
@@ -4175,7 +3973,7 @@
                 <w:lang w:val="ru-RU"/>
               </w:rPr>
             </w:pPr>
-            <w:hyperlink r:id="rId22" w:history="1">
+            <w:hyperlink r:id="rId23" w:history="1">
               <w:r>
                 <w:rPr>
                   <w:rStyle w:val="Hyperlink"/>
@@ -4341,7 +4139,7 @@
               </w:rPr>
               <w:t xml:space="preserve"> </w:t>
             </w:r>
-            <w:hyperlink r:id="rId23" w:history="1">
+            <w:hyperlink r:id="rId24" w:history="1">
               <w:r>
                 <w:rPr>
                   <w:rStyle w:val="Hyperlink"/>
@@ -4382,7 +4180,7 @@
                 <w:lang w:val="ru-RU"/>
               </w:rPr>
             </w:pPr>
-            <w:hyperlink r:id="rId24" w:history="1">
+            <w:hyperlink r:id="rId25" w:history="1">
               <w:r>
                 <w:rPr>
                   <w:rStyle w:val="Hyperlink"/>
@@ -4525,7 +4323,7 @@
               </w:rPr>
               <w:t xml:space="preserve"> </w:t>
             </w:r>
-            <w:hyperlink r:id="rId25" w:history="1">
+            <w:hyperlink r:id="rId26" w:history="1">
               <w:r>
                 <w:rPr>
                   <w:rStyle w:val="Hyperlink"/>
@@ -4566,7 +4364,7 @@
                 <w:lang w:val="ru-RU"/>
               </w:rPr>
             </w:pPr>
-            <w:hyperlink r:id="rId26" w:history="1">
+            <w:hyperlink r:id="rId27" w:history="1">
               <w:r>
                 <w:rPr>
                   <w:rStyle w:val="Hyperlink"/>
@@ -4709,7 +4507,7 @@
               </w:rPr>
               <w:t xml:space="preserve"> </w:t>
             </w:r>
-            <w:hyperlink r:id="rId27" w:history="1">
+            <w:hyperlink r:id="rId28" w:history="1">
               <w:r>
                 <w:rPr>
                   <w:rStyle w:val="Hyperlink"/>
@@ -4750,7 +4548,7 @@
                 <w:lang w:val="ru-RU"/>
               </w:rPr>
             </w:pPr>
-            <w:hyperlink r:id="rId28" w:history="1">
+            <w:hyperlink r:id="rId29" w:history="1">
               <w:r>
                 <w:rPr>
                   <w:rStyle w:val="Hyperlink"/>
@@ -4963,7 +4761,7 @@
               </w:rPr>
               <w:t xml:space="preserve"> </w:t>
             </w:r>
-            <w:hyperlink r:id="rId29" w:history="1">
+            <w:hyperlink r:id="rId30" w:history="1">
               <w:r>
                 <w:rPr>
                   <w:rStyle w:val="Hyperlink"/>
@@ -5004,7 +4802,7 @@
                 <w:lang w:val="ru-RU"/>
               </w:rPr>
             </w:pPr>
-            <w:hyperlink r:id="rId30" w:history="1">
+            <w:hyperlink r:id="rId31" w:history="1">
               <w:r>
                 <w:rPr>
                   <w:rStyle w:val="Hyperlink"/>
@@ -5185,7 +4983,7 @@
               </w:rPr>
               <w:t xml:space="preserve"> </w:t>
             </w:r>
-            <w:hyperlink r:id="rId31" w:history="1">
+            <w:hyperlink r:id="rId32" w:history="1">
               <w:r>
                 <w:rPr>
                   <w:rStyle w:val="Hyperlink"/>
@@ -5228,7 +5026,7 @@
                 <w:lang w:val="ru-RU"/>
               </w:rPr>
             </w:pPr>
-            <w:hyperlink r:id="rId32" w:history="1">
+            <w:hyperlink r:id="rId33" w:history="1">
               <w:proofErr w:type="spellStart"/>
               <w:r>
                 <w:rPr>
@@ -5565,7 +5363,7 @@
               </w:rPr>
               <w:t xml:space="preserve"> </w:t>
             </w:r>
-            <w:hyperlink r:id="rId33" w:history="1">
+            <w:hyperlink r:id="rId34" w:history="1">
               <w:r>
                 <w:rPr>
                   <w:rStyle w:val="Hyperlink"/>
@@ -5606,7 +5404,7 @@
                 <w:lang w:val="ru-RU"/>
               </w:rPr>
             </w:pPr>
-            <w:hyperlink r:id="rId34" w:history="1">
+            <w:hyperlink r:id="rId35" w:history="1">
               <w:r>
                 <w:rPr>
                   <w:rStyle w:val="Hyperlink"/>
@@ -5726,7 +5524,7 @@
               </w:rPr>
               <w:t xml:space="preserve"> </w:t>
             </w:r>
-            <w:hyperlink r:id="rId35" w:history="1">
+            <w:hyperlink r:id="rId36" w:history="1">
               <w:r>
                 <w:rPr>
                   <w:rStyle w:val="Hyperlink"/>
@@ -5767,7 +5565,7 @@
                 <w:lang w:val="ru-RU"/>
               </w:rPr>
             </w:pPr>
-            <w:hyperlink r:id="rId36" w:history="1">
+            <w:hyperlink r:id="rId37" w:history="1">
               <w:proofErr w:type="spellStart"/>
               <w:r>
                 <w:rPr>
@@ -6005,7 +5803,7 @@
               </w:rPr>
               <w:t xml:space="preserve"> </w:t>
             </w:r>
-            <w:hyperlink r:id="rId37" w:history="1">
+            <w:hyperlink r:id="rId38" w:history="1">
               <w:r>
                 <w:rPr>
                   <w:rStyle w:val="Hyperlink"/>
@@ -6045,7 +5843,7 @@
                 <w:lang w:val="ru-RU"/>
               </w:rPr>
             </w:pPr>
-            <w:hyperlink r:id="rId38" w:history="1">
+            <w:hyperlink r:id="rId39" w:history="1">
               <w:r>
                 <w:rPr>
                   <w:rStyle w:val="Hyperlink"/>
@@ -6339,7 +6137,7 @@
               </w:rPr>
               <w:t xml:space="preserve"> </w:t>
             </w:r>
-            <w:hyperlink r:id="rId39" w:history="1">
+            <w:hyperlink r:id="rId40" w:history="1">
               <w:r>
                 <w:rPr>
                   <w:rStyle w:val="Hyperlink"/>
@@ -10035,11 +9833,12 @@
       <c:style val="2"/>
     </mc:Fallback>
   </mc:AlternateContent>
+  <c:clrMapOvr bg1="lt1" tx1="dk1" bg2="lt2" tx2="dk2" accent1="accent1" accent2="accent2" accent3="accent3" accent4="accent4" accent5="accent5" accent6="accent6" hlink="hlink" folHlink="folHlink"/>
   <c:chart>
     <c:autoTitleDeleted val="1"/>
     <c:view3D>
-      <c:rotX val="15"/>
-      <c:rotY val="20"/>
+      <c:rotX val="0"/>
+      <c:rotY val="0"/>
       <c:rAngAx val="0"/>
     </c:view3D>
     <c:floor>
@@ -10081,10 +9880,10 @@
           <c:layoutTarget val="inner"/>
           <c:xMode val="edge"/>
           <c:yMode val="edge"/>
-          <c:x val="7.548024707736796E-2"/>
-          <c:y val="9.0881891414541824E-2"/>
-          <c:w val="0.88840863556537952"/>
-          <c:h val="0.7935532026183727"/>
+          <c:x val="8.4047107493246218E-2"/>
+          <c:y val="0.11691543957334048"/>
+          <c:w val="0.78271378599606178"/>
+          <c:h val="0.64707239343978185"/>
         </c:manualLayout>
       </c:layout>
       <c:bar3DChart>
@@ -10096,7 +9895,7 @@
           <c:order val="0"/>
           <c:spPr>
             <a:solidFill>
-              <a:schemeClr val="accent1"/>
+              <a:srgbClr val="4472C4"/>
             </a:solidFill>
             <a:ln>
               <a:noFill/>
@@ -10120,14 +9919,11 @@
               <a:lstStyle/>
               <a:p>
                 <a:pPr>
-                  <a:defRPr sz="900" b="0" i="0" u="none" strike="noStrike" kern="1200" baseline="0">
+                  <a:defRPr sz="800" b="1" i="0" u="none" strike="noStrike" kern="1200" baseline="0">
                     <a:solidFill>
-                      <a:schemeClr val="tx1">
-                        <a:lumMod val="75000"/>
-                        <a:lumOff val="25000"/>
-                      </a:schemeClr>
+                      <a:sysClr val="windowText" lastClr="000000"/>
                     </a:solidFill>
-                    <a:latin typeface="+mn-lt"/>
+                    <a:latin typeface="Arial" panose="020B0604020202020204" pitchFamily="34" charset="0"/>
                     <a:ea typeface="+mn-ea"/>
                     <a:cs typeface="Arial" panose="020B0604020202020204" pitchFamily="34" charset="0"/>
                   </a:defRPr>
@@ -10141,6 +9937,8 @@
             <c:showSerName val="0"/>
             <c:showPercent val="0"/>
             <c:showBubbleSize val="0"/>
+            <c:separator>
+</c:separator>
             <c:showLeaderLines val="0"/>
             <c:extLst>
               <c:ext xmlns:c15="http://schemas.microsoft.com/office/drawing/2012/chart" uri="{CE6537A1-D6FC-4f65-9D91-7224C49458BB}">
@@ -10163,68 +9961,49 @@
             </c:extLst>
           </c:dLbls>
           <c:cat>
-            <c:numRef>
-              <c:f>'Женщины Поволжья'!$A$4:$A$10</c:f>
-              <c:numCache>
-                <c:formatCode>General</c:formatCode>
-                <c:ptCount val="7"/>
+            <c:strRef>
+              <c:f>'Женщины Поволжья'!$A$5:$A$8</c:f>
+              <c:strCache>
+                <c:ptCount val="4"/>
                 <c:pt idx="0">
-                  <c:v>1930</c:v>
+                  <c:v>20-30 лет</c:v>
                 </c:pt>
                 <c:pt idx="1">
-                  <c:v>1937</c:v>
+                  <c:v>31-40 лет</c:v>
                 </c:pt>
                 <c:pt idx="2">
-                  <c:v>1938</c:v>
+                  <c:v>41-50 лет</c:v>
                 </c:pt>
                 <c:pt idx="3">
-                  <c:v>1939</c:v>
+                  <c:v>54-66 лет</c:v>
                 </c:pt>
-                <c:pt idx="4">
-                  <c:v>1940</c:v>
-                </c:pt>
-                <c:pt idx="5">
-                  <c:v>1941</c:v>
-                </c:pt>
-                <c:pt idx="6">
-                  <c:v>1942</c:v>
-                </c:pt>
-              </c:numCache>
-            </c:numRef>
+              </c:strCache>
+            </c:strRef>
           </c:cat>
           <c:val>
             <c:numRef>
-              <c:f>'Женщины Поволжья'!$B$4:$B$10</c:f>
+              <c:f>'Женщины Поволжья'!$B$5:$B$8</c:f>
               <c:numCache>
                 <c:formatCode>General</c:formatCode>
-                <c:ptCount val="7"/>
+                <c:ptCount val="4"/>
                 <c:pt idx="0">
-                  <c:v>1</c:v>
+                  <c:v>7</c:v>
                 </c:pt>
                 <c:pt idx="1">
-                  <c:v>4</c:v>
+                  <c:v>6</c:v>
                 </c:pt>
                 <c:pt idx="2">
-                  <c:v>6</c:v>
+                  <c:v>2</c:v>
                 </c:pt>
                 <c:pt idx="3">
-                  <c:v>1</c:v>
-                </c:pt>
-                <c:pt idx="4">
-                  <c:v>1</c:v>
-                </c:pt>
-                <c:pt idx="5">
                   <c:v>3</c:v>
-                </c:pt>
-                <c:pt idx="6">
-                  <c:v>2</c:v>
                 </c:pt>
               </c:numCache>
             </c:numRef>
           </c:val>
           <c:extLst>
             <c:ext xmlns:c16="http://schemas.microsoft.com/office/drawing/2014/chart" uri="{C3380CC4-5D6E-409C-BE32-E72D297353CC}">
-              <c16:uniqueId val="{00000000-EAA1-4BE6-AC1C-080F8CA45815}"/>
+              <c16:uniqueId val="{00000000-0D45-4AE6-8DE5-B000771D21EF}"/>
             </c:ext>
           </c:extLst>
         </c:ser>
@@ -10236,7 +10015,7 @@
           <c:showPercent val="0"/>
           <c:showBubbleSize val="0"/>
         </c:dLbls>
-        <c:gapWidth val="150"/>
+        <c:gapWidth val="83"/>
         <c:shape val="box"/>
         <c:axId val="904673775"/>
         <c:axId val="904655055"/>
@@ -10267,16 +10046,13 @@
           <a:effectLst/>
         </c:spPr>
         <c:txPr>
-          <a:bodyPr rot="-60000000" spcFirstLastPara="1" vertOverflow="ellipsis" vert="horz" wrap="square" anchor="t" anchorCtr="0"/>
+          <a:bodyPr rot="0" spcFirstLastPara="1" vertOverflow="ellipsis" wrap="square" anchor="ctr" anchorCtr="1"/>
           <a:lstStyle/>
           <a:p>
             <a:pPr>
-              <a:defRPr sz="900" b="0" i="0" u="none" strike="noStrike" kern="1200" baseline="-10000">
+              <a:defRPr sz="1000" b="1" i="0" u="none" strike="noStrike" kern="1200" baseline="-10000">
                 <a:solidFill>
-                  <a:schemeClr val="tx1">
-                    <a:lumMod val="65000"/>
-                    <a:lumOff val="35000"/>
-                  </a:schemeClr>
+                  <a:sysClr val="windowText" lastClr="000000"/>
                 </a:solidFill>
                 <a:latin typeface="Arial" panose="020B0604020202020204" pitchFamily="34" charset="0"/>
                 <a:ea typeface="+mn-ea"/>
@@ -10287,7 +10063,7 @@
           </a:p>
         </c:txPr>
         <c:crossAx val="904655055"/>
-        <c:crosses val="autoZero"/>
+        <c:crossesAt val="0"/>
         <c:auto val="0"/>
         <c:lblAlgn val="ctr"/>
         <c:lblOffset val="100"/>
@@ -10297,7 +10073,7 @@
         <c:axId val="904655055"/>
         <c:scaling>
           <c:orientation val="minMax"/>
-          <c:max val="8"/>
+          <c:max val="7"/>
           <c:min val="0"/>
         </c:scaling>
         <c:delete val="1"/>
@@ -10309,8 +10085,8 @@
         <c:crossAx val="904673775"/>
         <c:crosses val="autoZero"/>
         <c:crossBetween val="between"/>
-        <c:majorUnit val="2"/>
-        <c:minorUnit val="1"/>
+        <c:majorUnit val="1"/>
+        <c:minorUnit val="0.5"/>
       </c:valAx>
       <c:spPr>
         <a:noFill/>
@@ -10356,7 +10132,7 @@
       <a:endParaRPr lang="en-US"/>
     </a:p>
   </c:txPr>
-  <c:externalData r:id="rId3">
+  <c:externalData r:id="rId4">
     <c:autoUpdate val="0"/>
   </c:externalData>
 </c:chartSpace>
@@ -11200,6 +10976,292 @@
 </a:theme>
 </file>
 
+<file path=word/theme/themeOverride1.xml><?xml version="1.0" encoding="utf-8"?>
+<a:themeOverride xmlns:a="http://schemas.openxmlformats.org/drawingml/2006/main">
+  <a:clrScheme name="Office">
+    <a:dk1>
+      <a:sysClr val="windowText" lastClr="000000"/>
+    </a:dk1>
+    <a:lt1>
+      <a:sysClr val="window" lastClr="FFFFFF"/>
+    </a:lt1>
+    <a:dk2>
+      <a:srgbClr val="44546A"/>
+    </a:dk2>
+    <a:lt2>
+      <a:srgbClr val="E7E6E6"/>
+    </a:lt2>
+    <a:accent1>
+      <a:srgbClr val="4472C4"/>
+    </a:accent1>
+    <a:accent2>
+      <a:srgbClr val="ED7D31"/>
+    </a:accent2>
+    <a:accent3>
+      <a:srgbClr val="A5A5A5"/>
+    </a:accent3>
+    <a:accent4>
+      <a:srgbClr val="FFC000"/>
+    </a:accent4>
+    <a:accent5>
+      <a:srgbClr val="5B9BD5"/>
+    </a:accent5>
+    <a:accent6>
+      <a:srgbClr val="70AD47"/>
+    </a:accent6>
+    <a:hlink>
+      <a:srgbClr val="0563C1"/>
+    </a:hlink>
+    <a:folHlink>
+      <a:srgbClr val="954F72"/>
+    </a:folHlink>
+  </a:clrScheme>
+  <a:fontScheme name="Office">
+    <a:majorFont>
+      <a:latin typeface="Calibri Light" panose="020F0302020204030204"/>
+      <a:ea typeface=""/>
+      <a:cs typeface=""/>
+      <a:font script="Jpan" typeface="游ゴシック Light"/>
+      <a:font script="Hang" typeface="맑은 고딕"/>
+      <a:font script="Hans" typeface="等线 Light"/>
+      <a:font script="Hant" typeface="新細明體"/>
+      <a:font script="Arab" typeface="Times New Roman"/>
+      <a:font script="Hebr" typeface="Times New Roman"/>
+      <a:font script="Thai" typeface="Tahoma"/>
+      <a:font script="Ethi" typeface="Nyala"/>
+      <a:font script="Beng" typeface="Vrinda"/>
+      <a:font script="Gujr" typeface="Shruti"/>
+      <a:font script="Khmr" typeface="MoolBoran"/>
+      <a:font script="Knda" typeface="Tunga"/>
+      <a:font script="Guru" typeface="Raavi"/>
+      <a:font script="Cans" typeface="Euphemia"/>
+      <a:font script="Cher" typeface="Plantagenet Cherokee"/>
+      <a:font script="Yiii" typeface="Microsoft Yi Baiti"/>
+      <a:font script="Tibt" typeface="Microsoft Himalaya"/>
+      <a:font script="Thaa" typeface="MV Boli"/>
+      <a:font script="Deva" typeface="Mangal"/>
+      <a:font script="Telu" typeface="Gautami"/>
+      <a:font script="Taml" typeface="Latha"/>
+      <a:font script="Syrc" typeface="Estrangelo Edessa"/>
+      <a:font script="Orya" typeface="Kalinga"/>
+      <a:font script="Mlym" typeface="Kartika"/>
+      <a:font script="Laoo" typeface="DokChampa"/>
+      <a:font script="Sinh" typeface="Iskoola Pota"/>
+      <a:font script="Mong" typeface="Mongolian Baiti"/>
+      <a:font script="Viet" typeface="Times New Roman"/>
+      <a:font script="Uigh" typeface="Microsoft Uighur"/>
+      <a:font script="Geor" typeface="Sylfaen"/>
+      <a:font script="Armn" typeface="Arial"/>
+      <a:font script="Bugi" typeface="Leelawadee UI"/>
+      <a:font script="Bopo" typeface="Microsoft JhengHei"/>
+      <a:font script="Java" typeface="Javanese Text"/>
+      <a:font script="Lisu" typeface="Segoe UI"/>
+      <a:font script="Mymr" typeface="Myanmar Text"/>
+      <a:font script="Nkoo" typeface="Ebrima"/>
+      <a:font script="Olck" typeface="Nirmala UI"/>
+      <a:font script="Osma" typeface="Ebrima"/>
+      <a:font script="Phag" typeface="Phagspa"/>
+      <a:font script="Syrn" typeface="Estrangelo Edessa"/>
+      <a:font script="Syrj" typeface="Estrangelo Edessa"/>
+      <a:font script="Syre" typeface="Estrangelo Edessa"/>
+      <a:font script="Sora" typeface="Nirmala UI"/>
+      <a:font script="Tale" typeface="Microsoft Tai Le"/>
+      <a:font script="Talu" typeface="Microsoft New Tai Lue"/>
+      <a:font script="Tfng" typeface="Ebrima"/>
+    </a:majorFont>
+    <a:minorFont>
+      <a:latin typeface="Calibri" panose="020F0502020204030204"/>
+      <a:ea typeface=""/>
+      <a:cs typeface=""/>
+      <a:font script="Jpan" typeface="游ゴシック"/>
+      <a:font script="Hang" typeface="맑은 고딕"/>
+      <a:font script="Hans" typeface="等线"/>
+      <a:font script="Hant" typeface="新細明體"/>
+      <a:font script="Arab" typeface="Arial"/>
+      <a:font script="Hebr" typeface="Arial"/>
+      <a:font script="Thai" typeface="Tahoma"/>
+      <a:font script="Ethi" typeface="Nyala"/>
+      <a:font script="Beng" typeface="Vrinda"/>
+      <a:font script="Gujr" typeface="Shruti"/>
+      <a:font script="Khmr" typeface="DaunPenh"/>
+      <a:font script="Knda" typeface="Tunga"/>
+      <a:font script="Guru" typeface="Raavi"/>
+      <a:font script="Cans" typeface="Euphemia"/>
+      <a:font script="Cher" typeface="Plantagenet Cherokee"/>
+      <a:font script="Yiii" typeface="Microsoft Yi Baiti"/>
+      <a:font script="Tibt" typeface="Microsoft Himalaya"/>
+      <a:font script="Thaa" typeface="MV Boli"/>
+      <a:font script="Deva" typeface="Mangal"/>
+      <a:font script="Telu" typeface="Gautami"/>
+      <a:font script="Taml" typeface="Latha"/>
+      <a:font script="Syrc" typeface="Estrangelo Edessa"/>
+      <a:font script="Orya" typeface="Kalinga"/>
+      <a:font script="Mlym" typeface="Kartika"/>
+      <a:font script="Laoo" typeface="DokChampa"/>
+      <a:font script="Sinh" typeface="Iskoola Pota"/>
+      <a:font script="Mong" typeface="Mongolian Baiti"/>
+      <a:font script="Viet" typeface="Arial"/>
+      <a:font script="Uigh" typeface="Microsoft Uighur"/>
+      <a:font script="Geor" typeface="Sylfaen"/>
+      <a:font script="Armn" typeface="Arial"/>
+      <a:font script="Bugi" typeface="Leelawadee UI"/>
+      <a:font script="Bopo" typeface="Microsoft JhengHei"/>
+      <a:font script="Java" typeface="Javanese Text"/>
+      <a:font script="Lisu" typeface="Segoe UI"/>
+      <a:font script="Mymr" typeface="Myanmar Text"/>
+      <a:font script="Nkoo" typeface="Ebrima"/>
+      <a:font script="Olck" typeface="Nirmala UI"/>
+      <a:font script="Osma" typeface="Ebrima"/>
+      <a:font script="Phag" typeface="Phagspa"/>
+      <a:font script="Syrn" typeface="Estrangelo Edessa"/>
+      <a:font script="Syrj" typeface="Estrangelo Edessa"/>
+      <a:font script="Syre" typeface="Estrangelo Edessa"/>
+      <a:font script="Sora" typeface="Nirmala UI"/>
+      <a:font script="Tale" typeface="Microsoft Tai Le"/>
+      <a:font script="Talu" typeface="Microsoft New Tai Lue"/>
+      <a:font script="Tfng" typeface="Ebrima"/>
+    </a:minorFont>
+  </a:fontScheme>
+  <a:fmtScheme name="Office">
+    <a:fillStyleLst>
+      <a:solidFill>
+        <a:schemeClr val="phClr"/>
+      </a:solidFill>
+      <a:gradFill rotWithShape="1">
+        <a:gsLst>
+          <a:gs pos="0">
+            <a:schemeClr val="phClr">
+              <a:lumMod val="110000"/>
+              <a:satMod val="105000"/>
+              <a:tint val="67000"/>
+            </a:schemeClr>
+          </a:gs>
+          <a:gs pos="50000">
+            <a:schemeClr val="phClr">
+              <a:lumMod val="105000"/>
+              <a:satMod val="103000"/>
+              <a:tint val="73000"/>
+            </a:schemeClr>
+          </a:gs>
+          <a:gs pos="100000">
+            <a:schemeClr val="phClr">
+              <a:lumMod val="105000"/>
+              <a:satMod val="109000"/>
+              <a:tint val="81000"/>
+            </a:schemeClr>
+          </a:gs>
+        </a:gsLst>
+        <a:lin ang="5400000" scaled="0"/>
+      </a:gradFill>
+      <a:gradFill rotWithShape="1">
+        <a:gsLst>
+          <a:gs pos="0">
+            <a:schemeClr val="phClr">
+              <a:satMod val="103000"/>
+              <a:lumMod val="102000"/>
+              <a:tint val="94000"/>
+            </a:schemeClr>
+          </a:gs>
+          <a:gs pos="50000">
+            <a:schemeClr val="phClr">
+              <a:satMod val="110000"/>
+              <a:lumMod val="100000"/>
+              <a:shade val="100000"/>
+            </a:schemeClr>
+          </a:gs>
+          <a:gs pos="100000">
+            <a:schemeClr val="phClr">
+              <a:lumMod val="99000"/>
+              <a:satMod val="120000"/>
+              <a:shade val="78000"/>
+            </a:schemeClr>
+          </a:gs>
+        </a:gsLst>
+        <a:lin ang="5400000" scaled="0"/>
+      </a:gradFill>
+    </a:fillStyleLst>
+    <a:lnStyleLst>
+      <a:ln w="6350" cap="flat" cmpd="sng" algn="ctr">
+        <a:solidFill>
+          <a:schemeClr val="phClr"/>
+        </a:solidFill>
+        <a:prstDash val="solid"/>
+        <a:miter lim="800000"/>
+      </a:ln>
+      <a:ln w="12700" cap="flat" cmpd="sng" algn="ctr">
+        <a:solidFill>
+          <a:schemeClr val="phClr"/>
+        </a:solidFill>
+        <a:prstDash val="solid"/>
+        <a:miter lim="800000"/>
+      </a:ln>
+      <a:ln w="19050" cap="flat" cmpd="sng" algn="ctr">
+        <a:solidFill>
+          <a:schemeClr val="phClr"/>
+        </a:solidFill>
+        <a:prstDash val="solid"/>
+        <a:miter lim="800000"/>
+      </a:ln>
+    </a:lnStyleLst>
+    <a:effectStyleLst>
+      <a:effectStyle>
+        <a:effectLst/>
+      </a:effectStyle>
+      <a:effectStyle>
+        <a:effectLst/>
+      </a:effectStyle>
+      <a:effectStyle>
+        <a:effectLst>
+          <a:outerShdw blurRad="57150" dist="19050" dir="5400000" algn="ctr" rotWithShape="0">
+            <a:srgbClr val="000000">
+              <a:alpha val="63000"/>
+            </a:srgbClr>
+          </a:outerShdw>
+        </a:effectLst>
+      </a:effectStyle>
+    </a:effectStyleLst>
+    <a:bgFillStyleLst>
+      <a:solidFill>
+        <a:schemeClr val="phClr"/>
+      </a:solidFill>
+      <a:solidFill>
+        <a:schemeClr val="phClr">
+          <a:tint val="95000"/>
+          <a:satMod val="170000"/>
+        </a:schemeClr>
+      </a:solidFill>
+      <a:gradFill rotWithShape="1">
+        <a:gsLst>
+          <a:gs pos="0">
+            <a:schemeClr val="phClr">
+              <a:tint val="93000"/>
+              <a:satMod val="150000"/>
+              <a:shade val="98000"/>
+              <a:lumMod val="102000"/>
+            </a:schemeClr>
+          </a:gs>
+          <a:gs pos="50000">
+            <a:schemeClr val="phClr">
+              <a:tint val="98000"/>
+              <a:satMod val="130000"/>
+              <a:shade val="90000"/>
+              <a:lumMod val="103000"/>
+            </a:schemeClr>
+          </a:gs>
+          <a:gs pos="100000">
+            <a:schemeClr val="phClr">
+              <a:shade val="63000"/>
+              <a:satMod val="120000"/>
+            </a:schemeClr>
+          </a:gs>
+        </a:gsLst>
+        <a:lin ang="5400000" scaled="0"/>
+      </a:gradFill>
+    </a:bgFillStyleLst>
+  </a:fmtScheme>
+</a:themeOverride>
+</file>
+
 <file path=customXml/item1.xml><?xml version="1.0" encoding="utf-8"?>
 <b:Sources xmlns:b="http://schemas.openxmlformats.org/officeDocument/2006/bibliography" xmlns="http://schemas.openxmlformats.org/officeDocument/2006/bibliography" SelectedStyle="\APASixthEditionOfficeOnline.xsl" StyleName="APA" Version="6"/>
 </file>

--- a/docs/BYREGION/Женщины_Поволжья.docx
+++ b/docs/BYREGION/Женщины_Поволжья.docx
@@ -189,27 +189,7 @@
                 <w:szCs w:val="16"/>
                 <w:lang w:val="ru-RU"/>
               </w:rPr>
-              <w:t xml:space="preserve">Согласно переписи населения 1937 года общая численность </w:t>
-            </w:r>
-            <w:proofErr w:type="gramStart"/>
-            <w:r>
-              <w:rPr>
-                <w:rFonts w:ascii="Arial" w:hAnsi="Arial" w:cs="Arial"/>
-                <w:sz w:val="16"/>
-                <w:szCs w:val="16"/>
-                <w:lang w:val="ru-RU"/>
-              </w:rPr>
-              <w:t>башкир</w:t>
-            </w:r>
-            <w:proofErr w:type="gramEnd"/>
-            <w:r>
-              <w:rPr>
-                <w:rFonts w:ascii="Arial" w:hAnsi="Arial" w:cs="Arial"/>
-                <w:sz w:val="16"/>
-                <w:szCs w:val="16"/>
-                <w:lang w:val="ru-RU"/>
-              </w:rPr>
-              <w:t xml:space="preserve"> проживавших в СССР составляла 767 935 человек, марийцев – 401 092; удмурты – 258 268.</w:t>
+              <w:t>Согласно переписи населения 1937 года общая численность башкир проживавших в СССР составляла 767 935 человек, марийцев – 401 092; удмурты – 258 268.</w:t>
             </w:r>
           </w:p>
           <w:p>
@@ -266,19 +246,8 @@
                 <w:szCs w:val="16"/>
                 <w:lang w:val="ru-RU"/>
               </w:rPr>
-              <w:t xml:space="preserve">Максимальное число – 6 расстреляны в возрастной группе: </w:t>
-            </w:r>
-            <w:proofErr w:type="gramStart"/>
-            <w:r>
-              <w:rPr>
-                <w:rFonts w:ascii="Arial" w:hAnsi="Arial" w:cs="Arial"/>
-                <w:sz w:val="16"/>
-                <w:szCs w:val="16"/>
-                <w:lang w:val="ru-RU"/>
-              </w:rPr>
-              <w:t>31-40</w:t>
-            </w:r>
-            <w:proofErr w:type="gramEnd"/>
+              <w:t>Максимальное число – 6 расстреляны в возрастной группе: 31-40</w:t>
+            </w:r>
             <w:r>
               <w:rPr>
                 <w:rFonts w:ascii="Arial" w:hAnsi="Arial" w:cs="Arial"/>
@@ -544,7 +513,6 @@
         </w:rPr>
         <w:t xml:space="preserve">, </w:t>
       </w:r>
-      <w:proofErr w:type="gramStart"/>
       <w:r>
         <w:rPr>
           <w:rFonts w:ascii="Arial" w:hAnsi="Arial" w:cs="Arial"/>
@@ -576,33 +544,8 @@
           <w:szCs w:val="16"/>
           <w:lang w:val="ru-RU"/>
         </w:rPr>
-        <w:t>1942</w:t>
+        <w:t>1942 гг</w:t>
       </w:r>
-      <w:proofErr w:type="gramEnd"/>
-      <w:r>
-        <w:rPr>
-          <w:rFonts w:ascii="Arial" w:hAnsi="Arial" w:cs="Arial"/>
-          <w:b/>
-          <w:bCs/>
-          <w:sz w:val="16"/>
-          <w:szCs w:val="16"/>
-          <w:lang w:val="ru-RU"/>
-        </w:rPr>
-        <w:t xml:space="preserve"> </w:t>
-      </w:r>
-      <w:proofErr w:type="spellStart"/>
-      <w:r>
-        <w:rPr>
-          <w:rFonts w:ascii="Arial" w:hAnsi="Arial" w:cs="Arial"/>
-          <w:b/>
-          <w:bCs/>
-          <w:sz w:val="16"/>
-          <w:szCs w:val="16"/>
-          <w:lang w:val="ru-RU"/>
-        </w:rPr>
-        <w:t>гг</w:t>
-      </w:r>
-      <w:proofErr w:type="spellEnd"/>
     </w:p>
     <w:p>
       <w:pPr>
@@ -728,7 +671,6 @@
         </w:rPr>
         <w:t xml:space="preserve">, </w:t>
       </w:r>
-      <w:proofErr w:type="gramStart"/>
       <w:r>
         <w:rPr>
           <w:rFonts w:ascii="Arial" w:hAnsi="Arial" w:cs="Arial"/>
@@ -760,33 +702,8 @@
           <w:szCs w:val="16"/>
           <w:lang w:val="ru-RU"/>
         </w:rPr>
-        <w:t>1942</w:t>
+        <w:t>1942 гг</w:t>
       </w:r>
-      <w:proofErr w:type="gramEnd"/>
-      <w:r>
-        <w:rPr>
-          <w:rFonts w:ascii="Arial" w:hAnsi="Arial" w:cs="Arial"/>
-          <w:b/>
-          <w:bCs/>
-          <w:sz w:val="16"/>
-          <w:szCs w:val="16"/>
-          <w:lang w:val="ru-RU"/>
-        </w:rPr>
-        <w:t xml:space="preserve"> </w:t>
-      </w:r>
-      <w:proofErr w:type="spellStart"/>
-      <w:r>
-        <w:rPr>
-          <w:rFonts w:ascii="Arial" w:hAnsi="Arial" w:cs="Arial"/>
-          <w:b/>
-          <w:bCs/>
-          <w:sz w:val="16"/>
-          <w:szCs w:val="16"/>
-          <w:lang w:val="ru-RU"/>
-        </w:rPr>
-        <w:t>гг</w:t>
-      </w:r>
-      <w:proofErr w:type="spellEnd"/>
     </w:p>
     <w:p>
       <w:pPr>
@@ -801,23 +718,53 @@
       </w:pPr>
       <w:r>
         <w:rPr>
+          <w:rFonts w:ascii="Arial" w:hAnsi="Arial" w:cs="Arial"/>
           <w:noProof/>
+          <w:sz w:val="16"/>
+          <w:szCs w:val="16"/>
+          <w:lang w:val="ru-RU"/>
         </w:rPr>
         <w:drawing>
-          <wp:inline distT="0" distB="0" distL="0" distR="0" wp14:anchorId="56C5C13D" wp14:editId="7B93245D">
-            <wp:extent cx="3593222" cy="1458310"/>
-            <wp:effectExtent l="0" t="0" r="7620" b="8890"/>
-            <wp:docPr id="631182324" name="Chart 1">
-              <a:extLst xmlns:a="http://schemas.openxmlformats.org/drawingml/2006/main">
-                <a:ext uri="{FF2B5EF4-FFF2-40B4-BE49-F238E27FC236}">
-                  <a16:creationId xmlns:a16="http://schemas.microsoft.com/office/drawing/2014/main" id="{CB4AEA7D-0F0B-4335-AC70-4E3B604309C0}"/>
-                </a:ext>
-              </a:extLst>
-            </wp:docPr>
-            <wp:cNvGraphicFramePr/>
+          <wp:inline distT="0" distB="0" distL="0" distR="0" wp14:anchorId="4EAAC212" wp14:editId="068EDAC8">
+            <wp:extent cx="3602990" cy="1469390"/>
+            <wp:effectExtent l="0" t="0" r="0" b="0"/>
+            <wp:docPr id="495715793" name="Picture 1"/>
+            <wp:cNvGraphicFramePr>
+              <a:graphicFrameLocks xmlns:a="http://schemas.openxmlformats.org/drawingml/2006/main" noChangeAspect="1"/>
+            </wp:cNvGraphicFramePr>
             <a:graphic xmlns:a="http://schemas.openxmlformats.org/drawingml/2006/main">
-              <a:graphicData uri="http://schemas.openxmlformats.org/drawingml/2006/chart">
-                <c:chart xmlns:c="http://schemas.openxmlformats.org/drawingml/2006/chart" xmlns:r="http://schemas.openxmlformats.org/officeDocument/2006/relationships" r:id="rId7"/>
+              <a:graphicData uri="http://schemas.openxmlformats.org/drawingml/2006/picture">
+                <pic:pic xmlns:pic="http://schemas.openxmlformats.org/drawingml/2006/picture">
+                  <pic:nvPicPr>
+                    <pic:cNvPr id="0" name="Picture 2"/>
+                    <pic:cNvPicPr>
+                      <a:picLocks noChangeAspect="1" noChangeArrowheads="1"/>
+                    </pic:cNvPicPr>
+                  </pic:nvPicPr>
+                  <pic:blipFill>
+                    <a:blip r:embed="rId7">
+                      <a:extLst>
+                        <a:ext uri="{28A0092B-C50C-407E-A947-70E740481C1C}">
+                          <a14:useLocalDpi xmlns:a14="http://schemas.microsoft.com/office/drawing/2010/main" val="0"/>
+                        </a:ext>
+                      </a:extLst>
+                    </a:blip>
+                    <a:srcRect/>
+                    <a:stretch>
+                      <a:fillRect/>
+                    </a:stretch>
+                  </pic:blipFill>
+                  <pic:spPr bwMode="auto">
+                    <a:xfrm>
+                      <a:off x="0" y="0"/>
+                      <a:ext cx="3602990" cy="1469390"/>
+                    </a:xfrm>
+                    <a:prstGeom prst="rect">
+                      <a:avLst/>
+                    </a:prstGeom>
+                    <a:noFill/>
+                  </pic:spPr>
+                </pic:pic>
               </a:graphicData>
             </a:graphic>
           </wp:inline>
@@ -1637,87 +1584,7 @@
                 <w:lang w:val="ru-RU"/>
               </w:rPr>
               <w:lastRenderedPageBreak/>
-              <w:t xml:space="preserve">1883 г.р., </w:t>
-            </w:r>
-            <w:proofErr w:type="spellStart"/>
-            <w:r>
-              <w:rPr>
-                <w:rFonts w:ascii="Arial" w:hAnsi="Arial" w:cs="Arial"/>
-                <w:sz w:val="16"/>
-                <w:szCs w:val="16"/>
-                <w:lang w:val="ru-RU"/>
-              </w:rPr>
-              <w:t>м.р</w:t>
-            </w:r>
-            <w:proofErr w:type="spellEnd"/>
-            <w:r>
-              <w:rPr>
-                <w:rFonts w:ascii="Arial" w:hAnsi="Arial" w:cs="Arial"/>
-                <w:sz w:val="16"/>
-                <w:szCs w:val="16"/>
-                <w:lang w:val="ru-RU"/>
-              </w:rPr>
-              <w:t xml:space="preserve">.: Удмуртская АССР, Граховский р-н, с. </w:t>
-            </w:r>
-            <w:proofErr w:type="spellStart"/>
-            <w:r>
-              <w:rPr>
-                <w:rFonts w:ascii="Arial" w:hAnsi="Arial" w:cs="Arial"/>
-                <w:sz w:val="16"/>
-                <w:szCs w:val="16"/>
-                <w:lang w:val="ru-RU"/>
-              </w:rPr>
-              <w:t>Сарамак</w:t>
-            </w:r>
-            <w:proofErr w:type="spellEnd"/>
-            <w:r>
-              <w:rPr>
-                <w:rFonts w:ascii="Arial" w:hAnsi="Arial" w:cs="Arial"/>
-                <w:sz w:val="16"/>
-                <w:szCs w:val="16"/>
-                <w:lang w:val="ru-RU"/>
-              </w:rPr>
-              <w:t xml:space="preserve">, марийка, колхозница, </w:t>
-            </w:r>
-            <w:proofErr w:type="spellStart"/>
-            <w:r>
-              <w:rPr>
-                <w:rFonts w:ascii="Arial" w:hAnsi="Arial" w:cs="Arial"/>
-                <w:sz w:val="16"/>
-                <w:szCs w:val="16"/>
-                <w:lang w:val="ru-RU"/>
-              </w:rPr>
-              <w:t>прож</w:t>
-            </w:r>
-            <w:proofErr w:type="spellEnd"/>
-            <w:r>
-              <w:rPr>
-                <w:rFonts w:ascii="Arial" w:hAnsi="Arial" w:cs="Arial"/>
-                <w:sz w:val="16"/>
-                <w:szCs w:val="16"/>
-                <w:lang w:val="ru-RU"/>
-              </w:rPr>
-              <w:t xml:space="preserve">.: Елабужский р-н, с. Студеный Ключ, арестована 05.08.1937. Обвинение: </w:t>
-            </w:r>
-            <w:proofErr w:type="gramStart"/>
-            <w:r>
-              <w:rPr>
-                <w:rFonts w:ascii="Arial" w:hAnsi="Arial" w:cs="Arial"/>
-                <w:sz w:val="16"/>
-                <w:szCs w:val="16"/>
-                <w:lang w:val="ru-RU"/>
-              </w:rPr>
-              <w:t>58-10</w:t>
-            </w:r>
-            <w:proofErr w:type="gramEnd"/>
-            <w:r>
-              <w:rPr>
-                <w:rFonts w:ascii="Arial" w:hAnsi="Arial" w:cs="Arial"/>
-                <w:sz w:val="16"/>
-                <w:szCs w:val="16"/>
-                <w:lang w:val="ru-RU"/>
-              </w:rPr>
-              <w:t>. ("антиколхозная агитация"). Приговор: тройкой НКВД ТАССР, 31.08.1937</w:t>
+              <w:t>1883 г.р., м.р.: Удмуртская АССР, Граховский р-н, с. Сарамак, марийка, колхозница, прож.: Елабужский р-н, с. Студеный Ключ, арестована 05.08.1937. Обвинение: 58-10. ("антиколхозная агитация"). Приговор: тройкой НКВД ТАССР, 31.08.1937</w:t>
             </w:r>
             <w:r>
               <w:rPr>
@@ -1735,27 +1602,7 @@
                 <w:szCs w:val="16"/>
                 <w:lang w:val="ru-RU"/>
               </w:rPr>
-              <w:t xml:space="preserve">ВМН. Расстреляна 02.09.1937, в </w:t>
-            </w:r>
-            <w:proofErr w:type="spellStart"/>
-            <w:r>
-              <w:rPr>
-                <w:rFonts w:ascii="Arial" w:hAnsi="Arial" w:cs="Arial"/>
-                <w:sz w:val="16"/>
-                <w:szCs w:val="16"/>
-                <w:lang w:val="ru-RU"/>
-              </w:rPr>
-              <w:t>г.Елабуга</w:t>
-            </w:r>
-            <w:proofErr w:type="spellEnd"/>
-            <w:r>
-              <w:rPr>
-                <w:rFonts w:ascii="Arial" w:hAnsi="Arial" w:cs="Arial"/>
-                <w:sz w:val="16"/>
-                <w:szCs w:val="16"/>
-                <w:lang w:val="ru-RU"/>
-              </w:rPr>
-              <w:t>. Реабилитирована, 23.05.1989. Состав семьи: 2 дочери</w:t>
+              <w:t>ВМН. Расстреляна 02.09.1937, в г.Елабуга. Реабилитирована, 23.05.1989. Состав семьи: 2 дочери</w:t>
             </w:r>
           </w:p>
           <w:p>
@@ -1914,47 +1761,7 @@
                 <w:szCs w:val="16"/>
                 <w:lang w:val="ru-RU"/>
               </w:rPr>
-              <w:t xml:space="preserve">в 1901 г., Марий Эл, </w:t>
-            </w:r>
-            <w:proofErr w:type="spellStart"/>
-            <w:r>
-              <w:rPr>
-                <w:rFonts w:ascii="Arial" w:hAnsi="Arial" w:cs="Arial"/>
-                <w:sz w:val="16"/>
-                <w:szCs w:val="16"/>
-                <w:lang w:val="ru-RU"/>
-              </w:rPr>
-              <w:t>Косолаповский</w:t>
-            </w:r>
-            <w:proofErr w:type="spellEnd"/>
-            <w:r>
-              <w:rPr>
-                <w:rFonts w:ascii="Arial" w:hAnsi="Arial" w:cs="Arial"/>
-                <w:sz w:val="16"/>
-                <w:szCs w:val="16"/>
-                <w:lang w:val="ru-RU"/>
-              </w:rPr>
-              <w:t xml:space="preserve"> р-н, д. Ст. </w:t>
-            </w:r>
-            <w:proofErr w:type="spellStart"/>
-            <w:r>
-              <w:rPr>
-                <w:rFonts w:ascii="Arial" w:hAnsi="Arial" w:cs="Arial"/>
-                <w:sz w:val="16"/>
-                <w:szCs w:val="16"/>
-                <w:lang w:val="ru-RU"/>
-              </w:rPr>
-              <w:t>Руял</w:t>
-            </w:r>
-            <w:proofErr w:type="spellEnd"/>
-            <w:r>
-              <w:rPr>
-                <w:rFonts w:ascii="Arial" w:hAnsi="Arial" w:cs="Arial"/>
-                <w:sz w:val="16"/>
-                <w:szCs w:val="16"/>
-                <w:lang w:val="ru-RU"/>
-              </w:rPr>
-              <w:t>; мари</w:t>
+              <w:t>в 1901 г., Марий Эл, Косолаповский р-н, д. Ст. Руял; мари</w:t>
             </w:r>
             <w:r>
               <w:rPr>
@@ -2134,107 +1941,7 @@
                 <w:szCs w:val="16"/>
                 <w:lang w:val="ru-RU"/>
               </w:rPr>
-              <w:t xml:space="preserve">1908 г.р., </w:t>
-            </w:r>
-            <w:proofErr w:type="spellStart"/>
-            <w:r>
-              <w:rPr>
-                <w:rFonts w:ascii="Arial" w:hAnsi="Arial" w:cs="Arial"/>
-                <w:sz w:val="16"/>
-                <w:szCs w:val="16"/>
-                <w:lang w:val="ru-RU"/>
-              </w:rPr>
-              <w:t>м.р</w:t>
-            </w:r>
-            <w:proofErr w:type="spellEnd"/>
-            <w:r>
-              <w:rPr>
-                <w:rFonts w:ascii="Arial" w:hAnsi="Arial" w:cs="Arial"/>
-                <w:sz w:val="16"/>
-                <w:szCs w:val="16"/>
-                <w:lang w:val="ru-RU"/>
-              </w:rPr>
-              <w:t xml:space="preserve">.: Башкирская АССР, Туймазинский р-н, д. </w:t>
-            </w:r>
-            <w:proofErr w:type="spellStart"/>
-            <w:r>
-              <w:rPr>
-                <w:rFonts w:ascii="Arial" w:hAnsi="Arial" w:cs="Arial"/>
-                <w:sz w:val="16"/>
-                <w:szCs w:val="16"/>
-                <w:lang w:val="ru-RU"/>
-              </w:rPr>
-              <w:t>Тиморово</w:t>
-            </w:r>
-            <w:proofErr w:type="spellEnd"/>
-            <w:r>
-              <w:rPr>
-                <w:rFonts w:ascii="Arial" w:hAnsi="Arial" w:cs="Arial"/>
-                <w:sz w:val="16"/>
-                <w:szCs w:val="16"/>
-                <w:lang w:val="ru-RU"/>
-              </w:rPr>
-              <w:t xml:space="preserve">, башкирка, колхоз </w:t>
-            </w:r>
-            <w:proofErr w:type="spellStart"/>
-            <w:r>
-              <w:rPr>
-                <w:rFonts w:ascii="Arial" w:hAnsi="Arial" w:cs="Arial"/>
-                <w:sz w:val="16"/>
-                <w:szCs w:val="16"/>
-                <w:lang w:val="ru-RU"/>
-              </w:rPr>
-              <w:t>им.Сталина</w:t>
-            </w:r>
-            <w:proofErr w:type="spellEnd"/>
-            <w:r>
-              <w:rPr>
-                <w:rFonts w:ascii="Arial" w:hAnsi="Arial" w:cs="Arial"/>
-                <w:sz w:val="16"/>
-                <w:szCs w:val="16"/>
-                <w:lang w:val="ru-RU"/>
-              </w:rPr>
-              <w:t xml:space="preserve">, бригадир животноводов, </w:t>
-            </w:r>
-            <w:proofErr w:type="spellStart"/>
-            <w:r>
-              <w:rPr>
-                <w:rFonts w:ascii="Arial" w:hAnsi="Arial" w:cs="Arial"/>
-                <w:sz w:val="16"/>
-                <w:szCs w:val="16"/>
-                <w:lang w:val="ru-RU"/>
-              </w:rPr>
-              <w:t>прож</w:t>
-            </w:r>
-            <w:proofErr w:type="spellEnd"/>
-            <w:r>
-              <w:rPr>
-                <w:rFonts w:ascii="Arial" w:hAnsi="Arial" w:cs="Arial"/>
-                <w:sz w:val="16"/>
-                <w:szCs w:val="16"/>
-                <w:lang w:val="ru-RU"/>
-              </w:rPr>
-              <w:t xml:space="preserve">.: Свердловская обл., Еланский р-н, д. </w:t>
-            </w:r>
-            <w:proofErr w:type="spellStart"/>
-            <w:r>
-              <w:rPr>
-                <w:rFonts w:ascii="Arial" w:hAnsi="Arial" w:cs="Arial"/>
-                <w:sz w:val="16"/>
-                <w:szCs w:val="16"/>
-                <w:lang w:val="ru-RU"/>
-              </w:rPr>
-              <w:t>Игнатьево</w:t>
-            </w:r>
-            <w:proofErr w:type="spellEnd"/>
-            <w:r>
-              <w:rPr>
-                <w:rFonts w:ascii="Arial" w:hAnsi="Arial" w:cs="Arial"/>
-                <w:sz w:val="16"/>
-                <w:szCs w:val="16"/>
-                <w:lang w:val="ru-RU"/>
-              </w:rPr>
-              <w:t>, арестована 08.11.1937. Приговор: 05.12.1937</w:t>
+              <w:t>1908 г.р., м.р.: Башкирская АССР, Туймазинский р-н, д. Тиморово, башкирка, колхоз им.Сталина, бригадир животноводов, прож.: Свердловская обл., Еланский р-н, д. Игнатьево, арестована 08.11.1937. Приговор: 05.12.1937</w:t>
             </w:r>
             <w:r>
               <w:rPr>
@@ -2272,27 +1979,7 @@
                 <w:szCs w:val="16"/>
                 <w:lang w:val="ru-RU"/>
               </w:rPr>
-              <w:t xml:space="preserve">Источник: Книга памяти Свердловской </w:t>
-            </w:r>
-            <w:proofErr w:type="gramStart"/>
-            <w:r>
-              <w:rPr>
-                <w:rFonts w:ascii="Arial" w:hAnsi="Arial" w:cs="Arial"/>
-                <w:sz w:val="16"/>
-                <w:szCs w:val="16"/>
-                <w:lang w:val="ru-RU"/>
-              </w:rPr>
-              <w:t>обл. ,</w:t>
-            </w:r>
-            <w:proofErr w:type="gramEnd"/>
-            <w:r>
-              <w:rPr>
-                <w:rFonts w:ascii="Arial" w:hAnsi="Arial" w:cs="Arial"/>
-                <w:sz w:val="16"/>
-                <w:szCs w:val="16"/>
-                <w:lang w:val="ru-RU"/>
-              </w:rPr>
-              <w:t xml:space="preserve"> т. 3;</w:t>
+              <w:t>Источник: Книга памяти Свердловской обл. , т. 3;</w:t>
             </w:r>
             <w:r>
               <w:rPr>
@@ -2429,27 +2116,7 @@
                 <w:szCs w:val="16"/>
                 <w:lang w:val="ru-RU"/>
               </w:rPr>
-              <w:t xml:space="preserve">в 1872 г., Марий Эл, </w:t>
-            </w:r>
-            <w:proofErr w:type="spellStart"/>
-            <w:r>
-              <w:rPr>
-                <w:rFonts w:ascii="Arial" w:hAnsi="Arial" w:cs="Arial"/>
-                <w:sz w:val="16"/>
-                <w:szCs w:val="16"/>
-                <w:lang w:val="ru-RU"/>
-              </w:rPr>
-              <w:t>Еласовский</w:t>
-            </w:r>
-            <w:proofErr w:type="spellEnd"/>
-            <w:r>
-              <w:rPr>
-                <w:rFonts w:ascii="Arial" w:hAnsi="Arial" w:cs="Arial"/>
-                <w:sz w:val="16"/>
-                <w:szCs w:val="16"/>
-                <w:lang w:val="ru-RU"/>
-              </w:rPr>
-              <w:t xml:space="preserve"> р-н, д. Вершино Сумка; мари</w:t>
+              <w:t>в 1872 г., Марий Эл, Еласовский р-н, д. Вершино Сумка; мари</w:t>
             </w:r>
             <w:r>
               <w:rPr>
@@ -2561,7 +2228,6 @@
               </w:rPr>
             </w:pPr>
             <w:hyperlink r:id="rId14" w:history="1">
-              <w:proofErr w:type="spellStart"/>
               <w:r>
                 <w:rPr>
                   <w:rStyle w:val="Hyperlink"/>
@@ -2575,23 +2241,7 @@
                   <w:shd w:val="clear" w:color="auto" w:fill="FFFFFF"/>
                   <w:lang w:val="ru-RU"/>
                 </w:rPr>
-                <w:t>Изотина</w:t>
-              </w:r>
-              <w:proofErr w:type="spellEnd"/>
-              <w:r>
-                <w:rPr>
-                  <w:rStyle w:val="Hyperlink"/>
-                  <w:rFonts w:ascii="Arial" w:hAnsi="Arial" w:cs="Arial"/>
-                  <w:b/>
-                  <w:bCs/>
-                  <w:color w:val="auto"/>
-                  <w:sz w:val="16"/>
-                  <w:szCs w:val="16"/>
-                  <w:bdr w:val="none" w:sz="0" w:space="0" w:color="auto" w:frame="1"/>
-                  <w:shd w:val="clear" w:color="auto" w:fill="FFFFFF"/>
-                  <w:lang w:val="ru-RU"/>
-                </w:rPr>
-                <w:t xml:space="preserve"> Евдокия Ивановна</w:t>
+                <w:t>Изотина Евдокия Ивановна</w:t>
               </w:r>
             </w:hyperlink>
             <w:r>
@@ -2646,59 +2296,35 @@
                 <w:szCs w:val="16"/>
                 <w:lang w:val="ru-RU"/>
               </w:rPr>
-              <w:t xml:space="preserve">1879 г.р., </w:t>
-            </w:r>
-            <w:proofErr w:type="spellStart"/>
-            <w:r>
-              <w:rPr>
-                <w:rFonts w:ascii="Arial" w:hAnsi="Arial" w:cs="Arial"/>
-                <w:sz w:val="16"/>
-                <w:szCs w:val="16"/>
-                <w:lang w:val="ru-RU"/>
-              </w:rPr>
-              <w:t>м.р</w:t>
-            </w:r>
-            <w:proofErr w:type="spellEnd"/>
-            <w:r>
-              <w:rPr>
-                <w:rFonts w:ascii="Arial" w:hAnsi="Arial" w:cs="Arial"/>
-                <w:sz w:val="16"/>
-                <w:szCs w:val="16"/>
-                <w:lang w:val="ru-RU"/>
-              </w:rPr>
-              <w:t xml:space="preserve">.: Марийская АССР, </w:t>
-            </w:r>
-            <w:proofErr w:type="spellStart"/>
-            <w:r>
-              <w:rPr>
-                <w:rFonts w:ascii="Arial" w:hAnsi="Arial" w:cs="Arial"/>
-                <w:sz w:val="16"/>
-                <w:szCs w:val="16"/>
-                <w:lang w:val="ru-RU"/>
-              </w:rPr>
-              <w:t>Еласовский</w:t>
-            </w:r>
-            <w:proofErr w:type="spellEnd"/>
-            <w:r>
-              <w:rPr>
-                <w:rFonts w:ascii="Arial" w:hAnsi="Arial" w:cs="Arial"/>
-                <w:sz w:val="16"/>
-                <w:szCs w:val="16"/>
-                <w:lang w:val="ru-RU"/>
-              </w:rPr>
-              <w:t xml:space="preserve"> р-н, д. </w:t>
-            </w:r>
-            <w:proofErr w:type="spellStart"/>
-            <w:r>
-              <w:rPr>
-                <w:rFonts w:ascii="Arial" w:hAnsi="Arial" w:cs="Arial"/>
-                <w:sz w:val="16"/>
-                <w:szCs w:val="16"/>
-                <w:lang w:val="ru-RU"/>
-              </w:rPr>
-              <w:t>Цыганово</w:t>
-            </w:r>
-            <w:proofErr w:type="spellEnd"/>
+              <w:t xml:space="preserve">1879 г.р., м.р.: Марийская АССР, Еласовский р-н, д. Цыганово, </w:t>
+            </w:r>
+            <w:r>
+              <w:rPr>
+                <w:rFonts w:ascii="Arial" w:hAnsi="Arial" w:cs="Arial"/>
+                <w:sz w:val="16"/>
+                <w:szCs w:val="16"/>
+                <w:lang w:val="ru-RU"/>
+              </w:rPr>
+              <w:t>марийка,</w:t>
+            </w:r>
+            <w:r>
+              <w:rPr>
+                <w:rFonts w:ascii="Arial" w:hAnsi="Arial" w:cs="Arial"/>
+                <w:sz w:val="16"/>
+                <w:szCs w:val="16"/>
+                <w:lang w:val="ru-RU"/>
+              </w:rPr>
+              <w:t xml:space="preserve"> </w:t>
+            </w:r>
+            <w:r>
+              <w:rPr>
+                <w:rFonts w:ascii="Arial" w:hAnsi="Arial" w:cs="Arial"/>
+                <w:sz w:val="16"/>
+                <w:szCs w:val="16"/>
+                <w:lang w:val="ru-RU"/>
+              </w:rPr>
+              <w:t>пенсионерка</w:t>
+            </w:r>
             <w:r>
               <w:rPr>
                 <w:rFonts w:ascii="Arial" w:hAnsi="Arial" w:cs="Arial"/>
@@ -2715,7 +2341,34 @@
                 <w:szCs w:val="16"/>
                 <w:lang w:val="ru-RU"/>
               </w:rPr>
-              <w:t>марийка,</w:t>
+              <w:t>п</w:t>
+            </w:r>
+            <w:r>
+              <w:rPr>
+                <w:rFonts w:ascii="Arial" w:hAnsi="Arial" w:cs="Arial"/>
+                <w:sz w:val="16"/>
+                <w:szCs w:val="16"/>
+                <w:lang w:val="ru-RU"/>
+              </w:rPr>
+              <w:t>рож</w:t>
+            </w:r>
+            <w:r>
+              <w:rPr>
+                <w:rFonts w:ascii="Arial" w:hAnsi="Arial" w:cs="Arial"/>
+                <w:sz w:val="16"/>
+                <w:szCs w:val="16"/>
+                <w:lang w:val="ru-RU"/>
+              </w:rPr>
+              <w:t>.</w:t>
+            </w:r>
+            <w:r>
+              <w:rPr>
+                <w:rFonts w:ascii="Arial" w:hAnsi="Arial" w:cs="Arial"/>
+                <w:sz w:val="16"/>
+                <w:szCs w:val="16"/>
+                <w:lang w:val="ru-RU"/>
+              </w:rPr>
+              <w:t>: г. Йошкар-Ола, ул. Волкова, 58.</w:t>
             </w:r>
             <w:r>
               <w:rPr>
@@ -2733,92 +2386,16 @@
                 <w:szCs w:val="16"/>
                 <w:lang w:val="ru-RU"/>
               </w:rPr>
-              <w:t>пенсионерка</w:t>
-            </w:r>
-            <w:r>
-              <w:rPr>
-                <w:rFonts w:ascii="Arial" w:hAnsi="Arial" w:cs="Arial"/>
-                <w:sz w:val="16"/>
-                <w:szCs w:val="16"/>
-                <w:lang w:val="ru-RU"/>
-              </w:rPr>
-              <w:t xml:space="preserve">, </w:t>
-            </w:r>
-            <w:proofErr w:type="spellStart"/>
-            <w:r>
-              <w:rPr>
-                <w:rFonts w:ascii="Arial" w:hAnsi="Arial" w:cs="Arial"/>
-                <w:sz w:val="16"/>
-                <w:szCs w:val="16"/>
-                <w:lang w:val="ru-RU"/>
-              </w:rPr>
-              <w:t>п</w:t>
-            </w:r>
-            <w:r>
-              <w:rPr>
-                <w:rFonts w:ascii="Arial" w:hAnsi="Arial" w:cs="Arial"/>
-                <w:sz w:val="16"/>
-                <w:szCs w:val="16"/>
-                <w:lang w:val="ru-RU"/>
-              </w:rPr>
-              <w:t>рож</w:t>
-            </w:r>
-            <w:proofErr w:type="spellEnd"/>
-            <w:r>
-              <w:rPr>
-                <w:rFonts w:ascii="Arial" w:hAnsi="Arial" w:cs="Arial"/>
-                <w:sz w:val="16"/>
-                <w:szCs w:val="16"/>
-                <w:lang w:val="ru-RU"/>
-              </w:rPr>
-              <w:t>.</w:t>
-            </w:r>
-            <w:r>
-              <w:rPr>
-                <w:rFonts w:ascii="Arial" w:hAnsi="Arial" w:cs="Arial"/>
-                <w:sz w:val="16"/>
-                <w:szCs w:val="16"/>
-                <w:lang w:val="ru-RU"/>
-              </w:rPr>
-              <w:t>: г. Йошкар-Ола, ул. Волкова, 58.</w:t>
-            </w:r>
-            <w:r>
-              <w:rPr>
-                <w:rFonts w:ascii="Arial" w:hAnsi="Arial" w:cs="Arial"/>
-                <w:sz w:val="16"/>
-                <w:szCs w:val="16"/>
-                <w:lang w:val="ru-RU"/>
-              </w:rPr>
-              <w:t xml:space="preserve"> </w:t>
-            </w:r>
-            <w:r>
-              <w:rPr>
-                <w:rFonts w:ascii="Arial" w:hAnsi="Arial" w:cs="Arial"/>
-                <w:sz w:val="16"/>
-                <w:szCs w:val="16"/>
-                <w:lang w:val="ru-RU"/>
-              </w:rPr>
               <w:t>Партийность: Делегат XVI съезда ВКП(б), член центрального исполнительного комитета СССР</w:t>
             </w:r>
-            <w:proofErr w:type="gramStart"/>
-            <w:r>
-              <w:rPr>
-                <w:rFonts w:ascii="Arial" w:hAnsi="Arial" w:cs="Arial"/>
-                <w:sz w:val="16"/>
-                <w:szCs w:val="16"/>
-                <w:lang w:val="ru-RU"/>
-              </w:rPr>
-              <w:t>.</w:t>
-            </w:r>
-            <w:proofErr w:type="gramEnd"/>
-            <w:r>
-              <w:rPr>
-                <w:rFonts w:ascii="Arial" w:hAnsi="Arial" w:cs="Arial"/>
-                <w:sz w:val="16"/>
-                <w:szCs w:val="16"/>
-                <w:lang w:val="ru-RU"/>
-              </w:rPr>
-              <w:t xml:space="preserve"> </w:t>
+            <w:r>
+              <w:rPr>
+                <w:rFonts w:ascii="Arial" w:hAnsi="Arial" w:cs="Arial"/>
+                <w:sz w:val="16"/>
+                <w:szCs w:val="16"/>
+                <w:lang w:val="ru-RU"/>
+              </w:rPr>
+              <w:t xml:space="preserve">. </w:t>
             </w:r>
             <w:r>
               <w:rPr>
@@ -2872,27 +2449,7 @@
                 <w:szCs w:val="16"/>
                 <w:lang w:val="ru-RU"/>
               </w:rPr>
-              <w:t xml:space="preserve">. Место захоронения: </w:t>
-            </w:r>
-            <w:proofErr w:type="spellStart"/>
-            <w:r>
-              <w:rPr>
-                <w:rFonts w:ascii="Arial" w:hAnsi="Arial" w:cs="Arial"/>
-                <w:sz w:val="16"/>
-                <w:szCs w:val="16"/>
-                <w:lang w:val="ru-RU"/>
-              </w:rPr>
-              <w:t>Мендурское</w:t>
-            </w:r>
-            <w:proofErr w:type="spellEnd"/>
-            <w:r>
-              <w:rPr>
-                <w:rFonts w:ascii="Arial" w:hAnsi="Arial" w:cs="Arial"/>
-                <w:sz w:val="16"/>
-                <w:szCs w:val="16"/>
-                <w:lang w:val="ru-RU"/>
-              </w:rPr>
-              <w:t xml:space="preserve"> кладбище</w:t>
+              <w:t>. Место захоронения: Мендурское кладбище</w:t>
             </w:r>
           </w:p>
           <w:p>
@@ -3045,87 +2602,7 @@
                 <w:szCs w:val="16"/>
                 <w:lang w:val="ru-RU"/>
               </w:rPr>
-              <w:t xml:space="preserve">1914 г.р., </w:t>
-            </w:r>
-            <w:proofErr w:type="spellStart"/>
-            <w:r>
-              <w:rPr>
-                <w:rFonts w:ascii="Arial" w:hAnsi="Arial" w:cs="Arial"/>
-                <w:sz w:val="16"/>
-                <w:szCs w:val="16"/>
-                <w:lang w:val="ru-RU"/>
-              </w:rPr>
-              <w:t>м.р</w:t>
-            </w:r>
-            <w:proofErr w:type="spellEnd"/>
-            <w:r>
-              <w:rPr>
-                <w:rFonts w:ascii="Arial" w:hAnsi="Arial" w:cs="Arial"/>
-                <w:sz w:val="16"/>
-                <w:szCs w:val="16"/>
-                <w:lang w:val="ru-RU"/>
-              </w:rPr>
-              <w:t xml:space="preserve">.: Кировская обл., Николаевский р-н, д. </w:t>
-            </w:r>
-            <w:proofErr w:type="spellStart"/>
-            <w:r>
-              <w:rPr>
-                <w:rFonts w:ascii="Arial" w:hAnsi="Arial" w:cs="Arial"/>
-                <w:sz w:val="16"/>
-                <w:szCs w:val="16"/>
-                <w:lang w:val="ru-RU"/>
-              </w:rPr>
-              <w:t>Карагайцы</w:t>
-            </w:r>
-            <w:proofErr w:type="spellEnd"/>
-            <w:r>
-              <w:rPr>
-                <w:rFonts w:ascii="Arial" w:hAnsi="Arial" w:cs="Arial"/>
-                <w:sz w:val="16"/>
-                <w:szCs w:val="16"/>
-                <w:lang w:val="ru-RU"/>
-              </w:rPr>
-              <w:t xml:space="preserve">, удмуртка, заключенная, на полевых работах в ОЛП-12, </w:t>
-            </w:r>
-            <w:proofErr w:type="spellStart"/>
-            <w:r>
-              <w:rPr>
-                <w:rFonts w:ascii="Arial" w:hAnsi="Arial" w:cs="Arial"/>
-                <w:sz w:val="16"/>
-                <w:szCs w:val="16"/>
-                <w:lang w:val="ru-RU"/>
-              </w:rPr>
-              <w:t>прож</w:t>
-            </w:r>
-            <w:proofErr w:type="spellEnd"/>
-            <w:r>
-              <w:rPr>
-                <w:rFonts w:ascii="Arial" w:hAnsi="Arial" w:cs="Arial"/>
-                <w:sz w:val="16"/>
-                <w:szCs w:val="16"/>
-                <w:lang w:val="ru-RU"/>
-              </w:rPr>
-              <w:t xml:space="preserve">.: </w:t>
-            </w:r>
-            <w:proofErr w:type="spellStart"/>
-            <w:r>
-              <w:rPr>
-                <w:rFonts w:ascii="Arial" w:hAnsi="Arial" w:cs="Arial"/>
-                <w:sz w:val="16"/>
-                <w:szCs w:val="16"/>
-                <w:lang w:val="ru-RU"/>
-              </w:rPr>
-              <w:t>Ухтижемлаг</w:t>
-            </w:r>
-            <w:proofErr w:type="spellEnd"/>
-            <w:r>
-              <w:rPr>
-                <w:rFonts w:ascii="Arial" w:hAnsi="Arial" w:cs="Arial"/>
-                <w:sz w:val="16"/>
-                <w:szCs w:val="16"/>
-                <w:lang w:val="ru-RU"/>
-              </w:rPr>
-              <w:t xml:space="preserve"> НКВД</w:t>
+              <w:t>1914 г.р., м.р.: Кировская обл., Николаевский р-н, д. Карагайцы, удмуртка, заключенная, на полевых работах в ОЛП-12, прож.: Ухтижемлаг НКВД</w:t>
             </w:r>
           </w:p>
           <w:p>
@@ -3148,47 +2625,7 @@
                 <w:szCs w:val="16"/>
                 <w:lang w:val="ru-RU"/>
               </w:rPr>
-              <w:t xml:space="preserve">арестована 02.07.1941. Обвинение: ст. </w:t>
-            </w:r>
-            <w:proofErr w:type="gramStart"/>
-            <w:r>
-              <w:rPr>
-                <w:rFonts w:ascii="Arial" w:hAnsi="Arial" w:cs="Arial"/>
-                <w:sz w:val="16"/>
-                <w:szCs w:val="16"/>
-                <w:lang w:val="ru-RU"/>
-              </w:rPr>
-              <w:t>58-14</w:t>
-            </w:r>
-            <w:proofErr w:type="gramEnd"/>
-            <w:r>
-              <w:rPr>
-                <w:rFonts w:ascii="Arial" w:hAnsi="Arial" w:cs="Arial"/>
-                <w:sz w:val="16"/>
-                <w:szCs w:val="16"/>
-                <w:lang w:val="ru-RU"/>
-              </w:rPr>
-              <w:t xml:space="preserve"> УК РСФСР. Приговор: судебной коллегией по уголовным делам Верховного суда Коми АССР при </w:t>
-            </w:r>
-            <w:proofErr w:type="spellStart"/>
-            <w:r>
-              <w:rPr>
-                <w:rFonts w:ascii="Arial" w:hAnsi="Arial" w:cs="Arial"/>
-                <w:sz w:val="16"/>
-                <w:szCs w:val="16"/>
-                <w:lang w:val="ru-RU"/>
-              </w:rPr>
-              <w:t>Ухтижемлаге</w:t>
-            </w:r>
-            <w:proofErr w:type="spellEnd"/>
-            <w:r>
-              <w:rPr>
-                <w:rFonts w:ascii="Arial" w:hAnsi="Arial" w:cs="Arial"/>
-                <w:sz w:val="16"/>
-                <w:szCs w:val="16"/>
-                <w:lang w:val="ru-RU"/>
-              </w:rPr>
-              <w:t xml:space="preserve"> НКВД, 13.08.1941</w:t>
+              <w:t>арестована 02.07.1941. Обвинение: ст. 58-14 УК РСФСР. Приговор: судебной коллегией по уголовным делам Верховного суда Коми АССР при Ухтижемлаге НКВД, 13.08.1941</w:t>
             </w:r>
             <w:r>
               <w:rPr>
@@ -3226,27 +2663,7 @@
                 <w:szCs w:val="16"/>
                 <w:lang w:val="ru-RU"/>
               </w:rPr>
-              <w:t xml:space="preserve">Источник: Книга памяти Республики </w:t>
-            </w:r>
-            <w:proofErr w:type="gramStart"/>
-            <w:r>
-              <w:rPr>
-                <w:rFonts w:ascii="Arial" w:hAnsi="Arial" w:cs="Arial"/>
-                <w:sz w:val="16"/>
-                <w:szCs w:val="16"/>
-                <w:lang w:val="ru-RU"/>
-              </w:rPr>
-              <w:t>Коми ,</w:t>
-            </w:r>
-            <w:proofErr w:type="gramEnd"/>
-            <w:r>
-              <w:rPr>
-                <w:rFonts w:ascii="Arial" w:hAnsi="Arial" w:cs="Arial"/>
-                <w:sz w:val="16"/>
-                <w:szCs w:val="16"/>
-                <w:lang w:val="ru-RU"/>
-              </w:rPr>
-              <w:t xml:space="preserve"> т.7, ч.2;</w:t>
+              <w:t>Источник: Книга памяти Республики Коми , т.7, ч.2;</w:t>
             </w:r>
             <w:r>
               <w:rPr>
@@ -3367,107 +2784,7 @@
                 <w:szCs w:val="16"/>
                 <w:lang w:val="ru-RU"/>
               </w:rPr>
-              <w:t xml:space="preserve">1896 г.р., </w:t>
-            </w:r>
-            <w:proofErr w:type="spellStart"/>
-            <w:r>
-              <w:rPr>
-                <w:rFonts w:ascii="Arial" w:hAnsi="Arial" w:cs="Arial"/>
-                <w:sz w:val="16"/>
-                <w:szCs w:val="16"/>
-                <w:lang w:val="ru-RU"/>
-              </w:rPr>
-              <w:t>м.р</w:t>
-            </w:r>
-            <w:proofErr w:type="spellEnd"/>
-            <w:r>
-              <w:rPr>
-                <w:rFonts w:ascii="Arial" w:hAnsi="Arial" w:cs="Arial"/>
-                <w:sz w:val="16"/>
-                <w:szCs w:val="16"/>
-                <w:lang w:val="ru-RU"/>
-              </w:rPr>
-              <w:t xml:space="preserve">.: Марийская АССР, Горномарийский р-н, д. </w:t>
-            </w:r>
-            <w:proofErr w:type="spellStart"/>
-            <w:r>
-              <w:rPr>
-                <w:rFonts w:ascii="Arial" w:hAnsi="Arial" w:cs="Arial"/>
-                <w:sz w:val="16"/>
-                <w:szCs w:val="16"/>
-                <w:lang w:val="ru-RU"/>
-              </w:rPr>
-              <w:t>Важнанер</w:t>
-            </w:r>
-            <w:proofErr w:type="spellEnd"/>
-            <w:r>
-              <w:rPr>
-                <w:rFonts w:ascii="Arial" w:hAnsi="Arial" w:cs="Arial"/>
-                <w:sz w:val="16"/>
-                <w:szCs w:val="16"/>
-                <w:lang w:val="ru-RU"/>
-              </w:rPr>
-              <w:t xml:space="preserve">, марийка, заключенная </w:t>
-            </w:r>
-            <w:proofErr w:type="spellStart"/>
-            <w:r>
-              <w:rPr>
-                <w:rFonts w:ascii="Arial" w:hAnsi="Arial" w:cs="Arial"/>
-                <w:sz w:val="16"/>
-                <w:szCs w:val="16"/>
-                <w:lang w:val="ru-RU"/>
-              </w:rPr>
-              <w:t>Севжелдорлага</w:t>
-            </w:r>
-            <w:proofErr w:type="spellEnd"/>
-            <w:r>
-              <w:rPr>
-                <w:rFonts w:ascii="Arial" w:hAnsi="Arial" w:cs="Arial"/>
-                <w:sz w:val="16"/>
-                <w:szCs w:val="16"/>
-                <w:lang w:val="ru-RU"/>
-              </w:rPr>
-              <w:t xml:space="preserve">, арестована 31.05.1940. Обвинение: ст. </w:t>
-            </w:r>
-            <w:proofErr w:type="gramStart"/>
-            <w:r>
-              <w:rPr>
-                <w:rFonts w:ascii="Arial" w:hAnsi="Arial" w:cs="Arial"/>
-                <w:sz w:val="16"/>
-                <w:szCs w:val="16"/>
-                <w:lang w:val="ru-RU"/>
-              </w:rPr>
-              <w:t>58-10</w:t>
-            </w:r>
-            <w:proofErr w:type="gramEnd"/>
-            <w:r>
-              <w:rPr>
-                <w:rFonts w:ascii="Arial" w:hAnsi="Arial" w:cs="Arial"/>
-                <w:sz w:val="16"/>
-                <w:szCs w:val="16"/>
-                <w:lang w:val="ru-RU"/>
-              </w:rPr>
-              <w:t xml:space="preserve"> ч.1, </w:t>
-            </w:r>
-            <w:proofErr w:type="gramStart"/>
-            <w:r>
-              <w:rPr>
-                <w:rFonts w:ascii="Arial" w:hAnsi="Arial" w:cs="Arial"/>
-                <w:sz w:val="16"/>
-                <w:szCs w:val="16"/>
-                <w:lang w:val="ru-RU"/>
-              </w:rPr>
-              <w:t>58-14</w:t>
-            </w:r>
-            <w:proofErr w:type="gramEnd"/>
-            <w:r>
-              <w:rPr>
-                <w:rFonts w:ascii="Arial" w:hAnsi="Arial" w:cs="Arial"/>
-                <w:sz w:val="16"/>
-                <w:szCs w:val="16"/>
-                <w:lang w:val="ru-RU"/>
-              </w:rPr>
-              <w:t xml:space="preserve"> УК РСФСР. Приговор: Верховный суд Коми АССР, 13.06.1940</w:t>
+              <w:t>1896 г.р., м.р.: Марийская АССР, Горномарийский р-н, д. Важнанер, марийка, заключенная Севжелдорлага, арестована 31.05.1940. Обвинение: ст. 58-10 ч.1, 58-14 УК РСФСР. Приговор: Верховный суд Коми АССР, 13.06.1940</w:t>
             </w:r>
             <w:r>
               <w:rPr>
@@ -3505,27 +2822,7 @@
                 <w:szCs w:val="16"/>
                 <w:lang w:val="ru-RU"/>
               </w:rPr>
-              <w:t xml:space="preserve">Источник: Книга памяти Республики </w:t>
-            </w:r>
-            <w:proofErr w:type="gramStart"/>
-            <w:r>
-              <w:rPr>
-                <w:rFonts w:ascii="Arial" w:hAnsi="Arial" w:cs="Arial"/>
-                <w:sz w:val="16"/>
-                <w:szCs w:val="16"/>
-                <w:lang w:val="ru-RU"/>
-              </w:rPr>
-              <w:t>Коми ,</w:t>
-            </w:r>
-            <w:proofErr w:type="gramEnd"/>
-            <w:r>
-              <w:rPr>
-                <w:rFonts w:ascii="Arial" w:hAnsi="Arial" w:cs="Arial"/>
-                <w:sz w:val="16"/>
-                <w:szCs w:val="16"/>
-                <w:lang w:val="ru-RU"/>
-              </w:rPr>
-              <w:t xml:space="preserve"> т.2;</w:t>
+              <w:t>Источник: Книга памяти Республики Коми , т.2;</w:t>
             </w:r>
             <w:r>
               <w:rPr>
@@ -3660,47 +2957,7 @@
                 <w:szCs w:val="16"/>
                 <w:lang w:val="ru-RU"/>
               </w:rPr>
-              <w:t xml:space="preserve">в 1890 г., д. </w:t>
-            </w:r>
-            <w:proofErr w:type="spellStart"/>
-            <w:r>
-              <w:rPr>
-                <w:rFonts w:ascii="Arial" w:hAnsi="Arial" w:cs="Arial"/>
-                <w:sz w:val="16"/>
-                <w:szCs w:val="16"/>
-                <w:lang w:val="ru-RU"/>
-              </w:rPr>
-              <w:t>Изикино</w:t>
-            </w:r>
-            <w:proofErr w:type="spellEnd"/>
-            <w:r>
-              <w:rPr>
-                <w:rFonts w:ascii="Arial" w:hAnsi="Arial" w:cs="Arial"/>
-                <w:sz w:val="16"/>
-                <w:szCs w:val="16"/>
-                <w:lang w:val="ru-RU"/>
-              </w:rPr>
-              <w:t xml:space="preserve"> Горномарийского района Марийской АССР; марийка, </w:t>
-            </w:r>
-            <w:proofErr w:type="spellStart"/>
-            <w:r>
-              <w:rPr>
-                <w:rFonts w:ascii="Arial" w:hAnsi="Arial" w:cs="Arial"/>
-                <w:sz w:val="16"/>
-                <w:szCs w:val="16"/>
-                <w:lang w:val="ru-RU"/>
-              </w:rPr>
-              <w:t>БОЗ.Арестована</w:t>
-            </w:r>
-            <w:proofErr w:type="spellEnd"/>
-            <w:r>
-              <w:rPr>
-                <w:rFonts w:ascii="Arial" w:hAnsi="Arial" w:cs="Arial"/>
-                <w:sz w:val="16"/>
-                <w:szCs w:val="16"/>
-                <w:lang w:val="ru-RU"/>
-              </w:rPr>
-              <w:t xml:space="preserve"> 1 июня 1938 г. Приговор: расстреляна.</w:t>
+              <w:t>в 1890 г., д. Изикино Горномарийского района Марийской АССР; марийка, БОЗ.Арестована 1 июня 1938 г. Приговор: расстреляна.</w:t>
             </w:r>
           </w:p>
           <w:p>
@@ -3773,7 +3030,6 @@
               </w:rPr>
             </w:pPr>
             <w:hyperlink r:id="rId21" w:history="1">
-              <w:proofErr w:type="spellStart"/>
               <w:r>
                 <w:rPr>
                   <w:rStyle w:val="Hyperlink"/>
@@ -3787,23 +3043,7 @@
                   <w:shd w:val="clear" w:color="auto" w:fill="FFFFFF"/>
                   <w:lang w:val="ru-RU"/>
                 </w:rPr>
-                <w:t>Лукоянова</w:t>
-              </w:r>
-              <w:proofErr w:type="spellEnd"/>
-              <w:r>
-                <w:rPr>
-                  <w:rStyle w:val="Hyperlink"/>
-                  <w:rFonts w:ascii="Arial" w:hAnsi="Arial" w:cs="Arial"/>
-                  <w:b/>
-                  <w:bCs/>
-                  <w:color w:val="auto"/>
-                  <w:sz w:val="16"/>
-                  <w:szCs w:val="16"/>
-                  <w:bdr w:val="none" w:sz="0" w:space="0" w:color="auto" w:frame="1"/>
-                  <w:shd w:val="clear" w:color="auto" w:fill="FFFFFF"/>
-                  <w:lang w:val="ru-RU"/>
-                </w:rPr>
-                <w:t xml:space="preserve"> Ольга Николаевна</w:t>
+                <w:t>Лукоянова Ольга Николаевна</w:t>
               </w:r>
             </w:hyperlink>
             <w:r>
@@ -3858,27 +3098,7 @@
                 <w:szCs w:val="16"/>
                 <w:lang w:val="ru-RU"/>
               </w:rPr>
-              <w:t xml:space="preserve">1921 г.р., </w:t>
-            </w:r>
-            <w:proofErr w:type="spellStart"/>
-            <w:r>
-              <w:rPr>
-                <w:rFonts w:ascii="Arial" w:hAnsi="Arial" w:cs="Arial"/>
-                <w:sz w:val="16"/>
-                <w:szCs w:val="16"/>
-                <w:lang w:val="ru-RU"/>
-              </w:rPr>
-              <w:t>м.р</w:t>
-            </w:r>
-            <w:proofErr w:type="spellEnd"/>
-            <w:r>
-              <w:rPr>
-                <w:rFonts w:ascii="Arial" w:hAnsi="Arial" w:cs="Arial"/>
-                <w:sz w:val="16"/>
-                <w:szCs w:val="16"/>
-                <w:lang w:val="ru-RU"/>
-              </w:rPr>
-              <w:t>.: Марийская АССР, Горномарийский р-н, с. Отары, марийка, колхозница, арестована 11.09.1941. Приговор: ВМН. Расстреляна</w:t>
+              <w:t>1921 г.р., м.р.: Марийская АССР, Горномарийский р-н, с. Отары, марийка, колхозница, арестована 11.09.1941. Приговор: ВМН. Расстреляна</w:t>
             </w:r>
           </w:p>
           <w:p>
@@ -3901,27 +3121,7 @@
                 <w:szCs w:val="16"/>
                 <w:lang w:val="ru-RU"/>
               </w:rPr>
-              <w:t xml:space="preserve">Источник: Книга памяти Республики Марий </w:t>
-            </w:r>
-            <w:proofErr w:type="gramStart"/>
-            <w:r>
-              <w:rPr>
-                <w:rFonts w:ascii="Arial" w:hAnsi="Arial" w:cs="Arial"/>
-                <w:sz w:val="16"/>
-                <w:szCs w:val="16"/>
-                <w:lang w:val="ru-RU"/>
-              </w:rPr>
-              <w:t>Эл ,</w:t>
-            </w:r>
-            <w:proofErr w:type="gramEnd"/>
-            <w:r>
-              <w:rPr>
-                <w:rFonts w:ascii="Arial" w:hAnsi="Arial" w:cs="Arial"/>
-                <w:sz w:val="16"/>
-                <w:szCs w:val="16"/>
-                <w:lang w:val="ru-RU"/>
-              </w:rPr>
-              <w:t xml:space="preserve"> т.3;</w:t>
+              <w:t>Источник: Книга памяти Республики Марий Эл , т.3;</w:t>
             </w:r>
             <w:r>
               <w:rPr>
@@ -4042,47 +3242,7 @@
                 <w:szCs w:val="16"/>
                 <w:lang w:val="ru-RU"/>
               </w:rPr>
-              <w:t xml:space="preserve">1907 г.р., </w:t>
-            </w:r>
-            <w:proofErr w:type="spellStart"/>
-            <w:r>
-              <w:rPr>
-                <w:rFonts w:ascii="Arial" w:hAnsi="Arial" w:cs="Arial"/>
-                <w:sz w:val="16"/>
-                <w:szCs w:val="16"/>
-                <w:lang w:val="ru-RU"/>
-              </w:rPr>
-              <w:t>м.р</w:t>
-            </w:r>
-            <w:proofErr w:type="spellEnd"/>
-            <w:r>
-              <w:rPr>
-                <w:rFonts w:ascii="Arial" w:hAnsi="Arial" w:cs="Arial"/>
-                <w:sz w:val="16"/>
-                <w:szCs w:val="16"/>
-                <w:lang w:val="ru-RU"/>
-              </w:rPr>
-              <w:t xml:space="preserve">.: Марийская АССР, Горномарийский р-н, д. </w:t>
-            </w:r>
-            <w:proofErr w:type="spellStart"/>
-            <w:r>
-              <w:rPr>
-                <w:rFonts w:ascii="Arial" w:hAnsi="Arial" w:cs="Arial"/>
-                <w:sz w:val="16"/>
-                <w:szCs w:val="16"/>
-                <w:lang w:val="ru-RU"/>
-              </w:rPr>
-              <w:t>Ширгиял</w:t>
-            </w:r>
-            <w:proofErr w:type="spellEnd"/>
-            <w:r>
-              <w:rPr>
-                <w:rFonts w:ascii="Arial" w:hAnsi="Arial" w:cs="Arial"/>
-                <w:sz w:val="16"/>
-                <w:szCs w:val="16"/>
-                <w:lang w:val="ru-RU"/>
-              </w:rPr>
-              <w:t>, марийка, артистка театра, арестована 29.10.1938. Приговор: ВМН</w:t>
+              <w:t>1907 г.р., м.р.: Марийская АССР, Горномарийский р-н, д. Ширгиял, марийка, артистка театра, арестована 29.10.1938. Приговор: ВМН</w:t>
             </w:r>
           </w:p>
           <w:p>
@@ -4249,47 +3409,7 @@
                 <w:szCs w:val="16"/>
                 <w:lang w:val="ru-RU"/>
               </w:rPr>
-              <w:t xml:space="preserve">1900 г.р., </w:t>
-            </w:r>
-            <w:proofErr w:type="spellStart"/>
-            <w:r>
-              <w:rPr>
-                <w:rFonts w:ascii="Arial" w:hAnsi="Arial" w:cs="Arial"/>
-                <w:sz w:val="16"/>
-                <w:szCs w:val="16"/>
-                <w:lang w:val="ru-RU"/>
-              </w:rPr>
-              <w:t>м.р</w:t>
-            </w:r>
-            <w:proofErr w:type="spellEnd"/>
-            <w:r>
-              <w:rPr>
-                <w:rFonts w:ascii="Arial" w:hAnsi="Arial" w:cs="Arial"/>
-                <w:sz w:val="16"/>
-                <w:szCs w:val="16"/>
-                <w:lang w:val="ru-RU"/>
-              </w:rPr>
-              <w:t xml:space="preserve">.: Марийская АССР, </w:t>
-            </w:r>
-            <w:proofErr w:type="spellStart"/>
-            <w:r>
-              <w:rPr>
-                <w:rFonts w:ascii="Arial" w:hAnsi="Arial" w:cs="Arial"/>
-                <w:sz w:val="16"/>
-                <w:szCs w:val="16"/>
-                <w:lang w:val="ru-RU"/>
-              </w:rPr>
-              <w:t>Ронгинский</w:t>
-            </w:r>
-            <w:proofErr w:type="spellEnd"/>
-            <w:r>
-              <w:rPr>
-                <w:rFonts w:ascii="Arial" w:hAnsi="Arial" w:cs="Arial"/>
-                <w:sz w:val="16"/>
-                <w:szCs w:val="16"/>
-                <w:lang w:val="ru-RU"/>
-              </w:rPr>
-              <w:t xml:space="preserve"> р-н, д. Семейкино, марийка, колхозница, арестована 29.06.1938. Приговор: ВМН. Расстреляна</w:t>
+              <w:t>1900 г.р., м.р.: Марийская АССР, Ронгинский р-н, д. Семейкино, марийка, колхозница, арестована 29.06.1938. Приговор: ВМН. Расстреляна</w:t>
             </w:r>
           </w:p>
           <w:p>
@@ -4433,47 +3553,7 @@
                 <w:szCs w:val="16"/>
                 <w:lang w:val="ru-RU"/>
               </w:rPr>
-              <w:t xml:space="preserve">1905 г.р., </w:t>
-            </w:r>
-            <w:proofErr w:type="spellStart"/>
-            <w:r>
-              <w:rPr>
-                <w:rFonts w:ascii="Arial" w:hAnsi="Arial" w:cs="Arial"/>
-                <w:sz w:val="16"/>
-                <w:szCs w:val="16"/>
-                <w:lang w:val="ru-RU"/>
-              </w:rPr>
-              <w:t>м.р</w:t>
-            </w:r>
-            <w:proofErr w:type="spellEnd"/>
-            <w:r>
-              <w:rPr>
-                <w:rFonts w:ascii="Arial" w:hAnsi="Arial" w:cs="Arial"/>
-                <w:sz w:val="16"/>
-                <w:szCs w:val="16"/>
-                <w:lang w:val="ru-RU"/>
-              </w:rPr>
-              <w:t>.: Марийская АССР, Мари-Турекский р-н, д. Мари-</w:t>
-            </w:r>
-            <w:proofErr w:type="spellStart"/>
-            <w:r>
-              <w:rPr>
-                <w:rFonts w:ascii="Arial" w:hAnsi="Arial" w:cs="Arial"/>
-                <w:sz w:val="16"/>
-                <w:szCs w:val="16"/>
-                <w:lang w:val="ru-RU"/>
-              </w:rPr>
-              <w:t>Китня</w:t>
-            </w:r>
-            <w:proofErr w:type="spellEnd"/>
-            <w:r>
-              <w:rPr>
-                <w:rFonts w:ascii="Arial" w:hAnsi="Arial" w:cs="Arial"/>
-                <w:sz w:val="16"/>
-                <w:szCs w:val="16"/>
-                <w:lang w:val="ru-RU"/>
-              </w:rPr>
-              <w:t>, марийка, крестьянка, арестована 09.07.1930. Приговор: ВМН. Расстреляна</w:t>
+              <w:t>1905 г.р., м.р.: Марийская АССР, Мари-Турекский р-н, д. Мари-Китня, марийка, крестьянка, арестована 09.07.1930. Приговор: ВМН. Расстреляна</w:t>
             </w:r>
           </w:p>
           <w:p>
@@ -4617,47 +3697,7 @@
                 <w:szCs w:val="16"/>
                 <w:lang w:val="ru-RU"/>
               </w:rPr>
-              <w:t xml:space="preserve">1914 г.р., </w:t>
-            </w:r>
-            <w:proofErr w:type="spellStart"/>
-            <w:r>
-              <w:rPr>
-                <w:rFonts w:ascii="Arial" w:hAnsi="Arial" w:cs="Arial"/>
-                <w:sz w:val="16"/>
-                <w:szCs w:val="16"/>
-                <w:lang w:val="ru-RU"/>
-              </w:rPr>
-              <w:t>м.р</w:t>
-            </w:r>
-            <w:proofErr w:type="spellEnd"/>
-            <w:r>
-              <w:rPr>
-                <w:rFonts w:ascii="Arial" w:hAnsi="Arial" w:cs="Arial"/>
-                <w:sz w:val="16"/>
-                <w:szCs w:val="16"/>
-                <w:lang w:val="ru-RU"/>
-              </w:rPr>
-              <w:t xml:space="preserve">.: Удмуртская АССР, Кезский р-н, д. Полом, удмуртка, образование: специальное. Школа ФЗО 4, кастелянша, </w:t>
-            </w:r>
-            <w:proofErr w:type="spellStart"/>
-            <w:r>
-              <w:rPr>
-                <w:rFonts w:ascii="Arial" w:hAnsi="Arial" w:cs="Arial"/>
-                <w:sz w:val="16"/>
-                <w:szCs w:val="16"/>
-                <w:lang w:val="ru-RU"/>
-              </w:rPr>
-              <w:t>прож</w:t>
-            </w:r>
-            <w:proofErr w:type="spellEnd"/>
-            <w:r>
-              <w:rPr>
-                <w:rFonts w:ascii="Arial" w:hAnsi="Arial" w:cs="Arial"/>
-                <w:sz w:val="16"/>
-                <w:szCs w:val="16"/>
-                <w:lang w:val="ru-RU"/>
-              </w:rPr>
-              <w:t>.: г. Ижевск</w:t>
+              <w:t>1914 г.р., м.р.: Удмуртская АССР, Кезский р-н, д. Полом, удмуртка, образование: специальное. Школа ФЗО 4, кастелянша, прож.: г. Ижевск</w:t>
             </w:r>
           </w:p>
           <w:p>
@@ -4721,27 +3761,7 @@
                 <w:szCs w:val="16"/>
                 <w:lang w:val="ru-RU"/>
               </w:rPr>
-              <w:t xml:space="preserve">Источник: Книга памяти Республики </w:t>
-            </w:r>
-            <w:proofErr w:type="gramStart"/>
-            <w:r>
-              <w:rPr>
-                <w:rFonts w:ascii="Arial" w:hAnsi="Arial" w:cs="Arial"/>
-                <w:sz w:val="16"/>
-                <w:szCs w:val="16"/>
-                <w:lang w:val="ru-RU"/>
-              </w:rPr>
-              <w:t>Удмуртия ,</w:t>
-            </w:r>
-            <w:proofErr w:type="gramEnd"/>
-            <w:r>
-              <w:rPr>
-                <w:rFonts w:ascii="Arial" w:hAnsi="Arial" w:cs="Arial"/>
-                <w:sz w:val="16"/>
-                <w:szCs w:val="16"/>
-                <w:lang w:val="ru-RU"/>
-              </w:rPr>
-              <w:t xml:space="preserve"> т.1</w:t>
+              <w:t>Источник: Книга памяти Республики Удмуртия , т.1</w:t>
             </w:r>
             <w:r>
               <w:rPr>
@@ -4871,47 +3891,7 @@
                 <w:szCs w:val="16"/>
                 <w:lang w:val="ru-RU"/>
               </w:rPr>
-              <w:t xml:space="preserve">1909 г.р., </w:t>
-            </w:r>
-            <w:proofErr w:type="spellStart"/>
-            <w:r>
-              <w:rPr>
-                <w:rFonts w:ascii="Arial" w:hAnsi="Arial" w:cs="Arial"/>
-                <w:sz w:val="16"/>
-                <w:szCs w:val="16"/>
-                <w:lang w:val="ru-RU"/>
-              </w:rPr>
-              <w:t>м.р</w:t>
-            </w:r>
-            <w:proofErr w:type="spellEnd"/>
-            <w:r>
-              <w:rPr>
-                <w:rFonts w:ascii="Arial" w:hAnsi="Arial" w:cs="Arial"/>
-                <w:sz w:val="16"/>
-                <w:szCs w:val="16"/>
-                <w:lang w:val="ru-RU"/>
-              </w:rPr>
-              <w:t xml:space="preserve">.: Татарская АССР, Балтасинский р-н, д. Б. </w:t>
-            </w:r>
-            <w:proofErr w:type="spellStart"/>
-            <w:r>
-              <w:rPr>
-                <w:rFonts w:ascii="Arial" w:hAnsi="Arial" w:cs="Arial"/>
-                <w:sz w:val="16"/>
-                <w:szCs w:val="16"/>
-                <w:lang w:val="ru-RU"/>
-              </w:rPr>
-              <w:t>Лызя</w:t>
-            </w:r>
-            <w:proofErr w:type="spellEnd"/>
-            <w:r>
-              <w:rPr>
-                <w:rFonts w:ascii="Arial" w:hAnsi="Arial" w:cs="Arial"/>
-                <w:sz w:val="16"/>
-                <w:szCs w:val="16"/>
-                <w:lang w:val="ru-RU"/>
-              </w:rPr>
-              <w:t>, удмуртка, образование: малограмотная, арестована 21.01.1942. Приговор: 12.09.1942</w:t>
+              <w:t>1909 г.р., м.р.: Татарская АССР, Балтасинский р-н, д. Б. Лызя, удмуртка, образование: малограмотная, арестована 21.01.1942. Приговор: 12.09.1942</w:t>
             </w:r>
             <w:r>
               <w:rPr>
@@ -4952,27 +3932,7 @@
                 <w:szCs w:val="16"/>
                 <w:lang w:val="ru-RU"/>
               </w:rPr>
-              <w:t xml:space="preserve">Источник: Книга памяти Республики </w:t>
-            </w:r>
-            <w:proofErr w:type="gramStart"/>
-            <w:r>
-              <w:rPr>
-                <w:rFonts w:ascii="Arial" w:hAnsi="Arial" w:cs="Arial"/>
-                <w:sz w:val="16"/>
-                <w:szCs w:val="16"/>
-                <w:lang w:val="ru-RU"/>
-              </w:rPr>
-              <w:t>Удмуртия ,</w:t>
-            </w:r>
-            <w:proofErr w:type="gramEnd"/>
-            <w:r>
-              <w:rPr>
-                <w:rFonts w:ascii="Arial" w:hAnsi="Arial" w:cs="Arial"/>
-                <w:sz w:val="16"/>
-                <w:szCs w:val="16"/>
-                <w:lang w:val="ru-RU"/>
-              </w:rPr>
-              <w:t xml:space="preserve"> т.1;</w:t>
+              <w:t>Источник: Книга памяти Республики Удмуртия , т.1;</w:t>
             </w:r>
             <w:r>
               <w:rPr>
@@ -5027,7 +3987,6 @@
               </w:rPr>
             </w:pPr>
             <w:hyperlink r:id="rId33" w:history="1">
-              <w:proofErr w:type="spellStart"/>
               <w:r>
                 <w:rPr>
                   <w:rStyle w:val="Hyperlink"/>
@@ -5041,41 +4000,8 @@
                   <w:shd w:val="clear" w:color="auto" w:fill="FFFFFF"/>
                   <w:lang w:val="ru-RU"/>
                 </w:rPr>
-                <w:t>Тимиргалина</w:t>
+                <w:t>Тимиргалина Шарифа Тимиргазиевна</w:t>
               </w:r>
-              <w:proofErr w:type="spellEnd"/>
-              <w:r>
-                <w:rPr>
-                  <w:rStyle w:val="Hyperlink"/>
-                  <w:rFonts w:ascii="Arial" w:hAnsi="Arial" w:cs="Arial"/>
-                  <w:b/>
-                  <w:bCs/>
-                  <w:color w:val="auto"/>
-                  <w:sz w:val="16"/>
-                  <w:szCs w:val="16"/>
-                  <w:bdr w:val="none" w:sz="0" w:space="0" w:color="auto" w:frame="1"/>
-                  <w:shd w:val="clear" w:color="auto" w:fill="FFFFFF"/>
-                  <w:lang w:val="ru-RU"/>
-                </w:rPr>
-                <w:t xml:space="preserve"> Шарифа </w:t>
-              </w:r>
-              <w:proofErr w:type="spellStart"/>
-              <w:r>
-                <w:rPr>
-                  <w:rStyle w:val="Hyperlink"/>
-                  <w:rFonts w:ascii="Arial" w:hAnsi="Arial" w:cs="Arial"/>
-                  <w:b/>
-                  <w:bCs/>
-                  <w:color w:val="auto"/>
-                  <w:sz w:val="16"/>
-                  <w:szCs w:val="16"/>
-                  <w:bdr w:val="none" w:sz="0" w:space="0" w:color="auto" w:frame="1"/>
-                  <w:shd w:val="clear" w:color="auto" w:fill="FFFFFF"/>
-                  <w:lang w:val="ru-RU"/>
-                </w:rPr>
-                <w:t>Тимиргазиевна</w:t>
-              </w:r>
-              <w:proofErr w:type="spellEnd"/>
             </w:hyperlink>
             <w:r>
               <w:rPr>
@@ -5129,47 +4055,7 @@
                 <w:szCs w:val="16"/>
                 <w:lang w:val="ru-RU"/>
               </w:rPr>
-              <w:t xml:space="preserve">1910 г.р., </w:t>
-            </w:r>
-            <w:proofErr w:type="spellStart"/>
-            <w:r>
-              <w:rPr>
-                <w:rFonts w:ascii="Arial" w:hAnsi="Arial" w:cs="Arial"/>
-                <w:sz w:val="16"/>
-                <w:szCs w:val="16"/>
-                <w:lang w:val="ru-RU"/>
-              </w:rPr>
-              <w:t>м.р</w:t>
-            </w:r>
-            <w:proofErr w:type="spellEnd"/>
-            <w:r>
-              <w:rPr>
-                <w:rFonts w:ascii="Arial" w:hAnsi="Arial" w:cs="Arial"/>
-                <w:sz w:val="16"/>
-                <w:szCs w:val="16"/>
-                <w:lang w:val="ru-RU"/>
-              </w:rPr>
-              <w:t xml:space="preserve">.: Оренбургская губ., Челябинский уезд, д. </w:t>
-            </w:r>
-            <w:proofErr w:type="spellStart"/>
-            <w:r>
-              <w:rPr>
-                <w:rFonts w:ascii="Arial" w:hAnsi="Arial" w:cs="Arial"/>
-                <w:sz w:val="16"/>
-                <w:szCs w:val="16"/>
-                <w:lang w:val="ru-RU"/>
-              </w:rPr>
-              <w:t>Канзафарово</w:t>
-            </w:r>
-            <w:proofErr w:type="spellEnd"/>
-            <w:r>
-              <w:rPr>
-                <w:rFonts w:ascii="Arial" w:hAnsi="Arial" w:cs="Arial"/>
-                <w:sz w:val="16"/>
-                <w:szCs w:val="16"/>
-                <w:lang w:val="ru-RU"/>
-              </w:rPr>
-              <w:t>, башкирка, из крестьян, образование: неполное среднее, член ВКП(б)</w:t>
+              <w:t>1910 г.р., м.р.: Оренбургская губ., Челябинский уезд, д. Канзафарово, башкирка, из крестьян, образование: неполное среднее, член ВКП(б)</w:t>
             </w:r>
           </w:p>
           <w:p>
@@ -5192,47 +4078,7 @@
                 <w:szCs w:val="16"/>
                 <w:lang w:val="ru-RU"/>
               </w:rPr>
-              <w:t>бывший секретарь ЦК ВЛКСМ, редактор в секторе национальной литературы "</w:t>
-            </w:r>
-            <w:proofErr w:type="spellStart"/>
-            <w:r>
-              <w:rPr>
-                <w:rFonts w:ascii="Arial" w:hAnsi="Arial" w:cs="Arial"/>
-                <w:sz w:val="16"/>
-                <w:szCs w:val="16"/>
-                <w:lang w:val="ru-RU"/>
-              </w:rPr>
-              <w:t>Детиздата</w:t>
-            </w:r>
-            <w:proofErr w:type="spellEnd"/>
-            <w:r>
-              <w:rPr>
-                <w:rFonts w:ascii="Arial" w:hAnsi="Arial" w:cs="Arial"/>
-                <w:sz w:val="16"/>
-                <w:szCs w:val="16"/>
-                <w:lang w:val="ru-RU"/>
-              </w:rPr>
-              <w:t xml:space="preserve">", депутат Верховного Совета СССР. </w:t>
-            </w:r>
-            <w:proofErr w:type="spellStart"/>
-            <w:r>
-              <w:rPr>
-                <w:rFonts w:ascii="Arial" w:hAnsi="Arial" w:cs="Arial"/>
-                <w:sz w:val="16"/>
-                <w:szCs w:val="16"/>
-                <w:lang w:val="ru-RU"/>
-              </w:rPr>
-              <w:t>прож</w:t>
-            </w:r>
-            <w:proofErr w:type="spellEnd"/>
-            <w:r>
-              <w:rPr>
-                <w:rFonts w:ascii="Arial" w:hAnsi="Arial" w:cs="Arial"/>
-                <w:sz w:val="16"/>
-                <w:szCs w:val="16"/>
-                <w:lang w:val="ru-RU"/>
-              </w:rPr>
-              <w:t>.: г. Москва, Староконюшенный пер., д.19, кв.55. арестована 29.11.1938. Обвинение: в участии в к.-р. буржуазно-националистической организации</w:t>
+              <w:t>бывший секретарь ЦК ВЛКСМ, редактор в секторе национальной литературы "Детиздата", депутат Верховного Совета СССР. прож.: г. Москва, Староконюшенный пер., д.19, кв.55. арестована 29.11.1938. Обвинение: в участии в к.-р. буржуазно-националистической организации</w:t>
             </w:r>
           </w:p>
           <w:p>
@@ -5473,27 +4319,7 @@
                 <w:szCs w:val="16"/>
                 <w:lang w:val="ru-RU"/>
               </w:rPr>
-              <w:t xml:space="preserve">1912 г.р., </w:t>
-            </w:r>
-            <w:proofErr w:type="spellStart"/>
-            <w:r>
-              <w:rPr>
-                <w:rFonts w:ascii="Arial" w:hAnsi="Arial" w:cs="Arial"/>
-                <w:sz w:val="16"/>
-                <w:szCs w:val="16"/>
-                <w:lang w:val="ru-RU"/>
-              </w:rPr>
-              <w:t>м.р</w:t>
-            </w:r>
-            <w:proofErr w:type="spellEnd"/>
-            <w:r>
-              <w:rPr>
-                <w:rFonts w:ascii="Arial" w:hAnsi="Arial" w:cs="Arial"/>
-                <w:sz w:val="16"/>
-                <w:szCs w:val="16"/>
-                <w:lang w:val="ru-RU"/>
-              </w:rPr>
-              <w:t>.: Марийская АССР, г. Йошкар-Ола, марийка, артистка театра, арестована 29.10.1938. Приговор: ВМН. Расстреляна</w:t>
+              <w:t>1912 г.р., м.р.: Марийская АССР, г. Йошкар-Ола, марийка, артистка театра, арестована 29.10.1938. Приговор: ВМН. Расстреляна</w:t>
             </w:r>
           </w:p>
           <w:p>
@@ -5566,7 +4392,6 @@
               </w:rPr>
             </w:pPr>
             <w:hyperlink r:id="rId37" w:history="1">
-              <w:proofErr w:type="spellStart"/>
               <w:r>
                 <w:rPr>
                   <w:rStyle w:val="Hyperlink"/>
@@ -5580,23 +4405,7 @@
                   <w:shd w:val="clear" w:color="auto" w:fill="FFFFFF"/>
                   <w:lang w:val="ru-RU"/>
                 </w:rPr>
-                <w:t>Шуракова</w:t>
-              </w:r>
-              <w:proofErr w:type="spellEnd"/>
-              <w:r>
-                <w:rPr>
-                  <w:rStyle w:val="Hyperlink"/>
-                  <w:rFonts w:ascii="Arial" w:hAnsi="Arial" w:cs="Arial"/>
-                  <w:b/>
-                  <w:bCs/>
-                  <w:color w:val="auto"/>
-                  <w:sz w:val="16"/>
-                  <w:szCs w:val="16"/>
-                  <w:bdr w:val="none" w:sz="0" w:space="0" w:color="auto" w:frame="1"/>
-                  <w:shd w:val="clear" w:color="auto" w:fill="FFFFFF"/>
-                  <w:lang w:val="ru-RU"/>
-                </w:rPr>
-                <w:t xml:space="preserve"> Мария Николаевна</w:t>
+                <w:t>Шуракова Мария Николаевна</w:t>
               </w:r>
             </w:hyperlink>
             <w:r>
@@ -5651,87 +4460,7 @@
                 <w:szCs w:val="16"/>
                 <w:lang w:val="ru-RU"/>
               </w:rPr>
-              <w:t xml:space="preserve">1902 г.р., </w:t>
-            </w:r>
-            <w:proofErr w:type="spellStart"/>
-            <w:r>
-              <w:rPr>
-                <w:rFonts w:ascii="Arial" w:hAnsi="Arial" w:cs="Arial"/>
-                <w:sz w:val="16"/>
-                <w:szCs w:val="16"/>
-                <w:lang w:val="ru-RU"/>
-              </w:rPr>
-              <w:t>м.р</w:t>
-            </w:r>
-            <w:proofErr w:type="spellEnd"/>
-            <w:r>
-              <w:rPr>
-                <w:rFonts w:ascii="Arial" w:hAnsi="Arial" w:cs="Arial"/>
-                <w:sz w:val="16"/>
-                <w:szCs w:val="16"/>
-                <w:lang w:val="ru-RU"/>
-              </w:rPr>
-              <w:t xml:space="preserve">.: Удмуртская АССР, Малопургинский р-н, д. Верх. </w:t>
-            </w:r>
-            <w:proofErr w:type="spellStart"/>
-            <w:r>
-              <w:rPr>
-                <w:rFonts w:ascii="Arial" w:hAnsi="Arial" w:cs="Arial"/>
-                <w:sz w:val="16"/>
-                <w:szCs w:val="16"/>
-                <w:lang w:val="ru-RU"/>
-              </w:rPr>
-              <w:t>Кечево</w:t>
-            </w:r>
-            <w:proofErr w:type="spellEnd"/>
-            <w:r>
-              <w:rPr>
-                <w:rFonts w:ascii="Arial" w:hAnsi="Arial" w:cs="Arial"/>
-                <w:sz w:val="16"/>
-                <w:szCs w:val="16"/>
-                <w:lang w:val="ru-RU"/>
-              </w:rPr>
-              <w:t>, удмуртка</w:t>
-            </w:r>
-            <w:proofErr w:type="gramStart"/>
-            <w:r>
-              <w:rPr>
-                <w:rFonts w:ascii="Arial" w:hAnsi="Arial" w:cs="Arial"/>
-                <w:sz w:val="16"/>
-                <w:szCs w:val="16"/>
-                <w:lang w:val="ru-RU"/>
-              </w:rPr>
-              <w:t>, Из</w:t>
-            </w:r>
-            <w:proofErr w:type="gramEnd"/>
-            <w:r>
-              <w:rPr>
-                <w:rFonts w:ascii="Arial" w:hAnsi="Arial" w:cs="Arial"/>
-                <w:sz w:val="16"/>
-                <w:szCs w:val="16"/>
-                <w:lang w:val="ru-RU"/>
-              </w:rPr>
-              <w:t xml:space="preserve"> крестьян., образование: малограмотная, </w:t>
-            </w:r>
-            <w:proofErr w:type="spellStart"/>
-            <w:r>
-              <w:rPr>
-                <w:rFonts w:ascii="Arial" w:hAnsi="Arial" w:cs="Arial"/>
-                <w:sz w:val="16"/>
-                <w:szCs w:val="16"/>
-                <w:lang w:val="ru-RU"/>
-              </w:rPr>
-              <w:t>прож</w:t>
-            </w:r>
-            <w:proofErr w:type="spellEnd"/>
-            <w:r>
-              <w:rPr>
-                <w:rFonts w:ascii="Arial" w:hAnsi="Arial" w:cs="Arial"/>
-                <w:sz w:val="16"/>
-                <w:szCs w:val="16"/>
-                <w:lang w:val="ru-RU"/>
-              </w:rPr>
-              <w:t>.: п. Пролетарский, арестована 23.06.1941. Приговор: 19.09.1941</w:t>
+              <w:t>1902 г.р., м.р.: Удмуртская АССР, Малопургинский р-н, д. Верх. Кечево, удмуртка, Из крестьян., образование: малограмотная, прож.: п. Пролетарский, арестована 23.06.1941. Приговор: 19.09.1941</w:t>
             </w:r>
             <w:r>
               <w:rPr>
@@ -5772,27 +4501,7 @@
                 <w:szCs w:val="16"/>
                 <w:lang w:val="ru-RU"/>
               </w:rPr>
-              <w:t xml:space="preserve">Источник: Книга памяти Республики </w:t>
-            </w:r>
-            <w:proofErr w:type="gramStart"/>
-            <w:r>
-              <w:rPr>
-                <w:rFonts w:ascii="Arial" w:hAnsi="Arial" w:cs="Arial"/>
-                <w:sz w:val="16"/>
-                <w:szCs w:val="16"/>
-                <w:lang w:val="ru-RU"/>
-              </w:rPr>
-              <w:t>Удмуртия ,</w:t>
-            </w:r>
-            <w:proofErr w:type="gramEnd"/>
-            <w:r>
-              <w:rPr>
-                <w:rFonts w:ascii="Arial" w:hAnsi="Arial" w:cs="Arial"/>
-                <w:sz w:val="16"/>
-                <w:szCs w:val="16"/>
-                <w:lang w:val="ru-RU"/>
-              </w:rPr>
-              <w:t xml:space="preserve"> т.1;</w:t>
+              <w:t>Источник: Книга памяти Республики Удмуртия , т.1;</w:t>
             </w:r>
             <w:r>
               <w:rPr>
@@ -5857,25 +4566,8 @@
                   <w:shd w:val="clear" w:color="auto" w:fill="FFFFFF"/>
                   <w:lang w:val="ru-RU"/>
                 </w:rPr>
-                <w:t xml:space="preserve">Ягафарова Карима </w:t>
+                <w:t>Ягафарова Карима Рахимовна</w:t>
               </w:r>
-              <w:proofErr w:type="spellStart"/>
-              <w:r>
-                <w:rPr>
-                  <w:rStyle w:val="Hyperlink"/>
-                  <w:rFonts w:ascii="Arial" w:hAnsi="Arial" w:cs="Arial"/>
-                  <w:b/>
-                  <w:bCs/>
-                  <w:color w:val="auto"/>
-                  <w:sz w:val="16"/>
-                  <w:szCs w:val="16"/>
-                  <w:bdr w:val="none" w:sz="0" w:space="0" w:color="auto" w:frame="1"/>
-                  <w:shd w:val="clear" w:color="auto" w:fill="FFFFFF"/>
-                  <w:lang w:val="ru-RU"/>
-                </w:rPr>
-                <w:t>Рахимовна</w:t>
-              </w:r>
-              <w:proofErr w:type="spellEnd"/>
             </w:hyperlink>
             <w:r>
               <w:rPr>
@@ -5929,67 +4621,7 @@
                 <w:szCs w:val="16"/>
                 <w:lang w:val="ru-RU"/>
               </w:rPr>
-              <w:t xml:space="preserve">1900 г.р., </w:t>
-            </w:r>
-            <w:proofErr w:type="spellStart"/>
-            <w:r>
-              <w:rPr>
-                <w:rFonts w:ascii="Arial" w:hAnsi="Arial" w:cs="Arial"/>
-                <w:sz w:val="16"/>
-                <w:szCs w:val="16"/>
-                <w:lang w:val="ru-RU"/>
-              </w:rPr>
-              <w:t>м.р</w:t>
-            </w:r>
-            <w:proofErr w:type="spellEnd"/>
-            <w:r>
-              <w:rPr>
-                <w:rFonts w:ascii="Arial" w:hAnsi="Arial" w:cs="Arial"/>
-                <w:sz w:val="16"/>
-                <w:szCs w:val="16"/>
-                <w:lang w:val="ru-RU"/>
-              </w:rPr>
-              <w:t xml:space="preserve">.: Пермская обл., Бардымский р-н, с. </w:t>
-            </w:r>
-            <w:proofErr w:type="spellStart"/>
-            <w:r>
-              <w:rPr>
-                <w:rFonts w:ascii="Arial" w:hAnsi="Arial" w:cs="Arial"/>
-                <w:sz w:val="16"/>
-                <w:szCs w:val="16"/>
-                <w:lang w:val="ru-RU"/>
-              </w:rPr>
-              <w:t>Сараши</w:t>
-            </w:r>
-            <w:proofErr w:type="spellEnd"/>
-            <w:r>
-              <w:rPr>
-                <w:rFonts w:ascii="Arial" w:hAnsi="Arial" w:cs="Arial"/>
-                <w:sz w:val="16"/>
-                <w:szCs w:val="16"/>
-                <w:lang w:val="ru-RU"/>
-              </w:rPr>
-              <w:t xml:space="preserve">, башкирка, образование: среднее специальное, зав. начальной школы д. </w:t>
-            </w:r>
-            <w:proofErr w:type="spellStart"/>
-            <w:r>
-              <w:rPr>
-                <w:rFonts w:ascii="Arial" w:hAnsi="Arial" w:cs="Arial"/>
-                <w:sz w:val="16"/>
-                <w:szCs w:val="16"/>
-                <w:lang w:val="ru-RU"/>
-              </w:rPr>
-              <w:t>Сараши</w:t>
-            </w:r>
-            <w:proofErr w:type="spellEnd"/>
-            <w:r>
-              <w:rPr>
-                <w:rFonts w:ascii="Arial" w:hAnsi="Arial" w:cs="Arial"/>
-                <w:sz w:val="16"/>
-                <w:szCs w:val="16"/>
-                <w:lang w:val="ru-RU"/>
-              </w:rPr>
-              <w:t xml:space="preserve">, </w:t>
+              <w:t xml:space="preserve">1900 г.р., м.р.: Пермская обл., Бардымский р-н, с. Сараши, башкирка, образование: среднее специальное, зав. начальной школы д. Сараши, </w:t>
             </w:r>
           </w:p>
           <w:p>
@@ -6005,45 +4637,14 @@
                 <w:lang w:val="ru-RU"/>
               </w:rPr>
             </w:pPr>
-            <w:proofErr w:type="spellStart"/>
-            <w:r>
-              <w:rPr>
-                <w:rFonts w:ascii="Arial" w:hAnsi="Arial" w:cs="Arial"/>
-                <w:sz w:val="16"/>
-                <w:szCs w:val="16"/>
-                <w:lang w:val="ru-RU"/>
-              </w:rPr>
-              <w:t>прож</w:t>
-            </w:r>
-            <w:proofErr w:type="spellEnd"/>
-            <w:r>
-              <w:rPr>
-                <w:rFonts w:ascii="Arial" w:hAnsi="Arial" w:cs="Arial"/>
-                <w:sz w:val="16"/>
-                <w:szCs w:val="16"/>
-                <w:lang w:val="ru-RU"/>
-              </w:rPr>
-              <w:t xml:space="preserve">.: Пермская обл., Бардымский р-н, с. </w:t>
-            </w:r>
-            <w:proofErr w:type="spellStart"/>
-            <w:r>
-              <w:rPr>
-                <w:rFonts w:ascii="Arial" w:hAnsi="Arial" w:cs="Arial"/>
-                <w:sz w:val="16"/>
-                <w:szCs w:val="16"/>
-                <w:lang w:val="ru-RU"/>
-              </w:rPr>
-              <w:t>Сараши</w:t>
-            </w:r>
-            <w:proofErr w:type="spellEnd"/>
-            <w:r>
-              <w:rPr>
-                <w:rFonts w:ascii="Arial" w:hAnsi="Arial" w:cs="Arial"/>
-                <w:sz w:val="16"/>
-                <w:szCs w:val="16"/>
-                <w:lang w:val="ru-RU"/>
-              </w:rPr>
-              <w:t>, арестована 15.10.1937. Обвинение: КРА, КРД. Приговор: 04.11.1937</w:t>
+            <w:r>
+              <w:rPr>
+                <w:rFonts w:ascii="Arial" w:hAnsi="Arial" w:cs="Arial"/>
+                <w:sz w:val="16"/>
+                <w:szCs w:val="16"/>
+                <w:lang w:val="ru-RU"/>
+              </w:rPr>
+              <w:t>прож.: Пермская обл., Бардымский р-н, с. Сараши, арестована 15.10.1937. Обвинение: КРА, КРД. Приговор: 04.11.1937</w:t>
             </w:r>
             <w:r>
               <w:rPr>
@@ -6061,47 +4662,7 @@
                 <w:szCs w:val="16"/>
                 <w:lang w:val="ru-RU"/>
               </w:rPr>
-              <w:t xml:space="preserve">ВМН, конфискация имущества. Расстреляна 05.11.1937. Реабилитация: Президиум Пермского областного суда. </w:t>
-            </w:r>
-            <w:proofErr w:type="spellStart"/>
-            <w:r>
-              <w:rPr>
-                <w:rFonts w:ascii="Arial" w:hAnsi="Arial" w:cs="Arial"/>
-                <w:sz w:val="16"/>
-                <w:szCs w:val="16"/>
-                <w:lang w:val="ru-RU"/>
-              </w:rPr>
-              <w:t>Арх.дело</w:t>
-            </w:r>
-            <w:proofErr w:type="spellEnd"/>
-            <w:r>
-              <w:rPr>
-                <w:rFonts w:ascii="Arial" w:hAnsi="Arial" w:cs="Arial"/>
-                <w:sz w:val="16"/>
-                <w:szCs w:val="16"/>
-                <w:lang w:val="ru-RU"/>
-              </w:rPr>
-              <w:t xml:space="preserve">: </w:t>
-            </w:r>
-            <w:proofErr w:type="spellStart"/>
-            <w:r>
-              <w:rPr>
-                <w:rFonts w:ascii="Arial" w:hAnsi="Arial" w:cs="Arial"/>
-                <w:sz w:val="16"/>
-                <w:szCs w:val="16"/>
-                <w:lang w:val="ru-RU"/>
-              </w:rPr>
-              <w:t>ПермГАСПИ</w:t>
-            </w:r>
-            <w:proofErr w:type="spellEnd"/>
-            <w:r>
-              <w:rPr>
-                <w:rFonts w:ascii="Arial" w:hAnsi="Arial" w:cs="Arial"/>
-                <w:sz w:val="16"/>
-                <w:szCs w:val="16"/>
-                <w:lang w:val="ru-RU"/>
-              </w:rPr>
-              <w:t>. Ф.641/1. Оп.1. Д.13387.</w:t>
+              <w:t>ВМН, конфискация имущества. Расстреляна 05.11.1937. Реабилитация: Президиум Пермского областного суда. Арх.дело: ПермГАСПИ. Ф.641/1. Оп.1. Д.13387.</w:t>
             </w:r>
           </w:p>
           <w:p>
@@ -9820,867 +8381,6 @@
 </w:styles>
 </file>
 
-<file path=word/charts/chart1.xml><?xml version="1.0" encoding="utf-8"?>
-<c:chartSpace xmlns:c="http://schemas.openxmlformats.org/drawingml/2006/chart" xmlns:a="http://schemas.openxmlformats.org/drawingml/2006/main" xmlns:r="http://schemas.openxmlformats.org/officeDocument/2006/relationships" xmlns:c16r2="http://schemas.microsoft.com/office/drawing/2015/06/chart">
-  <c:date1904 val="0"/>
-  <c:lang val="en-US"/>
-  <c:roundedCorners val="0"/>
-  <mc:AlternateContent xmlns:mc="http://schemas.openxmlformats.org/markup-compatibility/2006">
-    <mc:Choice xmlns:c14="http://schemas.microsoft.com/office/drawing/2007/8/2/chart" Requires="c14">
-      <c14:style val="102"/>
-    </mc:Choice>
-    <mc:Fallback>
-      <c:style val="2"/>
-    </mc:Fallback>
-  </mc:AlternateContent>
-  <c:clrMapOvr bg1="lt1" tx1="dk1" bg2="lt2" tx2="dk2" accent1="accent1" accent2="accent2" accent3="accent3" accent4="accent4" accent5="accent5" accent6="accent6" hlink="hlink" folHlink="folHlink"/>
-  <c:chart>
-    <c:autoTitleDeleted val="1"/>
-    <c:view3D>
-      <c:rotX val="0"/>
-      <c:rotY val="0"/>
-      <c:rAngAx val="0"/>
-    </c:view3D>
-    <c:floor>
-      <c:thickness val="0"/>
-      <c:spPr>
-        <a:noFill/>
-        <a:ln>
-          <a:noFill/>
-        </a:ln>
-        <a:effectLst/>
-        <a:sp3d/>
-      </c:spPr>
-    </c:floor>
-    <c:sideWall>
-      <c:thickness val="0"/>
-      <c:spPr>
-        <a:noFill/>
-        <a:ln>
-          <a:noFill/>
-        </a:ln>
-        <a:effectLst/>
-        <a:sp3d/>
-      </c:spPr>
-    </c:sideWall>
-    <c:backWall>
-      <c:thickness val="0"/>
-      <c:spPr>
-        <a:noFill/>
-        <a:ln>
-          <a:noFill/>
-        </a:ln>
-        <a:effectLst/>
-        <a:sp3d/>
-      </c:spPr>
-    </c:backWall>
-    <c:plotArea>
-      <c:layout>
-        <c:manualLayout>
-          <c:layoutTarget val="inner"/>
-          <c:xMode val="edge"/>
-          <c:yMode val="edge"/>
-          <c:x val="8.4047107493246218E-2"/>
-          <c:y val="0.11691543957334048"/>
-          <c:w val="0.78271378599606178"/>
-          <c:h val="0.64707239343978185"/>
-        </c:manualLayout>
-      </c:layout>
-      <c:bar3DChart>
-        <c:barDir val="col"/>
-        <c:grouping val="clustered"/>
-        <c:varyColors val="0"/>
-        <c:ser>
-          <c:idx val="0"/>
-          <c:order val="0"/>
-          <c:spPr>
-            <a:solidFill>
-              <a:srgbClr val="4472C4"/>
-            </a:solidFill>
-            <a:ln>
-              <a:noFill/>
-            </a:ln>
-            <a:effectLst/>
-            <a:sp3d/>
-          </c:spPr>
-          <c:invertIfNegative val="0"/>
-          <c:dLbls>
-            <c:spPr>
-              <a:noFill/>
-              <a:ln>
-                <a:noFill/>
-              </a:ln>
-              <a:effectLst/>
-            </c:spPr>
-            <c:txPr>
-              <a:bodyPr rot="0" spcFirstLastPara="1" vertOverflow="ellipsis" vert="horz" wrap="square" lIns="38100" tIns="19050" rIns="38100" bIns="19050" anchor="ctr" anchorCtr="1">
-                <a:spAutoFit/>
-              </a:bodyPr>
-              <a:lstStyle/>
-              <a:p>
-                <a:pPr>
-                  <a:defRPr sz="800" b="1" i="0" u="none" strike="noStrike" kern="1200" baseline="0">
-                    <a:solidFill>
-                      <a:sysClr val="windowText" lastClr="000000"/>
-                    </a:solidFill>
-                    <a:latin typeface="Arial" panose="020B0604020202020204" pitchFamily="34" charset="0"/>
-                    <a:ea typeface="+mn-ea"/>
-                    <a:cs typeface="Arial" panose="020B0604020202020204" pitchFamily="34" charset="0"/>
-                  </a:defRPr>
-                </a:pPr>
-                <a:endParaRPr lang="en-US"/>
-              </a:p>
-            </c:txPr>
-            <c:showLegendKey val="0"/>
-            <c:showVal val="1"/>
-            <c:showCatName val="0"/>
-            <c:showSerName val="0"/>
-            <c:showPercent val="0"/>
-            <c:showBubbleSize val="0"/>
-            <c:separator>
-</c:separator>
-            <c:showLeaderLines val="0"/>
-            <c:extLst>
-              <c:ext xmlns:c15="http://schemas.microsoft.com/office/drawing/2012/chart" uri="{CE6537A1-D6FC-4f65-9D91-7224C49458BB}">
-                <c15:showLeaderLines val="1"/>
-                <c15:leaderLines>
-                  <c:spPr>
-                    <a:ln w="9525" cap="flat" cmpd="sng" algn="ctr">
-                      <a:solidFill>
-                        <a:schemeClr val="tx1">
-                          <a:lumMod val="35000"/>
-                          <a:lumOff val="65000"/>
-                        </a:schemeClr>
-                      </a:solidFill>
-                      <a:round/>
-                    </a:ln>
-                    <a:effectLst/>
-                  </c:spPr>
-                </c15:leaderLines>
-              </c:ext>
-            </c:extLst>
-          </c:dLbls>
-          <c:cat>
-            <c:strRef>
-              <c:f>'Женщины Поволжья'!$A$5:$A$8</c:f>
-              <c:strCache>
-                <c:ptCount val="4"/>
-                <c:pt idx="0">
-                  <c:v>20-30 лет</c:v>
-                </c:pt>
-                <c:pt idx="1">
-                  <c:v>31-40 лет</c:v>
-                </c:pt>
-                <c:pt idx="2">
-                  <c:v>41-50 лет</c:v>
-                </c:pt>
-                <c:pt idx="3">
-                  <c:v>54-66 лет</c:v>
-                </c:pt>
-              </c:strCache>
-            </c:strRef>
-          </c:cat>
-          <c:val>
-            <c:numRef>
-              <c:f>'Женщины Поволжья'!$B$5:$B$8</c:f>
-              <c:numCache>
-                <c:formatCode>General</c:formatCode>
-                <c:ptCount val="4"/>
-                <c:pt idx="0">
-                  <c:v>7</c:v>
-                </c:pt>
-                <c:pt idx="1">
-                  <c:v>6</c:v>
-                </c:pt>
-                <c:pt idx="2">
-                  <c:v>2</c:v>
-                </c:pt>
-                <c:pt idx="3">
-                  <c:v>3</c:v>
-                </c:pt>
-              </c:numCache>
-            </c:numRef>
-          </c:val>
-          <c:extLst>
-            <c:ext xmlns:c16="http://schemas.microsoft.com/office/drawing/2014/chart" uri="{C3380CC4-5D6E-409C-BE32-E72D297353CC}">
-              <c16:uniqueId val="{00000000-0D45-4AE6-8DE5-B000771D21EF}"/>
-            </c:ext>
-          </c:extLst>
-        </c:ser>
-        <c:dLbls>
-          <c:showLegendKey val="0"/>
-          <c:showVal val="0"/>
-          <c:showCatName val="0"/>
-          <c:showSerName val="0"/>
-          <c:showPercent val="0"/>
-          <c:showBubbleSize val="0"/>
-        </c:dLbls>
-        <c:gapWidth val="83"/>
-        <c:shape val="box"/>
-        <c:axId val="904673775"/>
-        <c:axId val="904655055"/>
-        <c:axId val="0"/>
-      </c:bar3DChart>
-      <c:catAx>
-        <c:axId val="904673775"/>
-        <c:scaling>
-          <c:orientation val="minMax"/>
-        </c:scaling>
-        <c:delete val="0"/>
-        <c:axPos val="b"/>
-        <c:numFmt formatCode="General" sourceLinked="1"/>
-        <c:majorTickMark val="out"/>
-        <c:minorTickMark val="none"/>
-        <c:tickLblPos val="nextTo"/>
-        <c:spPr>
-          <a:noFill/>
-          <a:ln w="9525" cap="flat" cmpd="sng" algn="ctr">
-            <a:solidFill>
-              <a:schemeClr val="tx1">
-                <a:lumMod val="15000"/>
-                <a:lumOff val="85000"/>
-              </a:schemeClr>
-            </a:solidFill>
-            <a:round/>
-          </a:ln>
-          <a:effectLst/>
-        </c:spPr>
-        <c:txPr>
-          <a:bodyPr rot="0" spcFirstLastPara="1" vertOverflow="ellipsis" wrap="square" anchor="ctr" anchorCtr="1"/>
-          <a:lstStyle/>
-          <a:p>
-            <a:pPr>
-              <a:defRPr sz="1000" b="1" i="0" u="none" strike="noStrike" kern="1200" baseline="-10000">
-                <a:solidFill>
-                  <a:sysClr val="windowText" lastClr="000000"/>
-                </a:solidFill>
-                <a:latin typeface="Arial" panose="020B0604020202020204" pitchFamily="34" charset="0"/>
-                <a:ea typeface="+mn-ea"/>
-                <a:cs typeface="+mn-cs"/>
-              </a:defRPr>
-            </a:pPr>
-            <a:endParaRPr lang="en-US"/>
-          </a:p>
-        </c:txPr>
-        <c:crossAx val="904655055"/>
-        <c:crossesAt val="0"/>
-        <c:auto val="0"/>
-        <c:lblAlgn val="ctr"/>
-        <c:lblOffset val="100"/>
-        <c:noMultiLvlLbl val="0"/>
-      </c:catAx>
-      <c:valAx>
-        <c:axId val="904655055"/>
-        <c:scaling>
-          <c:orientation val="minMax"/>
-          <c:max val="7"/>
-          <c:min val="0"/>
-        </c:scaling>
-        <c:delete val="1"/>
-        <c:axPos val="l"/>
-        <c:numFmt formatCode="General" sourceLinked="1"/>
-        <c:majorTickMark val="out"/>
-        <c:minorTickMark val="none"/>
-        <c:tickLblPos val="nextTo"/>
-        <c:crossAx val="904673775"/>
-        <c:crosses val="autoZero"/>
-        <c:crossBetween val="between"/>
-        <c:majorUnit val="1"/>
-        <c:minorUnit val="0.5"/>
-      </c:valAx>
-      <c:spPr>
-        <a:noFill/>
-        <a:ln>
-          <a:noFill/>
-        </a:ln>
-        <a:effectLst/>
-      </c:spPr>
-    </c:plotArea>
-    <c:plotVisOnly val="1"/>
-    <c:dispBlanksAs val="gap"/>
-    <c:extLst>
-      <c:ext xmlns:c16r3="http://schemas.microsoft.com/office/drawing/2017/03/chart" uri="{56B9EC1D-385E-4148-901F-78D8002777C0}">
-        <c16r3:dataDisplayOptions16>
-          <c16r3:dispNaAsBlank val="1"/>
-        </c16r3:dataDisplayOptions16>
-      </c:ext>
-    </c:extLst>
-    <c:showDLblsOverMax val="0"/>
-  </c:chart>
-  <c:spPr>
-    <a:solidFill>
-      <a:schemeClr val="bg1"/>
-    </a:solidFill>
-    <a:ln w="9525" cap="flat" cmpd="sng" algn="ctr">
-      <a:solidFill>
-        <a:schemeClr val="tx1">
-          <a:lumMod val="15000"/>
-          <a:lumOff val="85000"/>
-        </a:schemeClr>
-      </a:solidFill>
-      <a:round/>
-    </a:ln>
-    <a:effectLst/>
-  </c:spPr>
-  <c:txPr>
-    <a:bodyPr/>
-    <a:lstStyle/>
-    <a:p>
-      <a:pPr>
-        <a:defRPr/>
-      </a:pPr>
-      <a:endParaRPr lang="en-US"/>
-    </a:p>
-  </c:txPr>
-  <c:externalData r:id="rId4">
-    <c:autoUpdate val="0"/>
-  </c:externalData>
-</c:chartSpace>
-</file>
-
-<file path=word/charts/colors1.xml><?xml version="1.0" encoding="utf-8"?>
-<cs:colorStyle xmlns:cs="http://schemas.microsoft.com/office/drawing/2012/chartStyle" xmlns:a="http://schemas.openxmlformats.org/drawingml/2006/main" meth="cycle" id="10">
-  <a:schemeClr val="accent1"/>
-  <a:schemeClr val="accent2"/>
-  <a:schemeClr val="accent3"/>
-  <a:schemeClr val="accent4"/>
-  <a:schemeClr val="accent5"/>
-  <a:schemeClr val="accent6"/>
-  <cs:variation/>
-  <cs:variation>
-    <a:lumMod val="60000"/>
-  </cs:variation>
-  <cs:variation>
-    <a:lumMod val="80000"/>
-    <a:lumOff val="20000"/>
-  </cs:variation>
-  <cs:variation>
-    <a:lumMod val="80000"/>
-  </cs:variation>
-  <cs:variation>
-    <a:lumMod val="60000"/>
-    <a:lumOff val="40000"/>
-  </cs:variation>
-  <cs:variation>
-    <a:lumMod val="50000"/>
-  </cs:variation>
-  <cs:variation>
-    <a:lumMod val="70000"/>
-    <a:lumOff val="30000"/>
-  </cs:variation>
-  <cs:variation>
-    <a:lumMod val="70000"/>
-  </cs:variation>
-  <cs:variation>
-    <a:lumMod val="50000"/>
-    <a:lumOff val="50000"/>
-  </cs:variation>
-</cs:colorStyle>
-</file>
-
-<file path=word/charts/style1.xml><?xml version="1.0" encoding="utf-8"?>
-<cs:chartStyle xmlns:cs="http://schemas.microsoft.com/office/drawing/2012/chartStyle" xmlns:a="http://schemas.openxmlformats.org/drawingml/2006/main" id="332">
-  <cs:axisTitle>
-    <cs:lnRef idx="0"/>
-    <cs:fillRef idx="0"/>
-    <cs:effectRef idx="0"/>
-    <cs:fontRef idx="minor">
-      <a:schemeClr val="tx1">
-        <a:lumMod val="65000"/>
-        <a:lumOff val="35000"/>
-      </a:schemeClr>
-    </cs:fontRef>
-    <cs:defRPr sz="1000" kern="1200"/>
-  </cs:axisTitle>
-  <cs:categoryAxis>
-    <cs:lnRef idx="0"/>
-    <cs:fillRef idx="0"/>
-    <cs:effectRef idx="0"/>
-    <cs:fontRef idx="minor">
-      <a:schemeClr val="tx1">
-        <a:lumMod val="65000"/>
-        <a:lumOff val="35000"/>
-      </a:schemeClr>
-    </cs:fontRef>
-    <cs:spPr>
-      <a:ln w="9525" cap="flat" cmpd="sng" algn="ctr">
-        <a:solidFill>
-          <a:schemeClr val="tx1">
-            <a:lumMod val="15000"/>
-            <a:lumOff val="85000"/>
-          </a:schemeClr>
-        </a:solidFill>
-        <a:round/>
-      </a:ln>
-    </cs:spPr>
-    <cs:defRPr sz="900" kern="1200"/>
-  </cs:categoryAxis>
-  <cs:chartArea mods="allowNoFillOverride allowNoLineOverride">
-    <cs:lnRef idx="0"/>
-    <cs:fillRef idx="0"/>
-    <cs:effectRef idx="0"/>
-    <cs:fontRef idx="minor">
-      <a:schemeClr val="tx1"/>
-    </cs:fontRef>
-    <cs:spPr>
-      <a:solidFill>
-        <a:schemeClr val="bg1"/>
-      </a:solidFill>
-      <a:ln w="9525" cap="flat" cmpd="sng" algn="ctr">
-        <a:solidFill>
-          <a:schemeClr val="tx1">
-            <a:lumMod val="15000"/>
-            <a:lumOff val="85000"/>
-          </a:schemeClr>
-        </a:solidFill>
-        <a:round/>
-      </a:ln>
-    </cs:spPr>
-    <cs:defRPr sz="1000" kern="1200"/>
-  </cs:chartArea>
-  <cs:dataLabel>
-    <cs:lnRef idx="0"/>
-    <cs:fillRef idx="0"/>
-    <cs:effectRef idx="0"/>
-    <cs:fontRef idx="minor">
-      <a:schemeClr val="tx1">
-        <a:lumMod val="75000"/>
-        <a:lumOff val="25000"/>
-      </a:schemeClr>
-    </cs:fontRef>
-    <cs:defRPr sz="900" kern="1200"/>
-  </cs:dataLabel>
-  <cs:dataLabelCallout>
-    <cs:lnRef idx="0"/>
-    <cs:fillRef idx="0"/>
-    <cs:effectRef idx="0"/>
-    <cs:fontRef idx="minor">
-      <a:schemeClr val="dk1">
-        <a:lumMod val="65000"/>
-        <a:lumOff val="35000"/>
-      </a:schemeClr>
-    </cs:fontRef>
-    <cs:spPr>
-      <a:solidFill>
-        <a:schemeClr val="lt1"/>
-      </a:solidFill>
-      <a:ln>
-        <a:solidFill>
-          <a:schemeClr val="dk1">
-            <a:lumMod val="25000"/>
-            <a:lumOff val="75000"/>
-          </a:schemeClr>
-        </a:solidFill>
-      </a:ln>
-    </cs:spPr>
-    <cs:defRPr sz="900" kern="1200"/>
-    <cs:bodyPr rot="0" spcFirstLastPara="1" vertOverflow="clip" horzOverflow="clip" vert="horz" wrap="square" lIns="36576" tIns="18288" rIns="36576" bIns="18288" anchor="ctr" anchorCtr="1">
-      <a:spAutoFit/>
-    </cs:bodyPr>
-  </cs:dataLabelCallout>
-  <cs:dataPoint>
-    <cs:lnRef idx="0"/>
-    <cs:fillRef idx="1">
-      <cs:styleClr val="auto"/>
-    </cs:fillRef>
-    <cs:effectRef idx="0"/>
-    <cs:fontRef idx="minor">
-      <a:schemeClr val="tx1"/>
-    </cs:fontRef>
-  </cs:dataPoint>
-  <cs:dataPoint3D>
-    <cs:lnRef idx="0"/>
-    <cs:fillRef idx="1">
-      <cs:styleClr val="auto"/>
-    </cs:fillRef>
-    <cs:effectRef idx="0"/>
-    <cs:fontRef idx="minor">
-      <a:schemeClr val="tx1"/>
-    </cs:fontRef>
-  </cs:dataPoint3D>
-  <cs:dataPointLine>
-    <cs:lnRef idx="0">
-      <cs:styleClr val="auto"/>
-    </cs:lnRef>
-    <cs:fillRef idx="1"/>
-    <cs:effectRef idx="0"/>
-    <cs:fontRef idx="minor">
-      <a:schemeClr val="tx1"/>
-    </cs:fontRef>
-    <cs:spPr>
-      <a:ln w="28575" cap="rnd">
-        <a:solidFill>
-          <a:schemeClr val="phClr"/>
-        </a:solidFill>
-        <a:round/>
-      </a:ln>
-    </cs:spPr>
-  </cs:dataPointLine>
-  <cs:dataPointMarker>
-    <cs:lnRef idx="0">
-      <cs:styleClr val="auto"/>
-    </cs:lnRef>
-    <cs:fillRef idx="1">
-      <cs:styleClr val="auto"/>
-    </cs:fillRef>
-    <cs:effectRef idx="0"/>
-    <cs:fontRef idx="minor">
-      <a:schemeClr val="tx1"/>
-    </cs:fontRef>
-    <cs:spPr>
-      <a:ln w="9525">
-        <a:solidFill>
-          <a:schemeClr val="phClr"/>
-        </a:solidFill>
-      </a:ln>
-    </cs:spPr>
-  </cs:dataPointMarker>
-  <cs:dataPointMarkerLayout symbol="circle" size="5"/>
-  <cs:dataPointWireframe>
-    <cs:lnRef idx="0">
-      <cs:styleClr val="auto"/>
-    </cs:lnRef>
-    <cs:fillRef idx="1"/>
-    <cs:effectRef idx="0"/>
-    <cs:fontRef idx="minor">
-      <a:schemeClr val="tx1"/>
-    </cs:fontRef>
-    <cs:spPr>
-      <a:ln w="9525" cap="rnd">
-        <a:solidFill>
-          <a:schemeClr val="phClr"/>
-        </a:solidFill>
-        <a:round/>
-      </a:ln>
-    </cs:spPr>
-  </cs:dataPointWireframe>
-  <cs:dataTable>
-    <cs:lnRef idx="0"/>
-    <cs:fillRef idx="0"/>
-    <cs:effectRef idx="0"/>
-    <cs:fontRef idx="minor">
-      <a:schemeClr val="tx1">
-        <a:lumMod val="65000"/>
-        <a:lumOff val="35000"/>
-      </a:schemeClr>
-    </cs:fontRef>
-    <cs:spPr>
-      <a:noFill/>
-      <a:ln w="9525" cap="flat" cmpd="sng" algn="ctr">
-        <a:solidFill>
-          <a:schemeClr val="tx1">
-            <a:lumMod val="15000"/>
-            <a:lumOff val="85000"/>
-          </a:schemeClr>
-        </a:solidFill>
-        <a:round/>
-      </a:ln>
-    </cs:spPr>
-    <cs:defRPr sz="900" kern="1200"/>
-  </cs:dataTable>
-  <cs:downBar>
-    <cs:lnRef idx="0"/>
-    <cs:fillRef idx="0"/>
-    <cs:effectRef idx="0"/>
-    <cs:fontRef idx="minor">
-      <a:schemeClr val="dk1"/>
-    </cs:fontRef>
-    <cs:spPr>
-      <a:solidFill>
-        <a:schemeClr val="dk1">
-          <a:lumMod val="65000"/>
-          <a:lumOff val="35000"/>
-        </a:schemeClr>
-      </a:solidFill>
-      <a:ln w="9525">
-        <a:solidFill>
-          <a:schemeClr val="tx1">
-            <a:lumMod val="65000"/>
-            <a:lumOff val="35000"/>
-          </a:schemeClr>
-        </a:solidFill>
-      </a:ln>
-    </cs:spPr>
-  </cs:downBar>
-  <cs:dropLine>
-    <cs:lnRef idx="0"/>
-    <cs:fillRef idx="0"/>
-    <cs:effectRef idx="0"/>
-    <cs:fontRef idx="minor">
-      <a:schemeClr val="tx1"/>
-    </cs:fontRef>
-    <cs:spPr>
-      <a:ln w="9525" cap="flat" cmpd="sng" algn="ctr">
-        <a:solidFill>
-          <a:schemeClr val="tx1">
-            <a:lumMod val="35000"/>
-            <a:lumOff val="65000"/>
-          </a:schemeClr>
-        </a:solidFill>
-        <a:round/>
-      </a:ln>
-    </cs:spPr>
-  </cs:dropLine>
-  <cs:errorBar>
-    <cs:lnRef idx="0"/>
-    <cs:fillRef idx="0"/>
-    <cs:effectRef idx="0"/>
-    <cs:fontRef idx="minor">
-      <a:schemeClr val="tx1"/>
-    </cs:fontRef>
-    <cs:spPr>
-      <a:ln w="9525" cap="flat" cmpd="sng" algn="ctr">
-        <a:solidFill>
-          <a:schemeClr val="tx1">
-            <a:lumMod val="65000"/>
-            <a:lumOff val="35000"/>
-          </a:schemeClr>
-        </a:solidFill>
-        <a:round/>
-      </a:ln>
-    </cs:spPr>
-  </cs:errorBar>
-  <cs:floor>
-    <cs:lnRef idx="0"/>
-    <cs:fillRef idx="0"/>
-    <cs:effectRef idx="0"/>
-    <cs:fontRef idx="minor">
-      <a:schemeClr val="tx1"/>
-    </cs:fontRef>
-    <cs:spPr>
-      <a:noFill/>
-      <a:ln>
-        <a:noFill/>
-      </a:ln>
-    </cs:spPr>
-  </cs:floor>
-  <cs:gridlineMajor>
-    <cs:lnRef idx="0"/>
-    <cs:fillRef idx="0"/>
-    <cs:effectRef idx="0"/>
-    <cs:fontRef idx="minor">
-      <a:schemeClr val="tx1"/>
-    </cs:fontRef>
-    <cs:spPr>
-      <a:ln w="9525" cap="flat" cmpd="sng" algn="ctr">
-        <a:solidFill>
-          <a:schemeClr val="tx1">
-            <a:lumMod val="15000"/>
-            <a:lumOff val="85000"/>
-          </a:schemeClr>
-        </a:solidFill>
-        <a:round/>
-      </a:ln>
-    </cs:spPr>
-  </cs:gridlineMajor>
-  <cs:gridlineMinor>
-    <cs:lnRef idx="0"/>
-    <cs:fillRef idx="0"/>
-    <cs:effectRef idx="0"/>
-    <cs:fontRef idx="minor">
-      <a:schemeClr val="tx1"/>
-    </cs:fontRef>
-    <cs:spPr>
-      <a:ln w="9525" cap="flat" cmpd="sng" algn="ctr">
-        <a:solidFill>
-          <a:schemeClr val="tx1">
-            <a:lumMod val="5000"/>
-            <a:lumOff val="95000"/>
-          </a:schemeClr>
-        </a:solidFill>
-        <a:round/>
-      </a:ln>
-    </cs:spPr>
-  </cs:gridlineMinor>
-  <cs:hiLoLine>
-    <cs:lnRef idx="0"/>
-    <cs:fillRef idx="0"/>
-    <cs:effectRef idx="0"/>
-    <cs:fontRef idx="minor">
-      <a:schemeClr val="tx1"/>
-    </cs:fontRef>
-    <cs:spPr>
-      <a:ln w="9525" cap="flat" cmpd="sng" algn="ctr">
-        <a:solidFill>
-          <a:schemeClr val="tx1">
-            <a:lumMod val="75000"/>
-            <a:lumOff val="25000"/>
-          </a:schemeClr>
-        </a:solidFill>
-        <a:round/>
-      </a:ln>
-    </cs:spPr>
-  </cs:hiLoLine>
-  <cs:leaderLine>
-    <cs:lnRef idx="0"/>
-    <cs:fillRef idx="0"/>
-    <cs:effectRef idx="0"/>
-    <cs:fontRef idx="minor">
-      <a:schemeClr val="tx1"/>
-    </cs:fontRef>
-    <cs:spPr>
-      <a:ln w="9525" cap="flat" cmpd="sng" algn="ctr">
-        <a:solidFill>
-          <a:schemeClr val="tx1">
-            <a:lumMod val="35000"/>
-            <a:lumOff val="65000"/>
-          </a:schemeClr>
-        </a:solidFill>
-        <a:round/>
-      </a:ln>
-    </cs:spPr>
-  </cs:leaderLine>
-  <cs:legend>
-    <cs:lnRef idx="0"/>
-    <cs:fillRef idx="0"/>
-    <cs:effectRef idx="0"/>
-    <cs:fontRef idx="minor">
-      <a:schemeClr val="tx1">
-        <a:lumMod val="65000"/>
-        <a:lumOff val="35000"/>
-      </a:schemeClr>
-    </cs:fontRef>
-    <cs:defRPr sz="900" kern="1200"/>
-  </cs:legend>
-  <cs:plotArea mods="allowNoFillOverride allowNoLineOverride">
-    <cs:lnRef idx="0"/>
-    <cs:fillRef idx="0"/>
-    <cs:effectRef idx="0"/>
-    <cs:fontRef idx="minor">
-      <a:schemeClr val="tx1"/>
-    </cs:fontRef>
-  </cs:plotArea>
-  <cs:plotArea3D mods="allowNoFillOverride allowNoLineOverride">
-    <cs:lnRef idx="0"/>
-    <cs:fillRef idx="0"/>
-    <cs:effectRef idx="0"/>
-    <cs:fontRef idx="minor">
-      <a:schemeClr val="tx1"/>
-    </cs:fontRef>
-  </cs:plotArea3D>
-  <cs:seriesAxis>
-    <cs:lnRef idx="0"/>
-    <cs:fillRef idx="0"/>
-    <cs:effectRef idx="0"/>
-    <cs:fontRef idx="minor">
-      <a:schemeClr val="tx1">
-        <a:lumMod val="65000"/>
-        <a:lumOff val="35000"/>
-      </a:schemeClr>
-    </cs:fontRef>
-    <cs:defRPr sz="900" kern="1200"/>
-  </cs:seriesAxis>
-  <cs:seriesLine>
-    <cs:lnRef idx="0"/>
-    <cs:fillRef idx="0"/>
-    <cs:effectRef idx="0"/>
-    <cs:fontRef idx="minor">
-      <a:schemeClr val="tx1"/>
-    </cs:fontRef>
-    <cs:spPr>
-      <a:ln w="9525" cap="flat" cmpd="sng" algn="ctr">
-        <a:solidFill>
-          <a:schemeClr val="tx1">
-            <a:lumMod val="35000"/>
-            <a:lumOff val="65000"/>
-          </a:schemeClr>
-        </a:solidFill>
-        <a:round/>
-      </a:ln>
-    </cs:spPr>
-  </cs:seriesLine>
-  <cs:title>
-    <cs:lnRef idx="0"/>
-    <cs:fillRef idx="0"/>
-    <cs:effectRef idx="0"/>
-    <cs:fontRef idx="minor">
-      <a:schemeClr val="tx1">
-        <a:lumMod val="65000"/>
-        <a:lumOff val="35000"/>
-      </a:schemeClr>
-    </cs:fontRef>
-    <cs:defRPr sz="1400" b="0" kern="1200" spc="0" baseline="0"/>
-  </cs:title>
-  <cs:trendline>
-    <cs:lnRef idx="0">
-      <cs:styleClr val="auto"/>
-    </cs:lnRef>
-    <cs:fillRef idx="0"/>
-    <cs:effectRef idx="0"/>
-    <cs:fontRef idx="minor">
-      <a:schemeClr val="tx1"/>
-    </cs:fontRef>
-    <cs:spPr>
-      <a:ln w="19050" cap="rnd">
-        <a:solidFill>
-          <a:schemeClr val="phClr"/>
-        </a:solidFill>
-        <a:prstDash val="sysDot"/>
-      </a:ln>
-    </cs:spPr>
-  </cs:trendline>
-  <cs:trendlineLabel>
-    <cs:lnRef idx="0"/>
-    <cs:fillRef idx="0"/>
-    <cs:effectRef idx="0"/>
-    <cs:fontRef idx="minor">
-      <a:schemeClr val="tx1">
-        <a:lumMod val="65000"/>
-        <a:lumOff val="35000"/>
-      </a:schemeClr>
-    </cs:fontRef>
-    <cs:defRPr sz="900" kern="1200"/>
-  </cs:trendlineLabel>
-  <cs:upBar>
-    <cs:lnRef idx="0"/>
-    <cs:fillRef idx="0"/>
-    <cs:effectRef idx="0"/>
-    <cs:fontRef idx="minor">
-      <a:schemeClr val="dk1"/>
-    </cs:fontRef>
-    <cs:spPr>
-      <a:solidFill>
-        <a:schemeClr val="lt1"/>
-      </a:solidFill>
-      <a:ln w="9525">
-        <a:solidFill>
-          <a:schemeClr val="tx1">
-            <a:lumMod val="15000"/>
-            <a:lumOff val="85000"/>
-          </a:schemeClr>
-        </a:solidFill>
-      </a:ln>
-    </cs:spPr>
-  </cs:upBar>
-  <cs:valueAxis>
-    <cs:lnRef idx="0"/>
-    <cs:fillRef idx="0"/>
-    <cs:effectRef idx="0"/>
-    <cs:fontRef idx="minor">
-      <a:schemeClr val="tx1">
-        <a:lumMod val="65000"/>
-        <a:lumOff val="35000"/>
-      </a:schemeClr>
-    </cs:fontRef>
-    <cs:defRPr sz="900" kern="1200"/>
-  </cs:valueAxis>
-  <cs:wall>
-    <cs:lnRef idx="0"/>
-    <cs:fillRef idx="0"/>
-    <cs:effectRef idx="0"/>
-    <cs:fontRef idx="minor">
-      <a:schemeClr val="tx1"/>
-    </cs:fontRef>
-    <cs:spPr>
-      <a:noFill/>
-      <a:ln>
-        <a:noFill/>
-      </a:ln>
-    </cs:spPr>
-  </cs:wall>
-</cs:chartStyle>
-</file>
-
 <file path=word/theme/theme1.xml><?xml version="1.0" encoding="utf-8"?>
 <a:theme xmlns:a="http://schemas.openxmlformats.org/drawingml/2006/main" name="Office Theme">
   <a:themeElements>
@@ -10976,292 +8676,6 @@
 </a:theme>
 </file>
 
-<file path=word/theme/themeOverride1.xml><?xml version="1.0" encoding="utf-8"?>
-<a:themeOverride xmlns:a="http://schemas.openxmlformats.org/drawingml/2006/main">
-  <a:clrScheme name="Office">
-    <a:dk1>
-      <a:sysClr val="windowText" lastClr="000000"/>
-    </a:dk1>
-    <a:lt1>
-      <a:sysClr val="window" lastClr="FFFFFF"/>
-    </a:lt1>
-    <a:dk2>
-      <a:srgbClr val="44546A"/>
-    </a:dk2>
-    <a:lt2>
-      <a:srgbClr val="E7E6E6"/>
-    </a:lt2>
-    <a:accent1>
-      <a:srgbClr val="4472C4"/>
-    </a:accent1>
-    <a:accent2>
-      <a:srgbClr val="ED7D31"/>
-    </a:accent2>
-    <a:accent3>
-      <a:srgbClr val="A5A5A5"/>
-    </a:accent3>
-    <a:accent4>
-      <a:srgbClr val="FFC000"/>
-    </a:accent4>
-    <a:accent5>
-      <a:srgbClr val="5B9BD5"/>
-    </a:accent5>
-    <a:accent6>
-      <a:srgbClr val="70AD47"/>
-    </a:accent6>
-    <a:hlink>
-      <a:srgbClr val="0563C1"/>
-    </a:hlink>
-    <a:folHlink>
-      <a:srgbClr val="954F72"/>
-    </a:folHlink>
-  </a:clrScheme>
-  <a:fontScheme name="Office">
-    <a:majorFont>
-      <a:latin typeface="Calibri Light" panose="020F0302020204030204"/>
-      <a:ea typeface=""/>
-      <a:cs typeface=""/>
-      <a:font script="Jpan" typeface="游ゴシック Light"/>
-      <a:font script="Hang" typeface="맑은 고딕"/>
-      <a:font script="Hans" typeface="等线 Light"/>
-      <a:font script="Hant" typeface="新細明體"/>
-      <a:font script="Arab" typeface="Times New Roman"/>
-      <a:font script="Hebr" typeface="Times New Roman"/>
-      <a:font script="Thai" typeface="Tahoma"/>
-      <a:font script="Ethi" typeface="Nyala"/>
-      <a:font script="Beng" typeface="Vrinda"/>
-      <a:font script="Gujr" typeface="Shruti"/>
-      <a:font script="Khmr" typeface="MoolBoran"/>
-      <a:font script="Knda" typeface="Tunga"/>
-      <a:font script="Guru" typeface="Raavi"/>
-      <a:font script="Cans" typeface="Euphemia"/>
-      <a:font script="Cher" typeface="Plantagenet Cherokee"/>
-      <a:font script="Yiii" typeface="Microsoft Yi Baiti"/>
-      <a:font script="Tibt" typeface="Microsoft Himalaya"/>
-      <a:font script="Thaa" typeface="MV Boli"/>
-      <a:font script="Deva" typeface="Mangal"/>
-      <a:font script="Telu" typeface="Gautami"/>
-      <a:font script="Taml" typeface="Latha"/>
-      <a:font script="Syrc" typeface="Estrangelo Edessa"/>
-      <a:font script="Orya" typeface="Kalinga"/>
-      <a:font script="Mlym" typeface="Kartika"/>
-      <a:font script="Laoo" typeface="DokChampa"/>
-      <a:font script="Sinh" typeface="Iskoola Pota"/>
-      <a:font script="Mong" typeface="Mongolian Baiti"/>
-      <a:font script="Viet" typeface="Times New Roman"/>
-      <a:font script="Uigh" typeface="Microsoft Uighur"/>
-      <a:font script="Geor" typeface="Sylfaen"/>
-      <a:font script="Armn" typeface="Arial"/>
-      <a:font script="Bugi" typeface="Leelawadee UI"/>
-      <a:font script="Bopo" typeface="Microsoft JhengHei"/>
-      <a:font script="Java" typeface="Javanese Text"/>
-      <a:font script="Lisu" typeface="Segoe UI"/>
-      <a:font script="Mymr" typeface="Myanmar Text"/>
-      <a:font script="Nkoo" typeface="Ebrima"/>
-      <a:font script="Olck" typeface="Nirmala UI"/>
-      <a:font script="Osma" typeface="Ebrima"/>
-      <a:font script="Phag" typeface="Phagspa"/>
-      <a:font script="Syrn" typeface="Estrangelo Edessa"/>
-      <a:font script="Syrj" typeface="Estrangelo Edessa"/>
-      <a:font script="Syre" typeface="Estrangelo Edessa"/>
-      <a:font script="Sora" typeface="Nirmala UI"/>
-      <a:font script="Tale" typeface="Microsoft Tai Le"/>
-      <a:font script="Talu" typeface="Microsoft New Tai Lue"/>
-      <a:font script="Tfng" typeface="Ebrima"/>
-    </a:majorFont>
-    <a:minorFont>
-      <a:latin typeface="Calibri" panose="020F0502020204030204"/>
-      <a:ea typeface=""/>
-      <a:cs typeface=""/>
-      <a:font script="Jpan" typeface="游ゴシック"/>
-      <a:font script="Hang" typeface="맑은 고딕"/>
-      <a:font script="Hans" typeface="等线"/>
-      <a:font script="Hant" typeface="新細明體"/>
-      <a:font script="Arab" typeface="Arial"/>
-      <a:font script="Hebr" typeface="Arial"/>
-      <a:font script="Thai" typeface="Tahoma"/>
-      <a:font script="Ethi" typeface="Nyala"/>
-      <a:font script="Beng" typeface="Vrinda"/>
-      <a:font script="Gujr" typeface="Shruti"/>
-      <a:font script="Khmr" typeface="DaunPenh"/>
-      <a:font script="Knda" typeface="Tunga"/>
-      <a:font script="Guru" typeface="Raavi"/>
-      <a:font script="Cans" typeface="Euphemia"/>
-      <a:font script="Cher" typeface="Plantagenet Cherokee"/>
-      <a:font script="Yiii" typeface="Microsoft Yi Baiti"/>
-      <a:font script="Tibt" typeface="Microsoft Himalaya"/>
-      <a:font script="Thaa" typeface="MV Boli"/>
-      <a:font script="Deva" typeface="Mangal"/>
-      <a:font script="Telu" typeface="Gautami"/>
-      <a:font script="Taml" typeface="Latha"/>
-      <a:font script="Syrc" typeface="Estrangelo Edessa"/>
-      <a:font script="Orya" typeface="Kalinga"/>
-      <a:font script="Mlym" typeface="Kartika"/>
-      <a:font script="Laoo" typeface="DokChampa"/>
-      <a:font script="Sinh" typeface="Iskoola Pota"/>
-      <a:font script="Mong" typeface="Mongolian Baiti"/>
-      <a:font script="Viet" typeface="Arial"/>
-      <a:font script="Uigh" typeface="Microsoft Uighur"/>
-      <a:font script="Geor" typeface="Sylfaen"/>
-      <a:font script="Armn" typeface="Arial"/>
-      <a:font script="Bugi" typeface="Leelawadee UI"/>
-      <a:font script="Bopo" typeface="Microsoft JhengHei"/>
-      <a:font script="Java" typeface="Javanese Text"/>
-      <a:font script="Lisu" typeface="Segoe UI"/>
-      <a:font script="Mymr" typeface="Myanmar Text"/>
-      <a:font script="Nkoo" typeface="Ebrima"/>
-      <a:font script="Olck" typeface="Nirmala UI"/>
-      <a:font script="Osma" typeface="Ebrima"/>
-      <a:font script="Phag" typeface="Phagspa"/>
-      <a:font script="Syrn" typeface="Estrangelo Edessa"/>
-      <a:font script="Syrj" typeface="Estrangelo Edessa"/>
-      <a:font script="Syre" typeface="Estrangelo Edessa"/>
-      <a:font script="Sora" typeface="Nirmala UI"/>
-      <a:font script="Tale" typeface="Microsoft Tai Le"/>
-      <a:font script="Talu" typeface="Microsoft New Tai Lue"/>
-      <a:font script="Tfng" typeface="Ebrima"/>
-    </a:minorFont>
-  </a:fontScheme>
-  <a:fmtScheme name="Office">
-    <a:fillStyleLst>
-      <a:solidFill>
-        <a:schemeClr val="phClr"/>
-      </a:solidFill>
-      <a:gradFill rotWithShape="1">
-        <a:gsLst>
-          <a:gs pos="0">
-            <a:schemeClr val="phClr">
-              <a:lumMod val="110000"/>
-              <a:satMod val="105000"/>
-              <a:tint val="67000"/>
-            </a:schemeClr>
-          </a:gs>
-          <a:gs pos="50000">
-            <a:schemeClr val="phClr">
-              <a:lumMod val="105000"/>
-              <a:satMod val="103000"/>
-              <a:tint val="73000"/>
-            </a:schemeClr>
-          </a:gs>
-          <a:gs pos="100000">
-            <a:schemeClr val="phClr">
-              <a:lumMod val="105000"/>
-              <a:satMod val="109000"/>
-              <a:tint val="81000"/>
-            </a:schemeClr>
-          </a:gs>
-        </a:gsLst>
-        <a:lin ang="5400000" scaled="0"/>
-      </a:gradFill>
-      <a:gradFill rotWithShape="1">
-        <a:gsLst>
-          <a:gs pos="0">
-            <a:schemeClr val="phClr">
-              <a:satMod val="103000"/>
-              <a:lumMod val="102000"/>
-              <a:tint val="94000"/>
-            </a:schemeClr>
-          </a:gs>
-          <a:gs pos="50000">
-            <a:schemeClr val="phClr">
-              <a:satMod val="110000"/>
-              <a:lumMod val="100000"/>
-              <a:shade val="100000"/>
-            </a:schemeClr>
-          </a:gs>
-          <a:gs pos="100000">
-            <a:schemeClr val="phClr">
-              <a:lumMod val="99000"/>
-              <a:satMod val="120000"/>
-              <a:shade val="78000"/>
-            </a:schemeClr>
-          </a:gs>
-        </a:gsLst>
-        <a:lin ang="5400000" scaled="0"/>
-      </a:gradFill>
-    </a:fillStyleLst>
-    <a:lnStyleLst>
-      <a:ln w="6350" cap="flat" cmpd="sng" algn="ctr">
-        <a:solidFill>
-          <a:schemeClr val="phClr"/>
-        </a:solidFill>
-        <a:prstDash val="solid"/>
-        <a:miter lim="800000"/>
-      </a:ln>
-      <a:ln w="12700" cap="flat" cmpd="sng" algn="ctr">
-        <a:solidFill>
-          <a:schemeClr val="phClr"/>
-        </a:solidFill>
-        <a:prstDash val="solid"/>
-        <a:miter lim="800000"/>
-      </a:ln>
-      <a:ln w="19050" cap="flat" cmpd="sng" algn="ctr">
-        <a:solidFill>
-          <a:schemeClr val="phClr"/>
-        </a:solidFill>
-        <a:prstDash val="solid"/>
-        <a:miter lim="800000"/>
-      </a:ln>
-    </a:lnStyleLst>
-    <a:effectStyleLst>
-      <a:effectStyle>
-        <a:effectLst/>
-      </a:effectStyle>
-      <a:effectStyle>
-        <a:effectLst/>
-      </a:effectStyle>
-      <a:effectStyle>
-        <a:effectLst>
-          <a:outerShdw blurRad="57150" dist="19050" dir="5400000" algn="ctr" rotWithShape="0">
-            <a:srgbClr val="000000">
-              <a:alpha val="63000"/>
-            </a:srgbClr>
-          </a:outerShdw>
-        </a:effectLst>
-      </a:effectStyle>
-    </a:effectStyleLst>
-    <a:bgFillStyleLst>
-      <a:solidFill>
-        <a:schemeClr val="phClr"/>
-      </a:solidFill>
-      <a:solidFill>
-        <a:schemeClr val="phClr">
-          <a:tint val="95000"/>
-          <a:satMod val="170000"/>
-        </a:schemeClr>
-      </a:solidFill>
-      <a:gradFill rotWithShape="1">
-        <a:gsLst>
-          <a:gs pos="0">
-            <a:schemeClr val="phClr">
-              <a:tint val="93000"/>
-              <a:satMod val="150000"/>
-              <a:shade val="98000"/>
-              <a:lumMod val="102000"/>
-            </a:schemeClr>
-          </a:gs>
-          <a:gs pos="50000">
-            <a:schemeClr val="phClr">
-              <a:tint val="98000"/>
-              <a:satMod val="130000"/>
-              <a:shade val="90000"/>
-              <a:lumMod val="103000"/>
-            </a:schemeClr>
-          </a:gs>
-          <a:gs pos="100000">
-            <a:schemeClr val="phClr">
-              <a:shade val="63000"/>
-              <a:satMod val="120000"/>
-            </a:schemeClr>
-          </a:gs>
-        </a:gsLst>
-        <a:lin ang="5400000" scaled="0"/>
-      </a:gradFill>
-    </a:bgFillStyleLst>
-  </a:fmtScheme>
-</a:themeOverride>
-</file>
-
 <file path=customXml/item1.xml><?xml version="1.0" encoding="utf-8"?>
 <b:Sources xmlns:b="http://schemas.openxmlformats.org/officeDocument/2006/bibliography" xmlns="http://schemas.openxmlformats.org/officeDocument/2006/bibliography" SelectedStyle="\APASixthEditionOfficeOnline.xsl" StyleName="APA" Version="6"/>
 </file>

--- a/docs/BYREGION/Женщины_Поволжья.docx
+++ b/docs/BYREGION/Женщины_Поволжья.docx
@@ -152,7 +152,25 @@
                 <w:szCs w:val="16"/>
                 <w:lang w:val="ru-RU"/>
               </w:rPr>
-              <w:t xml:space="preserve">Данный список составлен на основе открытых и доступных на </w:t>
+              <w:t xml:space="preserve">Данный список составлен на основе открытых и доступных </w:t>
+            </w:r>
+            <w:r>
+              <w:rPr>
+                <w:rFonts w:ascii="Arial" w:hAnsi="Arial" w:cs="Arial"/>
+                <w:sz w:val="16"/>
+                <w:szCs w:val="16"/>
+                <w:lang w:val="ru-RU"/>
+              </w:rPr>
+              <w:t>в</w:t>
+            </w:r>
+            <w:r>
+              <w:rPr>
+                <w:rFonts w:ascii="Arial" w:hAnsi="Arial" w:cs="Arial"/>
+                <w:sz w:val="16"/>
+                <w:szCs w:val="16"/>
+                <w:lang w:val="ru-RU"/>
+              </w:rPr>
+              <w:t xml:space="preserve"> </w:t>
             </w:r>
             <w:r>
               <w:rPr>
@@ -170,7 +188,7 @@
                 <w:szCs w:val="16"/>
                 <w:lang w:val="ru-RU"/>
               </w:rPr>
-              <w:t xml:space="preserve">нтернете и сточников и не претендует быть ни полным, ни окончательным. </w:t>
+              <w:t xml:space="preserve">нтернете источников и не претендует быть ни полным, ни окончательным. </w:t>
             </w:r>
           </w:p>
           <w:p>
@@ -189,7 +207,63 @@
                 <w:szCs w:val="16"/>
                 <w:lang w:val="ru-RU"/>
               </w:rPr>
-              <w:t>Согласно переписи населения 1937 года общая численность башкир проживавших в СССР составляла 767 935 человек, марийцев – 401 092; удмурты – 258 268.</w:t>
+              <w:t xml:space="preserve">Согласно переписи населения 1937 года общая численность </w:t>
+            </w:r>
+            <w:r>
+              <w:rPr>
+                <w:rFonts w:ascii="Arial" w:hAnsi="Arial" w:cs="Arial"/>
+                <w:sz w:val="16"/>
+                <w:szCs w:val="16"/>
+                <w:lang w:val="ru-RU"/>
+              </w:rPr>
+              <w:t>башкир,</w:t>
+            </w:r>
+            <w:r>
+              <w:rPr>
+                <w:rFonts w:ascii="Arial" w:hAnsi="Arial" w:cs="Arial"/>
+                <w:sz w:val="16"/>
+                <w:szCs w:val="16"/>
+                <w:lang w:val="ru-RU"/>
+              </w:rPr>
+              <w:t xml:space="preserve"> проживавших </w:t>
+            </w:r>
+            <w:proofErr w:type="gramStart"/>
+            <w:r>
+              <w:rPr>
+                <w:rFonts w:ascii="Arial" w:hAnsi="Arial" w:cs="Arial"/>
+                <w:sz w:val="16"/>
+                <w:szCs w:val="16"/>
+                <w:lang w:val="ru-RU"/>
+              </w:rPr>
+              <w:t>в СССР</w:t>
+            </w:r>
+            <w:proofErr w:type="gramEnd"/>
+            <w:r>
+              <w:rPr>
+                <w:rFonts w:ascii="Arial" w:hAnsi="Arial" w:cs="Arial"/>
+                <w:sz w:val="16"/>
+                <w:szCs w:val="16"/>
+                <w:lang w:val="ru-RU"/>
+              </w:rPr>
+              <w:t xml:space="preserve"> составляла 767 935 человек, марийцев – 401 092; удмурт</w:t>
+            </w:r>
+            <w:r>
+              <w:rPr>
+                <w:rFonts w:ascii="Arial" w:hAnsi="Arial" w:cs="Arial"/>
+                <w:sz w:val="16"/>
+                <w:szCs w:val="16"/>
+                <w:lang w:val="ru-RU"/>
+              </w:rPr>
+              <w:t>ов</w:t>
+            </w:r>
+            <w:r>
+              <w:rPr>
+                <w:rFonts w:ascii="Arial" w:hAnsi="Arial" w:cs="Arial"/>
+                <w:sz w:val="16"/>
+                <w:szCs w:val="16"/>
+                <w:lang w:val="ru-RU"/>
+              </w:rPr>
+              <w:t xml:space="preserve"> – 258 268.</w:t>
             </w:r>
           </w:p>
           <w:p>
@@ -246,8 +320,19 @@
                 <w:szCs w:val="16"/>
                 <w:lang w:val="ru-RU"/>
               </w:rPr>
-              <w:t>Максимальное число – 6 расстреляны в возрастной группе: 31-40</w:t>
-            </w:r>
+              <w:t xml:space="preserve">Максимальное число – 6 расстреляны в возрастной группе: </w:t>
+            </w:r>
+            <w:proofErr w:type="gramStart"/>
+            <w:r>
+              <w:rPr>
+                <w:rFonts w:ascii="Arial" w:hAnsi="Arial" w:cs="Arial"/>
+                <w:sz w:val="16"/>
+                <w:szCs w:val="16"/>
+                <w:lang w:val="ru-RU"/>
+              </w:rPr>
+              <w:t>31-40</w:t>
+            </w:r>
+            <w:proofErr w:type="gramEnd"/>
             <w:r>
               <w:rPr>
                 <w:rFonts w:ascii="Arial" w:hAnsi="Arial" w:cs="Arial"/>
@@ -336,23 +421,11 @@
             <w:r>
               <w:rPr>
                 <w:rFonts w:ascii="Arial" w:hAnsi="Arial" w:cs="Arial"/>
-                <w:b/>
-                <w:bCs/>
-                <w:sz w:val="16"/>
-                <w:szCs w:val="16"/>
-                <w:u w:val="single"/>
-                <w:lang w:val="ru-RU"/>
-              </w:rPr>
-              <w:t>Партийность:</w:t>
-            </w:r>
-            <w:r>
-              <w:rPr>
-                <w:rFonts w:ascii="Arial" w:hAnsi="Arial" w:cs="Arial"/>
-                <w:sz w:val="16"/>
-                <w:szCs w:val="16"/>
-                <w:lang w:val="ru-RU"/>
-              </w:rPr>
-              <w:t xml:space="preserve"> член ВКП(б) – 2</w:t>
+                <w:sz w:val="16"/>
+                <w:szCs w:val="16"/>
+                <w:lang w:val="ru-RU"/>
+              </w:rPr>
+              <w:t>Партийность: член ВКП(б) – 2</w:t>
             </w:r>
             <w:r>
               <w:rPr>
@@ -376,40 +449,11 @@
             <w:r>
               <w:rPr>
                 <w:rFonts w:ascii="Arial" w:hAnsi="Arial" w:cs="Arial"/>
-                <w:b/>
-                <w:bCs/>
-                <w:sz w:val="16"/>
-                <w:szCs w:val="16"/>
-                <w:lang w:val="ru-RU"/>
-              </w:rPr>
-              <w:t>Образование</w:t>
-            </w:r>
-            <w:r>
-              <w:rPr>
-                <w:rFonts w:ascii="Arial" w:hAnsi="Arial" w:cs="Arial"/>
-                <w:sz w:val="16"/>
-                <w:szCs w:val="16"/>
-                <w:lang w:val="ru-RU"/>
-              </w:rPr>
-              <w:t>: среднее – 2, малограмотная –</w:t>
-            </w:r>
-            <w:r>
-              <w:rPr>
-                <w:rFonts w:ascii="Arial" w:hAnsi="Arial" w:cs="Arial"/>
-                <w:sz w:val="16"/>
-                <w:szCs w:val="16"/>
-                <w:lang w:val="ru-RU"/>
-              </w:rPr>
-              <w:t xml:space="preserve"> </w:t>
-            </w:r>
-            <w:r>
-              <w:rPr>
-                <w:rFonts w:ascii="Arial" w:hAnsi="Arial" w:cs="Arial"/>
-                <w:sz w:val="16"/>
-                <w:szCs w:val="16"/>
-                <w:lang w:val="ru-RU"/>
-              </w:rPr>
-              <w:t>2.</w:t>
+                <w:sz w:val="16"/>
+                <w:szCs w:val="16"/>
+                <w:lang w:val="ru-RU"/>
+              </w:rPr>
+              <w:t>Образование: среднее – 2, малограмотная – 2.</w:t>
             </w:r>
           </w:p>
           <w:p>
@@ -425,22 +469,20 @@
             <w:r>
               <w:rPr>
                 <w:rFonts w:ascii="Arial" w:hAnsi="Arial" w:cs="Arial"/>
-                <w:b/>
-                <w:bCs/>
-                <w:sz w:val="16"/>
-                <w:szCs w:val="16"/>
-                <w:lang w:val="ru-RU"/>
-              </w:rPr>
-              <w:t>Профессия/социальная страта:</w:t>
-            </w:r>
-            <w:r>
-              <w:rPr>
-                <w:rFonts w:ascii="Arial" w:hAnsi="Arial" w:cs="Arial"/>
-                <w:sz w:val="16"/>
-                <w:szCs w:val="16"/>
-                <w:lang w:val="ru-RU"/>
-              </w:rPr>
-              <w:t xml:space="preserve"> колхозница – 3, крестьянка – 4; </w:t>
+                <w:sz w:val="16"/>
+                <w:szCs w:val="16"/>
+                <w:lang w:val="ru-RU"/>
+              </w:rPr>
+              <w:t>Профессия/социальная страта: колхозница</w:t>
+            </w:r>
+            <w:r>
+              <w:rPr>
+                <w:rFonts w:ascii="Arial" w:hAnsi="Arial" w:cs="Arial"/>
+                <w:sz w:val="16"/>
+                <w:szCs w:val="16"/>
+                <w:lang w:val="ru-RU"/>
+              </w:rPr>
+              <w:t xml:space="preserve"> – 3, крестьянка – 4; </w:t>
             </w:r>
             <w:r>
               <w:rPr>
@@ -469,6 +511,29 @@
               <w:rPr>
                 <w:rFonts w:ascii="Arial" w:hAnsi="Arial" w:cs="Arial"/>
                 <w:color w:val="000000"/>
+                <w:sz w:val="16"/>
+                <w:szCs w:val="16"/>
+                <w:lang w:val="ru-RU"/>
+              </w:rPr>
+            </w:pPr>
+          </w:p>
+        </w:tc>
+      </w:tr>
+      <w:tr>
+        <w:tc>
+          <w:tcPr>
+            <w:tcW w:w="9350" w:type="dxa"/>
+            <w:tcBorders>
+              <w:top w:val="nil"/>
+              <w:left w:val="nil"/>
+              <w:bottom w:val="nil"/>
+              <w:right w:val="nil"/>
+            </w:tcBorders>
+          </w:tcPr>
+          <w:p>
+            <w:pPr>
+              <w:rPr>
+                <w:rFonts w:ascii="Arial" w:hAnsi="Arial" w:cs="Arial"/>
                 <w:sz w:val="16"/>
                 <w:szCs w:val="16"/>
                 <w:lang w:val="ru-RU"/>
@@ -513,6 +578,7 @@
         </w:rPr>
         <w:t xml:space="preserve">, </w:t>
       </w:r>
+      <w:proofErr w:type="gramStart"/>
       <w:r>
         <w:rPr>
           <w:rFonts w:ascii="Arial" w:hAnsi="Arial" w:cs="Arial"/>
@@ -544,8 +610,33 @@
           <w:szCs w:val="16"/>
           <w:lang w:val="ru-RU"/>
         </w:rPr>
-        <w:t>1942 гг</w:t>
+        <w:t>1942</w:t>
       </w:r>
+      <w:proofErr w:type="gramEnd"/>
+      <w:r>
+        <w:rPr>
+          <w:rFonts w:ascii="Arial" w:hAnsi="Arial" w:cs="Arial"/>
+          <w:b/>
+          <w:bCs/>
+          <w:sz w:val="16"/>
+          <w:szCs w:val="16"/>
+          <w:lang w:val="ru-RU"/>
+        </w:rPr>
+        <w:t xml:space="preserve"> </w:t>
+      </w:r>
+      <w:proofErr w:type="spellStart"/>
+      <w:r>
+        <w:rPr>
+          <w:rFonts w:ascii="Arial" w:hAnsi="Arial" w:cs="Arial"/>
+          <w:b/>
+          <w:bCs/>
+          <w:sz w:val="16"/>
+          <w:szCs w:val="16"/>
+          <w:lang w:val="ru-RU"/>
+        </w:rPr>
+        <w:t>гг</w:t>
+      </w:r>
+      <w:proofErr w:type="spellEnd"/>
     </w:p>
     <w:p>
       <w:pPr>
@@ -671,6 +762,7 @@
         </w:rPr>
         <w:t xml:space="preserve">, </w:t>
       </w:r>
+      <w:proofErr w:type="gramStart"/>
       <w:r>
         <w:rPr>
           <w:rFonts w:ascii="Arial" w:hAnsi="Arial" w:cs="Arial"/>
@@ -702,8 +794,33 @@
           <w:szCs w:val="16"/>
           <w:lang w:val="ru-RU"/>
         </w:rPr>
-        <w:t>1942 гг</w:t>
+        <w:t>1942</w:t>
       </w:r>
+      <w:proofErr w:type="gramEnd"/>
+      <w:r>
+        <w:rPr>
+          <w:rFonts w:ascii="Arial" w:hAnsi="Arial" w:cs="Arial"/>
+          <w:b/>
+          <w:bCs/>
+          <w:sz w:val="16"/>
+          <w:szCs w:val="16"/>
+          <w:lang w:val="ru-RU"/>
+        </w:rPr>
+        <w:t xml:space="preserve"> </w:t>
+      </w:r>
+      <w:proofErr w:type="spellStart"/>
+      <w:r>
+        <w:rPr>
+          <w:rFonts w:ascii="Arial" w:hAnsi="Arial" w:cs="Arial"/>
+          <w:b/>
+          <w:bCs/>
+          <w:sz w:val="16"/>
+          <w:szCs w:val="16"/>
+          <w:lang w:val="ru-RU"/>
+        </w:rPr>
+        <w:t>гг</w:t>
+      </w:r>
+      <w:proofErr w:type="spellEnd"/>
     </w:p>
     <w:p>
       <w:pPr>
@@ -1584,7 +1701,87 @@
                 <w:lang w:val="ru-RU"/>
               </w:rPr>
               <w:lastRenderedPageBreak/>
-              <w:t>1883 г.р., м.р.: Удмуртская АССР, Граховский р-н, с. Сарамак, марийка, колхозница, прож.: Елабужский р-н, с. Студеный Ключ, арестована 05.08.1937. Обвинение: 58-10. ("антиколхозная агитация"). Приговор: тройкой НКВД ТАССР, 31.08.1937</w:t>
+              <w:t xml:space="preserve">1883 г.р., </w:t>
+            </w:r>
+            <w:proofErr w:type="spellStart"/>
+            <w:r>
+              <w:rPr>
+                <w:rFonts w:ascii="Arial" w:hAnsi="Arial" w:cs="Arial"/>
+                <w:sz w:val="16"/>
+                <w:szCs w:val="16"/>
+                <w:lang w:val="ru-RU"/>
+              </w:rPr>
+              <w:t>м.р</w:t>
+            </w:r>
+            <w:proofErr w:type="spellEnd"/>
+            <w:r>
+              <w:rPr>
+                <w:rFonts w:ascii="Arial" w:hAnsi="Arial" w:cs="Arial"/>
+                <w:sz w:val="16"/>
+                <w:szCs w:val="16"/>
+                <w:lang w:val="ru-RU"/>
+              </w:rPr>
+              <w:t xml:space="preserve">.: Удмуртская АССР, Граховский р-н, с. </w:t>
+            </w:r>
+            <w:proofErr w:type="spellStart"/>
+            <w:r>
+              <w:rPr>
+                <w:rFonts w:ascii="Arial" w:hAnsi="Arial" w:cs="Arial"/>
+                <w:sz w:val="16"/>
+                <w:szCs w:val="16"/>
+                <w:lang w:val="ru-RU"/>
+              </w:rPr>
+              <w:t>Сарамак</w:t>
+            </w:r>
+            <w:proofErr w:type="spellEnd"/>
+            <w:r>
+              <w:rPr>
+                <w:rFonts w:ascii="Arial" w:hAnsi="Arial" w:cs="Arial"/>
+                <w:sz w:val="16"/>
+                <w:szCs w:val="16"/>
+                <w:lang w:val="ru-RU"/>
+              </w:rPr>
+              <w:t xml:space="preserve">, марийка, колхозница, </w:t>
+            </w:r>
+            <w:proofErr w:type="spellStart"/>
+            <w:r>
+              <w:rPr>
+                <w:rFonts w:ascii="Arial" w:hAnsi="Arial" w:cs="Arial"/>
+                <w:sz w:val="16"/>
+                <w:szCs w:val="16"/>
+                <w:lang w:val="ru-RU"/>
+              </w:rPr>
+              <w:t>прож</w:t>
+            </w:r>
+            <w:proofErr w:type="spellEnd"/>
+            <w:r>
+              <w:rPr>
+                <w:rFonts w:ascii="Arial" w:hAnsi="Arial" w:cs="Arial"/>
+                <w:sz w:val="16"/>
+                <w:szCs w:val="16"/>
+                <w:lang w:val="ru-RU"/>
+              </w:rPr>
+              <w:t xml:space="preserve">.: Елабужский р-н, с. Студеный Ключ, арестована 05.08.1937. Обвинение: </w:t>
+            </w:r>
+            <w:proofErr w:type="gramStart"/>
+            <w:r>
+              <w:rPr>
+                <w:rFonts w:ascii="Arial" w:hAnsi="Arial" w:cs="Arial"/>
+                <w:sz w:val="16"/>
+                <w:szCs w:val="16"/>
+                <w:lang w:val="ru-RU"/>
+              </w:rPr>
+              <w:t>58-10</w:t>
+            </w:r>
+            <w:proofErr w:type="gramEnd"/>
+            <w:r>
+              <w:rPr>
+                <w:rFonts w:ascii="Arial" w:hAnsi="Arial" w:cs="Arial"/>
+                <w:sz w:val="16"/>
+                <w:szCs w:val="16"/>
+                <w:lang w:val="ru-RU"/>
+              </w:rPr>
+              <w:t>. ("антиколхозная агитация"). Приговор: тройкой НКВД ТАССР, 31.08.1937</w:t>
             </w:r>
             <w:r>
               <w:rPr>
@@ -1602,7 +1799,27 @@
                 <w:szCs w:val="16"/>
                 <w:lang w:val="ru-RU"/>
               </w:rPr>
-              <w:t>ВМН. Расстреляна 02.09.1937, в г.Елабуга. Реабилитирована, 23.05.1989. Состав семьи: 2 дочери</w:t>
+              <w:t xml:space="preserve">ВМН. Расстреляна 02.09.1937, в </w:t>
+            </w:r>
+            <w:proofErr w:type="spellStart"/>
+            <w:r>
+              <w:rPr>
+                <w:rFonts w:ascii="Arial" w:hAnsi="Arial" w:cs="Arial"/>
+                <w:sz w:val="16"/>
+                <w:szCs w:val="16"/>
+                <w:lang w:val="ru-RU"/>
+              </w:rPr>
+              <w:t>г.Елабуга</w:t>
+            </w:r>
+            <w:proofErr w:type="spellEnd"/>
+            <w:r>
+              <w:rPr>
+                <w:rFonts w:ascii="Arial" w:hAnsi="Arial" w:cs="Arial"/>
+                <w:sz w:val="16"/>
+                <w:szCs w:val="16"/>
+                <w:lang w:val="ru-RU"/>
+              </w:rPr>
+              <w:t>. Реабилитирована, 23.05.1989. Состав семьи: 2 дочери</w:t>
             </w:r>
           </w:p>
           <w:p>
@@ -1761,7 +1978,47 @@
                 <w:szCs w:val="16"/>
                 <w:lang w:val="ru-RU"/>
               </w:rPr>
-              <w:t>в 1901 г., Марий Эл, Косолаповский р-н, д. Ст. Руял; мари</w:t>
+              <w:t xml:space="preserve">в 1901 г., Марий Эл, </w:t>
+            </w:r>
+            <w:proofErr w:type="spellStart"/>
+            <w:r>
+              <w:rPr>
+                <w:rFonts w:ascii="Arial" w:hAnsi="Arial" w:cs="Arial"/>
+                <w:sz w:val="16"/>
+                <w:szCs w:val="16"/>
+                <w:lang w:val="ru-RU"/>
+              </w:rPr>
+              <w:t>Косолаповский</w:t>
+            </w:r>
+            <w:proofErr w:type="spellEnd"/>
+            <w:r>
+              <w:rPr>
+                <w:rFonts w:ascii="Arial" w:hAnsi="Arial" w:cs="Arial"/>
+                <w:sz w:val="16"/>
+                <w:szCs w:val="16"/>
+                <w:lang w:val="ru-RU"/>
+              </w:rPr>
+              <w:t xml:space="preserve"> р-н, д. Ст. </w:t>
+            </w:r>
+            <w:proofErr w:type="spellStart"/>
+            <w:r>
+              <w:rPr>
+                <w:rFonts w:ascii="Arial" w:hAnsi="Arial" w:cs="Arial"/>
+                <w:sz w:val="16"/>
+                <w:szCs w:val="16"/>
+                <w:lang w:val="ru-RU"/>
+              </w:rPr>
+              <w:t>Руял</w:t>
+            </w:r>
+            <w:proofErr w:type="spellEnd"/>
+            <w:r>
+              <w:rPr>
+                <w:rFonts w:ascii="Arial" w:hAnsi="Arial" w:cs="Arial"/>
+                <w:sz w:val="16"/>
+                <w:szCs w:val="16"/>
+                <w:lang w:val="ru-RU"/>
+              </w:rPr>
+              <w:t>; мари</w:t>
             </w:r>
             <w:r>
               <w:rPr>
@@ -1941,7 +2198,107 @@
                 <w:szCs w:val="16"/>
                 <w:lang w:val="ru-RU"/>
               </w:rPr>
-              <w:t>1908 г.р., м.р.: Башкирская АССР, Туймазинский р-н, д. Тиморово, башкирка, колхоз им.Сталина, бригадир животноводов, прож.: Свердловская обл., Еланский р-н, д. Игнатьево, арестована 08.11.1937. Приговор: 05.12.1937</w:t>
+              <w:t xml:space="preserve">1908 г.р., </w:t>
+            </w:r>
+            <w:proofErr w:type="spellStart"/>
+            <w:r>
+              <w:rPr>
+                <w:rFonts w:ascii="Arial" w:hAnsi="Arial" w:cs="Arial"/>
+                <w:sz w:val="16"/>
+                <w:szCs w:val="16"/>
+                <w:lang w:val="ru-RU"/>
+              </w:rPr>
+              <w:t>м.р</w:t>
+            </w:r>
+            <w:proofErr w:type="spellEnd"/>
+            <w:r>
+              <w:rPr>
+                <w:rFonts w:ascii="Arial" w:hAnsi="Arial" w:cs="Arial"/>
+                <w:sz w:val="16"/>
+                <w:szCs w:val="16"/>
+                <w:lang w:val="ru-RU"/>
+              </w:rPr>
+              <w:t xml:space="preserve">.: Башкирская АССР, Туймазинский р-н, д. </w:t>
+            </w:r>
+            <w:proofErr w:type="spellStart"/>
+            <w:r>
+              <w:rPr>
+                <w:rFonts w:ascii="Arial" w:hAnsi="Arial" w:cs="Arial"/>
+                <w:sz w:val="16"/>
+                <w:szCs w:val="16"/>
+                <w:lang w:val="ru-RU"/>
+              </w:rPr>
+              <w:t>Тиморово</w:t>
+            </w:r>
+            <w:proofErr w:type="spellEnd"/>
+            <w:r>
+              <w:rPr>
+                <w:rFonts w:ascii="Arial" w:hAnsi="Arial" w:cs="Arial"/>
+                <w:sz w:val="16"/>
+                <w:szCs w:val="16"/>
+                <w:lang w:val="ru-RU"/>
+              </w:rPr>
+              <w:t xml:space="preserve">, башкирка, колхоз </w:t>
+            </w:r>
+            <w:proofErr w:type="spellStart"/>
+            <w:r>
+              <w:rPr>
+                <w:rFonts w:ascii="Arial" w:hAnsi="Arial" w:cs="Arial"/>
+                <w:sz w:val="16"/>
+                <w:szCs w:val="16"/>
+                <w:lang w:val="ru-RU"/>
+              </w:rPr>
+              <w:t>им.Сталина</w:t>
+            </w:r>
+            <w:proofErr w:type="spellEnd"/>
+            <w:r>
+              <w:rPr>
+                <w:rFonts w:ascii="Arial" w:hAnsi="Arial" w:cs="Arial"/>
+                <w:sz w:val="16"/>
+                <w:szCs w:val="16"/>
+                <w:lang w:val="ru-RU"/>
+              </w:rPr>
+              <w:t xml:space="preserve">, бригадир животноводов, </w:t>
+            </w:r>
+            <w:proofErr w:type="spellStart"/>
+            <w:r>
+              <w:rPr>
+                <w:rFonts w:ascii="Arial" w:hAnsi="Arial" w:cs="Arial"/>
+                <w:sz w:val="16"/>
+                <w:szCs w:val="16"/>
+                <w:lang w:val="ru-RU"/>
+              </w:rPr>
+              <w:t>прож</w:t>
+            </w:r>
+            <w:proofErr w:type="spellEnd"/>
+            <w:r>
+              <w:rPr>
+                <w:rFonts w:ascii="Arial" w:hAnsi="Arial" w:cs="Arial"/>
+                <w:sz w:val="16"/>
+                <w:szCs w:val="16"/>
+                <w:lang w:val="ru-RU"/>
+              </w:rPr>
+              <w:t xml:space="preserve">.: Свердловская обл., Еланский р-н, д. </w:t>
+            </w:r>
+            <w:proofErr w:type="spellStart"/>
+            <w:r>
+              <w:rPr>
+                <w:rFonts w:ascii="Arial" w:hAnsi="Arial" w:cs="Arial"/>
+                <w:sz w:val="16"/>
+                <w:szCs w:val="16"/>
+                <w:lang w:val="ru-RU"/>
+              </w:rPr>
+              <w:t>Игнатьево</w:t>
+            </w:r>
+            <w:proofErr w:type="spellEnd"/>
+            <w:r>
+              <w:rPr>
+                <w:rFonts w:ascii="Arial" w:hAnsi="Arial" w:cs="Arial"/>
+                <w:sz w:val="16"/>
+                <w:szCs w:val="16"/>
+                <w:lang w:val="ru-RU"/>
+              </w:rPr>
+              <w:t>, арестована 08.11.1937. Приговор: 05.12.1937</w:t>
             </w:r>
             <w:r>
               <w:rPr>
@@ -1979,7 +2336,27 @@
                 <w:szCs w:val="16"/>
                 <w:lang w:val="ru-RU"/>
               </w:rPr>
-              <w:t>Источник: Книга памяти Свердловской обл. , т. 3;</w:t>
+              <w:t xml:space="preserve">Источник: Книга памяти Свердловской </w:t>
+            </w:r>
+            <w:proofErr w:type="gramStart"/>
+            <w:r>
+              <w:rPr>
+                <w:rFonts w:ascii="Arial" w:hAnsi="Arial" w:cs="Arial"/>
+                <w:sz w:val="16"/>
+                <w:szCs w:val="16"/>
+                <w:lang w:val="ru-RU"/>
+              </w:rPr>
+              <w:t>обл. ,</w:t>
+            </w:r>
+            <w:proofErr w:type="gramEnd"/>
+            <w:r>
+              <w:rPr>
+                <w:rFonts w:ascii="Arial" w:hAnsi="Arial" w:cs="Arial"/>
+                <w:sz w:val="16"/>
+                <w:szCs w:val="16"/>
+                <w:lang w:val="ru-RU"/>
+              </w:rPr>
+              <w:t xml:space="preserve"> т. 3;</w:t>
             </w:r>
             <w:r>
               <w:rPr>
@@ -2116,7 +2493,27 @@
                 <w:szCs w:val="16"/>
                 <w:lang w:val="ru-RU"/>
               </w:rPr>
-              <w:t>в 1872 г., Марий Эл, Еласовский р-н, д. Вершино Сумка; мари</w:t>
+              <w:t xml:space="preserve">в 1872 г., Марий Эл, </w:t>
+            </w:r>
+            <w:proofErr w:type="spellStart"/>
+            <w:r>
+              <w:rPr>
+                <w:rFonts w:ascii="Arial" w:hAnsi="Arial" w:cs="Arial"/>
+                <w:sz w:val="16"/>
+                <w:szCs w:val="16"/>
+                <w:lang w:val="ru-RU"/>
+              </w:rPr>
+              <w:t>Еласовский</w:t>
+            </w:r>
+            <w:proofErr w:type="spellEnd"/>
+            <w:r>
+              <w:rPr>
+                <w:rFonts w:ascii="Arial" w:hAnsi="Arial" w:cs="Arial"/>
+                <w:sz w:val="16"/>
+                <w:szCs w:val="16"/>
+                <w:lang w:val="ru-RU"/>
+              </w:rPr>
+              <w:t xml:space="preserve"> р-н, д. Вершино Сумка; мари</w:t>
             </w:r>
             <w:r>
               <w:rPr>
@@ -2228,6 +2625,7 @@
               </w:rPr>
             </w:pPr>
             <w:hyperlink r:id="rId14" w:history="1">
+              <w:proofErr w:type="spellStart"/>
               <w:r>
                 <w:rPr>
                   <w:rStyle w:val="Hyperlink"/>
@@ -2241,7 +2639,23 @@
                   <w:shd w:val="clear" w:color="auto" w:fill="FFFFFF"/>
                   <w:lang w:val="ru-RU"/>
                 </w:rPr>
-                <w:t>Изотина Евдокия Ивановна</w:t>
+                <w:t>Изотина</w:t>
+              </w:r>
+              <w:proofErr w:type="spellEnd"/>
+              <w:r>
+                <w:rPr>
+                  <w:rStyle w:val="Hyperlink"/>
+                  <w:rFonts w:ascii="Arial" w:hAnsi="Arial" w:cs="Arial"/>
+                  <w:b/>
+                  <w:bCs/>
+                  <w:color w:val="auto"/>
+                  <w:sz w:val="16"/>
+                  <w:szCs w:val="16"/>
+                  <w:bdr w:val="none" w:sz="0" w:space="0" w:color="auto" w:frame="1"/>
+                  <w:shd w:val="clear" w:color="auto" w:fill="FFFFFF"/>
+                  <w:lang w:val="ru-RU"/>
+                </w:rPr>
+                <w:t xml:space="preserve"> Евдокия Ивановна</w:t>
               </w:r>
             </w:hyperlink>
             <w:r>
@@ -2296,7 +2710,67 @@
                 <w:szCs w:val="16"/>
                 <w:lang w:val="ru-RU"/>
               </w:rPr>
-              <w:t xml:space="preserve">1879 г.р., м.р.: Марийская АССР, Еласовский р-н, д. Цыганово, </w:t>
+              <w:t xml:space="preserve">1879 г.р., </w:t>
+            </w:r>
+            <w:proofErr w:type="spellStart"/>
+            <w:r>
+              <w:rPr>
+                <w:rFonts w:ascii="Arial" w:hAnsi="Arial" w:cs="Arial"/>
+                <w:sz w:val="16"/>
+                <w:szCs w:val="16"/>
+                <w:lang w:val="ru-RU"/>
+              </w:rPr>
+              <w:t>м.р</w:t>
+            </w:r>
+            <w:proofErr w:type="spellEnd"/>
+            <w:r>
+              <w:rPr>
+                <w:rFonts w:ascii="Arial" w:hAnsi="Arial" w:cs="Arial"/>
+                <w:sz w:val="16"/>
+                <w:szCs w:val="16"/>
+                <w:lang w:val="ru-RU"/>
+              </w:rPr>
+              <w:t xml:space="preserve">.: Марийская АССР, </w:t>
+            </w:r>
+            <w:proofErr w:type="spellStart"/>
+            <w:r>
+              <w:rPr>
+                <w:rFonts w:ascii="Arial" w:hAnsi="Arial" w:cs="Arial"/>
+                <w:sz w:val="16"/>
+                <w:szCs w:val="16"/>
+                <w:lang w:val="ru-RU"/>
+              </w:rPr>
+              <w:t>Еласовский</w:t>
+            </w:r>
+            <w:proofErr w:type="spellEnd"/>
+            <w:r>
+              <w:rPr>
+                <w:rFonts w:ascii="Arial" w:hAnsi="Arial" w:cs="Arial"/>
+                <w:sz w:val="16"/>
+                <w:szCs w:val="16"/>
+                <w:lang w:val="ru-RU"/>
+              </w:rPr>
+              <w:t xml:space="preserve"> р-н, д. </w:t>
+            </w:r>
+            <w:proofErr w:type="spellStart"/>
+            <w:r>
+              <w:rPr>
+                <w:rFonts w:ascii="Arial" w:hAnsi="Arial" w:cs="Arial"/>
+                <w:sz w:val="16"/>
+                <w:szCs w:val="16"/>
+                <w:lang w:val="ru-RU"/>
+              </w:rPr>
+              <w:t>Цыганово</w:t>
+            </w:r>
+            <w:proofErr w:type="spellEnd"/>
+            <w:r>
+              <w:rPr>
+                <w:rFonts w:ascii="Arial" w:hAnsi="Arial" w:cs="Arial"/>
+                <w:sz w:val="16"/>
+                <w:szCs w:val="16"/>
+                <w:lang w:val="ru-RU"/>
+              </w:rPr>
+              <w:t xml:space="preserve">, </w:t>
             </w:r>
             <w:r>
               <w:rPr>
@@ -2334,6 +2808,7 @@
               </w:rPr>
               <w:t xml:space="preserve">, </w:t>
             </w:r>
+            <w:proofErr w:type="spellStart"/>
             <w:r>
               <w:rPr>
                 <w:rFonts w:ascii="Arial" w:hAnsi="Arial" w:cs="Arial"/>
@@ -2352,6 +2827,7 @@
               </w:rPr>
               <w:t>рож</w:t>
             </w:r>
+            <w:proofErr w:type="spellEnd"/>
             <w:r>
               <w:rPr>
                 <w:rFonts w:ascii="Arial" w:hAnsi="Arial" w:cs="Arial"/>
@@ -2388,6 +2864,53 @@
               </w:rPr>
               <w:t>Партийность: Делегат XVI съезда ВКП(б), член центрального исполнительного комитета СССР</w:t>
             </w:r>
+            <w:proofErr w:type="gramStart"/>
+            <w:r>
+              <w:rPr>
+                <w:rFonts w:ascii="Arial" w:hAnsi="Arial" w:cs="Arial"/>
+                <w:sz w:val="16"/>
+                <w:szCs w:val="16"/>
+                <w:lang w:val="ru-RU"/>
+              </w:rPr>
+              <w:t>.</w:t>
+            </w:r>
+            <w:proofErr w:type="gramEnd"/>
+            <w:r>
+              <w:rPr>
+                <w:rFonts w:ascii="Arial" w:hAnsi="Arial" w:cs="Arial"/>
+                <w:sz w:val="16"/>
+                <w:szCs w:val="16"/>
+                <w:lang w:val="ru-RU"/>
+              </w:rPr>
+              <w:t xml:space="preserve"> </w:t>
+            </w:r>
+            <w:r>
+              <w:rPr>
+                <w:rFonts w:ascii="Arial" w:hAnsi="Arial" w:cs="Arial"/>
+                <w:sz w:val="16"/>
+                <w:szCs w:val="16"/>
+                <w:lang w:val="ru-RU"/>
+              </w:rPr>
+              <w:t>арестована 01.10.1938</w:t>
+            </w:r>
+            <w:r>
+              <w:rPr>
+                <w:rFonts w:ascii="Arial" w:hAnsi="Arial" w:cs="Arial"/>
+                <w:sz w:val="16"/>
+                <w:szCs w:val="16"/>
+                <w:lang w:val="ru-RU"/>
+              </w:rPr>
+              <w:t xml:space="preserve">. Осуждение: 1 октября 1938 г. </w:t>
+            </w:r>
+            <w:r>
+              <w:rPr>
+                <w:rFonts w:ascii="Arial" w:hAnsi="Arial" w:cs="Arial"/>
+                <w:sz w:val="16"/>
+                <w:szCs w:val="16"/>
+                <w:lang w:val="ru-RU"/>
+              </w:rPr>
+              <w:t>Приговор: ВМН</w:t>
+            </w:r>
             <w:r>
               <w:rPr>
                 <w:rFonts w:ascii="Arial" w:hAnsi="Arial" w:cs="Arial"/>
@@ -2404,42 +2927,6 @@
                 <w:szCs w:val="16"/>
                 <w:lang w:val="ru-RU"/>
               </w:rPr>
-              <w:t>арестована 01.10.1938</w:t>
-            </w:r>
-            <w:r>
-              <w:rPr>
-                <w:rFonts w:ascii="Arial" w:hAnsi="Arial" w:cs="Arial"/>
-                <w:sz w:val="16"/>
-                <w:szCs w:val="16"/>
-                <w:lang w:val="ru-RU"/>
-              </w:rPr>
-              <w:t xml:space="preserve">. Осуждение: 1 октября 1938 г. </w:t>
-            </w:r>
-            <w:r>
-              <w:rPr>
-                <w:rFonts w:ascii="Arial" w:hAnsi="Arial" w:cs="Arial"/>
-                <w:sz w:val="16"/>
-                <w:szCs w:val="16"/>
-                <w:lang w:val="ru-RU"/>
-              </w:rPr>
-              <w:t>Приговор: ВМН</w:t>
-            </w:r>
-            <w:r>
-              <w:rPr>
-                <w:rFonts w:ascii="Arial" w:hAnsi="Arial" w:cs="Arial"/>
-                <w:sz w:val="16"/>
-                <w:szCs w:val="16"/>
-                <w:lang w:val="ru-RU"/>
-              </w:rPr>
-              <w:t xml:space="preserve">. </w:t>
-            </w:r>
-            <w:r>
-              <w:rPr>
-                <w:rFonts w:ascii="Arial" w:hAnsi="Arial" w:cs="Arial"/>
-                <w:sz w:val="16"/>
-                <w:szCs w:val="16"/>
-                <w:lang w:val="ru-RU"/>
-              </w:rPr>
               <w:t>Расстреляна</w:t>
             </w:r>
             <w:r>
@@ -2449,7 +2936,27 @@
                 <w:szCs w:val="16"/>
                 <w:lang w:val="ru-RU"/>
               </w:rPr>
-              <w:t>. Место захоронения: Мендурское кладбище</w:t>
+              <w:t xml:space="preserve">. Место захоронения: </w:t>
+            </w:r>
+            <w:proofErr w:type="spellStart"/>
+            <w:r>
+              <w:rPr>
+                <w:rFonts w:ascii="Arial" w:hAnsi="Arial" w:cs="Arial"/>
+                <w:sz w:val="16"/>
+                <w:szCs w:val="16"/>
+                <w:lang w:val="ru-RU"/>
+              </w:rPr>
+              <w:t>Мендурское</w:t>
+            </w:r>
+            <w:proofErr w:type="spellEnd"/>
+            <w:r>
+              <w:rPr>
+                <w:rFonts w:ascii="Arial" w:hAnsi="Arial" w:cs="Arial"/>
+                <w:sz w:val="16"/>
+                <w:szCs w:val="16"/>
+                <w:lang w:val="ru-RU"/>
+              </w:rPr>
+              <w:t xml:space="preserve"> кладбище</w:t>
             </w:r>
           </w:p>
           <w:p>
@@ -2602,7 +3109,87 @@
                 <w:szCs w:val="16"/>
                 <w:lang w:val="ru-RU"/>
               </w:rPr>
-              <w:t>1914 г.р., м.р.: Кировская обл., Николаевский р-н, д. Карагайцы, удмуртка, заключенная, на полевых работах в ОЛП-12, прож.: Ухтижемлаг НКВД</w:t>
+              <w:t xml:space="preserve">1914 г.р., </w:t>
+            </w:r>
+            <w:proofErr w:type="spellStart"/>
+            <w:r>
+              <w:rPr>
+                <w:rFonts w:ascii="Arial" w:hAnsi="Arial" w:cs="Arial"/>
+                <w:sz w:val="16"/>
+                <w:szCs w:val="16"/>
+                <w:lang w:val="ru-RU"/>
+              </w:rPr>
+              <w:t>м.р</w:t>
+            </w:r>
+            <w:proofErr w:type="spellEnd"/>
+            <w:r>
+              <w:rPr>
+                <w:rFonts w:ascii="Arial" w:hAnsi="Arial" w:cs="Arial"/>
+                <w:sz w:val="16"/>
+                <w:szCs w:val="16"/>
+                <w:lang w:val="ru-RU"/>
+              </w:rPr>
+              <w:t xml:space="preserve">.: Кировская обл., Николаевский р-н, д. </w:t>
+            </w:r>
+            <w:proofErr w:type="spellStart"/>
+            <w:r>
+              <w:rPr>
+                <w:rFonts w:ascii="Arial" w:hAnsi="Arial" w:cs="Arial"/>
+                <w:sz w:val="16"/>
+                <w:szCs w:val="16"/>
+                <w:lang w:val="ru-RU"/>
+              </w:rPr>
+              <w:t>Карагайцы</w:t>
+            </w:r>
+            <w:proofErr w:type="spellEnd"/>
+            <w:r>
+              <w:rPr>
+                <w:rFonts w:ascii="Arial" w:hAnsi="Arial" w:cs="Arial"/>
+                <w:sz w:val="16"/>
+                <w:szCs w:val="16"/>
+                <w:lang w:val="ru-RU"/>
+              </w:rPr>
+              <w:t xml:space="preserve">, удмуртка, заключенная, на полевых работах в ОЛП-12, </w:t>
+            </w:r>
+            <w:proofErr w:type="spellStart"/>
+            <w:r>
+              <w:rPr>
+                <w:rFonts w:ascii="Arial" w:hAnsi="Arial" w:cs="Arial"/>
+                <w:sz w:val="16"/>
+                <w:szCs w:val="16"/>
+                <w:lang w:val="ru-RU"/>
+              </w:rPr>
+              <w:t>прож</w:t>
+            </w:r>
+            <w:proofErr w:type="spellEnd"/>
+            <w:r>
+              <w:rPr>
+                <w:rFonts w:ascii="Arial" w:hAnsi="Arial" w:cs="Arial"/>
+                <w:sz w:val="16"/>
+                <w:szCs w:val="16"/>
+                <w:lang w:val="ru-RU"/>
+              </w:rPr>
+              <w:t xml:space="preserve">.: </w:t>
+            </w:r>
+            <w:proofErr w:type="spellStart"/>
+            <w:r>
+              <w:rPr>
+                <w:rFonts w:ascii="Arial" w:hAnsi="Arial" w:cs="Arial"/>
+                <w:sz w:val="16"/>
+                <w:szCs w:val="16"/>
+                <w:lang w:val="ru-RU"/>
+              </w:rPr>
+              <w:t>Ухтижемлаг</w:t>
+            </w:r>
+            <w:proofErr w:type="spellEnd"/>
+            <w:r>
+              <w:rPr>
+                <w:rFonts w:ascii="Arial" w:hAnsi="Arial" w:cs="Arial"/>
+                <w:sz w:val="16"/>
+                <w:szCs w:val="16"/>
+                <w:lang w:val="ru-RU"/>
+              </w:rPr>
+              <w:t xml:space="preserve"> НКВД</w:t>
             </w:r>
           </w:p>
           <w:p>
@@ -2625,7 +3212,47 @@
                 <w:szCs w:val="16"/>
                 <w:lang w:val="ru-RU"/>
               </w:rPr>
-              <w:t>арестована 02.07.1941. Обвинение: ст. 58-14 УК РСФСР. Приговор: судебной коллегией по уголовным делам Верховного суда Коми АССР при Ухтижемлаге НКВД, 13.08.1941</w:t>
+              <w:t xml:space="preserve">арестована 02.07.1941. Обвинение: ст. </w:t>
+            </w:r>
+            <w:proofErr w:type="gramStart"/>
+            <w:r>
+              <w:rPr>
+                <w:rFonts w:ascii="Arial" w:hAnsi="Arial" w:cs="Arial"/>
+                <w:sz w:val="16"/>
+                <w:szCs w:val="16"/>
+                <w:lang w:val="ru-RU"/>
+              </w:rPr>
+              <w:t>58-14</w:t>
+            </w:r>
+            <w:proofErr w:type="gramEnd"/>
+            <w:r>
+              <w:rPr>
+                <w:rFonts w:ascii="Arial" w:hAnsi="Arial" w:cs="Arial"/>
+                <w:sz w:val="16"/>
+                <w:szCs w:val="16"/>
+                <w:lang w:val="ru-RU"/>
+              </w:rPr>
+              <w:t xml:space="preserve"> УК РСФСР. Приговор: судебной коллегией по уголовным делам Верховного суда Коми АССР при </w:t>
+            </w:r>
+            <w:proofErr w:type="spellStart"/>
+            <w:r>
+              <w:rPr>
+                <w:rFonts w:ascii="Arial" w:hAnsi="Arial" w:cs="Arial"/>
+                <w:sz w:val="16"/>
+                <w:szCs w:val="16"/>
+                <w:lang w:val="ru-RU"/>
+              </w:rPr>
+              <w:t>Ухтижемлаге</w:t>
+            </w:r>
+            <w:proofErr w:type="spellEnd"/>
+            <w:r>
+              <w:rPr>
+                <w:rFonts w:ascii="Arial" w:hAnsi="Arial" w:cs="Arial"/>
+                <w:sz w:val="16"/>
+                <w:szCs w:val="16"/>
+                <w:lang w:val="ru-RU"/>
+              </w:rPr>
+              <w:t xml:space="preserve"> НКВД, 13.08.1941</w:t>
             </w:r>
             <w:r>
               <w:rPr>
@@ -2663,7 +3290,27 @@
                 <w:szCs w:val="16"/>
                 <w:lang w:val="ru-RU"/>
               </w:rPr>
-              <w:t>Источник: Книга памяти Республики Коми , т.7, ч.2;</w:t>
+              <w:t xml:space="preserve">Источник: Книга памяти Республики </w:t>
+            </w:r>
+            <w:proofErr w:type="gramStart"/>
+            <w:r>
+              <w:rPr>
+                <w:rFonts w:ascii="Arial" w:hAnsi="Arial" w:cs="Arial"/>
+                <w:sz w:val="16"/>
+                <w:szCs w:val="16"/>
+                <w:lang w:val="ru-RU"/>
+              </w:rPr>
+              <w:t>Коми ,</w:t>
+            </w:r>
+            <w:proofErr w:type="gramEnd"/>
+            <w:r>
+              <w:rPr>
+                <w:rFonts w:ascii="Arial" w:hAnsi="Arial" w:cs="Arial"/>
+                <w:sz w:val="16"/>
+                <w:szCs w:val="16"/>
+                <w:lang w:val="ru-RU"/>
+              </w:rPr>
+              <w:t xml:space="preserve"> т.7, ч.2;</w:t>
             </w:r>
             <w:r>
               <w:rPr>
@@ -2784,7 +3431,107 @@
                 <w:szCs w:val="16"/>
                 <w:lang w:val="ru-RU"/>
               </w:rPr>
-              <w:t>1896 г.р., м.р.: Марийская АССР, Горномарийский р-н, д. Важнанер, марийка, заключенная Севжелдорлага, арестована 31.05.1940. Обвинение: ст. 58-10 ч.1, 58-14 УК РСФСР. Приговор: Верховный суд Коми АССР, 13.06.1940</w:t>
+              <w:t xml:space="preserve">1896 г.р., </w:t>
+            </w:r>
+            <w:proofErr w:type="spellStart"/>
+            <w:r>
+              <w:rPr>
+                <w:rFonts w:ascii="Arial" w:hAnsi="Arial" w:cs="Arial"/>
+                <w:sz w:val="16"/>
+                <w:szCs w:val="16"/>
+                <w:lang w:val="ru-RU"/>
+              </w:rPr>
+              <w:t>м.р</w:t>
+            </w:r>
+            <w:proofErr w:type="spellEnd"/>
+            <w:r>
+              <w:rPr>
+                <w:rFonts w:ascii="Arial" w:hAnsi="Arial" w:cs="Arial"/>
+                <w:sz w:val="16"/>
+                <w:szCs w:val="16"/>
+                <w:lang w:val="ru-RU"/>
+              </w:rPr>
+              <w:t xml:space="preserve">.: Марийская АССР, Горномарийский р-н, д. </w:t>
+            </w:r>
+            <w:proofErr w:type="spellStart"/>
+            <w:r>
+              <w:rPr>
+                <w:rFonts w:ascii="Arial" w:hAnsi="Arial" w:cs="Arial"/>
+                <w:sz w:val="16"/>
+                <w:szCs w:val="16"/>
+                <w:lang w:val="ru-RU"/>
+              </w:rPr>
+              <w:t>Важнанер</w:t>
+            </w:r>
+            <w:proofErr w:type="spellEnd"/>
+            <w:r>
+              <w:rPr>
+                <w:rFonts w:ascii="Arial" w:hAnsi="Arial" w:cs="Arial"/>
+                <w:sz w:val="16"/>
+                <w:szCs w:val="16"/>
+                <w:lang w:val="ru-RU"/>
+              </w:rPr>
+              <w:t xml:space="preserve">, марийка, заключенная </w:t>
+            </w:r>
+            <w:proofErr w:type="spellStart"/>
+            <w:r>
+              <w:rPr>
+                <w:rFonts w:ascii="Arial" w:hAnsi="Arial" w:cs="Arial"/>
+                <w:sz w:val="16"/>
+                <w:szCs w:val="16"/>
+                <w:lang w:val="ru-RU"/>
+              </w:rPr>
+              <w:t>Севжелдорлага</w:t>
+            </w:r>
+            <w:proofErr w:type="spellEnd"/>
+            <w:r>
+              <w:rPr>
+                <w:rFonts w:ascii="Arial" w:hAnsi="Arial" w:cs="Arial"/>
+                <w:sz w:val="16"/>
+                <w:szCs w:val="16"/>
+                <w:lang w:val="ru-RU"/>
+              </w:rPr>
+              <w:t xml:space="preserve">, арестована 31.05.1940. Обвинение: ст. </w:t>
+            </w:r>
+            <w:proofErr w:type="gramStart"/>
+            <w:r>
+              <w:rPr>
+                <w:rFonts w:ascii="Arial" w:hAnsi="Arial" w:cs="Arial"/>
+                <w:sz w:val="16"/>
+                <w:szCs w:val="16"/>
+                <w:lang w:val="ru-RU"/>
+              </w:rPr>
+              <w:t>58-10</w:t>
+            </w:r>
+            <w:proofErr w:type="gramEnd"/>
+            <w:r>
+              <w:rPr>
+                <w:rFonts w:ascii="Arial" w:hAnsi="Arial" w:cs="Arial"/>
+                <w:sz w:val="16"/>
+                <w:szCs w:val="16"/>
+                <w:lang w:val="ru-RU"/>
+              </w:rPr>
+              <w:t xml:space="preserve"> ч.1, </w:t>
+            </w:r>
+            <w:proofErr w:type="gramStart"/>
+            <w:r>
+              <w:rPr>
+                <w:rFonts w:ascii="Arial" w:hAnsi="Arial" w:cs="Arial"/>
+                <w:sz w:val="16"/>
+                <w:szCs w:val="16"/>
+                <w:lang w:val="ru-RU"/>
+              </w:rPr>
+              <w:t>58-14</w:t>
+            </w:r>
+            <w:proofErr w:type="gramEnd"/>
+            <w:r>
+              <w:rPr>
+                <w:rFonts w:ascii="Arial" w:hAnsi="Arial" w:cs="Arial"/>
+                <w:sz w:val="16"/>
+                <w:szCs w:val="16"/>
+                <w:lang w:val="ru-RU"/>
+              </w:rPr>
+              <w:t xml:space="preserve"> УК РСФСР. Приговор: Верховный суд Коми АССР, 13.06.1940</w:t>
             </w:r>
             <w:r>
               <w:rPr>
@@ -2822,7 +3569,27 @@
                 <w:szCs w:val="16"/>
                 <w:lang w:val="ru-RU"/>
               </w:rPr>
-              <w:t>Источник: Книга памяти Республики Коми , т.2;</w:t>
+              <w:t xml:space="preserve">Источник: Книга памяти Республики </w:t>
+            </w:r>
+            <w:proofErr w:type="gramStart"/>
+            <w:r>
+              <w:rPr>
+                <w:rFonts w:ascii="Arial" w:hAnsi="Arial" w:cs="Arial"/>
+                <w:sz w:val="16"/>
+                <w:szCs w:val="16"/>
+                <w:lang w:val="ru-RU"/>
+              </w:rPr>
+              <w:t>Коми ,</w:t>
+            </w:r>
+            <w:proofErr w:type="gramEnd"/>
+            <w:r>
+              <w:rPr>
+                <w:rFonts w:ascii="Arial" w:hAnsi="Arial" w:cs="Arial"/>
+                <w:sz w:val="16"/>
+                <w:szCs w:val="16"/>
+                <w:lang w:val="ru-RU"/>
+              </w:rPr>
+              <w:t xml:space="preserve"> т.2;</w:t>
             </w:r>
             <w:r>
               <w:rPr>
@@ -2957,7 +3724,47 @@
                 <w:szCs w:val="16"/>
                 <w:lang w:val="ru-RU"/>
               </w:rPr>
-              <w:t>в 1890 г., д. Изикино Горномарийского района Марийской АССР; марийка, БОЗ.Арестована 1 июня 1938 г. Приговор: расстреляна.</w:t>
+              <w:t xml:space="preserve">в 1890 г., д. </w:t>
+            </w:r>
+            <w:proofErr w:type="spellStart"/>
+            <w:r>
+              <w:rPr>
+                <w:rFonts w:ascii="Arial" w:hAnsi="Arial" w:cs="Arial"/>
+                <w:sz w:val="16"/>
+                <w:szCs w:val="16"/>
+                <w:lang w:val="ru-RU"/>
+              </w:rPr>
+              <w:t>Изикино</w:t>
+            </w:r>
+            <w:proofErr w:type="spellEnd"/>
+            <w:r>
+              <w:rPr>
+                <w:rFonts w:ascii="Arial" w:hAnsi="Arial" w:cs="Arial"/>
+                <w:sz w:val="16"/>
+                <w:szCs w:val="16"/>
+                <w:lang w:val="ru-RU"/>
+              </w:rPr>
+              <w:t xml:space="preserve"> Горномарийского района Марийской АССР; марийка, </w:t>
+            </w:r>
+            <w:proofErr w:type="spellStart"/>
+            <w:r>
+              <w:rPr>
+                <w:rFonts w:ascii="Arial" w:hAnsi="Arial" w:cs="Arial"/>
+                <w:sz w:val="16"/>
+                <w:szCs w:val="16"/>
+                <w:lang w:val="ru-RU"/>
+              </w:rPr>
+              <w:t>БОЗ.Арестована</w:t>
+            </w:r>
+            <w:proofErr w:type="spellEnd"/>
+            <w:r>
+              <w:rPr>
+                <w:rFonts w:ascii="Arial" w:hAnsi="Arial" w:cs="Arial"/>
+                <w:sz w:val="16"/>
+                <w:szCs w:val="16"/>
+                <w:lang w:val="ru-RU"/>
+              </w:rPr>
+              <w:t xml:space="preserve"> 1 июня 1938 г. Приговор: расстреляна.</w:t>
             </w:r>
           </w:p>
           <w:p>
@@ -3030,6 +3837,7 @@
               </w:rPr>
             </w:pPr>
             <w:hyperlink r:id="rId21" w:history="1">
+              <w:proofErr w:type="spellStart"/>
               <w:r>
                 <w:rPr>
                   <w:rStyle w:val="Hyperlink"/>
@@ -3043,7 +3851,23 @@
                   <w:shd w:val="clear" w:color="auto" w:fill="FFFFFF"/>
                   <w:lang w:val="ru-RU"/>
                 </w:rPr>
-                <w:t>Лукоянова Ольга Николаевна</w:t>
+                <w:t>Лукоянова</w:t>
+              </w:r>
+              <w:proofErr w:type="spellEnd"/>
+              <w:r>
+                <w:rPr>
+                  <w:rStyle w:val="Hyperlink"/>
+                  <w:rFonts w:ascii="Arial" w:hAnsi="Arial" w:cs="Arial"/>
+                  <w:b/>
+                  <w:bCs/>
+                  <w:color w:val="auto"/>
+                  <w:sz w:val="16"/>
+                  <w:szCs w:val="16"/>
+                  <w:bdr w:val="none" w:sz="0" w:space="0" w:color="auto" w:frame="1"/>
+                  <w:shd w:val="clear" w:color="auto" w:fill="FFFFFF"/>
+                  <w:lang w:val="ru-RU"/>
+                </w:rPr>
+                <w:t xml:space="preserve"> Ольга Николаевна</w:t>
               </w:r>
             </w:hyperlink>
             <w:r>
@@ -3098,7 +3922,27 @@
                 <w:szCs w:val="16"/>
                 <w:lang w:val="ru-RU"/>
               </w:rPr>
-              <w:t>1921 г.р., м.р.: Марийская АССР, Горномарийский р-н, с. Отары, марийка, колхозница, арестована 11.09.1941. Приговор: ВМН. Расстреляна</w:t>
+              <w:t xml:space="preserve">1921 г.р., </w:t>
+            </w:r>
+            <w:proofErr w:type="spellStart"/>
+            <w:r>
+              <w:rPr>
+                <w:rFonts w:ascii="Arial" w:hAnsi="Arial" w:cs="Arial"/>
+                <w:sz w:val="16"/>
+                <w:szCs w:val="16"/>
+                <w:lang w:val="ru-RU"/>
+              </w:rPr>
+              <w:t>м.р</w:t>
+            </w:r>
+            <w:proofErr w:type="spellEnd"/>
+            <w:r>
+              <w:rPr>
+                <w:rFonts w:ascii="Arial" w:hAnsi="Arial" w:cs="Arial"/>
+                <w:sz w:val="16"/>
+                <w:szCs w:val="16"/>
+                <w:lang w:val="ru-RU"/>
+              </w:rPr>
+              <w:t>.: Марийская АССР, Горномарийский р-н, с. Отары, марийка, колхозница, арестована 11.09.1941. Приговор: ВМН. Расстреляна</w:t>
             </w:r>
           </w:p>
           <w:p>
@@ -3121,7 +3965,27 @@
                 <w:szCs w:val="16"/>
                 <w:lang w:val="ru-RU"/>
               </w:rPr>
-              <w:t>Источник: Книга памяти Республики Марий Эл , т.3;</w:t>
+              <w:t xml:space="preserve">Источник: Книга памяти Республики Марий </w:t>
+            </w:r>
+            <w:proofErr w:type="gramStart"/>
+            <w:r>
+              <w:rPr>
+                <w:rFonts w:ascii="Arial" w:hAnsi="Arial" w:cs="Arial"/>
+                <w:sz w:val="16"/>
+                <w:szCs w:val="16"/>
+                <w:lang w:val="ru-RU"/>
+              </w:rPr>
+              <w:t>Эл ,</w:t>
+            </w:r>
+            <w:proofErr w:type="gramEnd"/>
+            <w:r>
+              <w:rPr>
+                <w:rFonts w:ascii="Arial" w:hAnsi="Arial" w:cs="Arial"/>
+                <w:sz w:val="16"/>
+                <w:szCs w:val="16"/>
+                <w:lang w:val="ru-RU"/>
+              </w:rPr>
+              <w:t xml:space="preserve"> т.3;</w:t>
             </w:r>
             <w:r>
               <w:rPr>
@@ -3242,7 +4106,47 @@
                 <w:szCs w:val="16"/>
                 <w:lang w:val="ru-RU"/>
               </w:rPr>
-              <w:t>1907 г.р., м.р.: Марийская АССР, Горномарийский р-н, д. Ширгиял, марийка, артистка театра, арестована 29.10.1938. Приговор: ВМН</w:t>
+              <w:t xml:space="preserve">1907 г.р., </w:t>
+            </w:r>
+            <w:proofErr w:type="spellStart"/>
+            <w:r>
+              <w:rPr>
+                <w:rFonts w:ascii="Arial" w:hAnsi="Arial" w:cs="Arial"/>
+                <w:sz w:val="16"/>
+                <w:szCs w:val="16"/>
+                <w:lang w:val="ru-RU"/>
+              </w:rPr>
+              <w:t>м.р</w:t>
+            </w:r>
+            <w:proofErr w:type="spellEnd"/>
+            <w:r>
+              <w:rPr>
+                <w:rFonts w:ascii="Arial" w:hAnsi="Arial" w:cs="Arial"/>
+                <w:sz w:val="16"/>
+                <w:szCs w:val="16"/>
+                <w:lang w:val="ru-RU"/>
+              </w:rPr>
+              <w:t xml:space="preserve">.: Марийская АССР, Горномарийский р-н, д. </w:t>
+            </w:r>
+            <w:proofErr w:type="spellStart"/>
+            <w:r>
+              <w:rPr>
+                <w:rFonts w:ascii="Arial" w:hAnsi="Arial" w:cs="Arial"/>
+                <w:sz w:val="16"/>
+                <w:szCs w:val="16"/>
+                <w:lang w:val="ru-RU"/>
+              </w:rPr>
+              <w:t>Ширгиял</w:t>
+            </w:r>
+            <w:proofErr w:type="spellEnd"/>
+            <w:r>
+              <w:rPr>
+                <w:rFonts w:ascii="Arial" w:hAnsi="Arial" w:cs="Arial"/>
+                <w:sz w:val="16"/>
+                <w:szCs w:val="16"/>
+                <w:lang w:val="ru-RU"/>
+              </w:rPr>
+              <w:t>, марийка, артистка театра, арестована 29.10.1938. Приговор: ВМН</w:t>
             </w:r>
           </w:p>
           <w:p>
@@ -3409,7 +4313,47 @@
                 <w:szCs w:val="16"/>
                 <w:lang w:val="ru-RU"/>
               </w:rPr>
-              <w:t>1900 г.р., м.р.: Марийская АССР, Ронгинский р-н, д. Семейкино, марийка, колхозница, арестована 29.06.1938. Приговор: ВМН. Расстреляна</w:t>
+              <w:t xml:space="preserve">1900 г.р., </w:t>
+            </w:r>
+            <w:proofErr w:type="spellStart"/>
+            <w:r>
+              <w:rPr>
+                <w:rFonts w:ascii="Arial" w:hAnsi="Arial" w:cs="Arial"/>
+                <w:sz w:val="16"/>
+                <w:szCs w:val="16"/>
+                <w:lang w:val="ru-RU"/>
+              </w:rPr>
+              <w:t>м.р</w:t>
+            </w:r>
+            <w:proofErr w:type="spellEnd"/>
+            <w:r>
+              <w:rPr>
+                <w:rFonts w:ascii="Arial" w:hAnsi="Arial" w:cs="Arial"/>
+                <w:sz w:val="16"/>
+                <w:szCs w:val="16"/>
+                <w:lang w:val="ru-RU"/>
+              </w:rPr>
+              <w:t xml:space="preserve">.: Марийская АССР, </w:t>
+            </w:r>
+            <w:proofErr w:type="spellStart"/>
+            <w:r>
+              <w:rPr>
+                <w:rFonts w:ascii="Arial" w:hAnsi="Arial" w:cs="Arial"/>
+                <w:sz w:val="16"/>
+                <w:szCs w:val="16"/>
+                <w:lang w:val="ru-RU"/>
+              </w:rPr>
+              <w:t>Ронгинский</w:t>
+            </w:r>
+            <w:proofErr w:type="spellEnd"/>
+            <w:r>
+              <w:rPr>
+                <w:rFonts w:ascii="Arial" w:hAnsi="Arial" w:cs="Arial"/>
+                <w:sz w:val="16"/>
+                <w:szCs w:val="16"/>
+                <w:lang w:val="ru-RU"/>
+              </w:rPr>
+              <w:t xml:space="preserve"> р-н, д. Семейкино, марийка, колхозница, арестована 29.06.1938. Приговор: ВМН. Расстреляна</w:t>
             </w:r>
           </w:p>
           <w:p>
@@ -3553,7 +4497,47 @@
                 <w:szCs w:val="16"/>
                 <w:lang w:val="ru-RU"/>
               </w:rPr>
-              <w:t>1905 г.р., м.р.: Марийская АССР, Мари-Турекский р-н, д. Мари-Китня, марийка, крестьянка, арестована 09.07.1930. Приговор: ВМН. Расстреляна</w:t>
+              <w:t xml:space="preserve">1905 г.р., </w:t>
+            </w:r>
+            <w:proofErr w:type="spellStart"/>
+            <w:r>
+              <w:rPr>
+                <w:rFonts w:ascii="Arial" w:hAnsi="Arial" w:cs="Arial"/>
+                <w:sz w:val="16"/>
+                <w:szCs w:val="16"/>
+                <w:lang w:val="ru-RU"/>
+              </w:rPr>
+              <w:t>м.р</w:t>
+            </w:r>
+            <w:proofErr w:type="spellEnd"/>
+            <w:r>
+              <w:rPr>
+                <w:rFonts w:ascii="Arial" w:hAnsi="Arial" w:cs="Arial"/>
+                <w:sz w:val="16"/>
+                <w:szCs w:val="16"/>
+                <w:lang w:val="ru-RU"/>
+              </w:rPr>
+              <w:t>.: Марийская АССР, Мари-Турекский р-н, д. Мари-</w:t>
+            </w:r>
+            <w:proofErr w:type="spellStart"/>
+            <w:r>
+              <w:rPr>
+                <w:rFonts w:ascii="Arial" w:hAnsi="Arial" w:cs="Arial"/>
+                <w:sz w:val="16"/>
+                <w:szCs w:val="16"/>
+                <w:lang w:val="ru-RU"/>
+              </w:rPr>
+              <w:t>Китня</w:t>
+            </w:r>
+            <w:proofErr w:type="spellEnd"/>
+            <w:r>
+              <w:rPr>
+                <w:rFonts w:ascii="Arial" w:hAnsi="Arial" w:cs="Arial"/>
+                <w:sz w:val="16"/>
+                <w:szCs w:val="16"/>
+                <w:lang w:val="ru-RU"/>
+              </w:rPr>
+              <w:t>, марийка, крестьянка, арестована 09.07.1930. Приговор: ВМН. Расстреляна</w:t>
             </w:r>
           </w:p>
           <w:p>
@@ -3697,7 +4681,47 @@
                 <w:szCs w:val="16"/>
                 <w:lang w:val="ru-RU"/>
               </w:rPr>
-              <w:t>1914 г.р., м.р.: Удмуртская АССР, Кезский р-н, д. Полом, удмуртка, образование: специальное. Школа ФЗО 4, кастелянша, прож.: г. Ижевск</w:t>
+              <w:t xml:space="preserve">1914 г.р., </w:t>
+            </w:r>
+            <w:proofErr w:type="spellStart"/>
+            <w:r>
+              <w:rPr>
+                <w:rFonts w:ascii="Arial" w:hAnsi="Arial" w:cs="Arial"/>
+                <w:sz w:val="16"/>
+                <w:szCs w:val="16"/>
+                <w:lang w:val="ru-RU"/>
+              </w:rPr>
+              <w:t>м.р</w:t>
+            </w:r>
+            <w:proofErr w:type="spellEnd"/>
+            <w:r>
+              <w:rPr>
+                <w:rFonts w:ascii="Arial" w:hAnsi="Arial" w:cs="Arial"/>
+                <w:sz w:val="16"/>
+                <w:szCs w:val="16"/>
+                <w:lang w:val="ru-RU"/>
+              </w:rPr>
+              <w:t xml:space="preserve">.: Удмуртская АССР, Кезский р-н, д. Полом, удмуртка, образование: специальное. Школа ФЗО 4, кастелянша, </w:t>
+            </w:r>
+            <w:proofErr w:type="spellStart"/>
+            <w:r>
+              <w:rPr>
+                <w:rFonts w:ascii="Arial" w:hAnsi="Arial" w:cs="Arial"/>
+                <w:sz w:val="16"/>
+                <w:szCs w:val="16"/>
+                <w:lang w:val="ru-RU"/>
+              </w:rPr>
+              <w:t>прож</w:t>
+            </w:r>
+            <w:proofErr w:type="spellEnd"/>
+            <w:r>
+              <w:rPr>
+                <w:rFonts w:ascii="Arial" w:hAnsi="Arial" w:cs="Arial"/>
+                <w:sz w:val="16"/>
+                <w:szCs w:val="16"/>
+                <w:lang w:val="ru-RU"/>
+              </w:rPr>
+              <w:t>.: г. Ижевск</w:t>
             </w:r>
           </w:p>
           <w:p>
@@ -3761,7 +4785,27 @@
                 <w:szCs w:val="16"/>
                 <w:lang w:val="ru-RU"/>
               </w:rPr>
-              <w:t>Источник: Книга памяти Республики Удмуртия , т.1</w:t>
+              <w:t xml:space="preserve">Источник: Книга памяти Республики </w:t>
+            </w:r>
+            <w:proofErr w:type="gramStart"/>
+            <w:r>
+              <w:rPr>
+                <w:rFonts w:ascii="Arial" w:hAnsi="Arial" w:cs="Arial"/>
+                <w:sz w:val="16"/>
+                <w:szCs w:val="16"/>
+                <w:lang w:val="ru-RU"/>
+              </w:rPr>
+              <w:t>Удмуртия ,</w:t>
+            </w:r>
+            <w:proofErr w:type="gramEnd"/>
+            <w:r>
+              <w:rPr>
+                <w:rFonts w:ascii="Arial" w:hAnsi="Arial" w:cs="Arial"/>
+                <w:sz w:val="16"/>
+                <w:szCs w:val="16"/>
+                <w:lang w:val="ru-RU"/>
+              </w:rPr>
+              <w:t xml:space="preserve"> т.1</w:t>
             </w:r>
             <w:r>
               <w:rPr>
@@ -3891,7 +4935,47 @@
                 <w:szCs w:val="16"/>
                 <w:lang w:val="ru-RU"/>
               </w:rPr>
-              <w:t>1909 г.р., м.р.: Татарская АССР, Балтасинский р-н, д. Б. Лызя, удмуртка, образование: малограмотная, арестована 21.01.1942. Приговор: 12.09.1942</w:t>
+              <w:t xml:space="preserve">1909 г.р., </w:t>
+            </w:r>
+            <w:proofErr w:type="spellStart"/>
+            <w:r>
+              <w:rPr>
+                <w:rFonts w:ascii="Arial" w:hAnsi="Arial" w:cs="Arial"/>
+                <w:sz w:val="16"/>
+                <w:szCs w:val="16"/>
+                <w:lang w:val="ru-RU"/>
+              </w:rPr>
+              <w:t>м.р</w:t>
+            </w:r>
+            <w:proofErr w:type="spellEnd"/>
+            <w:r>
+              <w:rPr>
+                <w:rFonts w:ascii="Arial" w:hAnsi="Arial" w:cs="Arial"/>
+                <w:sz w:val="16"/>
+                <w:szCs w:val="16"/>
+                <w:lang w:val="ru-RU"/>
+              </w:rPr>
+              <w:t xml:space="preserve">.: Татарская АССР, Балтасинский р-н, д. Б. </w:t>
+            </w:r>
+            <w:proofErr w:type="spellStart"/>
+            <w:r>
+              <w:rPr>
+                <w:rFonts w:ascii="Arial" w:hAnsi="Arial" w:cs="Arial"/>
+                <w:sz w:val="16"/>
+                <w:szCs w:val="16"/>
+                <w:lang w:val="ru-RU"/>
+              </w:rPr>
+              <w:t>Лызя</w:t>
+            </w:r>
+            <w:proofErr w:type="spellEnd"/>
+            <w:r>
+              <w:rPr>
+                <w:rFonts w:ascii="Arial" w:hAnsi="Arial" w:cs="Arial"/>
+                <w:sz w:val="16"/>
+                <w:szCs w:val="16"/>
+                <w:lang w:val="ru-RU"/>
+              </w:rPr>
+              <w:t>, удмуртка, образование: малограмотная, арестована 21.01.1942. Приговор: 12.09.1942</w:t>
             </w:r>
             <w:r>
               <w:rPr>
@@ -3932,7 +5016,27 @@
                 <w:szCs w:val="16"/>
                 <w:lang w:val="ru-RU"/>
               </w:rPr>
-              <w:t>Источник: Книга памяти Республики Удмуртия , т.1;</w:t>
+              <w:t xml:space="preserve">Источник: Книга памяти Республики </w:t>
+            </w:r>
+            <w:proofErr w:type="gramStart"/>
+            <w:r>
+              <w:rPr>
+                <w:rFonts w:ascii="Arial" w:hAnsi="Arial" w:cs="Arial"/>
+                <w:sz w:val="16"/>
+                <w:szCs w:val="16"/>
+                <w:lang w:val="ru-RU"/>
+              </w:rPr>
+              <w:t>Удмуртия ,</w:t>
+            </w:r>
+            <w:proofErr w:type="gramEnd"/>
+            <w:r>
+              <w:rPr>
+                <w:rFonts w:ascii="Arial" w:hAnsi="Arial" w:cs="Arial"/>
+                <w:sz w:val="16"/>
+                <w:szCs w:val="16"/>
+                <w:lang w:val="ru-RU"/>
+              </w:rPr>
+              <w:t xml:space="preserve"> т.1;</w:t>
             </w:r>
             <w:r>
               <w:rPr>
@@ -3987,6 +5091,7 @@
               </w:rPr>
             </w:pPr>
             <w:hyperlink r:id="rId33" w:history="1">
+              <w:proofErr w:type="spellStart"/>
               <w:r>
                 <w:rPr>
                   <w:rStyle w:val="Hyperlink"/>
@@ -4000,8 +5105,41 @@
                   <w:shd w:val="clear" w:color="auto" w:fill="FFFFFF"/>
                   <w:lang w:val="ru-RU"/>
                 </w:rPr>
-                <w:t>Тимиргалина Шарифа Тимиргазиевна</w:t>
+                <w:t>Тимиргалина</w:t>
               </w:r>
+              <w:proofErr w:type="spellEnd"/>
+              <w:r>
+                <w:rPr>
+                  <w:rStyle w:val="Hyperlink"/>
+                  <w:rFonts w:ascii="Arial" w:hAnsi="Arial" w:cs="Arial"/>
+                  <w:b/>
+                  <w:bCs/>
+                  <w:color w:val="auto"/>
+                  <w:sz w:val="16"/>
+                  <w:szCs w:val="16"/>
+                  <w:bdr w:val="none" w:sz="0" w:space="0" w:color="auto" w:frame="1"/>
+                  <w:shd w:val="clear" w:color="auto" w:fill="FFFFFF"/>
+                  <w:lang w:val="ru-RU"/>
+                </w:rPr>
+                <w:t xml:space="preserve"> Шарифа </w:t>
+              </w:r>
+              <w:proofErr w:type="spellStart"/>
+              <w:r>
+                <w:rPr>
+                  <w:rStyle w:val="Hyperlink"/>
+                  <w:rFonts w:ascii="Arial" w:hAnsi="Arial" w:cs="Arial"/>
+                  <w:b/>
+                  <w:bCs/>
+                  <w:color w:val="auto"/>
+                  <w:sz w:val="16"/>
+                  <w:szCs w:val="16"/>
+                  <w:bdr w:val="none" w:sz="0" w:space="0" w:color="auto" w:frame="1"/>
+                  <w:shd w:val="clear" w:color="auto" w:fill="FFFFFF"/>
+                  <w:lang w:val="ru-RU"/>
+                </w:rPr>
+                <w:t>Тимиргазиевна</w:t>
+              </w:r>
+              <w:proofErr w:type="spellEnd"/>
             </w:hyperlink>
             <w:r>
               <w:rPr>
@@ -4055,7 +5193,47 @@
                 <w:szCs w:val="16"/>
                 <w:lang w:val="ru-RU"/>
               </w:rPr>
-              <w:t>1910 г.р., м.р.: Оренбургская губ., Челябинский уезд, д. Канзафарово, башкирка, из крестьян, образование: неполное среднее, член ВКП(б)</w:t>
+              <w:t xml:space="preserve">1910 г.р., </w:t>
+            </w:r>
+            <w:proofErr w:type="spellStart"/>
+            <w:r>
+              <w:rPr>
+                <w:rFonts w:ascii="Arial" w:hAnsi="Arial" w:cs="Arial"/>
+                <w:sz w:val="16"/>
+                <w:szCs w:val="16"/>
+                <w:lang w:val="ru-RU"/>
+              </w:rPr>
+              <w:t>м.р</w:t>
+            </w:r>
+            <w:proofErr w:type="spellEnd"/>
+            <w:r>
+              <w:rPr>
+                <w:rFonts w:ascii="Arial" w:hAnsi="Arial" w:cs="Arial"/>
+                <w:sz w:val="16"/>
+                <w:szCs w:val="16"/>
+                <w:lang w:val="ru-RU"/>
+              </w:rPr>
+              <w:t xml:space="preserve">.: Оренбургская губ., Челябинский уезд, д. </w:t>
+            </w:r>
+            <w:proofErr w:type="spellStart"/>
+            <w:r>
+              <w:rPr>
+                <w:rFonts w:ascii="Arial" w:hAnsi="Arial" w:cs="Arial"/>
+                <w:sz w:val="16"/>
+                <w:szCs w:val="16"/>
+                <w:lang w:val="ru-RU"/>
+              </w:rPr>
+              <w:t>Канзафарово</w:t>
+            </w:r>
+            <w:proofErr w:type="spellEnd"/>
+            <w:r>
+              <w:rPr>
+                <w:rFonts w:ascii="Arial" w:hAnsi="Arial" w:cs="Arial"/>
+                <w:sz w:val="16"/>
+                <w:szCs w:val="16"/>
+                <w:lang w:val="ru-RU"/>
+              </w:rPr>
+              <w:t>, башкирка, из крестьян, образование: неполное среднее, член ВКП(б)</w:t>
             </w:r>
           </w:p>
           <w:p>
@@ -4078,7 +5256,47 @@
                 <w:szCs w:val="16"/>
                 <w:lang w:val="ru-RU"/>
               </w:rPr>
-              <w:t>бывший секретарь ЦК ВЛКСМ, редактор в секторе национальной литературы "Детиздата", депутат Верховного Совета СССР. прож.: г. Москва, Староконюшенный пер., д.19, кв.55. арестована 29.11.1938. Обвинение: в участии в к.-р. буржуазно-националистической организации</w:t>
+              <w:t>бывший секретарь ЦК ВЛКСМ, редактор в секторе национальной литературы "</w:t>
+            </w:r>
+            <w:proofErr w:type="spellStart"/>
+            <w:r>
+              <w:rPr>
+                <w:rFonts w:ascii="Arial" w:hAnsi="Arial" w:cs="Arial"/>
+                <w:sz w:val="16"/>
+                <w:szCs w:val="16"/>
+                <w:lang w:val="ru-RU"/>
+              </w:rPr>
+              <w:t>Детиздата</w:t>
+            </w:r>
+            <w:proofErr w:type="spellEnd"/>
+            <w:r>
+              <w:rPr>
+                <w:rFonts w:ascii="Arial" w:hAnsi="Arial" w:cs="Arial"/>
+                <w:sz w:val="16"/>
+                <w:szCs w:val="16"/>
+                <w:lang w:val="ru-RU"/>
+              </w:rPr>
+              <w:t xml:space="preserve">", депутат Верховного Совета СССР. </w:t>
+            </w:r>
+            <w:proofErr w:type="spellStart"/>
+            <w:r>
+              <w:rPr>
+                <w:rFonts w:ascii="Arial" w:hAnsi="Arial" w:cs="Arial"/>
+                <w:sz w:val="16"/>
+                <w:szCs w:val="16"/>
+                <w:lang w:val="ru-RU"/>
+              </w:rPr>
+              <w:t>прож</w:t>
+            </w:r>
+            <w:proofErr w:type="spellEnd"/>
+            <w:r>
+              <w:rPr>
+                <w:rFonts w:ascii="Arial" w:hAnsi="Arial" w:cs="Arial"/>
+                <w:sz w:val="16"/>
+                <w:szCs w:val="16"/>
+                <w:lang w:val="ru-RU"/>
+              </w:rPr>
+              <w:t>.: г. Москва, Староконюшенный пер., д.19, кв.55. арестована 29.11.1938. Обвинение: в участии в к.-р. буржуазно-националистической организации</w:t>
             </w:r>
           </w:p>
           <w:p>
@@ -4319,7 +5537,27 @@
                 <w:szCs w:val="16"/>
                 <w:lang w:val="ru-RU"/>
               </w:rPr>
-              <w:t>1912 г.р., м.р.: Марийская АССР, г. Йошкар-Ола, марийка, артистка театра, арестована 29.10.1938. Приговор: ВМН. Расстреляна</w:t>
+              <w:t xml:space="preserve">1912 г.р., </w:t>
+            </w:r>
+            <w:proofErr w:type="spellStart"/>
+            <w:r>
+              <w:rPr>
+                <w:rFonts w:ascii="Arial" w:hAnsi="Arial" w:cs="Arial"/>
+                <w:sz w:val="16"/>
+                <w:szCs w:val="16"/>
+                <w:lang w:val="ru-RU"/>
+              </w:rPr>
+              <w:t>м.р</w:t>
+            </w:r>
+            <w:proofErr w:type="spellEnd"/>
+            <w:r>
+              <w:rPr>
+                <w:rFonts w:ascii="Arial" w:hAnsi="Arial" w:cs="Arial"/>
+                <w:sz w:val="16"/>
+                <w:szCs w:val="16"/>
+                <w:lang w:val="ru-RU"/>
+              </w:rPr>
+              <w:t>.: Марийская АССР, г. Йошкар-Ола, марийка, артистка театра, арестована 29.10.1938. Приговор: ВМН. Расстреляна</w:t>
             </w:r>
           </w:p>
           <w:p>
@@ -4392,6 +5630,7 @@
               </w:rPr>
             </w:pPr>
             <w:hyperlink r:id="rId37" w:history="1">
+              <w:proofErr w:type="spellStart"/>
               <w:r>
                 <w:rPr>
                   <w:rStyle w:val="Hyperlink"/>
@@ -4405,7 +5644,23 @@
                   <w:shd w:val="clear" w:color="auto" w:fill="FFFFFF"/>
                   <w:lang w:val="ru-RU"/>
                 </w:rPr>
-                <w:t>Шуракова Мария Николаевна</w:t>
+                <w:t>Шуракова</w:t>
+              </w:r>
+              <w:proofErr w:type="spellEnd"/>
+              <w:r>
+                <w:rPr>
+                  <w:rStyle w:val="Hyperlink"/>
+                  <w:rFonts w:ascii="Arial" w:hAnsi="Arial" w:cs="Arial"/>
+                  <w:b/>
+                  <w:bCs/>
+                  <w:color w:val="auto"/>
+                  <w:sz w:val="16"/>
+                  <w:szCs w:val="16"/>
+                  <w:bdr w:val="none" w:sz="0" w:space="0" w:color="auto" w:frame="1"/>
+                  <w:shd w:val="clear" w:color="auto" w:fill="FFFFFF"/>
+                  <w:lang w:val="ru-RU"/>
+                </w:rPr>
+                <w:t xml:space="preserve"> Мария Николаевна</w:t>
               </w:r>
             </w:hyperlink>
             <w:r>
@@ -4460,7 +5715,87 @@
                 <w:szCs w:val="16"/>
                 <w:lang w:val="ru-RU"/>
               </w:rPr>
-              <w:t>1902 г.р., м.р.: Удмуртская АССР, Малопургинский р-н, д. Верх. Кечево, удмуртка, Из крестьян., образование: малограмотная, прож.: п. Пролетарский, арестована 23.06.1941. Приговор: 19.09.1941</w:t>
+              <w:t xml:space="preserve">1902 г.р., </w:t>
+            </w:r>
+            <w:proofErr w:type="spellStart"/>
+            <w:r>
+              <w:rPr>
+                <w:rFonts w:ascii="Arial" w:hAnsi="Arial" w:cs="Arial"/>
+                <w:sz w:val="16"/>
+                <w:szCs w:val="16"/>
+                <w:lang w:val="ru-RU"/>
+              </w:rPr>
+              <w:t>м.р</w:t>
+            </w:r>
+            <w:proofErr w:type="spellEnd"/>
+            <w:r>
+              <w:rPr>
+                <w:rFonts w:ascii="Arial" w:hAnsi="Arial" w:cs="Arial"/>
+                <w:sz w:val="16"/>
+                <w:szCs w:val="16"/>
+                <w:lang w:val="ru-RU"/>
+              </w:rPr>
+              <w:t xml:space="preserve">.: Удмуртская АССР, Малопургинский р-н, д. Верх. </w:t>
+            </w:r>
+            <w:proofErr w:type="spellStart"/>
+            <w:r>
+              <w:rPr>
+                <w:rFonts w:ascii="Arial" w:hAnsi="Arial" w:cs="Arial"/>
+                <w:sz w:val="16"/>
+                <w:szCs w:val="16"/>
+                <w:lang w:val="ru-RU"/>
+              </w:rPr>
+              <w:t>Кечево</w:t>
+            </w:r>
+            <w:proofErr w:type="spellEnd"/>
+            <w:r>
+              <w:rPr>
+                <w:rFonts w:ascii="Arial" w:hAnsi="Arial" w:cs="Arial"/>
+                <w:sz w:val="16"/>
+                <w:szCs w:val="16"/>
+                <w:lang w:val="ru-RU"/>
+              </w:rPr>
+              <w:t>, удмуртка</w:t>
+            </w:r>
+            <w:proofErr w:type="gramStart"/>
+            <w:r>
+              <w:rPr>
+                <w:rFonts w:ascii="Arial" w:hAnsi="Arial" w:cs="Arial"/>
+                <w:sz w:val="16"/>
+                <w:szCs w:val="16"/>
+                <w:lang w:val="ru-RU"/>
+              </w:rPr>
+              <w:t>, Из</w:t>
+            </w:r>
+            <w:proofErr w:type="gramEnd"/>
+            <w:r>
+              <w:rPr>
+                <w:rFonts w:ascii="Arial" w:hAnsi="Arial" w:cs="Arial"/>
+                <w:sz w:val="16"/>
+                <w:szCs w:val="16"/>
+                <w:lang w:val="ru-RU"/>
+              </w:rPr>
+              <w:t xml:space="preserve"> крестьян., образование: малограмотная, </w:t>
+            </w:r>
+            <w:proofErr w:type="spellStart"/>
+            <w:r>
+              <w:rPr>
+                <w:rFonts w:ascii="Arial" w:hAnsi="Arial" w:cs="Arial"/>
+                <w:sz w:val="16"/>
+                <w:szCs w:val="16"/>
+                <w:lang w:val="ru-RU"/>
+              </w:rPr>
+              <w:t>прож</w:t>
+            </w:r>
+            <w:proofErr w:type="spellEnd"/>
+            <w:r>
+              <w:rPr>
+                <w:rFonts w:ascii="Arial" w:hAnsi="Arial" w:cs="Arial"/>
+                <w:sz w:val="16"/>
+                <w:szCs w:val="16"/>
+                <w:lang w:val="ru-RU"/>
+              </w:rPr>
+              <w:t>.: п. Пролетарский, арестована 23.06.1941. Приговор: 19.09.1941</w:t>
             </w:r>
             <w:r>
               <w:rPr>
@@ -4501,7 +5836,27 @@
                 <w:szCs w:val="16"/>
                 <w:lang w:val="ru-RU"/>
               </w:rPr>
-              <w:t>Источник: Книга памяти Республики Удмуртия , т.1;</w:t>
+              <w:t xml:space="preserve">Источник: Книга памяти Республики </w:t>
+            </w:r>
+            <w:proofErr w:type="gramStart"/>
+            <w:r>
+              <w:rPr>
+                <w:rFonts w:ascii="Arial" w:hAnsi="Arial" w:cs="Arial"/>
+                <w:sz w:val="16"/>
+                <w:szCs w:val="16"/>
+                <w:lang w:val="ru-RU"/>
+              </w:rPr>
+              <w:t>Удмуртия ,</w:t>
+            </w:r>
+            <w:proofErr w:type="gramEnd"/>
+            <w:r>
+              <w:rPr>
+                <w:rFonts w:ascii="Arial" w:hAnsi="Arial" w:cs="Arial"/>
+                <w:sz w:val="16"/>
+                <w:szCs w:val="16"/>
+                <w:lang w:val="ru-RU"/>
+              </w:rPr>
+              <w:t xml:space="preserve"> т.1;</w:t>
             </w:r>
             <w:r>
               <w:rPr>
@@ -4566,8 +5921,25 @@
                   <w:shd w:val="clear" w:color="auto" w:fill="FFFFFF"/>
                   <w:lang w:val="ru-RU"/>
                 </w:rPr>
-                <w:t>Ягафарова Карима Рахимовна</w:t>
+                <w:t xml:space="preserve">Ягафарова Карима </w:t>
               </w:r>
+              <w:proofErr w:type="spellStart"/>
+              <w:r>
+                <w:rPr>
+                  <w:rStyle w:val="Hyperlink"/>
+                  <w:rFonts w:ascii="Arial" w:hAnsi="Arial" w:cs="Arial"/>
+                  <w:b/>
+                  <w:bCs/>
+                  <w:color w:val="auto"/>
+                  <w:sz w:val="16"/>
+                  <w:szCs w:val="16"/>
+                  <w:bdr w:val="none" w:sz="0" w:space="0" w:color="auto" w:frame="1"/>
+                  <w:shd w:val="clear" w:color="auto" w:fill="FFFFFF"/>
+                  <w:lang w:val="ru-RU"/>
+                </w:rPr>
+                <w:t>Рахимовна</w:t>
+              </w:r>
+              <w:proofErr w:type="spellEnd"/>
             </w:hyperlink>
             <w:r>
               <w:rPr>
@@ -4621,7 +5993,67 @@
                 <w:szCs w:val="16"/>
                 <w:lang w:val="ru-RU"/>
               </w:rPr>
-              <w:t xml:space="preserve">1900 г.р., м.р.: Пермская обл., Бардымский р-н, с. Сараши, башкирка, образование: среднее специальное, зав. начальной школы д. Сараши, </w:t>
+              <w:t xml:space="preserve">1900 г.р., </w:t>
+            </w:r>
+            <w:proofErr w:type="spellStart"/>
+            <w:r>
+              <w:rPr>
+                <w:rFonts w:ascii="Arial" w:hAnsi="Arial" w:cs="Arial"/>
+                <w:sz w:val="16"/>
+                <w:szCs w:val="16"/>
+                <w:lang w:val="ru-RU"/>
+              </w:rPr>
+              <w:t>м.р</w:t>
+            </w:r>
+            <w:proofErr w:type="spellEnd"/>
+            <w:r>
+              <w:rPr>
+                <w:rFonts w:ascii="Arial" w:hAnsi="Arial" w:cs="Arial"/>
+                <w:sz w:val="16"/>
+                <w:szCs w:val="16"/>
+                <w:lang w:val="ru-RU"/>
+              </w:rPr>
+              <w:t xml:space="preserve">.: Пермская обл., Бардымский р-н, с. </w:t>
+            </w:r>
+            <w:proofErr w:type="spellStart"/>
+            <w:r>
+              <w:rPr>
+                <w:rFonts w:ascii="Arial" w:hAnsi="Arial" w:cs="Arial"/>
+                <w:sz w:val="16"/>
+                <w:szCs w:val="16"/>
+                <w:lang w:val="ru-RU"/>
+              </w:rPr>
+              <w:t>Сараши</w:t>
+            </w:r>
+            <w:proofErr w:type="spellEnd"/>
+            <w:r>
+              <w:rPr>
+                <w:rFonts w:ascii="Arial" w:hAnsi="Arial" w:cs="Arial"/>
+                <w:sz w:val="16"/>
+                <w:szCs w:val="16"/>
+                <w:lang w:val="ru-RU"/>
+              </w:rPr>
+              <w:t xml:space="preserve">, башкирка, образование: среднее специальное, зав. начальной школы д. </w:t>
+            </w:r>
+            <w:proofErr w:type="spellStart"/>
+            <w:r>
+              <w:rPr>
+                <w:rFonts w:ascii="Arial" w:hAnsi="Arial" w:cs="Arial"/>
+                <w:sz w:val="16"/>
+                <w:szCs w:val="16"/>
+                <w:lang w:val="ru-RU"/>
+              </w:rPr>
+              <w:t>Сараши</w:t>
+            </w:r>
+            <w:proofErr w:type="spellEnd"/>
+            <w:r>
+              <w:rPr>
+                <w:rFonts w:ascii="Arial" w:hAnsi="Arial" w:cs="Arial"/>
+                <w:sz w:val="16"/>
+                <w:szCs w:val="16"/>
+                <w:lang w:val="ru-RU"/>
+              </w:rPr>
+              <w:t xml:space="preserve">, </w:t>
             </w:r>
           </w:p>
           <w:p>
@@ -4637,14 +6069,45 @@
                 <w:lang w:val="ru-RU"/>
               </w:rPr>
             </w:pPr>
-            <w:r>
-              <w:rPr>
-                <w:rFonts w:ascii="Arial" w:hAnsi="Arial" w:cs="Arial"/>
-                <w:sz w:val="16"/>
-                <w:szCs w:val="16"/>
-                <w:lang w:val="ru-RU"/>
-              </w:rPr>
-              <w:t>прож.: Пермская обл., Бардымский р-н, с. Сараши, арестована 15.10.1937. Обвинение: КРА, КРД. Приговор: 04.11.1937</w:t>
+            <w:proofErr w:type="spellStart"/>
+            <w:r>
+              <w:rPr>
+                <w:rFonts w:ascii="Arial" w:hAnsi="Arial" w:cs="Arial"/>
+                <w:sz w:val="16"/>
+                <w:szCs w:val="16"/>
+                <w:lang w:val="ru-RU"/>
+              </w:rPr>
+              <w:t>прож</w:t>
+            </w:r>
+            <w:proofErr w:type="spellEnd"/>
+            <w:r>
+              <w:rPr>
+                <w:rFonts w:ascii="Arial" w:hAnsi="Arial" w:cs="Arial"/>
+                <w:sz w:val="16"/>
+                <w:szCs w:val="16"/>
+                <w:lang w:val="ru-RU"/>
+              </w:rPr>
+              <w:t xml:space="preserve">.: Пермская обл., Бардымский р-н, с. </w:t>
+            </w:r>
+            <w:proofErr w:type="spellStart"/>
+            <w:r>
+              <w:rPr>
+                <w:rFonts w:ascii="Arial" w:hAnsi="Arial" w:cs="Arial"/>
+                <w:sz w:val="16"/>
+                <w:szCs w:val="16"/>
+                <w:lang w:val="ru-RU"/>
+              </w:rPr>
+              <w:t>Сараши</w:t>
+            </w:r>
+            <w:proofErr w:type="spellEnd"/>
+            <w:r>
+              <w:rPr>
+                <w:rFonts w:ascii="Arial" w:hAnsi="Arial" w:cs="Arial"/>
+                <w:sz w:val="16"/>
+                <w:szCs w:val="16"/>
+                <w:lang w:val="ru-RU"/>
+              </w:rPr>
+              <w:t>, арестована 15.10.1937. Обвинение: КРА, КРД. Приговор: 04.11.1937</w:t>
             </w:r>
             <w:r>
               <w:rPr>
@@ -4662,7 +6125,47 @@
                 <w:szCs w:val="16"/>
                 <w:lang w:val="ru-RU"/>
               </w:rPr>
-              <w:t>ВМН, конфискация имущества. Расстреляна 05.11.1937. Реабилитация: Президиум Пермского областного суда. Арх.дело: ПермГАСПИ. Ф.641/1. Оп.1. Д.13387.</w:t>
+              <w:t xml:space="preserve">ВМН, конфискация имущества. Расстреляна 05.11.1937. Реабилитация: Президиум Пермского областного суда. </w:t>
+            </w:r>
+            <w:proofErr w:type="spellStart"/>
+            <w:r>
+              <w:rPr>
+                <w:rFonts w:ascii="Arial" w:hAnsi="Arial" w:cs="Arial"/>
+                <w:sz w:val="16"/>
+                <w:szCs w:val="16"/>
+                <w:lang w:val="ru-RU"/>
+              </w:rPr>
+              <w:t>Арх.дело</w:t>
+            </w:r>
+            <w:proofErr w:type="spellEnd"/>
+            <w:r>
+              <w:rPr>
+                <w:rFonts w:ascii="Arial" w:hAnsi="Arial" w:cs="Arial"/>
+                <w:sz w:val="16"/>
+                <w:szCs w:val="16"/>
+                <w:lang w:val="ru-RU"/>
+              </w:rPr>
+              <w:t xml:space="preserve">: </w:t>
+            </w:r>
+            <w:proofErr w:type="spellStart"/>
+            <w:r>
+              <w:rPr>
+                <w:rFonts w:ascii="Arial" w:hAnsi="Arial" w:cs="Arial"/>
+                <w:sz w:val="16"/>
+                <w:szCs w:val="16"/>
+                <w:lang w:val="ru-RU"/>
+              </w:rPr>
+              <w:t>ПермГАСПИ</w:t>
+            </w:r>
+            <w:proofErr w:type="spellEnd"/>
+            <w:r>
+              <w:rPr>
+                <w:rFonts w:ascii="Arial" w:hAnsi="Arial" w:cs="Arial"/>
+                <w:sz w:val="16"/>
+                <w:szCs w:val="16"/>
+                <w:lang w:val="ru-RU"/>
+              </w:rPr>
+              <w:t>. Ф.641/1. Оп.1. Д.13387.</w:t>
             </w:r>
           </w:p>
           <w:p>

--- a/docs/BYREGION/Женщины_Поволжья.docx
+++ b/docs/BYREGION/Женщины_Поволжья.docx
@@ -227,17 +227,15 @@
               </w:rPr>
               <w:t xml:space="preserve"> проживавших </w:t>
             </w:r>
-            <w:proofErr w:type="gramStart"/>
-            <w:r>
-              <w:rPr>
-                <w:rFonts w:ascii="Arial" w:hAnsi="Arial" w:cs="Arial"/>
-                <w:sz w:val="16"/>
-                <w:szCs w:val="16"/>
-                <w:lang w:val="ru-RU"/>
-              </w:rPr>
-              <w:t>в СССР</w:t>
-            </w:r>
-            <w:proofErr w:type="gramEnd"/>
+            <w:r>
+              <w:rPr>
+                <w:rFonts w:ascii="Arial" w:hAnsi="Arial" w:cs="Arial"/>
+                <w:sz w:val="16"/>
+                <w:szCs w:val="16"/>
+                <w:lang w:val="ru-RU"/>
+              </w:rPr>
+              <w:t>в СССР,</w:t>
+            </w:r>
             <w:r>
               <w:rPr>
                 <w:rFonts w:ascii="Arial" w:hAnsi="Arial" w:cs="Arial"/>
@@ -282,7 +280,16 @@
                 <w:szCs w:val="16"/>
                 <w:lang w:val="ru-RU"/>
               </w:rPr>
-              <w:t>10 (55%) – расстреляны в годы Большого террора.</w:t>
+              <w:t xml:space="preserve">10 (55%) – расстреляны в годы </w:t>
+            </w:r>
+            <w:r>
+              <w:rPr>
+                <w:rFonts w:ascii="Arial" w:hAnsi="Arial" w:cs="Arial"/>
+                <w:sz w:val="16"/>
+                <w:szCs w:val="16"/>
+                <w:lang w:val="ru-RU"/>
+              </w:rPr>
+              <w:t>Большого террора.</w:t>
             </w:r>
           </w:p>
           <w:p>
@@ -320,19 +327,62 @@
                 <w:szCs w:val="16"/>
                 <w:lang w:val="ru-RU"/>
               </w:rPr>
-              <w:t xml:space="preserve">Максимальное число – 6 расстреляны в возрастной группе: </w:t>
-            </w:r>
-            <w:proofErr w:type="gramStart"/>
-            <w:r>
-              <w:rPr>
-                <w:rFonts w:ascii="Arial" w:hAnsi="Arial" w:cs="Arial"/>
-                <w:sz w:val="16"/>
-                <w:szCs w:val="16"/>
-                <w:lang w:val="ru-RU"/>
-              </w:rPr>
-              <w:t>31-40</w:t>
-            </w:r>
-            <w:proofErr w:type="gramEnd"/>
+              <w:t xml:space="preserve">Максимальное число – </w:t>
+            </w:r>
+            <w:r>
+              <w:rPr>
+                <w:rFonts w:ascii="Arial" w:hAnsi="Arial" w:cs="Arial"/>
+                <w:sz w:val="16"/>
+                <w:szCs w:val="16"/>
+                <w:lang w:val="ru-RU"/>
+              </w:rPr>
+              <w:t>7</w:t>
+            </w:r>
+            <w:r>
+              <w:rPr>
+                <w:rFonts w:ascii="Arial" w:hAnsi="Arial" w:cs="Arial"/>
+                <w:sz w:val="16"/>
+                <w:szCs w:val="16"/>
+                <w:lang w:val="ru-RU"/>
+              </w:rPr>
+              <w:t xml:space="preserve"> расстреляны в возрастной группе </w:t>
+            </w:r>
+            <w:r>
+              <w:rPr>
+                <w:rFonts w:ascii="Arial" w:hAnsi="Arial" w:cs="Arial"/>
+                <w:sz w:val="16"/>
+                <w:szCs w:val="16"/>
+                <w:lang w:val="ru-RU"/>
+              </w:rPr>
+              <w:t>20</w:t>
+            </w:r>
+            <w:r>
+              <w:rPr>
+                <w:rFonts w:ascii="Arial" w:hAnsi="Arial" w:cs="Arial"/>
+                <w:sz w:val="16"/>
+                <w:szCs w:val="16"/>
+                <w:lang w:val="ru-RU"/>
+              </w:rPr>
+              <w:t>-</w:t>
+            </w:r>
+            <w:r>
+              <w:rPr>
+                <w:rFonts w:ascii="Arial" w:hAnsi="Arial" w:cs="Arial"/>
+                <w:sz w:val="16"/>
+                <w:szCs w:val="16"/>
+                <w:lang w:val="ru-RU"/>
+              </w:rPr>
+              <w:t>3</w:t>
+            </w:r>
+            <w:r>
+              <w:rPr>
+                <w:rFonts w:ascii="Arial" w:hAnsi="Arial" w:cs="Arial"/>
+                <w:sz w:val="16"/>
+                <w:szCs w:val="16"/>
+                <w:lang w:val="ru-RU"/>
+              </w:rPr>
+              <w:t>0</w:t>
+            </w:r>
             <w:r>
               <w:rPr>
                 <w:rFonts w:ascii="Arial" w:hAnsi="Arial" w:cs="Arial"/>
@@ -387,7 +437,25 @@
                 <w:szCs w:val="16"/>
                 <w:lang w:val="ru-RU"/>
               </w:rPr>
-              <w:t>7 (54%) – проживали в городах: Кустанай, Гурьев, Томск, Чита, Петропавловск.</w:t>
+              <w:t>7 (</w:t>
+            </w:r>
+            <w:r>
+              <w:rPr>
+                <w:rFonts w:ascii="Arial" w:hAnsi="Arial" w:cs="Arial"/>
+                <w:sz w:val="16"/>
+                <w:szCs w:val="16"/>
+                <w:lang w:val="ru-RU"/>
+              </w:rPr>
+              <w:t>39</w:t>
+            </w:r>
+            <w:r>
+              <w:rPr>
+                <w:rFonts w:ascii="Arial" w:hAnsi="Arial" w:cs="Arial"/>
+                <w:sz w:val="16"/>
+                <w:szCs w:val="16"/>
+                <w:lang w:val="ru-RU"/>
+              </w:rPr>
+              <w:t>%) – проживали в городах: Кустанай, Гурьев, Томск, Чита, Петропавловск.</w:t>
             </w:r>
           </w:p>
           <w:p>
@@ -423,9 +491,19 @@
                 <w:rFonts w:ascii="Arial" w:hAnsi="Arial" w:cs="Arial"/>
                 <w:sz w:val="16"/>
                 <w:szCs w:val="16"/>
-                <w:lang w:val="ru-RU"/>
-              </w:rPr>
-              <w:t>Партийность: член ВКП(б) – 2</w:t>
+                <w:u w:val="single"/>
+                <w:lang w:val="ru-RU"/>
+              </w:rPr>
+              <w:t>Партийность</w:t>
+            </w:r>
+            <w:r>
+              <w:rPr>
+                <w:rFonts w:ascii="Arial" w:hAnsi="Arial" w:cs="Arial"/>
+                <w:sz w:val="16"/>
+                <w:szCs w:val="16"/>
+                <w:lang w:val="ru-RU"/>
+              </w:rPr>
+              <w:t>: член ВКП(б) – 2</w:t>
             </w:r>
             <w:r>
               <w:rPr>
@@ -451,9 +529,19 @@
                 <w:rFonts w:ascii="Arial" w:hAnsi="Arial" w:cs="Arial"/>
                 <w:sz w:val="16"/>
                 <w:szCs w:val="16"/>
-                <w:lang w:val="ru-RU"/>
-              </w:rPr>
-              <w:t>Образование: среднее – 2, малограмотная – 2.</w:t>
+                <w:u w:val="single"/>
+                <w:lang w:val="ru-RU"/>
+              </w:rPr>
+              <w:t>Образование</w:t>
+            </w:r>
+            <w:r>
+              <w:rPr>
+                <w:rFonts w:ascii="Arial" w:hAnsi="Arial" w:cs="Arial"/>
+                <w:sz w:val="16"/>
+                <w:szCs w:val="16"/>
+                <w:lang w:val="ru-RU"/>
+              </w:rPr>
+              <w:t>: среднее – 2, малограмотная – 2.</w:t>
             </w:r>
           </w:p>
           <w:p>
@@ -471,9 +559,19 @@
                 <w:rFonts w:ascii="Arial" w:hAnsi="Arial" w:cs="Arial"/>
                 <w:sz w:val="16"/>
                 <w:szCs w:val="16"/>
-                <w:lang w:val="ru-RU"/>
-              </w:rPr>
-              <w:t>Профессия/социальная страта: колхозница</w:t>
+                <w:u w:val="single"/>
+                <w:lang w:val="ru-RU"/>
+              </w:rPr>
+              <w:t>Профессия/социальная страта</w:t>
+            </w:r>
+            <w:r>
+              <w:rPr>
+                <w:rFonts w:ascii="Arial" w:hAnsi="Arial" w:cs="Arial"/>
+                <w:sz w:val="16"/>
+                <w:szCs w:val="16"/>
+                <w:lang w:val="ru-RU"/>
+              </w:rPr>
+              <w:t>: колхозница</w:t>
             </w:r>
             <w:r>
               <w:rPr>
@@ -578,7 +676,6 @@
         </w:rPr>
         <w:t xml:space="preserve">, </w:t>
       </w:r>
-      <w:proofErr w:type="gramStart"/>
       <w:r>
         <w:rPr>
           <w:rFonts w:ascii="Arial" w:hAnsi="Arial" w:cs="Arial"/>
@@ -610,33 +707,8 @@
           <w:szCs w:val="16"/>
           <w:lang w:val="ru-RU"/>
         </w:rPr>
-        <w:t>1942</w:t>
+        <w:t>1942 гг</w:t>
       </w:r>
-      <w:proofErr w:type="gramEnd"/>
-      <w:r>
-        <w:rPr>
-          <w:rFonts w:ascii="Arial" w:hAnsi="Arial" w:cs="Arial"/>
-          <w:b/>
-          <w:bCs/>
-          <w:sz w:val="16"/>
-          <w:szCs w:val="16"/>
-          <w:lang w:val="ru-RU"/>
-        </w:rPr>
-        <w:t xml:space="preserve"> </w:t>
-      </w:r>
-      <w:proofErr w:type="spellStart"/>
-      <w:r>
-        <w:rPr>
-          <w:rFonts w:ascii="Arial" w:hAnsi="Arial" w:cs="Arial"/>
-          <w:b/>
-          <w:bCs/>
-          <w:sz w:val="16"/>
-          <w:szCs w:val="16"/>
-          <w:lang w:val="ru-RU"/>
-        </w:rPr>
-        <w:t>гг</w:t>
-      </w:r>
-      <w:proofErr w:type="spellEnd"/>
     </w:p>
     <w:p>
       <w:pPr>
@@ -762,7 +834,6 @@
         </w:rPr>
         <w:t xml:space="preserve">, </w:t>
       </w:r>
-      <w:proofErr w:type="gramStart"/>
       <w:r>
         <w:rPr>
           <w:rFonts w:ascii="Arial" w:hAnsi="Arial" w:cs="Arial"/>
@@ -794,33 +865,8 @@
           <w:szCs w:val="16"/>
           <w:lang w:val="ru-RU"/>
         </w:rPr>
-        <w:t>1942</w:t>
+        <w:t>1942 гг</w:t>
       </w:r>
-      <w:proofErr w:type="gramEnd"/>
-      <w:r>
-        <w:rPr>
-          <w:rFonts w:ascii="Arial" w:hAnsi="Arial" w:cs="Arial"/>
-          <w:b/>
-          <w:bCs/>
-          <w:sz w:val="16"/>
-          <w:szCs w:val="16"/>
-          <w:lang w:val="ru-RU"/>
-        </w:rPr>
-        <w:t xml:space="preserve"> </w:t>
-      </w:r>
-      <w:proofErr w:type="spellStart"/>
-      <w:r>
-        <w:rPr>
-          <w:rFonts w:ascii="Arial" w:hAnsi="Arial" w:cs="Arial"/>
-          <w:b/>
-          <w:bCs/>
-          <w:sz w:val="16"/>
-          <w:szCs w:val="16"/>
-          <w:lang w:val="ru-RU"/>
-        </w:rPr>
-        <w:t>гг</w:t>
-      </w:r>
-      <w:proofErr w:type="spellEnd"/>
     </w:p>
     <w:p>
       <w:pPr>
@@ -941,7 +987,6 @@
               <w:bottom w:val="double" w:sz="1" w:space="0" w:color="808080"/>
               <w:right w:val="double" w:sz="2" w:space="0" w:color="808080"/>
             </w:tcBorders>
-            <w:shd w:val="clear" w:color="auto" w:fill="auto"/>
             <w:vAlign w:val="center"/>
           </w:tcPr>
           <w:p>
@@ -984,7 +1029,6 @@
               <w:bottom w:val="double" w:sz="1" w:space="0" w:color="808080"/>
               <w:right w:val="double" w:sz="2" w:space="0" w:color="808080"/>
             </w:tcBorders>
-            <w:shd w:val="clear" w:color="auto" w:fill="auto"/>
             <w:vAlign w:val="center"/>
           </w:tcPr>
           <w:p>
@@ -1009,7 +1053,6 @@
               <w:bottom w:val="double" w:sz="1" w:space="0" w:color="808080"/>
               <w:right w:val="double" w:sz="2" w:space="0" w:color="808080"/>
             </w:tcBorders>
-            <w:shd w:val="clear" w:color="auto" w:fill="auto"/>
             <w:vAlign w:val="center"/>
           </w:tcPr>
           <w:p>
@@ -1052,7 +1095,6 @@
               <w:bottom w:val="double" w:sz="1" w:space="0" w:color="808080"/>
               <w:right w:val="double" w:sz="2" w:space="0" w:color="808080"/>
             </w:tcBorders>
-            <w:shd w:val="clear" w:color="auto" w:fill="auto"/>
             <w:vAlign w:val="center"/>
           </w:tcPr>
           <w:p>
@@ -1085,7 +1127,6 @@
               <w:bottom w:val="double" w:sz="1" w:space="0" w:color="808080"/>
               <w:right w:val="double" w:sz="2" w:space="0" w:color="808080"/>
             </w:tcBorders>
-            <w:shd w:val="clear" w:color="auto" w:fill="auto"/>
             <w:vAlign w:val="center"/>
           </w:tcPr>
           <w:p>
@@ -1123,7 +1164,6 @@
               <w:bottom w:val="double" w:sz="1" w:space="0" w:color="808080"/>
               <w:right w:val="double" w:sz="2" w:space="0" w:color="808080"/>
             </w:tcBorders>
-            <w:shd w:val="clear" w:color="auto" w:fill="auto"/>
             <w:vAlign w:val="center"/>
           </w:tcPr>
           <w:p>
@@ -1157,7 +1197,6 @@
               <w:bottom w:val="double" w:sz="1" w:space="0" w:color="808080"/>
               <w:right w:val="double" w:sz="2" w:space="0" w:color="808080"/>
             </w:tcBorders>
-            <w:shd w:val="clear" w:color="auto" w:fill="auto"/>
             <w:vAlign w:val="center"/>
           </w:tcPr>
           <w:p>
@@ -1191,7 +1230,6 @@
               <w:bottom w:val="double" w:sz="1" w:space="0" w:color="808080"/>
               <w:right w:val="double" w:sz="2" w:space="0" w:color="808080"/>
             </w:tcBorders>
-            <w:shd w:val="clear" w:color="auto" w:fill="auto"/>
             <w:vAlign w:val="center"/>
           </w:tcPr>
           <w:p>
@@ -1225,7 +1263,6 @@
               <w:bottom w:val="double" w:sz="1" w:space="0" w:color="808080"/>
               <w:right w:val="double" w:sz="2" w:space="0" w:color="808080"/>
             </w:tcBorders>
-            <w:shd w:val="clear" w:color="auto" w:fill="auto"/>
             <w:vAlign w:val="center"/>
           </w:tcPr>
           <w:p>
@@ -1264,7 +1301,6 @@
               <w:bottom w:val="double" w:sz="1" w:space="0" w:color="808080"/>
               <w:right w:val="double" w:sz="2" w:space="0" w:color="808080"/>
             </w:tcBorders>
-            <w:shd w:val="clear" w:color="auto" w:fill="auto"/>
             <w:vAlign w:val="center"/>
           </w:tcPr>
           <w:p>
@@ -1298,7 +1334,6 @@
               <w:bottom w:val="double" w:sz="1" w:space="0" w:color="808080"/>
               <w:right w:val="double" w:sz="2" w:space="0" w:color="808080"/>
             </w:tcBorders>
-            <w:shd w:val="clear" w:color="auto" w:fill="auto"/>
             <w:vAlign w:val="center"/>
           </w:tcPr>
           <w:p>
@@ -1332,7 +1367,6 @@
               <w:bottom w:val="double" w:sz="1" w:space="0" w:color="808080"/>
               <w:right w:val="double" w:sz="2" w:space="0" w:color="808080"/>
             </w:tcBorders>
-            <w:shd w:val="clear" w:color="auto" w:fill="auto"/>
             <w:vAlign w:val="center"/>
           </w:tcPr>
           <w:p>
@@ -1366,7 +1400,6 @@
               <w:bottom w:val="double" w:sz="1" w:space="0" w:color="808080"/>
               <w:right w:val="double" w:sz="2" w:space="0" w:color="808080"/>
             </w:tcBorders>
-            <w:shd w:val="clear" w:color="auto" w:fill="auto"/>
             <w:vAlign w:val="center"/>
           </w:tcPr>
           <w:p>
@@ -1406,7 +1439,6 @@
               <w:bottom w:val="double" w:sz="1" w:space="0" w:color="808080"/>
               <w:right w:val="double" w:sz="2" w:space="0" w:color="808080"/>
             </w:tcBorders>
-            <w:shd w:val="clear" w:color="auto" w:fill="auto"/>
             <w:vAlign w:val="center"/>
           </w:tcPr>
           <w:p>
@@ -1468,7 +1500,6 @@
               <w:bottom w:val="double" w:sz="1" w:space="0" w:color="808080"/>
               <w:right w:val="double" w:sz="2" w:space="0" w:color="808080"/>
             </w:tcBorders>
-            <w:shd w:val="clear" w:color="auto" w:fill="auto"/>
             <w:vAlign w:val="center"/>
           </w:tcPr>
           <w:p>
@@ -1503,7 +1534,6 @@
               <w:bottom w:val="double" w:sz="1" w:space="0" w:color="808080"/>
               <w:right w:val="double" w:sz="2" w:space="0" w:color="808080"/>
             </w:tcBorders>
-            <w:shd w:val="clear" w:color="auto" w:fill="auto"/>
             <w:vAlign w:val="center"/>
           </w:tcPr>
           <w:p>
@@ -1538,7 +1568,6 @@
               <w:bottom w:val="double" w:sz="1" w:space="0" w:color="808080"/>
               <w:right w:val="double" w:sz="2" w:space="0" w:color="808080"/>
             </w:tcBorders>
-            <w:shd w:val="clear" w:color="auto" w:fill="auto"/>
             <w:vAlign w:val="center"/>
           </w:tcPr>
           <w:p>
@@ -1618,7 +1647,6 @@
               <w:bottom w:val="double" w:sz="1" w:space="0" w:color="808080"/>
               <w:right w:val="double" w:sz="2" w:space="0" w:color="808080"/>
             </w:tcBorders>
-            <w:shd w:val="clear" w:color="auto" w:fill="auto"/>
             <w:vAlign w:val="center"/>
           </w:tcPr>
           <w:p>
@@ -1701,87 +1729,7 @@
                 <w:lang w:val="ru-RU"/>
               </w:rPr>
               <w:lastRenderedPageBreak/>
-              <w:t xml:space="preserve">1883 г.р., </w:t>
-            </w:r>
-            <w:proofErr w:type="spellStart"/>
-            <w:r>
-              <w:rPr>
-                <w:rFonts w:ascii="Arial" w:hAnsi="Arial" w:cs="Arial"/>
-                <w:sz w:val="16"/>
-                <w:szCs w:val="16"/>
-                <w:lang w:val="ru-RU"/>
-              </w:rPr>
-              <w:t>м.р</w:t>
-            </w:r>
-            <w:proofErr w:type="spellEnd"/>
-            <w:r>
-              <w:rPr>
-                <w:rFonts w:ascii="Arial" w:hAnsi="Arial" w:cs="Arial"/>
-                <w:sz w:val="16"/>
-                <w:szCs w:val="16"/>
-                <w:lang w:val="ru-RU"/>
-              </w:rPr>
-              <w:t xml:space="preserve">.: Удмуртская АССР, Граховский р-н, с. </w:t>
-            </w:r>
-            <w:proofErr w:type="spellStart"/>
-            <w:r>
-              <w:rPr>
-                <w:rFonts w:ascii="Arial" w:hAnsi="Arial" w:cs="Arial"/>
-                <w:sz w:val="16"/>
-                <w:szCs w:val="16"/>
-                <w:lang w:val="ru-RU"/>
-              </w:rPr>
-              <w:t>Сарамак</w:t>
-            </w:r>
-            <w:proofErr w:type="spellEnd"/>
-            <w:r>
-              <w:rPr>
-                <w:rFonts w:ascii="Arial" w:hAnsi="Arial" w:cs="Arial"/>
-                <w:sz w:val="16"/>
-                <w:szCs w:val="16"/>
-                <w:lang w:val="ru-RU"/>
-              </w:rPr>
-              <w:t xml:space="preserve">, марийка, колхозница, </w:t>
-            </w:r>
-            <w:proofErr w:type="spellStart"/>
-            <w:r>
-              <w:rPr>
-                <w:rFonts w:ascii="Arial" w:hAnsi="Arial" w:cs="Arial"/>
-                <w:sz w:val="16"/>
-                <w:szCs w:val="16"/>
-                <w:lang w:val="ru-RU"/>
-              </w:rPr>
-              <w:t>прож</w:t>
-            </w:r>
-            <w:proofErr w:type="spellEnd"/>
-            <w:r>
-              <w:rPr>
-                <w:rFonts w:ascii="Arial" w:hAnsi="Arial" w:cs="Arial"/>
-                <w:sz w:val="16"/>
-                <w:szCs w:val="16"/>
-                <w:lang w:val="ru-RU"/>
-              </w:rPr>
-              <w:t xml:space="preserve">.: Елабужский р-н, с. Студеный Ключ, арестована 05.08.1937. Обвинение: </w:t>
-            </w:r>
-            <w:proofErr w:type="gramStart"/>
-            <w:r>
-              <w:rPr>
-                <w:rFonts w:ascii="Arial" w:hAnsi="Arial" w:cs="Arial"/>
-                <w:sz w:val="16"/>
-                <w:szCs w:val="16"/>
-                <w:lang w:val="ru-RU"/>
-              </w:rPr>
-              <w:t>58-10</w:t>
-            </w:r>
-            <w:proofErr w:type="gramEnd"/>
-            <w:r>
-              <w:rPr>
-                <w:rFonts w:ascii="Arial" w:hAnsi="Arial" w:cs="Arial"/>
-                <w:sz w:val="16"/>
-                <w:szCs w:val="16"/>
-                <w:lang w:val="ru-RU"/>
-              </w:rPr>
-              <w:t>. ("антиколхозная агитация"). Приговор: тройкой НКВД ТАССР, 31.08.1937</w:t>
+              <w:t>1883 г.р., м.р.: Удмуртская АССР, Граховский р-н, с. Сарамак, марийка, колхозница, прож.: Елабужский р-н, с. Студеный Ключ, арестована 05.08.1937. Обвинение: 58-10. ("антиколхозная агитация"). Приговор: тройкой НКВД ТАССР, 31.08.1937</w:t>
             </w:r>
             <w:r>
               <w:rPr>
@@ -1799,27 +1747,7 @@
                 <w:szCs w:val="16"/>
                 <w:lang w:val="ru-RU"/>
               </w:rPr>
-              <w:t xml:space="preserve">ВМН. Расстреляна 02.09.1937, в </w:t>
-            </w:r>
-            <w:proofErr w:type="spellStart"/>
-            <w:r>
-              <w:rPr>
-                <w:rFonts w:ascii="Arial" w:hAnsi="Arial" w:cs="Arial"/>
-                <w:sz w:val="16"/>
-                <w:szCs w:val="16"/>
-                <w:lang w:val="ru-RU"/>
-              </w:rPr>
-              <w:t>г.Елабуга</w:t>
-            </w:r>
-            <w:proofErr w:type="spellEnd"/>
-            <w:r>
-              <w:rPr>
-                <w:rFonts w:ascii="Arial" w:hAnsi="Arial" w:cs="Arial"/>
-                <w:sz w:val="16"/>
-                <w:szCs w:val="16"/>
-                <w:lang w:val="ru-RU"/>
-              </w:rPr>
-              <w:t>. Реабилитирована, 23.05.1989. Состав семьи: 2 дочери</w:t>
+              <w:t>ВМН. Расстреляна 02.09.1937, в г.Елабуга. Реабилитирована, 23.05.1989. Состав семьи: 2 дочери</w:t>
             </w:r>
           </w:p>
           <w:p>
@@ -1879,7 +1807,6 @@
               <w:bottom w:val="double" w:sz="1" w:space="0" w:color="808080"/>
               <w:right w:val="double" w:sz="2" w:space="0" w:color="808080"/>
             </w:tcBorders>
-            <w:shd w:val="clear" w:color="auto" w:fill="auto"/>
             <w:vAlign w:val="center"/>
           </w:tcPr>
           <w:p>
@@ -1978,47 +1905,7 @@
                 <w:szCs w:val="16"/>
                 <w:lang w:val="ru-RU"/>
               </w:rPr>
-              <w:t xml:space="preserve">в 1901 г., Марий Эл, </w:t>
-            </w:r>
-            <w:proofErr w:type="spellStart"/>
-            <w:r>
-              <w:rPr>
-                <w:rFonts w:ascii="Arial" w:hAnsi="Arial" w:cs="Arial"/>
-                <w:sz w:val="16"/>
-                <w:szCs w:val="16"/>
-                <w:lang w:val="ru-RU"/>
-              </w:rPr>
-              <w:t>Косолаповский</w:t>
-            </w:r>
-            <w:proofErr w:type="spellEnd"/>
-            <w:r>
-              <w:rPr>
-                <w:rFonts w:ascii="Arial" w:hAnsi="Arial" w:cs="Arial"/>
-                <w:sz w:val="16"/>
-                <w:szCs w:val="16"/>
-                <w:lang w:val="ru-RU"/>
-              </w:rPr>
-              <w:t xml:space="preserve"> р-н, д. Ст. </w:t>
-            </w:r>
-            <w:proofErr w:type="spellStart"/>
-            <w:r>
-              <w:rPr>
-                <w:rFonts w:ascii="Arial" w:hAnsi="Arial" w:cs="Arial"/>
-                <w:sz w:val="16"/>
-                <w:szCs w:val="16"/>
-                <w:lang w:val="ru-RU"/>
-              </w:rPr>
-              <w:t>Руял</w:t>
-            </w:r>
-            <w:proofErr w:type="spellEnd"/>
-            <w:r>
-              <w:rPr>
-                <w:rFonts w:ascii="Arial" w:hAnsi="Arial" w:cs="Arial"/>
-                <w:sz w:val="16"/>
-                <w:szCs w:val="16"/>
-                <w:lang w:val="ru-RU"/>
-              </w:rPr>
-              <w:t>; мари</w:t>
+              <w:t>в 1901 г., Марий Эл, Косолаповский р-н, д. Ст. Руял; мари</w:t>
             </w:r>
             <w:r>
               <w:rPr>
@@ -2116,7 +2003,6 @@
               <w:bottom w:val="double" w:sz="1" w:space="0" w:color="808080"/>
               <w:right w:val="double" w:sz="2" w:space="0" w:color="808080"/>
             </w:tcBorders>
-            <w:shd w:val="clear" w:color="auto" w:fill="auto"/>
             <w:vAlign w:val="center"/>
           </w:tcPr>
           <w:p>
@@ -2198,107 +2084,7 @@
                 <w:szCs w:val="16"/>
                 <w:lang w:val="ru-RU"/>
               </w:rPr>
-              <w:t xml:space="preserve">1908 г.р., </w:t>
-            </w:r>
-            <w:proofErr w:type="spellStart"/>
-            <w:r>
-              <w:rPr>
-                <w:rFonts w:ascii="Arial" w:hAnsi="Arial" w:cs="Arial"/>
-                <w:sz w:val="16"/>
-                <w:szCs w:val="16"/>
-                <w:lang w:val="ru-RU"/>
-              </w:rPr>
-              <w:t>м.р</w:t>
-            </w:r>
-            <w:proofErr w:type="spellEnd"/>
-            <w:r>
-              <w:rPr>
-                <w:rFonts w:ascii="Arial" w:hAnsi="Arial" w:cs="Arial"/>
-                <w:sz w:val="16"/>
-                <w:szCs w:val="16"/>
-                <w:lang w:val="ru-RU"/>
-              </w:rPr>
-              <w:t xml:space="preserve">.: Башкирская АССР, Туймазинский р-н, д. </w:t>
-            </w:r>
-            <w:proofErr w:type="spellStart"/>
-            <w:r>
-              <w:rPr>
-                <w:rFonts w:ascii="Arial" w:hAnsi="Arial" w:cs="Arial"/>
-                <w:sz w:val="16"/>
-                <w:szCs w:val="16"/>
-                <w:lang w:val="ru-RU"/>
-              </w:rPr>
-              <w:t>Тиморово</w:t>
-            </w:r>
-            <w:proofErr w:type="spellEnd"/>
-            <w:r>
-              <w:rPr>
-                <w:rFonts w:ascii="Arial" w:hAnsi="Arial" w:cs="Arial"/>
-                <w:sz w:val="16"/>
-                <w:szCs w:val="16"/>
-                <w:lang w:val="ru-RU"/>
-              </w:rPr>
-              <w:t xml:space="preserve">, башкирка, колхоз </w:t>
-            </w:r>
-            <w:proofErr w:type="spellStart"/>
-            <w:r>
-              <w:rPr>
-                <w:rFonts w:ascii="Arial" w:hAnsi="Arial" w:cs="Arial"/>
-                <w:sz w:val="16"/>
-                <w:szCs w:val="16"/>
-                <w:lang w:val="ru-RU"/>
-              </w:rPr>
-              <w:t>им.Сталина</w:t>
-            </w:r>
-            <w:proofErr w:type="spellEnd"/>
-            <w:r>
-              <w:rPr>
-                <w:rFonts w:ascii="Arial" w:hAnsi="Arial" w:cs="Arial"/>
-                <w:sz w:val="16"/>
-                <w:szCs w:val="16"/>
-                <w:lang w:val="ru-RU"/>
-              </w:rPr>
-              <w:t xml:space="preserve">, бригадир животноводов, </w:t>
-            </w:r>
-            <w:proofErr w:type="spellStart"/>
-            <w:r>
-              <w:rPr>
-                <w:rFonts w:ascii="Arial" w:hAnsi="Arial" w:cs="Arial"/>
-                <w:sz w:val="16"/>
-                <w:szCs w:val="16"/>
-                <w:lang w:val="ru-RU"/>
-              </w:rPr>
-              <w:t>прож</w:t>
-            </w:r>
-            <w:proofErr w:type="spellEnd"/>
-            <w:r>
-              <w:rPr>
-                <w:rFonts w:ascii="Arial" w:hAnsi="Arial" w:cs="Arial"/>
-                <w:sz w:val="16"/>
-                <w:szCs w:val="16"/>
-                <w:lang w:val="ru-RU"/>
-              </w:rPr>
-              <w:t xml:space="preserve">.: Свердловская обл., Еланский р-н, д. </w:t>
-            </w:r>
-            <w:proofErr w:type="spellStart"/>
-            <w:r>
-              <w:rPr>
-                <w:rFonts w:ascii="Arial" w:hAnsi="Arial" w:cs="Arial"/>
-                <w:sz w:val="16"/>
-                <w:szCs w:val="16"/>
-                <w:lang w:val="ru-RU"/>
-              </w:rPr>
-              <w:t>Игнатьево</w:t>
-            </w:r>
-            <w:proofErr w:type="spellEnd"/>
-            <w:r>
-              <w:rPr>
-                <w:rFonts w:ascii="Arial" w:hAnsi="Arial" w:cs="Arial"/>
-                <w:sz w:val="16"/>
-                <w:szCs w:val="16"/>
-                <w:lang w:val="ru-RU"/>
-              </w:rPr>
-              <w:t>, арестована 08.11.1937. Приговор: 05.12.1937</w:t>
+              <w:t>1908 г.р., м.р.: Башкирская АССР, Туймазинский р-н, д. Тиморово, башкирка, колхоз им.Сталина, бригадир животноводов, прож.: Свердловская обл., Еланский р-н, д. Игнатьево, арестована 08.11.1937. Приговор: 05.12.1937</w:t>
             </w:r>
             <w:r>
               <w:rPr>
@@ -2336,27 +2122,7 @@
                 <w:szCs w:val="16"/>
                 <w:lang w:val="ru-RU"/>
               </w:rPr>
-              <w:t xml:space="preserve">Источник: Книга памяти Свердловской </w:t>
-            </w:r>
-            <w:proofErr w:type="gramStart"/>
-            <w:r>
-              <w:rPr>
-                <w:rFonts w:ascii="Arial" w:hAnsi="Arial" w:cs="Arial"/>
-                <w:sz w:val="16"/>
-                <w:szCs w:val="16"/>
-                <w:lang w:val="ru-RU"/>
-              </w:rPr>
-              <w:t>обл. ,</w:t>
-            </w:r>
-            <w:proofErr w:type="gramEnd"/>
-            <w:r>
-              <w:rPr>
-                <w:rFonts w:ascii="Arial" w:hAnsi="Arial" w:cs="Arial"/>
-                <w:sz w:val="16"/>
-                <w:szCs w:val="16"/>
-                <w:lang w:val="ru-RU"/>
-              </w:rPr>
-              <w:t xml:space="preserve"> т. 3;</w:t>
+              <w:t>Источник: Книга памяти Свердловской обл. , т. 3;</w:t>
             </w:r>
             <w:r>
               <w:rPr>
@@ -2395,7 +2161,6 @@
               <w:bottom w:val="double" w:sz="1" w:space="0" w:color="808080"/>
               <w:right w:val="double" w:sz="2" w:space="0" w:color="808080"/>
             </w:tcBorders>
-            <w:shd w:val="clear" w:color="auto" w:fill="auto"/>
             <w:vAlign w:val="center"/>
           </w:tcPr>
           <w:p>
@@ -2493,27 +2258,7 @@
                 <w:szCs w:val="16"/>
                 <w:lang w:val="ru-RU"/>
               </w:rPr>
-              <w:t xml:space="preserve">в 1872 г., Марий Эл, </w:t>
-            </w:r>
-            <w:proofErr w:type="spellStart"/>
-            <w:r>
-              <w:rPr>
-                <w:rFonts w:ascii="Arial" w:hAnsi="Arial" w:cs="Arial"/>
-                <w:sz w:val="16"/>
-                <w:szCs w:val="16"/>
-                <w:lang w:val="ru-RU"/>
-              </w:rPr>
-              <w:t>Еласовский</w:t>
-            </w:r>
-            <w:proofErr w:type="spellEnd"/>
-            <w:r>
-              <w:rPr>
-                <w:rFonts w:ascii="Arial" w:hAnsi="Arial" w:cs="Arial"/>
-                <w:sz w:val="16"/>
-                <w:szCs w:val="16"/>
-                <w:lang w:val="ru-RU"/>
-              </w:rPr>
-              <w:t xml:space="preserve"> р-н, д. Вершино Сумка; мари</w:t>
+              <w:t>в 1872 г., Марий Эл, Еласовский р-н, д. Вершино Сумка; мари</w:t>
             </w:r>
             <w:r>
               <w:rPr>
@@ -2611,7 +2356,6 @@
               <w:bottom w:val="double" w:sz="1" w:space="0" w:color="808080"/>
               <w:right w:val="double" w:sz="2" w:space="0" w:color="808080"/>
             </w:tcBorders>
-            <w:shd w:val="clear" w:color="auto" w:fill="auto"/>
             <w:vAlign w:val="center"/>
           </w:tcPr>
           <w:p>
@@ -2625,7 +2369,6 @@
               </w:rPr>
             </w:pPr>
             <w:hyperlink r:id="rId14" w:history="1">
-              <w:proofErr w:type="spellStart"/>
               <w:r>
                 <w:rPr>
                   <w:rStyle w:val="Hyperlink"/>
@@ -2639,23 +2382,7 @@
                   <w:shd w:val="clear" w:color="auto" w:fill="FFFFFF"/>
                   <w:lang w:val="ru-RU"/>
                 </w:rPr>
-                <w:t>Изотина</w:t>
-              </w:r>
-              <w:proofErr w:type="spellEnd"/>
-              <w:r>
-                <w:rPr>
-                  <w:rStyle w:val="Hyperlink"/>
-                  <w:rFonts w:ascii="Arial" w:hAnsi="Arial" w:cs="Arial"/>
-                  <w:b/>
-                  <w:bCs/>
-                  <w:color w:val="auto"/>
-                  <w:sz w:val="16"/>
-                  <w:szCs w:val="16"/>
-                  <w:bdr w:val="none" w:sz="0" w:space="0" w:color="auto" w:frame="1"/>
-                  <w:shd w:val="clear" w:color="auto" w:fill="FFFFFF"/>
-                  <w:lang w:val="ru-RU"/>
-                </w:rPr>
-                <w:t xml:space="preserve"> Евдокия Ивановна</w:t>
+                <w:t>Изотина Евдокия Ивановна</w:t>
               </w:r>
             </w:hyperlink>
             <w:r>
@@ -2710,59 +2437,35 @@
                 <w:szCs w:val="16"/>
                 <w:lang w:val="ru-RU"/>
               </w:rPr>
-              <w:t xml:space="preserve">1879 г.р., </w:t>
-            </w:r>
-            <w:proofErr w:type="spellStart"/>
-            <w:r>
-              <w:rPr>
-                <w:rFonts w:ascii="Arial" w:hAnsi="Arial" w:cs="Arial"/>
-                <w:sz w:val="16"/>
-                <w:szCs w:val="16"/>
-                <w:lang w:val="ru-RU"/>
-              </w:rPr>
-              <w:t>м.р</w:t>
-            </w:r>
-            <w:proofErr w:type="spellEnd"/>
-            <w:r>
-              <w:rPr>
-                <w:rFonts w:ascii="Arial" w:hAnsi="Arial" w:cs="Arial"/>
-                <w:sz w:val="16"/>
-                <w:szCs w:val="16"/>
-                <w:lang w:val="ru-RU"/>
-              </w:rPr>
-              <w:t xml:space="preserve">.: Марийская АССР, </w:t>
-            </w:r>
-            <w:proofErr w:type="spellStart"/>
-            <w:r>
-              <w:rPr>
-                <w:rFonts w:ascii="Arial" w:hAnsi="Arial" w:cs="Arial"/>
-                <w:sz w:val="16"/>
-                <w:szCs w:val="16"/>
-                <w:lang w:val="ru-RU"/>
-              </w:rPr>
-              <w:t>Еласовский</w:t>
-            </w:r>
-            <w:proofErr w:type="spellEnd"/>
-            <w:r>
-              <w:rPr>
-                <w:rFonts w:ascii="Arial" w:hAnsi="Arial" w:cs="Arial"/>
-                <w:sz w:val="16"/>
-                <w:szCs w:val="16"/>
-                <w:lang w:val="ru-RU"/>
-              </w:rPr>
-              <w:t xml:space="preserve"> р-н, д. </w:t>
-            </w:r>
-            <w:proofErr w:type="spellStart"/>
-            <w:r>
-              <w:rPr>
-                <w:rFonts w:ascii="Arial" w:hAnsi="Arial" w:cs="Arial"/>
-                <w:sz w:val="16"/>
-                <w:szCs w:val="16"/>
-                <w:lang w:val="ru-RU"/>
-              </w:rPr>
-              <w:t>Цыганово</w:t>
-            </w:r>
-            <w:proofErr w:type="spellEnd"/>
+              <w:t xml:space="preserve">1879 г.р., м.р.: Марийская АССР, Еласовский р-н, д. Цыганово, </w:t>
+            </w:r>
+            <w:r>
+              <w:rPr>
+                <w:rFonts w:ascii="Arial" w:hAnsi="Arial" w:cs="Arial"/>
+                <w:sz w:val="16"/>
+                <w:szCs w:val="16"/>
+                <w:lang w:val="ru-RU"/>
+              </w:rPr>
+              <w:t>марийка,</w:t>
+            </w:r>
+            <w:r>
+              <w:rPr>
+                <w:rFonts w:ascii="Arial" w:hAnsi="Arial" w:cs="Arial"/>
+                <w:sz w:val="16"/>
+                <w:szCs w:val="16"/>
+                <w:lang w:val="ru-RU"/>
+              </w:rPr>
+              <w:t xml:space="preserve"> </w:t>
+            </w:r>
+            <w:r>
+              <w:rPr>
+                <w:rFonts w:ascii="Arial" w:hAnsi="Arial" w:cs="Arial"/>
+                <w:sz w:val="16"/>
+                <w:szCs w:val="16"/>
+                <w:lang w:val="ru-RU"/>
+              </w:rPr>
+              <w:t>пенсионерка</w:t>
+            </w:r>
             <w:r>
               <w:rPr>
                 <w:rFonts w:ascii="Arial" w:hAnsi="Arial" w:cs="Arial"/>
@@ -2779,7 +2482,34 @@
                 <w:szCs w:val="16"/>
                 <w:lang w:val="ru-RU"/>
               </w:rPr>
-              <w:t>марийка,</w:t>
+              <w:t>п</w:t>
+            </w:r>
+            <w:r>
+              <w:rPr>
+                <w:rFonts w:ascii="Arial" w:hAnsi="Arial" w:cs="Arial"/>
+                <w:sz w:val="16"/>
+                <w:szCs w:val="16"/>
+                <w:lang w:val="ru-RU"/>
+              </w:rPr>
+              <w:t>рож</w:t>
+            </w:r>
+            <w:r>
+              <w:rPr>
+                <w:rFonts w:ascii="Arial" w:hAnsi="Arial" w:cs="Arial"/>
+                <w:sz w:val="16"/>
+                <w:szCs w:val="16"/>
+                <w:lang w:val="ru-RU"/>
+              </w:rPr>
+              <w:t>.</w:t>
+            </w:r>
+            <w:r>
+              <w:rPr>
+                <w:rFonts w:ascii="Arial" w:hAnsi="Arial" w:cs="Arial"/>
+                <w:sz w:val="16"/>
+                <w:szCs w:val="16"/>
+                <w:lang w:val="ru-RU"/>
+              </w:rPr>
+              <w:t>: г. Йошкар-Ола, ул. Волкова, 58.</w:t>
             </w:r>
             <w:r>
               <w:rPr>
@@ -2797,92 +2527,16 @@
                 <w:szCs w:val="16"/>
                 <w:lang w:val="ru-RU"/>
               </w:rPr>
-              <w:t>пенсионерка</w:t>
-            </w:r>
-            <w:r>
-              <w:rPr>
-                <w:rFonts w:ascii="Arial" w:hAnsi="Arial" w:cs="Arial"/>
-                <w:sz w:val="16"/>
-                <w:szCs w:val="16"/>
-                <w:lang w:val="ru-RU"/>
-              </w:rPr>
-              <w:t xml:space="preserve">, </w:t>
-            </w:r>
-            <w:proofErr w:type="spellStart"/>
-            <w:r>
-              <w:rPr>
-                <w:rFonts w:ascii="Arial" w:hAnsi="Arial" w:cs="Arial"/>
-                <w:sz w:val="16"/>
-                <w:szCs w:val="16"/>
-                <w:lang w:val="ru-RU"/>
-              </w:rPr>
-              <w:t>п</w:t>
-            </w:r>
-            <w:r>
-              <w:rPr>
-                <w:rFonts w:ascii="Arial" w:hAnsi="Arial" w:cs="Arial"/>
-                <w:sz w:val="16"/>
-                <w:szCs w:val="16"/>
-                <w:lang w:val="ru-RU"/>
-              </w:rPr>
-              <w:t>рож</w:t>
-            </w:r>
-            <w:proofErr w:type="spellEnd"/>
-            <w:r>
-              <w:rPr>
-                <w:rFonts w:ascii="Arial" w:hAnsi="Arial" w:cs="Arial"/>
-                <w:sz w:val="16"/>
-                <w:szCs w:val="16"/>
-                <w:lang w:val="ru-RU"/>
-              </w:rPr>
-              <w:t>.</w:t>
-            </w:r>
-            <w:r>
-              <w:rPr>
-                <w:rFonts w:ascii="Arial" w:hAnsi="Arial" w:cs="Arial"/>
-                <w:sz w:val="16"/>
-                <w:szCs w:val="16"/>
-                <w:lang w:val="ru-RU"/>
-              </w:rPr>
-              <w:t>: г. Йошкар-Ола, ул. Волкова, 58.</w:t>
-            </w:r>
-            <w:r>
-              <w:rPr>
-                <w:rFonts w:ascii="Arial" w:hAnsi="Arial" w:cs="Arial"/>
-                <w:sz w:val="16"/>
-                <w:szCs w:val="16"/>
-                <w:lang w:val="ru-RU"/>
-              </w:rPr>
-              <w:t xml:space="preserve"> </w:t>
-            </w:r>
-            <w:r>
-              <w:rPr>
-                <w:rFonts w:ascii="Arial" w:hAnsi="Arial" w:cs="Arial"/>
-                <w:sz w:val="16"/>
-                <w:szCs w:val="16"/>
-                <w:lang w:val="ru-RU"/>
-              </w:rPr>
               <w:t>Партийность: Делегат XVI съезда ВКП(б), член центрального исполнительного комитета СССР</w:t>
             </w:r>
-            <w:proofErr w:type="gramStart"/>
-            <w:r>
-              <w:rPr>
-                <w:rFonts w:ascii="Arial" w:hAnsi="Arial" w:cs="Arial"/>
-                <w:sz w:val="16"/>
-                <w:szCs w:val="16"/>
-                <w:lang w:val="ru-RU"/>
-              </w:rPr>
-              <w:t>.</w:t>
-            </w:r>
-            <w:proofErr w:type="gramEnd"/>
-            <w:r>
-              <w:rPr>
-                <w:rFonts w:ascii="Arial" w:hAnsi="Arial" w:cs="Arial"/>
-                <w:sz w:val="16"/>
-                <w:szCs w:val="16"/>
-                <w:lang w:val="ru-RU"/>
-              </w:rPr>
-              <w:t xml:space="preserve"> </w:t>
+            <w:r>
+              <w:rPr>
+                <w:rFonts w:ascii="Arial" w:hAnsi="Arial" w:cs="Arial"/>
+                <w:sz w:val="16"/>
+                <w:szCs w:val="16"/>
+                <w:lang w:val="ru-RU"/>
+              </w:rPr>
+              <w:t xml:space="preserve">. </w:t>
             </w:r>
             <w:r>
               <w:rPr>
@@ -2936,27 +2590,7 @@
                 <w:szCs w:val="16"/>
                 <w:lang w:val="ru-RU"/>
               </w:rPr>
-              <w:t xml:space="preserve">. Место захоронения: </w:t>
-            </w:r>
-            <w:proofErr w:type="spellStart"/>
-            <w:r>
-              <w:rPr>
-                <w:rFonts w:ascii="Arial" w:hAnsi="Arial" w:cs="Arial"/>
-                <w:sz w:val="16"/>
-                <w:szCs w:val="16"/>
-                <w:lang w:val="ru-RU"/>
-              </w:rPr>
-              <w:t>Мендурское</w:t>
-            </w:r>
-            <w:proofErr w:type="spellEnd"/>
-            <w:r>
-              <w:rPr>
-                <w:rFonts w:ascii="Arial" w:hAnsi="Arial" w:cs="Arial"/>
-                <w:sz w:val="16"/>
-                <w:szCs w:val="16"/>
-                <w:lang w:val="ru-RU"/>
-              </w:rPr>
-              <w:t xml:space="preserve"> кладбище</w:t>
+              <w:t>. Место захоронения: Мендурское кладбище</w:t>
             </w:r>
           </w:p>
           <w:p>
@@ -3027,7 +2661,6 @@
               <w:bottom w:val="double" w:sz="1" w:space="0" w:color="808080"/>
               <w:right w:val="double" w:sz="2" w:space="0" w:color="808080"/>
             </w:tcBorders>
-            <w:shd w:val="clear" w:color="auto" w:fill="auto"/>
             <w:vAlign w:val="center"/>
           </w:tcPr>
           <w:p>
@@ -3109,87 +2742,7 @@
                 <w:szCs w:val="16"/>
                 <w:lang w:val="ru-RU"/>
               </w:rPr>
-              <w:t xml:space="preserve">1914 г.р., </w:t>
-            </w:r>
-            <w:proofErr w:type="spellStart"/>
-            <w:r>
-              <w:rPr>
-                <w:rFonts w:ascii="Arial" w:hAnsi="Arial" w:cs="Arial"/>
-                <w:sz w:val="16"/>
-                <w:szCs w:val="16"/>
-                <w:lang w:val="ru-RU"/>
-              </w:rPr>
-              <w:t>м.р</w:t>
-            </w:r>
-            <w:proofErr w:type="spellEnd"/>
-            <w:r>
-              <w:rPr>
-                <w:rFonts w:ascii="Arial" w:hAnsi="Arial" w:cs="Arial"/>
-                <w:sz w:val="16"/>
-                <w:szCs w:val="16"/>
-                <w:lang w:val="ru-RU"/>
-              </w:rPr>
-              <w:t xml:space="preserve">.: Кировская обл., Николаевский р-н, д. </w:t>
-            </w:r>
-            <w:proofErr w:type="spellStart"/>
-            <w:r>
-              <w:rPr>
-                <w:rFonts w:ascii="Arial" w:hAnsi="Arial" w:cs="Arial"/>
-                <w:sz w:val="16"/>
-                <w:szCs w:val="16"/>
-                <w:lang w:val="ru-RU"/>
-              </w:rPr>
-              <w:t>Карагайцы</w:t>
-            </w:r>
-            <w:proofErr w:type="spellEnd"/>
-            <w:r>
-              <w:rPr>
-                <w:rFonts w:ascii="Arial" w:hAnsi="Arial" w:cs="Arial"/>
-                <w:sz w:val="16"/>
-                <w:szCs w:val="16"/>
-                <w:lang w:val="ru-RU"/>
-              </w:rPr>
-              <w:t xml:space="preserve">, удмуртка, заключенная, на полевых работах в ОЛП-12, </w:t>
-            </w:r>
-            <w:proofErr w:type="spellStart"/>
-            <w:r>
-              <w:rPr>
-                <w:rFonts w:ascii="Arial" w:hAnsi="Arial" w:cs="Arial"/>
-                <w:sz w:val="16"/>
-                <w:szCs w:val="16"/>
-                <w:lang w:val="ru-RU"/>
-              </w:rPr>
-              <w:t>прож</w:t>
-            </w:r>
-            <w:proofErr w:type="spellEnd"/>
-            <w:r>
-              <w:rPr>
-                <w:rFonts w:ascii="Arial" w:hAnsi="Arial" w:cs="Arial"/>
-                <w:sz w:val="16"/>
-                <w:szCs w:val="16"/>
-                <w:lang w:val="ru-RU"/>
-              </w:rPr>
-              <w:t xml:space="preserve">.: </w:t>
-            </w:r>
-            <w:proofErr w:type="spellStart"/>
-            <w:r>
-              <w:rPr>
-                <w:rFonts w:ascii="Arial" w:hAnsi="Arial" w:cs="Arial"/>
-                <w:sz w:val="16"/>
-                <w:szCs w:val="16"/>
-                <w:lang w:val="ru-RU"/>
-              </w:rPr>
-              <w:t>Ухтижемлаг</w:t>
-            </w:r>
-            <w:proofErr w:type="spellEnd"/>
-            <w:r>
-              <w:rPr>
-                <w:rFonts w:ascii="Arial" w:hAnsi="Arial" w:cs="Arial"/>
-                <w:sz w:val="16"/>
-                <w:szCs w:val="16"/>
-                <w:lang w:val="ru-RU"/>
-              </w:rPr>
-              <w:t xml:space="preserve"> НКВД</w:t>
+              <w:t>1914 г.р., м.р.: Кировская обл., Николаевский р-н, д. Карагайцы, удмуртка, заключенная, на полевых работах в ОЛП-12, прож.: Ухтижемлаг НКВД</w:t>
             </w:r>
           </w:p>
           <w:p>
@@ -3212,47 +2765,7 @@
                 <w:szCs w:val="16"/>
                 <w:lang w:val="ru-RU"/>
               </w:rPr>
-              <w:t xml:space="preserve">арестована 02.07.1941. Обвинение: ст. </w:t>
-            </w:r>
-            <w:proofErr w:type="gramStart"/>
-            <w:r>
-              <w:rPr>
-                <w:rFonts w:ascii="Arial" w:hAnsi="Arial" w:cs="Arial"/>
-                <w:sz w:val="16"/>
-                <w:szCs w:val="16"/>
-                <w:lang w:val="ru-RU"/>
-              </w:rPr>
-              <w:t>58-14</w:t>
-            </w:r>
-            <w:proofErr w:type="gramEnd"/>
-            <w:r>
-              <w:rPr>
-                <w:rFonts w:ascii="Arial" w:hAnsi="Arial" w:cs="Arial"/>
-                <w:sz w:val="16"/>
-                <w:szCs w:val="16"/>
-                <w:lang w:val="ru-RU"/>
-              </w:rPr>
-              <w:t xml:space="preserve"> УК РСФСР. Приговор: судебной коллегией по уголовным делам Верховного суда Коми АССР при </w:t>
-            </w:r>
-            <w:proofErr w:type="spellStart"/>
-            <w:r>
-              <w:rPr>
-                <w:rFonts w:ascii="Arial" w:hAnsi="Arial" w:cs="Arial"/>
-                <w:sz w:val="16"/>
-                <w:szCs w:val="16"/>
-                <w:lang w:val="ru-RU"/>
-              </w:rPr>
-              <w:t>Ухтижемлаге</w:t>
-            </w:r>
-            <w:proofErr w:type="spellEnd"/>
-            <w:r>
-              <w:rPr>
-                <w:rFonts w:ascii="Arial" w:hAnsi="Arial" w:cs="Arial"/>
-                <w:sz w:val="16"/>
-                <w:szCs w:val="16"/>
-                <w:lang w:val="ru-RU"/>
-              </w:rPr>
-              <w:t xml:space="preserve"> НКВД, 13.08.1941</w:t>
+              <w:t>арестована 02.07.1941. Обвинение: ст. 58-14 УК РСФСР. Приговор: судебной коллегией по уголовным делам Верховного суда Коми АССР при Ухтижемлаге НКВД, 13.08.1941</w:t>
             </w:r>
             <w:r>
               <w:rPr>
@@ -3290,27 +2803,7 @@
                 <w:szCs w:val="16"/>
                 <w:lang w:val="ru-RU"/>
               </w:rPr>
-              <w:t xml:space="preserve">Источник: Книга памяти Республики </w:t>
-            </w:r>
-            <w:proofErr w:type="gramStart"/>
-            <w:r>
-              <w:rPr>
-                <w:rFonts w:ascii="Arial" w:hAnsi="Arial" w:cs="Arial"/>
-                <w:sz w:val="16"/>
-                <w:szCs w:val="16"/>
-                <w:lang w:val="ru-RU"/>
-              </w:rPr>
-              <w:t>Коми ,</w:t>
-            </w:r>
-            <w:proofErr w:type="gramEnd"/>
-            <w:r>
-              <w:rPr>
-                <w:rFonts w:ascii="Arial" w:hAnsi="Arial" w:cs="Arial"/>
-                <w:sz w:val="16"/>
-                <w:szCs w:val="16"/>
-                <w:lang w:val="ru-RU"/>
-              </w:rPr>
-              <w:t xml:space="preserve"> т.7, ч.2;</w:t>
+              <w:t>Источник: Книга памяти Республики Коми , т.7, ч.2;</w:t>
             </w:r>
             <w:r>
               <w:rPr>
@@ -3349,7 +2842,6 @@
               <w:bottom w:val="double" w:sz="1" w:space="0" w:color="808080"/>
               <w:right w:val="double" w:sz="2" w:space="0" w:color="808080"/>
             </w:tcBorders>
-            <w:shd w:val="clear" w:color="auto" w:fill="auto"/>
             <w:vAlign w:val="center"/>
           </w:tcPr>
           <w:p>
@@ -3431,107 +2923,7 @@
                 <w:szCs w:val="16"/>
                 <w:lang w:val="ru-RU"/>
               </w:rPr>
-              <w:t xml:space="preserve">1896 г.р., </w:t>
-            </w:r>
-            <w:proofErr w:type="spellStart"/>
-            <w:r>
-              <w:rPr>
-                <w:rFonts w:ascii="Arial" w:hAnsi="Arial" w:cs="Arial"/>
-                <w:sz w:val="16"/>
-                <w:szCs w:val="16"/>
-                <w:lang w:val="ru-RU"/>
-              </w:rPr>
-              <w:t>м.р</w:t>
-            </w:r>
-            <w:proofErr w:type="spellEnd"/>
-            <w:r>
-              <w:rPr>
-                <w:rFonts w:ascii="Arial" w:hAnsi="Arial" w:cs="Arial"/>
-                <w:sz w:val="16"/>
-                <w:szCs w:val="16"/>
-                <w:lang w:val="ru-RU"/>
-              </w:rPr>
-              <w:t xml:space="preserve">.: Марийская АССР, Горномарийский р-н, д. </w:t>
-            </w:r>
-            <w:proofErr w:type="spellStart"/>
-            <w:r>
-              <w:rPr>
-                <w:rFonts w:ascii="Arial" w:hAnsi="Arial" w:cs="Arial"/>
-                <w:sz w:val="16"/>
-                <w:szCs w:val="16"/>
-                <w:lang w:val="ru-RU"/>
-              </w:rPr>
-              <w:t>Важнанер</w:t>
-            </w:r>
-            <w:proofErr w:type="spellEnd"/>
-            <w:r>
-              <w:rPr>
-                <w:rFonts w:ascii="Arial" w:hAnsi="Arial" w:cs="Arial"/>
-                <w:sz w:val="16"/>
-                <w:szCs w:val="16"/>
-                <w:lang w:val="ru-RU"/>
-              </w:rPr>
-              <w:t xml:space="preserve">, марийка, заключенная </w:t>
-            </w:r>
-            <w:proofErr w:type="spellStart"/>
-            <w:r>
-              <w:rPr>
-                <w:rFonts w:ascii="Arial" w:hAnsi="Arial" w:cs="Arial"/>
-                <w:sz w:val="16"/>
-                <w:szCs w:val="16"/>
-                <w:lang w:val="ru-RU"/>
-              </w:rPr>
-              <w:t>Севжелдорлага</w:t>
-            </w:r>
-            <w:proofErr w:type="spellEnd"/>
-            <w:r>
-              <w:rPr>
-                <w:rFonts w:ascii="Arial" w:hAnsi="Arial" w:cs="Arial"/>
-                <w:sz w:val="16"/>
-                <w:szCs w:val="16"/>
-                <w:lang w:val="ru-RU"/>
-              </w:rPr>
-              <w:t xml:space="preserve">, арестована 31.05.1940. Обвинение: ст. </w:t>
-            </w:r>
-            <w:proofErr w:type="gramStart"/>
-            <w:r>
-              <w:rPr>
-                <w:rFonts w:ascii="Arial" w:hAnsi="Arial" w:cs="Arial"/>
-                <w:sz w:val="16"/>
-                <w:szCs w:val="16"/>
-                <w:lang w:val="ru-RU"/>
-              </w:rPr>
-              <w:t>58-10</w:t>
-            </w:r>
-            <w:proofErr w:type="gramEnd"/>
-            <w:r>
-              <w:rPr>
-                <w:rFonts w:ascii="Arial" w:hAnsi="Arial" w:cs="Arial"/>
-                <w:sz w:val="16"/>
-                <w:szCs w:val="16"/>
-                <w:lang w:val="ru-RU"/>
-              </w:rPr>
-              <w:t xml:space="preserve"> ч.1, </w:t>
-            </w:r>
-            <w:proofErr w:type="gramStart"/>
-            <w:r>
-              <w:rPr>
-                <w:rFonts w:ascii="Arial" w:hAnsi="Arial" w:cs="Arial"/>
-                <w:sz w:val="16"/>
-                <w:szCs w:val="16"/>
-                <w:lang w:val="ru-RU"/>
-              </w:rPr>
-              <w:t>58-14</w:t>
-            </w:r>
-            <w:proofErr w:type="gramEnd"/>
-            <w:r>
-              <w:rPr>
-                <w:rFonts w:ascii="Arial" w:hAnsi="Arial" w:cs="Arial"/>
-                <w:sz w:val="16"/>
-                <w:szCs w:val="16"/>
-                <w:lang w:val="ru-RU"/>
-              </w:rPr>
-              <w:t xml:space="preserve"> УК РСФСР. Приговор: Верховный суд Коми АССР, 13.06.1940</w:t>
+              <w:t>1896 г.р., м.р.: Марийская АССР, Горномарийский р-н, д. Важнанер, марийка, заключенная Севжелдорлага, арестована 31.05.1940. Обвинение: ст. 58-10 ч.1, 58-14 УК РСФСР. Приговор: Верховный суд Коми АССР, 13.06.1940</w:t>
             </w:r>
             <w:r>
               <w:rPr>
@@ -3569,27 +2961,7 @@
                 <w:szCs w:val="16"/>
                 <w:lang w:val="ru-RU"/>
               </w:rPr>
-              <w:t xml:space="preserve">Источник: Книга памяти Республики </w:t>
-            </w:r>
-            <w:proofErr w:type="gramStart"/>
-            <w:r>
-              <w:rPr>
-                <w:rFonts w:ascii="Arial" w:hAnsi="Arial" w:cs="Arial"/>
-                <w:sz w:val="16"/>
-                <w:szCs w:val="16"/>
-                <w:lang w:val="ru-RU"/>
-              </w:rPr>
-              <w:t>Коми ,</w:t>
-            </w:r>
-            <w:proofErr w:type="gramEnd"/>
-            <w:r>
-              <w:rPr>
-                <w:rFonts w:ascii="Arial" w:hAnsi="Arial" w:cs="Arial"/>
-                <w:sz w:val="16"/>
-                <w:szCs w:val="16"/>
-                <w:lang w:val="ru-RU"/>
-              </w:rPr>
-              <w:t xml:space="preserve"> т.2;</w:t>
+              <w:t>Источник: Книга памяти Республики Коми , т.2;</w:t>
             </w:r>
             <w:r>
               <w:rPr>
@@ -3628,7 +3000,6 @@
               <w:bottom w:val="double" w:sz="1" w:space="0" w:color="808080"/>
               <w:right w:val="double" w:sz="2" w:space="0" w:color="808080"/>
             </w:tcBorders>
-            <w:shd w:val="clear" w:color="auto" w:fill="auto"/>
             <w:vAlign w:val="center"/>
           </w:tcPr>
           <w:p>
@@ -3724,47 +3095,7 @@
                 <w:szCs w:val="16"/>
                 <w:lang w:val="ru-RU"/>
               </w:rPr>
-              <w:t xml:space="preserve">в 1890 г., д. </w:t>
-            </w:r>
-            <w:proofErr w:type="spellStart"/>
-            <w:r>
-              <w:rPr>
-                <w:rFonts w:ascii="Arial" w:hAnsi="Arial" w:cs="Arial"/>
-                <w:sz w:val="16"/>
-                <w:szCs w:val="16"/>
-                <w:lang w:val="ru-RU"/>
-              </w:rPr>
-              <w:t>Изикино</w:t>
-            </w:r>
-            <w:proofErr w:type="spellEnd"/>
-            <w:r>
-              <w:rPr>
-                <w:rFonts w:ascii="Arial" w:hAnsi="Arial" w:cs="Arial"/>
-                <w:sz w:val="16"/>
-                <w:szCs w:val="16"/>
-                <w:lang w:val="ru-RU"/>
-              </w:rPr>
-              <w:t xml:space="preserve"> Горномарийского района Марийской АССР; марийка, </w:t>
-            </w:r>
-            <w:proofErr w:type="spellStart"/>
-            <w:r>
-              <w:rPr>
-                <w:rFonts w:ascii="Arial" w:hAnsi="Arial" w:cs="Arial"/>
-                <w:sz w:val="16"/>
-                <w:szCs w:val="16"/>
-                <w:lang w:val="ru-RU"/>
-              </w:rPr>
-              <w:t>БОЗ.Арестована</w:t>
-            </w:r>
-            <w:proofErr w:type="spellEnd"/>
-            <w:r>
-              <w:rPr>
-                <w:rFonts w:ascii="Arial" w:hAnsi="Arial" w:cs="Arial"/>
-                <w:sz w:val="16"/>
-                <w:szCs w:val="16"/>
-                <w:lang w:val="ru-RU"/>
-              </w:rPr>
-              <w:t xml:space="preserve"> 1 июня 1938 г. Приговор: расстреляна.</w:t>
+              <w:t>в 1890 г., д. Изикино Горномарийского района Марийской АССР; марийка, БОЗ.Арестована 1 июня 1938 г. Приговор: расстреляна.</w:t>
             </w:r>
           </w:p>
           <w:p>
@@ -3823,7 +3154,6 @@
               <w:bottom w:val="double" w:sz="1" w:space="0" w:color="808080"/>
               <w:right w:val="double" w:sz="2" w:space="0" w:color="808080"/>
             </w:tcBorders>
-            <w:shd w:val="clear" w:color="auto" w:fill="auto"/>
             <w:vAlign w:val="center"/>
           </w:tcPr>
           <w:p>
@@ -3837,7 +3167,6 @@
               </w:rPr>
             </w:pPr>
             <w:hyperlink r:id="rId21" w:history="1">
-              <w:proofErr w:type="spellStart"/>
               <w:r>
                 <w:rPr>
                   <w:rStyle w:val="Hyperlink"/>
@@ -3851,23 +3180,7 @@
                   <w:shd w:val="clear" w:color="auto" w:fill="FFFFFF"/>
                   <w:lang w:val="ru-RU"/>
                 </w:rPr>
-                <w:t>Лукоянова</w:t>
-              </w:r>
-              <w:proofErr w:type="spellEnd"/>
-              <w:r>
-                <w:rPr>
-                  <w:rStyle w:val="Hyperlink"/>
-                  <w:rFonts w:ascii="Arial" w:hAnsi="Arial" w:cs="Arial"/>
-                  <w:b/>
-                  <w:bCs/>
-                  <w:color w:val="auto"/>
-                  <w:sz w:val="16"/>
-                  <w:szCs w:val="16"/>
-                  <w:bdr w:val="none" w:sz="0" w:space="0" w:color="auto" w:frame="1"/>
-                  <w:shd w:val="clear" w:color="auto" w:fill="FFFFFF"/>
-                  <w:lang w:val="ru-RU"/>
-                </w:rPr>
-                <w:t xml:space="preserve"> Ольга Николаевна</w:t>
+                <w:t>Лукоянова Ольга Николаевна</w:t>
               </w:r>
             </w:hyperlink>
             <w:r>
@@ -3922,27 +3235,7 @@
                 <w:szCs w:val="16"/>
                 <w:lang w:val="ru-RU"/>
               </w:rPr>
-              <w:t xml:space="preserve">1921 г.р., </w:t>
-            </w:r>
-            <w:proofErr w:type="spellStart"/>
-            <w:r>
-              <w:rPr>
-                <w:rFonts w:ascii="Arial" w:hAnsi="Arial" w:cs="Arial"/>
-                <w:sz w:val="16"/>
-                <w:szCs w:val="16"/>
-                <w:lang w:val="ru-RU"/>
-              </w:rPr>
-              <w:t>м.р</w:t>
-            </w:r>
-            <w:proofErr w:type="spellEnd"/>
-            <w:r>
-              <w:rPr>
-                <w:rFonts w:ascii="Arial" w:hAnsi="Arial" w:cs="Arial"/>
-                <w:sz w:val="16"/>
-                <w:szCs w:val="16"/>
-                <w:lang w:val="ru-RU"/>
-              </w:rPr>
-              <w:t>.: Марийская АССР, Горномарийский р-н, с. Отары, марийка, колхозница, арестована 11.09.1941. Приговор: ВМН. Расстреляна</w:t>
+              <w:t>1921 г.р., м.р.: Марийская АССР, Горномарийский р-н, с. Отары, марийка, колхозница, арестована 11.09.1941. Приговор: ВМН. Расстреляна</w:t>
             </w:r>
           </w:p>
           <w:p>
@@ -3965,27 +3258,7 @@
                 <w:szCs w:val="16"/>
                 <w:lang w:val="ru-RU"/>
               </w:rPr>
-              <w:t xml:space="preserve">Источник: Книга памяти Республики Марий </w:t>
-            </w:r>
-            <w:proofErr w:type="gramStart"/>
-            <w:r>
-              <w:rPr>
-                <w:rFonts w:ascii="Arial" w:hAnsi="Arial" w:cs="Arial"/>
-                <w:sz w:val="16"/>
-                <w:szCs w:val="16"/>
-                <w:lang w:val="ru-RU"/>
-              </w:rPr>
-              <w:t>Эл ,</w:t>
-            </w:r>
-            <w:proofErr w:type="gramEnd"/>
-            <w:r>
-              <w:rPr>
-                <w:rFonts w:ascii="Arial" w:hAnsi="Arial" w:cs="Arial"/>
-                <w:sz w:val="16"/>
-                <w:szCs w:val="16"/>
-                <w:lang w:val="ru-RU"/>
-              </w:rPr>
-              <w:t xml:space="preserve"> т.3;</w:t>
+              <w:t>Источник: Книга памяти Республики Марий Эл , т.3;</w:t>
             </w:r>
             <w:r>
               <w:rPr>
@@ -4024,7 +3297,6 @@
               <w:bottom w:val="double" w:sz="1" w:space="0" w:color="808080"/>
               <w:right w:val="double" w:sz="2" w:space="0" w:color="808080"/>
             </w:tcBorders>
-            <w:shd w:val="clear" w:color="auto" w:fill="auto"/>
             <w:vAlign w:val="center"/>
           </w:tcPr>
           <w:p>
@@ -4106,47 +3378,7 @@
                 <w:szCs w:val="16"/>
                 <w:lang w:val="ru-RU"/>
               </w:rPr>
-              <w:t xml:space="preserve">1907 г.р., </w:t>
-            </w:r>
-            <w:proofErr w:type="spellStart"/>
-            <w:r>
-              <w:rPr>
-                <w:rFonts w:ascii="Arial" w:hAnsi="Arial" w:cs="Arial"/>
-                <w:sz w:val="16"/>
-                <w:szCs w:val="16"/>
-                <w:lang w:val="ru-RU"/>
-              </w:rPr>
-              <w:t>м.р</w:t>
-            </w:r>
-            <w:proofErr w:type="spellEnd"/>
-            <w:r>
-              <w:rPr>
-                <w:rFonts w:ascii="Arial" w:hAnsi="Arial" w:cs="Arial"/>
-                <w:sz w:val="16"/>
-                <w:szCs w:val="16"/>
-                <w:lang w:val="ru-RU"/>
-              </w:rPr>
-              <w:t xml:space="preserve">.: Марийская АССР, Горномарийский р-н, д. </w:t>
-            </w:r>
-            <w:proofErr w:type="spellStart"/>
-            <w:r>
-              <w:rPr>
-                <w:rFonts w:ascii="Arial" w:hAnsi="Arial" w:cs="Arial"/>
-                <w:sz w:val="16"/>
-                <w:szCs w:val="16"/>
-                <w:lang w:val="ru-RU"/>
-              </w:rPr>
-              <w:t>Ширгиял</w:t>
-            </w:r>
-            <w:proofErr w:type="spellEnd"/>
-            <w:r>
-              <w:rPr>
-                <w:rFonts w:ascii="Arial" w:hAnsi="Arial" w:cs="Arial"/>
-                <w:sz w:val="16"/>
-                <w:szCs w:val="16"/>
-                <w:lang w:val="ru-RU"/>
-              </w:rPr>
-              <w:t>, марийка, артистка театра, арестована 29.10.1938. Приговор: ВМН</w:t>
+              <w:t>1907 г.р., м.р.: Марийская АССР, Горномарийский р-н, д. Ширгиял, марийка, артистка театра, арестована 29.10.1938. Приговор: ВМН</w:t>
             </w:r>
           </w:p>
           <w:p>
@@ -4231,7 +3463,6 @@
               <w:bottom w:val="double" w:sz="1" w:space="0" w:color="808080"/>
               <w:right w:val="double" w:sz="2" w:space="0" w:color="808080"/>
             </w:tcBorders>
-            <w:shd w:val="clear" w:color="auto" w:fill="auto"/>
             <w:vAlign w:val="center"/>
           </w:tcPr>
           <w:p>
@@ -4313,47 +3544,7 @@
                 <w:szCs w:val="16"/>
                 <w:lang w:val="ru-RU"/>
               </w:rPr>
-              <w:t xml:space="preserve">1900 г.р., </w:t>
-            </w:r>
-            <w:proofErr w:type="spellStart"/>
-            <w:r>
-              <w:rPr>
-                <w:rFonts w:ascii="Arial" w:hAnsi="Arial" w:cs="Arial"/>
-                <w:sz w:val="16"/>
-                <w:szCs w:val="16"/>
-                <w:lang w:val="ru-RU"/>
-              </w:rPr>
-              <w:t>м.р</w:t>
-            </w:r>
-            <w:proofErr w:type="spellEnd"/>
-            <w:r>
-              <w:rPr>
-                <w:rFonts w:ascii="Arial" w:hAnsi="Arial" w:cs="Arial"/>
-                <w:sz w:val="16"/>
-                <w:szCs w:val="16"/>
-                <w:lang w:val="ru-RU"/>
-              </w:rPr>
-              <w:t xml:space="preserve">.: Марийская АССР, </w:t>
-            </w:r>
-            <w:proofErr w:type="spellStart"/>
-            <w:r>
-              <w:rPr>
-                <w:rFonts w:ascii="Arial" w:hAnsi="Arial" w:cs="Arial"/>
-                <w:sz w:val="16"/>
-                <w:szCs w:val="16"/>
-                <w:lang w:val="ru-RU"/>
-              </w:rPr>
-              <w:t>Ронгинский</w:t>
-            </w:r>
-            <w:proofErr w:type="spellEnd"/>
-            <w:r>
-              <w:rPr>
-                <w:rFonts w:ascii="Arial" w:hAnsi="Arial" w:cs="Arial"/>
-                <w:sz w:val="16"/>
-                <w:szCs w:val="16"/>
-                <w:lang w:val="ru-RU"/>
-              </w:rPr>
-              <w:t xml:space="preserve"> р-н, д. Семейкино, марийка, колхозница, арестована 29.06.1938. Приговор: ВМН. Расстреляна</w:t>
+              <w:t>1900 г.р., м.р.: Марийская АССР, Ронгинский р-н, д. Семейкино, марийка, колхозница, арестована 29.06.1938. Приговор: ВМН. Расстреляна</w:t>
             </w:r>
           </w:p>
           <w:p>
@@ -4415,7 +3606,6 @@
               <w:bottom w:val="double" w:sz="1" w:space="0" w:color="808080"/>
               <w:right w:val="double" w:sz="2" w:space="0" w:color="808080"/>
             </w:tcBorders>
-            <w:shd w:val="clear" w:color="auto" w:fill="auto"/>
             <w:vAlign w:val="center"/>
           </w:tcPr>
           <w:p>
@@ -4497,47 +3687,7 @@
                 <w:szCs w:val="16"/>
                 <w:lang w:val="ru-RU"/>
               </w:rPr>
-              <w:t xml:space="preserve">1905 г.р., </w:t>
-            </w:r>
-            <w:proofErr w:type="spellStart"/>
-            <w:r>
-              <w:rPr>
-                <w:rFonts w:ascii="Arial" w:hAnsi="Arial" w:cs="Arial"/>
-                <w:sz w:val="16"/>
-                <w:szCs w:val="16"/>
-                <w:lang w:val="ru-RU"/>
-              </w:rPr>
-              <w:t>м.р</w:t>
-            </w:r>
-            <w:proofErr w:type="spellEnd"/>
-            <w:r>
-              <w:rPr>
-                <w:rFonts w:ascii="Arial" w:hAnsi="Arial" w:cs="Arial"/>
-                <w:sz w:val="16"/>
-                <w:szCs w:val="16"/>
-                <w:lang w:val="ru-RU"/>
-              </w:rPr>
-              <w:t>.: Марийская АССР, Мари-Турекский р-н, д. Мари-</w:t>
-            </w:r>
-            <w:proofErr w:type="spellStart"/>
-            <w:r>
-              <w:rPr>
-                <w:rFonts w:ascii="Arial" w:hAnsi="Arial" w:cs="Arial"/>
-                <w:sz w:val="16"/>
-                <w:szCs w:val="16"/>
-                <w:lang w:val="ru-RU"/>
-              </w:rPr>
-              <w:t>Китня</w:t>
-            </w:r>
-            <w:proofErr w:type="spellEnd"/>
-            <w:r>
-              <w:rPr>
-                <w:rFonts w:ascii="Arial" w:hAnsi="Arial" w:cs="Arial"/>
-                <w:sz w:val="16"/>
-                <w:szCs w:val="16"/>
-                <w:lang w:val="ru-RU"/>
-              </w:rPr>
-              <w:t>, марийка, крестьянка, арестована 09.07.1930. Приговор: ВМН. Расстреляна</w:t>
+              <w:t>1905 г.р., м.р.: Марийская АССР, Мари-Турекский р-н, д. Мари-Китня, марийка, крестьянка, арестована 09.07.1930. Приговор: ВМН. Расстреляна</w:t>
             </w:r>
           </w:p>
           <w:p>
@@ -4599,7 +3749,6 @@
               <w:bottom w:val="double" w:sz="1" w:space="0" w:color="808080"/>
               <w:right w:val="double" w:sz="2" w:space="0" w:color="808080"/>
             </w:tcBorders>
-            <w:shd w:val="clear" w:color="auto" w:fill="auto"/>
             <w:vAlign w:val="center"/>
           </w:tcPr>
           <w:p>
@@ -4681,47 +3830,7 @@
                 <w:szCs w:val="16"/>
                 <w:lang w:val="ru-RU"/>
               </w:rPr>
-              <w:t xml:space="preserve">1914 г.р., </w:t>
-            </w:r>
-            <w:proofErr w:type="spellStart"/>
-            <w:r>
-              <w:rPr>
-                <w:rFonts w:ascii="Arial" w:hAnsi="Arial" w:cs="Arial"/>
-                <w:sz w:val="16"/>
-                <w:szCs w:val="16"/>
-                <w:lang w:val="ru-RU"/>
-              </w:rPr>
-              <w:t>м.р</w:t>
-            </w:r>
-            <w:proofErr w:type="spellEnd"/>
-            <w:r>
-              <w:rPr>
-                <w:rFonts w:ascii="Arial" w:hAnsi="Arial" w:cs="Arial"/>
-                <w:sz w:val="16"/>
-                <w:szCs w:val="16"/>
-                <w:lang w:val="ru-RU"/>
-              </w:rPr>
-              <w:t xml:space="preserve">.: Удмуртская АССР, Кезский р-н, д. Полом, удмуртка, образование: специальное. Школа ФЗО 4, кастелянша, </w:t>
-            </w:r>
-            <w:proofErr w:type="spellStart"/>
-            <w:r>
-              <w:rPr>
-                <w:rFonts w:ascii="Arial" w:hAnsi="Arial" w:cs="Arial"/>
-                <w:sz w:val="16"/>
-                <w:szCs w:val="16"/>
-                <w:lang w:val="ru-RU"/>
-              </w:rPr>
-              <w:t>прож</w:t>
-            </w:r>
-            <w:proofErr w:type="spellEnd"/>
-            <w:r>
-              <w:rPr>
-                <w:rFonts w:ascii="Arial" w:hAnsi="Arial" w:cs="Arial"/>
-                <w:sz w:val="16"/>
-                <w:szCs w:val="16"/>
-                <w:lang w:val="ru-RU"/>
-              </w:rPr>
-              <w:t>.: г. Ижевск</w:t>
+              <w:t>1914 г.р., м.р.: Удмуртская АССР, Кезский р-н, д. Полом, удмуртка, образование: специальное. Школа ФЗО 4, кастелянша, прож.: г. Ижевск</w:t>
             </w:r>
           </w:p>
           <w:p>
@@ -4785,27 +3894,7 @@
                 <w:szCs w:val="16"/>
                 <w:lang w:val="ru-RU"/>
               </w:rPr>
-              <w:t xml:space="preserve">Источник: Книга памяти Республики </w:t>
-            </w:r>
-            <w:proofErr w:type="gramStart"/>
-            <w:r>
-              <w:rPr>
-                <w:rFonts w:ascii="Arial" w:hAnsi="Arial" w:cs="Arial"/>
-                <w:sz w:val="16"/>
-                <w:szCs w:val="16"/>
-                <w:lang w:val="ru-RU"/>
-              </w:rPr>
-              <w:t>Удмуртия ,</w:t>
-            </w:r>
-            <w:proofErr w:type="gramEnd"/>
-            <w:r>
-              <w:rPr>
-                <w:rFonts w:ascii="Arial" w:hAnsi="Arial" w:cs="Arial"/>
-                <w:sz w:val="16"/>
-                <w:szCs w:val="16"/>
-                <w:lang w:val="ru-RU"/>
-              </w:rPr>
-              <w:t xml:space="preserve"> т.1</w:t>
+              <w:t>Источник: Книга памяти Республики Удмуртия , т.1</w:t>
             </w:r>
             <w:r>
               <w:rPr>
@@ -4853,7 +3942,6 @@
               <w:bottom w:val="double" w:sz="1" w:space="0" w:color="808080"/>
               <w:right w:val="double" w:sz="2" w:space="0" w:color="808080"/>
             </w:tcBorders>
-            <w:shd w:val="clear" w:color="auto" w:fill="auto"/>
             <w:vAlign w:val="center"/>
           </w:tcPr>
           <w:p>
@@ -4935,47 +4023,7 @@
                 <w:szCs w:val="16"/>
                 <w:lang w:val="ru-RU"/>
               </w:rPr>
-              <w:t xml:space="preserve">1909 г.р., </w:t>
-            </w:r>
-            <w:proofErr w:type="spellStart"/>
-            <w:r>
-              <w:rPr>
-                <w:rFonts w:ascii="Arial" w:hAnsi="Arial" w:cs="Arial"/>
-                <w:sz w:val="16"/>
-                <w:szCs w:val="16"/>
-                <w:lang w:val="ru-RU"/>
-              </w:rPr>
-              <w:t>м.р</w:t>
-            </w:r>
-            <w:proofErr w:type="spellEnd"/>
-            <w:r>
-              <w:rPr>
-                <w:rFonts w:ascii="Arial" w:hAnsi="Arial" w:cs="Arial"/>
-                <w:sz w:val="16"/>
-                <w:szCs w:val="16"/>
-                <w:lang w:val="ru-RU"/>
-              </w:rPr>
-              <w:t xml:space="preserve">.: Татарская АССР, Балтасинский р-н, д. Б. </w:t>
-            </w:r>
-            <w:proofErr w:type="spellStart"/>
-            <w:r>
-              <w:rPr>
-                <w:rFonts w:ascii="Arial" w:hAnsi="Arial" w:cs="Arial"/>
-                <w:sz w:val="16"/>
-                <w:szCs w:val="16"/>
-                <w:lang w:val="ru-RU"/>
-              </w:rPr>
-              <w:t>Лызя</w:t>
-            </w:r>
-            <w:proofErr w:type="spellEnd"/>
-            <w:r>
-              <w:rPr>
-                <w:rFonts w:ascii="Arial" w:hAnsi="Arial" w:cs="Arial"/>
-                <w:sz w:val="16"/>
-                <w:szCs w:val="16"/>
-                <w:lang w:val="ru-RU"/>
-              </w:rPr>
-              <w:t>, удмуртка, образование: малограмотная, арестована 21.01.1942. Приговор: 12.09.1942</w:t>
+              <w:t>1909 г.р., м.р.: Татарская АССР, Балтасинский р-н, д. Б. Лызя, удмуртка, образование: малограмотная, арестована 21.01.1942. Приговор: 12.09.1942</w:t>
             </w:r>
             <w:r>
               <w:rPr>
@@ -5016,27 +4064,7 @@
                 <w:szCs w:val="16"/>
                 <w:lang w:val="ru-RU"/>
               </w:rPr>
-              <w:t xml:space="preserve">Источник: Книга памяти Республики </w:t>
-            </w:r>
-            <w:proofErr w:type="gramStart"/>
-            <w:r>
-              <w:rPr>
-                <w:rFonts w:ascii="Arial" w:hAnsi="Arial" w:cs="Arial"/>
-                <w:sz w:val="16"/>
-                <w:szCs w:val="16"/>
-                <w:lang w:val="ru-RU"/>
-              </w:rPr>
-              <w:t>Удмуртия ,</w:t>
-            </w:r>
-            <w:proofErr w:type="gramEnd"/>
-            <w:r>
-              <w:rPr>
-                <w:rFonts w:ascii="Arial" w:hAnsi="Arial" w:cs="Arial"/>
-                <w:sz w:val="16"/>
-                <w:szCs w:val="16"/>
-                <w:lang w:val="ru-RU"/>
-              </w:rPr>
-              <w:t xml:space="preserve"> т.1;</w:t>
+              <w:t>Источник: Книга памяти Республики Удмуртия , т.1;</w:t>
             </w:r>
             <w:r>
               <w:rPr>
@@ -5075,7 +4103,6 @@
               <w:bottom w:val="double" w:sz="1" w:space="0" w:color="808080"/>
               <w:right w:val="double" w:sz="2" w:space="0" w:color="808080"/>
             </w:tcBorders>
-            <w:shd w:val="clear" w:color="auto" w:fill="auto"/>
             <w:vAlign w:val="center"/>
           </w:tcPr>
           <w:p>
@@ -5091,7 +4118,6 @@
               </w:rPr>
             </w:pPr>
             <w:hyperlink r:id="rId33" w:history="1">
-              <w:proofErr w:type="spellStart"/>
               <w:r>
                 <w:rPr>
                   <w:rStyle w:val="Hyperlink"/>
@@ -5105,41 +4131,8 @@
                   <w:shd w:val="clear" w:color="auto" w:fill="FFFFFF"/>
                   <w:lang w:val="ru-RU"/>
                 </w:rPr>
-                <w:t>Тимиргалина</w:t>
+                <w:t>Тимиргалина Шарифа Тимиргазиевна</w:t>
               </w:r>
-              <w:proofErr w:type="spellEnd"/>
-              <w:r>
-                <w:rPr>
-                  <w:rStyle w:val="Hyperlink"/>
-                  <w:rFonts w:ascii="Arial" w:hAnsi="Arial" w:cs="Arial"/>
-                  <w:b/>
-                  <w:bCs/>
-                  <w:color w:val="auto"/>
-                  <w:sz w:val="16"/>
-                  <w:szCs w:val="16"/>
-                  <w:bdr w:val="none" w:sz="0" w:space="0" w:color="auto" w:frame="1"/>
-                  <w:shd w:val="clear" w:color="auto" w:fill="FFFFFF"/>
-                  <w:lang w:val="ru-RU"/>
-                </w:rPr>
-                <w:t xml:space="preserve"> Шарифа </w:t>
-              </w:r>
-              <w:proofErr w:type="spellStart"/>
-              <w:r>
-                <w:rPr>
-                  <w:rStyle w:val="Hyperlink"/>
-                  <w:rFonts w:ascii="Arial" w:hAnsi="Arial" w:cs="Arial"/>
-                  <w:b/>
-                  <w:bCs/>
-                  <w:color w:val="auto"/>
-                  <w:sz w:val="16"/>
-                  <w:szCs w:val="16"/>
-                  <w:bdr w:val="none" w:sz="0" w:space="0" w:color="auto" w:frame="1"/>
-                  <w:shd w:val="clear" w:color="auto" w:fill="FFFFFF"/>
-                  <w:lang w:val="ru-RU"/>
-                </w:rPr>
-                <w:t>Тимиргазиевна</w:t>
-              </w:r>
-              <w:proofErr w:type="spellEnd"/>
             </w:hyperlink>
             <w:r>
               <w:rPr>
@@ -5193,47 +4186,7 @@
                 <w:szCs w:val="16"/>
                 <w:lang w:val="ru-RU"/>
               </w:rPr>
-              <w:t xml:space="preserve">1910 г.р., </w:t>
-            </w:r>
-            <w:proofErr w:type="spellStart"/>
-            <w:r>
-              <w:rPr>
-                <w:rFonts w:ascii="Arial" w:hAnsi="Arial" w:cs="Arial"/>
-                <w:sz w:val="16"/>
-                <w:szCs w:val="16"/>
-                <w:lang w:val="ru-RU"/>
-              </w:rPr>
-              <w:t>м.р</w:t>
-            </w:r>
-            <w:proofErr w:type="spellEnd"/>
-            <w:r>
-              <w:rPr>
-                <w:rFonts w:ascii="Arial" w:hAnsi="Arial" w:cs="Arial"/>
-                <w:sz w:val="16"/>
-                <w:szCs w:val="16"/>
-                <w:lang w:val="ru-RU"/>
-              </w:rPr>
-              <w:t xml:space="preserve">.: Оренбургская губ., Челябинский уезд, д. </w:t>
-            </w:r>
-            <w:proofErr w:type="spellStart"/>
-            <w:r>
-              <w:rPr>
-                <w:rFonts w:ascii="Arial" w:hAnsi="Arial" w:cs="Arial"/>
-                <w:sz w:val="16"/>
-                <w:szCs w:val="16"/>
-                <w:lang w:val="ru-RU"/>
-              </w:rPr>
-              <w:t>Канзафарово</w:t>
-            </w:r>
-            <w:proofErr w:type="spellEnd"/>
-            <w:r>
-              <w:rPr>
-                <w:rFonts w:ascii="Arial" w:hAnsi="Arial" w:cs="Arial"/>
-                <w:sz w:val="16"/>
-                <w:szCs w:val="16"/>
-                <w:lang w:val="ru-RU"/>
-              </w:rPr>
-              <w:t>, башкирка, из крестьян, образование: неполное среднее, член ВКП(б)</w:t>
+              <w:t>1910 г.р., м.р.: Оренбургская губ., Челябинский уезд, д. Канзафарово, башкирка, из крестьян, образование: неполное среднее, член ВКП(б)</w:t>
             </w:r>
           </w:p>
           <w:p>
@@ -5256,47 +4209,7 @@
                 <w:szCs w:val="16"/>
                 <w:lang w:val="ru-RU"/>
               </w:rPr>
-              <w:t>бывший секретарь ЦК ВЛКСМ, редактор в секторе национальной литературы "</w:t>
-            </w:r>
-            <w:proofErr w:type="spellStart"/>
-            <w:r>
-              <w:rPr>
-                <w:rFonts w:ascii="Arial" w:hAnsi="Arial" w:cs="Arial"/>
-                <w:sz w:val="16"/>
-                <w:szCs w:val="16"/>
-                <w:lang w:val="ru-RU"/>
-              </w:rPr>
-              <w:t>Детиздата</w:t>
-            </w:r>
-            <w:proofErr w:type="spellEnd"/>
-            <w:r>
-              <w:rPr>
-                <w:rFonts w:ascii="Arial" w:hAnsi="Arial" w:cs="Arial"/>
-                <w:sz w:val="16"/>
-                <w:szCs w:val="16"/>
-                <w:lang w:val="ru-RU"/>
-              </w:rPr>
-              <w:t xml:space="preserve">", депутат Верховного Совета СССР. </w:t>
-            </w:r>
-            <w:proofErr w:type="spellStart"/>
-            <w:r>
-              <w:rPr>
-                <w:rFonts w:ascii="Arial" w:hAnsi="Arial" w:cs="Arial"/>
-                <w:sz w:val="16"/>
-                <w:szCs w:val="16"/>
-                <w:lang w:val="ru-RU"/>
-              </w:rPr>
-              <w:t>прож</w:t>
-            </w:r>
-            <w:proofErr w:type="spellEnd"/>
-            <w:r>
-              <w:rPr>
-                <w:rFonts w:ascii="Arial" w:hAnsi="Arial" w:cs="Arial"/>
-                <w:sz w:val="16"/>
-                <w:szCs w:val="16"/>
-                <w:lang w:val="ru-RU"/>
-              </w:rPr>
-              <w:t>.: г. Москва, Староконюшенный пер., д.19, кв.55. арестована 29.11.1938. Обвинение: в участии в к.-р. буржуазно-националистической организации</w:t>
+              <w:t>бывший секретарь ЦК ВЛКСМ, редактор в секторе национальной литературы "Детиздата", депутат Верховного Совета СССР. прож.: г. Москва, Староконюшенный пер., д.19, кв.55. арестована 29.11.1938. Обвинение: в участии в к.-р. буржуазно-националистической организации</w:t>
             </w:r>
           </w:p>
           <w:p>
@@ -5455,7 +4368,6 @@
               <w:bottom w:val="double" w:sz="1" w:space="0" w:color="808080"/>
               <w:right w:val="double" w:sz="2" w:space="0" w:color="808080"/>
             </w:tcBorders>
-            <w:shd w:val="clear" w:color="auto" w:fill="auto"/>
             <w:vAlign w:val="center"/>
           </w:tcPr>
           <w:p>
@@ -5537,27 +4449,7 @@
                 <w:szCs w:val="16"/>
                 <w:lang w:val="ru-RU"/>
               </w:rPr>
-              <w:t xml:space="preserve">1912 г.р., </w:t>
-            </w:r>
-            <w:proofErr w:type="spellStart"/>
-            <w:r>
-              <w:rPr>
-                <w:rFonts w:ascii="Arial" w:hAnsi="Arial" w:cs="Arial"/>
-                <w:sz w:val="16"/>
-                <w:szCs w:val="16"/>
-                <w:lang w:val="ru-RU"/>
-              </w:rPr>
-              <w:t>м.р</w:t>
-            </w:r>
-            <w:proofErr w:type="spellEnd"/>
-            <w:r>
-              <w:rPr>
-                <w:rFonts w:ascii="Arial" w:hAnsi="Arial" w:cs="Arial"/>
-                <w:sz w:val="16"/>
-                <w:szCs w:val="16"/>
-                <w:lang w:val="ru-RU"/>
-              </w:rPr>
-              <w:t>.: Марийская АССР, г. Йошкар-Ола, марийка, артистка театра, арестована 29.10.1938. Приговор: ВМН. Расстреляна</w:t>
+              <w:t>1912 г.р., м.р.: Марийская АССР, г. Йошкар-Ола, марийка, артистка театра, арестована 29.10.1938. Приговор: ВМН. Расстреляна</w:t>
             </w:r>
           </w:p>
           <w:p>
@@ -5616,7 +4508,6 @@
               <w:bottom w:val="double" w:sz="1" w:space="0" w:color="808080"/>
               <w:right w:val="double" w:sz="2" w:space="0" w:color="808080"/>
             </w:tcBorders>
-            <w:shd w:val="clear" w:color="auto" w:fill="auto"/>
             <w:vAlign w:val="center"/>
           </w:tcPr>
           <w:p>
@@ -5630,7 +4521,6 @@
               </w:rPr>
             </w:pPr>
             <w:hyperlink r:id="rId37" w:history="1">
-              <w:proofErr w:type="spellStart"/>
               <w:r>
                 <w:rPr>
                   <w:rStyle w:val="Hyperlink"/>
@@ -5644,23 +4534,7 @@
                   <w:shd w:val="clear" w:color="auto" w:fill="FFFFFF"/>
                   <w:lang w:val="ru-RU"/>
                 </w:rPr>
-                <w:t>Шуракова</w:t>
-              </w:r>
-              <w:proofErr w:type="spellEnd"/>
-              <w:r>
-                <w:rPr>
-                  <w:rStyle w:val="Hyperlink"/>
-                  <w:rFonts w:ascii="Arial" w:hAnsi="Arial" w:cs="Arial"/>
-                  <w:b/>
-                  <w:bCs/>
-                  <w:color w:val="auto"/>
-                  <w:sz w:val="16"/>
-                  <w:szCs w:val="16"/>
-                  <w:bdr w:val="none" w:sz="0" w:space="0" w:color="auto" w:frame="1"/>
-                  <w:shd w:val="clear" w:color="auto" w:fill="FFFFFF"/>
-                  <w:lang w:val="ru-RU"/>
-                </w:rPr>
-                <w:t xml:space="preserve"> Мария Николаевна</w:t>
+                <w:t>Шуракова Мария Николаевна</w:t>
               </w:r>
             </w:hyperlink>
             <w:r>
@@ -5715,87 +4589,7 @@
                 <w:szCs w:val="16"/>
                 <w:lang w:val="ru-RU"/>
               </w:rPr>
-              <w:t xml:space="preserve">1902 г.р., </w:t>
-            </w:r>
-            <w:proofErr w:type="spellStart"/>
-            <w:r>
-              <w:rPr>
-                <w:rFonts w:ascii="Arial" w:hAnsi="Arial" w:cs="Arial"/>
-                <w:sz w:val="16"/>
-                <w:szCs w:val="16"/>
-                <w:lang w:val="ru-RU"/>
-              </w:rPr>
-              <w:t>м.р</w:t>
-            </w:r>
-            <w:proofErr w:type="spellEnd"/>
-            <w:r>
-              <w:rPr>
-                <w:rFonts w:ascii="Arial" w:hAnsi="Arial" w:cs="Arial"/>
-                <w:sz w:val="16"/>
-                <w:szCs w:val="16"/>
-                <w:lang w:val="ru-RU"/>
-              </w:rPr>
-              <w:t xml:space="preserve">.: Удмуртская АССР, Малопургинский р-н, д. Верх. </w:t>
-            </w:r>
-            <w:proofErr w:type="spellStart"/>
-            <w:r>
-              <w:rPr>
-                <w:rFonts w:ascii="Arial" w:hAnsi="Arial" w:cs="Arial"/>
-                <w:sz w:val="16"/>
-                <w:szCs w:val="16"/>
-                <w:lang w:val="ru-RU"/>
-              </w:rPr>
-              <w:t>Кечево</w:t>
-            </w:r>
-            <w:proofErr w:type="spellEnd"/>
-            <w:r>
-              <w:rPr>
-                <w:rFonts w:ascii="Arial" w:hAnsi="Arial" w:cs="Arial"/>
-                <w:sz w:val="16"/>
-                <w:szCs w:val="16"/>
-                <w:lang w:val="ru-RU"/>
-              </w:rPr>
-              <w:t>, удмуртка</w:t>
-            </w:r>
-            <w:proofErr w:type="gramStart"/>
-            <w:r>
-              <w:rPr>
-                <w:rFonts w:ascii="Arial" w:hAnsi="Arial" w:cs="Arial"/>
-                <w:sz w:val="16"/>
-                <w:szCs w:val="16"/>
-                <w:lang w:val="ru-RU"/>
-              </w:rPr>
-              <w:t>, Из</w:t>
-            </w:r>
-            <w:proofErr w:type="gramEnd"/>
-            <w:r>
-              <w:rPr>
-                <w:rFonts w:ascii="Arial" w:hAnsi="Arial" w:cs="Arial"/>
-                <w:sz w:val="16"/>
-                <w:szCs w:val="16"/>
-                <w:lang w:val="ru-RU"/>
-              </w:rPr>
-              <w:t xml:space="preserve"> крестьян., образование: малограмотная, </w:t>
-            </w:r>
-            <w:proofErr w:type="spellStart"/>
-            <w:r>
-              <w:rPr>
-                <w:rFonts w:ascii="Arial" w:hAnsi="Arial" w:cs="Arial"/>
-                <w:sz w:val="16"/>
-                <w:szCs w:val="16"/>
-                <w:lang w:val="ru-RU"/>
-              </w:rPr>
-              <w:t>прож</w:t>
-            </w:r>
-            <w:proofErr w:type="spellEnd"/>
-            <w:r>
-              <w:rPr>
-                <w:rFonts w:ascii="Arial" w:hAnsi="Arial" w:cs="Arial"/>
-                <w:sz w:val="16"/>
-                <w:szCs w:val="16"/>
-                <w:lang w:val="ru-RU"/>
-              </w:rPr>
-              <w:t>.: п. Пролетарский, арестована 23.06.1941. Приговор: 19.09.1941</w:t>
+              <w:t>1902 г.р., м.р.: Удмуртская АССР, Малопургинский р-н, д. Верх. Кечево, удмуртка, Из крестьян., образование: малограмотная, прож.: п. Пролетарский, арестована 23.06.1941. Приговор: 19.09.1941</w:t>
             </w:r>
             <w:r>
               <w:rPr>
@@ -5836,27 +4630,7 @@
                 <w:szCs w:val="16"/>
                 <w:lang w:val="ru-RU"/>
               </w:rPr>
-              <w:t xml:space="preserve">Источник: Книга памяти Республики </w:t>
-            </w:r>
-            <w:proofErr w:type="gramStart"/>
-            <w:r>
-              <w:rPr>
-                <w:rFonts w:ascii="Arial" w:hAnsi="Arial" w:cs="Arial"/>
-                <w:sz w:val="16"/>
-                <w:szCs w:val="16"/>
-                <w:lang w:val="ru-RU"/>
-              </w:rPr>
-              <w:t>Удмуртия ,</w:t>
-            </w:r>
-            <w:proofErr w:type="gramEnd"/>
-            <w:r>
-              <w:rPr>
-                <w:rFonts w:ascii="Arial" w:hAnsi="Arial" w:cs="Arial"/>
-                <w:sz w:val="16"/>
-                <w:szCs w:val="16"/>
-                <w:lang w:val="ru-RU"/>
-              </w:rPr>
-              <w:t xml:space="preserve"> т.1;</w:t>
+              <w:t>Источник: Книга памяти Республики Удмуртия , т.1;</w:t>
             </w:r>
             <w:r>
               <w:rPr>
@@ -5894,7 +4668,6 @@
               <w:bottom w:val="double" w:sz="1" w:space="0" w:color="808080"/>
               <w:right w:val="double" w:sz="2" w:space="0" w:color="808080"/>
             </w:tcBorders>
-            <w:shd w:val="clear" w:color="auto" w:fill="auto"/>
             <w:vAlign w:val="center"/>
           </w:tcPr>
           <w:p>
@@ -5921,25 +4694,8 @@
                   <w:shd w:val="clear" w:color="auto" w:fill="FFFFFF"/>
                   <w:lang w:val="ru-RU"/>
                 </w:rPr>
-                <w:t xml:space="preserve">Ягафарова Карима </w:t>
+                <w:t>Ягафарова Карима Рахимовна</w:t>
               </w:r>
-              <w:proofErr w:type="spellStart"/>
-              <w:r>
-                <w:rPr>
-                  <w:rStyle w:val="Hyperlink"/>
-                  <w:rFonts w:ascii="Arial" w:hAnsi="Arial" w:cs="Arial"/>
-                  <w:b/>
-                  <w:bCs/>
-                  <w:color w:val="auto"/>
-                  <w:sz w:val="16"/>
-                  <w:szCs w:val="16"/>
-                  <w:bdr w:val="none" w:sz="0" w:space="0" w:color="auto" w:frame="1"/>
-                  <w:shd w:val="clear" w:color="auto" w:fill="FFFFFF"/>
-                  <w:lang w:val="ru-RU"/>
-                </w:rPr>
-                <w:t>Рахимовна</w:t>
-              </w:r>
-              <w:proofErr w:type="spellEnd"/>
             </w:hyperlink>
             <w:r>
               <w:rPr>
@@ -5993,67 +4749,7 @@
                 <w:szCs w:val="16"/>
                 <w:lang w:val="ru-RU"/>
               </w:rPr>
-              <w:t xml:space="preserve">1900 г.р., </w:t>
-            </w:r>
-            <w:proofErr w:type="spellStart"/>
-            <w:r>
-              <w:rPr>
-                <w:rFonts w:ascii="Arial" w:hAnsi="Arial" w:cs="Arial"/>
-                <w:sz w:val="16"/>
-                <w:szCs w:val="16"/>
-                <w:lang w:val="ru-RU"/>
-              </w:rPr>
-              <w:t>м.р</w:t>
-            </w:r>
-            <w:proofErr w:type="spellEnd"/>
-            <w:r>
-              <w:rPr>
-                <w:rFonts w:ascii="Arial" w:hAnsi="Arial" w:cs="Arial"/>
-                <w:sz w:val="16"/>
-                <w:szCs w:val="16"/>
-                <w:lang w:val="ru-RU"/>
-              </w:rPr>
-              <w:t xml:space="preserve">.: Пермская обл., Бардымский р-н, с. </w:t>
-            </w:r>
-            <w:proofErr w:type="spellStart"/>
-            <w:r>
-              <w:rPr>
-                <w:rFonts w:ascii="Arial" w:hAnsi="Arial" w:cs="Arial"/>
-                <w:sz w:val="16"/>
-                <w:szCs w:val="16"/>
-                <w:lang w:val="ru-RU"/>
-              </w:rPr>
-              <w:t>Сараши</w:t>
-            </w:r>
-            <w:proofErr w:type="spellEnd"/>
-            <w:r>
-              <w:rPr>
-                <w:rFonts w:ascii="Arial" w:hAnsi="Arial" w:cs="Arial"/>
-                <w:sz w:val="16"/>
-                <w:szCs w:val="16"/>
-                <w:lang w:val="ru-RU"/>
-              </w:rPr>
-              <w:t xml:space="preserve">, башкирка, образование: среднее специальное, зав. начальной школы д. </w:t>
-            </w:r>
-            <w:proofErr w:type="spellStart"/>
-            <w:r>
-              <w:rPr>
-                <w:rFonts w:ascii="Arial" w:hAnsi="Arial" w:cs="Arial"/>
-                <w:sz w:val="16"/>
-                <w:szCs w:val="16"/>
-                <w:lang w:val="ru-RU"/>
-              </w:rPr>
-              <w:t>Сараши</w:t>
-            </w:r>
-            <w:proofErr w:type="spellEnd"/>
-            <w:r>
-              <w:rPr>
-                <w:rFonts w:ascii="Arial" w:hAnsi="Arial" w:cs="Arial"/>
-                <w:sz w:val="16"/>
-                <w:szCs w:val="16"/>
-                <w:lang w:val="ru-RU"/>
-              </w:rPr>
-              <w:t xml:space="preserve">, </w:t>
+              <w:t xml:space="preserve">1900 г.р., м.р.: Пермская обл., Бардымский р-н, с. Сараши, башкирка, образование: среднее специальное, зав. начальной школы д. Сараши, </w:t>
             </w:r>
           </w:p>
           <w:p>
@@ -6069,45 +4765,14 @@
                 <w:lang w:val="ru-RU"/>
               </w:rPr>
             </w:pPr>
-            <w:proofErr w:type="spellStart"/>
-            <w:r>
-              <w:rPr>
-                <w:rFonts w:ascii="Arial" w:hAnsi="Arial" w:cs="Arial"/>
-                <w:sz w:val="16"/>
-                <w:szCs w:val="16"/>
-                <w:lang w:val="ru-RU"/>
-              </w:rPr>
-              <w:t>прож</w:t>
-            </w:r>
-            <w:proofErr w:type="spellEnd"/>
-            <w:r>
-              <w:rPr>
-                <w:rFonts w:ascii="Arial" w:hAnsi="Arial" w:cs="Arial"/>
-                <w:sz w:val="16"/>
-                <w:szCs w:val="16"/>
-                <w:lang w:val="ru-RU"/>
-              </w:rPr>
-              <w:t xml:space="preserve">.: Пермская обл., Бардымский р-н, с. </w:t>
-            </w:r>
-            <w:proofErr w:type="spellStart"/>
-            <w:r>
-              <w:rPr>
-                <w:rFonts w:ascii="Arial" w:hAnsi="Arial" w:cs="Arial"/>
-                <w:sz w:val="16"/>
-                <w:szCs w:val="16"/>
-                <w:lang w:val="ru-RU"/>
-              </w:rPr>
-              <w:t>Сараши</w:t>
-            </w:r>
-            <w:proofErr w:type="spellEnd"/>
-            <w:r>
-              <w:rPr>
-                <w:rFonts w:ascii="Arial" w:hAnsi="Arial" w:cs="Arial"/>
-                <w:sz w:val="16"/>
-                <w:szCs w:val="16"/>
-                <w:lang w:val="ru-RU"/>
-              </w:rPr>
-              <w:t>, арестована 15.10.1937. Обвинение: КРА, КРД. Приговор: 04.11.1937</w:t>
+            <w:r>
+              <w:rPr>
+                <w:rFonts w:ascii="Arial" w:hAnsi="Arial" w:cs="Arial"/>
+                <w:sz w:val="16"/>
+                <w:szCs w:val="16"/>
+                <w:lang w:val="ru-RU"/>
+              </w:rPr>
+              <w:t>прож.: Пермская обл., Бардымский р-н, с. Сараши, арестована 15.10.1937. Обвинение: КРА, КРД. Приговор: 04.11.1937</w:t>
             </w:r>
             <w:r>
               <w:rPr>
@@ -6125,47 +4790,7 @@
                 <w:szCs w:val="16"/>
                 <w:lang w:val="ru-RU"/>
               </w:rPr>
-              <w:t xml:space="preserve">ВМН, конфискация имущества. Расстреляна 05.11.1937. Реабилитация: Президиум Пермского областного суда. </w:t>
-            </w:r>
-            <w:proofErr w:type="spellStart"/>
-            <w:r>
-              <w:rPr>
-                <w:rFonts w:ascii="Arial" w:hAnsi="Arial" w:cs="Arial"/>
-                <w:sz w:val="16"/>
-                <w:szCs w:val="16"/>
-                <w:lang w:val="ru-RU"/>
-              </w:rPr>
-              <w:t>Арх.дело</w:t>
-            </w:r>
-            <w:proofErr w:type="spellEnd"/>
-            <w:r>
-              <w:rPr>
-                <w:rFonts w:ascii="Arial" w:hAnsi="Arial" w:cs="Arial"/>
-                <w:sz w:val="16"/>
-                <w:szCs w:val="16"/>
-                <w:lang w:val="ru-RU"/>
-              </w:rPr>
-              <w:t xml:space="preserve">: </w:t>
-            </w:r>
-            <w:proofErr w:type="spellStart"/>
-            <w:r>
-              <w:rPr>
-                <w:rFonts w:ascii="Arial" w:hAnsi="Arial" w:cs="Arial"/>
-                <w:sz w:val="16"/>
-                <w:szCs w:val="16"/>
-                <w:lang w:val="ru-RU"/>
-              </w:rPr>
-              <w:t>ПермГАСПИ</w:t>
-            </w:r>
-            <w:proofErr w:type="spellEnd"/>
-            <w:r>
-              <w:rPr>
-                <w:rFonts w:ascii="Arial" w:hAnsi="Arial" w:cs="Arial"/>
-                <w:sz w:val="16"/>
-                <w:szCs w:val="16"/>
-                <w:lang w:val="ru-RU"/>
-              </w:rPr>
-              <w:t>. Ф.641/1. Оп.1. Д.13387.</w:t>
+              <w:t>ВМН, конфискация имущества. Расстреляна 05.11.1937. Реабилитация: Президиум Пермского областного суда. Арх.дело: ПермГАСПИ. Ф.641/1. Оп.1. Д.13387.</w:t>
             </w:r>
           </w:p>
           <w:p>
